--- a/7-技术管理/流程制度规范类文件/070101-运维服务技术研发管理制度.docx
+++ b/7-技术管理/流程制度规范类文件/070101-运维服务技术研发管理制度.docx
@@ -1,10 +1,11 @@
 
 <file path=word/document.xml><?xml version="1.0" encoding="utf-8"?>
-<w:document xmlns:wpc="http://schemas.microsoft.com/office/word/2010/wordprocessingCanvas" xmlns:mc="http://schemas.openxmlformats.org/markup-compatibility/2006" xmlns:o="urn:schemas-microsoft-com:office:office" xmlns:r="http://schemas.openxmlformats.org/officeDocument/2006/relationships" xmlns:m="http://schemas.openxmlformats.org/officeDocument/2006/math" xmlns:v="urn:schemas-microsoft-com:vml" xmlns:wp14="http://schemas.microsoft.com/office/word/2010/wordprocessingDrawing" xmlns:wp="http://schemas.openxmlformats.org/drawingml/2006/wordprocessingDrawing" xmlns:w="http://schemas.openxmlformats.org/wordprocessingml/2006/main" xmlns:w14="http://schemas.microsoft.com/office/word/2010/wordml" xmlns:w10="urn:schemas-microsoft-com:office:word" xmlns:w15="http://schemas.microsoft.com/office/word/2012/wordml" xmlns:wpg="http://schemas.microsoft.com/office/word/2010/wordprocessingGroup" xmlns:wpi="http://schemas.microsoft.com/office/word/2010/wordprocessingInk" xmlns:wne="http://schemas.microsoft.com/office/word/2006/wordml" xmlns:wps="http://schemas.microsoft.com/office/word/2010/wordprocessingShape" xmlns:wpsCustomData="http://www.wps.cn/officeDocument/2013/wpsCustomData" mc:Ignorable="w14 w15 wp14">
+<w:document xmlns:wpc="http://schemas.microsoft.com/office/word/2010/wordprocessingCanvas" xmlns:mc="http://schemas.openxmlformats.org/markup-compatibility/2006" xmlns:o="urn:schemas-microsoft-com:office:office" xmlns:r="http://schemas.openxmlformats.org/officeDocument/2006/relationships" xmlns:m="http://schemas.openxmlformats.org/officeDocument/2006/math" xmlns:v="urn:schemas-microsoft-com:vml" xmlns:wp14="http://schemas.microsoft.com/office/word/2010/wordprocessingDrawing" xmlns:wp="http://schemas.openxmlformats.org/drawingml/2006/wordprocessingDrawing" xmlns:w10="urn:schemas-microsoft-com:office:word" xmlns:w="http://schemas.openxmlformats.org/wordprocessingml/2006/main" xmlns:w14="http://schemas.microsoft.com/office/word/2010/wordml" xmlns:w15="http://schemas.microsoft.com/office/word/2012/wordml" xmlns:wne="http://schemas.microsoft.com/office/word/2006/wordml" xmlns:wpg="http://schemas.microsoft.com/office/word/2010/wordprocessingGroup" xmlns:wpi="http://schemas.microsoft.com/office/word/2010/wordprocessingInk" xmlns:wps="http://schemas.microsoft.com/office/word/2010/wordprocessingShape" mc:Ignorable="w14 w15 wp14">
+  <!-- Generated by Aspose.Words for .NET 13.3.0.1 -->
   <w:body>
     <w:p>
       <w:pPr>
-        <w:pStyle w:val="31"/>
+        <w:pStyle w:val="a1"/>
         <w:keepNext w:val="0"/>
         <w:keepLines w:val="0"/>
         <w:pageBreakBefore w:val="0"/>
@@ -24,7 +25,7 @@
     </w:p>
     <w:p>
       <w:pPr>
-        <w:pStyle w:val="31"/>
+        <w:pStyle w:val="a1"/>
         <w:keepNext w:val="0"/>
         <w:keepLines w:val="0"/>
         <w:pageBreakBefore w:val="0"/>
@@ -47,7 +48,7 @@
     </w:p>
     <w:p>
       <w:pPr>
-        <w:pStyle w:val="32"/>
+        <w:pStyle w:val="a2"/>
         <w:keepNext w:val="0"/>
         <w:keepLines w:val="0"/>
         <w:pageBreakBefore w:val="0"/>
@@ -65,7 +66,7 @@
       </w:pPr>
       <w:bookmarkStart w:id="1" w:name="_Toc26721"/>
       <w:r>
-        <w:t>甘肃国邦信息科技有限公司</w:t>
+        <w:t>中达丰集团有限公司</w:t>
       </w:r>
       <w:bookmarkEnd w:id="1"/>
     </w:p>
@@ -89,7 +90,7 @@
     </w:p>
     <w:p>
       <w:pPr>
-        <w:pStyle w:val="32"/>
+        <w:pStyle w:val="a2"/>
         <w:keepNext w:val="0"/>
         <w:keepLines w:val="0"/>
         <w:pageBreakBefore w:val="0"/>
@@ -105,7 +106,7 @@
         <w:snapToGrid w:val="0"/>
         <w:textAlignment w:val="baseline"/>
         <w:rPr>
-          <w:rFonts w:hint="eastAsia" w:ascii="宋体" w:hAnsi="宋体" w:eastAsia="宋体" w:cs="宋体"/>
+          <w:rFonts w:ascii="宋体" w:eastAsia="宋体" w:hAnsi="宋体" w:cs="宋体" w:hint="eastAsia"/>
           <w:b w:val="0"/>
           <w:bCs w:val="0"/>
           <w:sz w:val="36"/>
@@ -115,20 +116,20 @@
         <w:sectPr>
           <w:pgSz w:w="11906" w:h="16839"/>
           <w:pgMar w:top="1431" w:right="1785" w:bottom="0" w:left="1785" w:header="0" w:footer="0" w:gutter="0"/>
-          <w:cols w:space="720" w:num="1"/>
+          <w:cols w:num="1" w:space="720"/>
         </w:sectPr>
       </w:pPr>
       <w:bookmarkStart w:id="2" w:name="_Toc28374"/>
       <w:r>
         <w:rPr>
-          <w:rFonts w:hint="eastAsia" w:ascii="宋体" w:hAnsi="宋体" w:eastAsia="宋体" w:cs="宋体"/>
+          <w:rFonts w:ascii="宋体" w:eastAsia="宋体" w:hAnsi="宋体" w:cs="宋体" w:hint="eastAsia"/>
           <w:b w:val="0"/>
           <w:bCs w:val="0"/>
           <w:sz w:val="36"/>
           <w:szCs w:val="36"/>
           <w:lang w:val="en-US" w:eastAsia="zh-CN"/>
         </w:rPr>
-        <w:t>2025年1月4日</w:t>
+        <w:t>2025年7月4日</w:t>
       </w:r>
       <w:bookmarkEnd w:id="2"/>
     </w:p>
@@ -152,7 +153,7 @@
         <w:textAlignment w:val="baseline"/>
         <w:outlineLvl w:val="0"/>
         <w:rPr>
-          <w:rFonts w:ascii="宋体" w:hAnsi="宋体" w:eastAsia="宋体" w:cs="宋体"/>
+          <w:rFonts w:ascii="宋体" w:eastAsia="宋体" w:hAnsi="宋体" w:cs="宋体"/>
           <w:sz w:val="28"/>
           <w:szCs w:val="28"/>
         </w:rPr>
@@ -160,7 +161,7 @@
       <w:bookmarkStart w:id="3" w:name="_Toc24282"/>
       <w:r>
         <w:rPr>
-          <w:rFonts w:ascii="宋体" w:hAnsi="宋体" w:eastAsia="宋体" w:cs="宋体"/>
+          <w:rFonts w:ascii="宋体" w:eastAsia="宋体" w:hAnsi="宋体" w:cs="宋体"/>
           <w:spacing w:val="-3"/>
           <w:sz w:val="28"/>
           <w:szCs w:val="28"/>
@@ -190,16 +191,16 @@
     </w:p>
     <w:tbl>
       <w:tblPr>
-        <w:tblStyle w:val="24"/>
+        <w:tblStyle w:val="TableNormal0"/>
         <w:tblW w:w="9071" w:type="dxa"/>
         <w:tblInd w:w="28" w:type="dxa"/>
         <w:tblBorders>
-          <w:top w:val="single" w:color="000000" w:sz="4" w:space="0"/>
-          <w:left w:val="single" w:color="000000" w:sz="4" w:space="0"/>
-          <w:bottom w:val="single" w:color="000000" w:sz="4" w:space="0"/>
-          <w:right w:val="single" w:color="000000" w:sz="4" w:space="0"/>
-          <w:insideH w:val="single" w:color="000000" w:sz="4" w:space="0"/>
-          <w:insideV w:val="single" w:color="000000" w:sz="4" w:space="0"/>
+          <w:top w:val="single" w:sz="4" w:space="0" w:color="000000"/>
+          <w:left w:val="single" w:sz="4" w:space="0" w:color="000000"/>
+          <w:bottom w:val="single" w:sz="4" w:space="0" w:color="000000"/>
+          <w:right w:val="single" w:sz="4" w:space="0" w:color="000000"/>
+          <w:insideH w:val="single" w:sz="4" w:space="0" w:color="000000"/>
+          <w:insideV w:val="single" w:sz="4" w:space="0" w:color="000000"/>
         </w:tblBorders>
         <w:tblLayout w:type="fixed"/>
         <w:tblCellMar>
@@ -218,14 +219,17 @@
       </w:tblGrid>
       <w:tr>
         <w:tblPrEx>
+          <w:tblW w:w="9071" w:type="dxa"/>
+          <w:tblInd w:w="28" w:type="dxa"/>
           <w:tblBorders>
-            <w:top w:val="single" w:color="000000" w:sz="4" w:space="0"/>
-            <w:left w:val="single" w:color="000000" w:sz="4" w:space="0"/>
-            <w:bottom w:val="single" w:color="000000" w:sz="4" w:space="0"/>
-            <w:right w:val="single" w:color="000000" w:sz="4" w:space="0"/>
-            <w:insideH w:val="single" w:color="000000" w:sz="4" w:space="0"/>
-            <w:insideV w:val="single" w:color="000000" w:sz="4" w:space="0"/>
+            <w:top w:val="single" w:sz="4" w:space="0" w:color="000000"/>
+            <w:left w:val="single" w:sz="4" w:space="0" w:color="000000"/>
+            <w:bottom w:val="single" w:sz="4" w:space="0" w:color="000000"/>
+            <w:right w:val="single" w:sz="4" w:space="0" w:color="000000"/>
+            <w:insideH w:val="single" w:sz="4" w:space="0" w:color="000000"/>
+            <w:insideV w:val="single" w:sz="4" w:space="0" w:color="000000"/>
           </w:tblBorders>
+          <w:tblLayout w:type="fixed"/>
           <w:tblCellMar>
             <w:top w:w="0" w:type="dxa"/>
             <w:left w:w="0" w:type="dxa"/>
@@ -234,7 +238,7 @@
           </w:tblCellMar>
         </w:tblPrEx>
         <w:trPr>
-          <w:trHeight w:val="611" w:hRule="atLeast"/>
+          <w:trHeight w:val="611"/>
         </w:trPr>
         <w:tc>
           <w:tcPr>
@@ -259,14 +263,14 @@
               <w:ind w:left="296"/>
               <w:textAlignment w:val="baseline"/>
               <w:rPr>
-                <w:rFonts w:ascii="宋体" w:hAnsi="宋体" w:eastAsia="宋体" w:cs="宋体"/>
+                <w:rFonts w:ascii="宋体" w:eastAsia="宋体" w:hAnsi="宋体" w:cs="宋体"/>
                 <w:sz w:val="21"/>
                 <w:szCs w:val="21"/>
               </w:rPr>
             </w:pPr>
             <w:r>
               <w:rPr>
-                <w:rFonts w:ascii="宋体" w:hAnsi="宋体" w:eastAsia="宋体" w:cs="宋体"/>
+                <w:rFonts w:ascii="宋体" w:eastAsia="宋体" w:hAnsi="宋体" w:cs="宋体"/>
                 <w:spacing w:val="-2"/>
                 <w:sz w:val="21"/>
                 <w:szCs w:val="21"/>
@@ -299,22 +303,22 @@
               <w:ind w:left="108"/>
               <w:textAlignment w:val="baseline"/>
               <w:rPr>
-                <w:rFonts w:ascii="宋体" w:hAnsi="宋体" w:eastAsia="宋体" w:cs="宋体"/>
+                <w:rFonts w:ascii="宋体" w:eastAsia="宋体" w:hAnsi="宋体" w:cs="宋体"/>
                 <w:sz w:val="21"/>
                 <w:szCs w:val="21"/>
               </w:rPr>
             </w:pPr>
             <w:r>
               <w:rPr>
-                <w:rFonts w:ascii="宋体" w:hAnsi="宋体" w:eastAsia="宋体" w:cs="宋体"/>
+                <w:rFonts w:ascii="宋体" w:eastAsia="宋体" w:hAnsi="宋体" w:cs="宋体"/>
                 <w:sz w:val="21"/>
                 <w:szCs w:val="21"/>
               </w:rPr>
-              <w:t>运维服务技术研发管理制度（GSGB-IT</w:t>
-            </w:r>
-            <w:r>
-              <w:rPr>
-                <w:rFonts w:ascii="宋体" w:hAnsi="宋体" w:eastAsia="宋体" w:cs="宋体"/>
+              <w:t>运维服务技术研发管理制度（ZDFJT-IT</w:t>
+            </w:r>
+            <w:r>
+              <w:rPr>
+                <w:rFonts w:ascii="宋体" w:eastAsia="宋体" w:hAnsi="宋体" w:cs="宋体"/>
                 <w:spacing w:val="-1"/>
                 <w:sz w:val="21"/>
                 <w:szCs w:val="21"/>
@@ -326,14 +330,9 @@
       </w:tr>
       <w:tr>
         <w:tblPrEx>
-          <w:tblBorders>
-            <w:top w:val="single" w:color="000000" w:sz="4" w:space="0"/>
-            <w:left w:val="single" w:color="000000" w:sz="4" w:space="0"/>
-            <w:bottom w:val="single" w:color="000000" w:sz="4" w:space="0"/>
-            <w:right w:val="single" w:color="000000" w:sz="4" w:space="0"/>
-            <w:insideH w:val="single" w:color="000000" w:sz="4" w:space="0"/>
-            <w:insideV w:val="single" w:color="000000" w:sz="4" w:space="0"/>
-          </w:tblBorders>
+          <w:tblW w:w="9071" w:type="dxa"/>
+          <w:tblInd w:w="28" w:type="dxa"/>
+          <w:tblLayout w:type="fixed"/>
           <w:tblCellMar>
             <w:top w:w="0" w:type="dxa"/>
             <w:left w:w="0" w:type="dxa"/>
@@ -342,7 +341,7 @@
           </w:tblCellMar>
         </w:tblPrEx>
         <w:trPr>
-          <w:trHeight w:val="606" w:hRule="atLeast"/>
+          <w:trHeight w:val="606"/>
         </w:trPr>
         <w:tc>
           <w:tcPr>
@@ -367,14 +366,14 @@
               <w:ind w:left="506"/>
               <w:textAlignment w:val="baseline"/>
               <w:rPr>
-                <w:rFonts w:ascii="宋体" w:hAnsi="宋体" w:eastAsia="宋体" w:cs="宋体"/>
+                <w:rFonts w:ascii="宋体" w:eastAsia="宋体" w:hAnsi="宋体" w:cs="宋体"/>
                 <w:sz w:val="21"/>
                 <w:szCs w:val="21"/>
               </w:rPr>
             </w:pPr>
             <w:r>
               <w:rPr>
-                <w:rFonts w:ascii="宋体" w:hAnsi="宋体" w:eastAsia="宋体" w:cs="宋体"/>
+                <w:rFonts w:ascii="宋体" w:eastAsia="宋体" w:hAnsi="宋体" w:cs="宋体"/>
                 <w:spacing w:val="-2"/>
                 <w:sz w:val="21"/>
                 <w:szCs w:val="21"/>
@@ -407,33 +406,28 @@
               <w:ind w:left="108"/>
               <w:textAlignment w:val="baseline"/>
               <w:rPr>
-                <w:rFonts w:ascii="宋体" w:hAnsi="宋体" w:eastAsia="宋体" w:cs="宋体"/>
+                <w:rFonts w:ascii="宋体" w:eastAsia="宋体" w:hAnsi="宋体" w:cs="宋体"/>
                 <w:sz w:val="21"/>
                 <w:szCs w:val="21"/>
               </w:rPr>
             </w:pPr>
             <w:r>
               <w:rPr>
-                <w:rFonts w:ascii="宋体" w:hAnsi="宋体" w:eastAsia="宋体" w:cs="宋体"/>
+                <w:rFonts w:ascii="宋体" w:eastAsia="宋体" w:hAnsi="宋体" w:cs="宋体"/>
                 <w:spacing w:val="-1"/>
                 <w:sz w:val="21"/>
                 <w:szCs w:val="21"/>
               </w:rPr>
-              <w:t>甘肃国邦信息科技有限公司</w:t>
+              <w:t>中达丰集团有限公司</w:t>
             </w:r>
           </w:p>
         </w:tc>
       </w:tr>
       <w:tr>
         <w:tblPrEx>
-          <w:tblBorders>
-            <w:top w:val="single" w:color="000000" w:sz="4" w:space="0"/>
-            <w:left w:val="single" w:color="000000" w:sz="4" w:space="0"/>
-            <w:bottom w:val="single" w:color="000000" w:sz="4" w:space="0"/>
-            <w:right w:val="single" w:color="000000" w:sz="4" w:space="0"/>
-            <w:insideH w:val="single" w:color="000000" w:sz="4" w:space="0"/>
-            <w:insideV w:val="single" w:color="000000" w:sz="4" w:space="0"/>
-          </w:tblBorders>
+          <w:tblW w:w="9071" w:type="dxa"/>
+          <w:tblInd w:w="28" w:type="dxa"/>
+          <w:tblLayout w:type="fixed"/>
           <w:tblCellMar>
             <w:top w:w="0" w:type="dxa"/>
             <w:left w:w="0" w:type="dxa"/>
@@ -442,7 +436,7 @@
           </w:tblCellMar>
         </w:tblPrEx>
         <w:trPr>
-          <w:trHeight w:val="607" w:hRule="atLeast"/>
+          <w:trHeight w:val="607"/>
         </w:trPr>
         <w:tc>
           <w:tcPr>
@@ -467,14 +461,14 @@
               <w:ind w:left="506"/>
               <w:textAlignment w:val="baseline"/>
               <w:rPr>
-                <w:rFonts w:ascii="宋体" w:hAnsi="宋体" w:eastAsia="宋体" w:cs="宋体"/>
+                <w:rFonts w:ascii="宋体" w:eastAsia="宋体" w:hAnsi="宋体" w:cs="宋体"/>
                 <w:sz w:val="21"/>
                 <w:szCs w:val="21"/>
               </w:rPr>
             </w:pPr>
             <w:r>
               <w:rPr>
-                <w:rFonts w:ascii="宋体" w:hAnsi="宋体" w:eastAsia="宋体" w:cs="宋体"/>
+                <w:rFonts w:ascii="宋体" w:eastAsia="宋体" w:hAnsi="宋体" w:cs="宋体"/>
                 <w:spacing w:val="-2"/>
                 <w:sz w:val="21"/>
                 <w:szCs w:val="21"/>
@@ -506,14 +500,14 @@
               <w:ind w:left="288"/>
               <w:textAlignment w:val="baseline"/>
               <w:rPr>
-                <w:rFonts w:ascii="宋体" w:hAnsi="宋体" w:eastAsia="宋体" w:cs="宋体"/>
+                <w:rFonts w:ascii="宋体" w:eastAsia="宋体" w:hAnsi="宋体" w:cs="宋体"/>
                 <w:sz w:val="21"/>
                 <w:szCs w:val="21"/>
               </w:rPr>
             </w:pPr>
             <w:r>
               <w:rPr>
-                <w:rFonts w:ascii="宋体" w:hAnsi="宋体" w:eastAsia="宋体" w:cs="宋体"/>
+                <w:rFonts w:ascii="宋体" w:eastAsia="宋体" w:hAnsi="宋体" w:cs="宋体"/>
                 <w:spacing w:val="-2"/>
                 <w:sz w:val="21"/>
                 <w:szCs w:val="21"/>
@@ -545,14 +539,14 @@
               <w:ind w:left="735"/>
               <w:textAlignment w:val="baseline"/>
               <w:rPr>
-                <w:rFonts w:ascii="宋体" w:hAnsi="宋体" w:eastAsia="宋体" w:cs="宋体"/>
+                <w:rFonts w:ascii="宋体" w:eastAsia="宋体" w:hAnsi="宋体" w:cs="宋体"/>
                 <w:sz w:val="21"/>
                 <w:szCs w:val="21"/>
               </w:rPr>
             </w:pPr>
             <w:r>
               <w:rPr>
-                <w:rFonts w:ascii="宋体" w:hAnsi="宋体" w:eastAsia="宋体" w:cs="宋体"/>
+                <w:rFonts w:ascii="宋体" w:eastAsia="宋体" w:hAnsi="宋体" w:cs="宋体"/>
                 <w:spacing w:val="-2"/>
                 <w:sz w:val="21"/>
                 <w:szCs w:val="21"/>
@@ -584,14 +578,14 @@
               <w:ind w:left="575"/>
               <w:textAlignment w:val="baseline"/>
               <w:rPr>
-                <w:rFonts w:ascii="宋体" w:hAnsi="宋体" w:eastAsia="宋体" w:cs="宋体"/>
+                <w:rFonts w:ascii="宋体" w:eastAsia="宋体" w:hAnsi="宋体" w:cs="宋体"/>
                 <w:sz w:val="21"/>
                 <w:szCs w:val="21"/>
               </w:rPr>
             </w:pPr>
             <w:r>
               <w:rPr>
-                <w:rFonts w:ascii="宋体" w:hAnsi="宋体" w:eastAsia="宋体" w:cs="宋体"/>
+                <w:rFonts w:ascii="宋体" w:eastAsia="宋体" w:hAnsi="宋体" w:cs="宋体"/>
                 <w:spacing w:val="-3"/>
                 <w:sz w:val="21"/>
                 <w:szCs w:val="21"/>
@@ -623,14 +617,14 @@
               <w:ind w:left="782"/>
               <w:textAlignment w:val="baseline"/>
               <w:rPr>
-                <w:rFonts w:ascii="宋体" w:hAnsi="宋体" w:eastAsia="宋体" w:cs="宋体"/>
+                <w:rFonts w:ascii="宋体" w:eastAsia="宋体" w:hAnsi="宋体" w:cs="宋体"/>
                 <w:sz w:val="21"/>
                 <w:szCs w:val="21"/>
               </w:rPr>
             </w:pPr>
             <w:r>
               <w:rPr>
-                <w:rFonts w:ascii="宋体" w:hAnsi="宋体" w:eastAsia="宋体" w:cs="宋体"/>
+                <w:rFonts w:ascii="宋体" w:eastAsia="宋体" w:hAnsi="宋体" w:cs="宋体"/>
                 <w:spacing w:val="-5"/>
                 <w:sz w:val="21"/>
                 <w:szCs w:val="21"/>
@@ -642,14 +636,9 @@
       </w:tr>
       <w:tr>
         <w:tblPrEx>
-          <w:tblBorders>
-            <w:top w:val="single" w:color="000000" w:sz="4" w:space="0"/>
-            <w:left w:val="single" w:color="000000" w:sz="4" w:space="0"/>
-            <w:bottom w:val="single" w:color="000000" w:sz="4" w:space="0"/>
-            <w:right w:val="single" w:color="000000" w:sz="4" w:space="0"/>
-            <w:insideH w:val="single" w:color="000000" w:sz="4" w:space="0"/>
-            <w:insideV w:val="single" w:color="000000" w:sz="4" w:space="0"/>
-          </w:tblBorders>
+          <w:tblW w:w="9071" w:type="dxa"/>
+          <w:tblInd w:w="28" w:type="dxa"/>
+          <w:tblLayout w:type="fixed"/>
           <w:tblCellMar>
             <w:top w:w="0" w:type="dxa"/>
             <w:left w:w="0" w:type="dxa"/>
@@ -658,7 +647,7 @@
           </w:tblCellMar>
         </w:tblPrEx>
         <w:trPr>
-          <w:trHeight w:val="474" w:hRule="atLeast"/>
+          <w:trHeight w:val="474"/>
         </w:trPr>
         <w:tc>
           <w:tcPr>
@@ -683,14 +672,14 @@
               <w:ind w:left="709"/>
               <w:textAlignment w:val="baseline"/>
               <w:rPr>
-                <w:rFonts w:ascii="宋体" w:hAnsi="宋体" w:eastAsia="宋体" w:cs="宋体"/>
+                <w:rFonts w:ascii="宋体" w:eastAsia="宋体" w:hAnsi="宋体" w:cs="宋体"/>
                 <w:sz w:val="21"/>
                 <w:szCs w:val="21"/>
               </w:rPr>
             </w:pPr>
             <w:r>
               <w:rPr>
-                <w:rFonts w:ascii="宋体" w:hAnsi="宋体" w:eastAsia="宋体" w:cs="宋体"/>
+                <w:rFonts w:ascii="宋体" w:eastAsia="宋体" w:hAnsi="宋体" w:cs="宋体"/>
                 <w:spacing w:val="-1"/>
                 <w:sz w:val="21"/>
                 <w:szCs w:val="21"/>
@@ -722,7 +711,7 @@
               <w:ind w:left="290"/>
               <w:textAlignment w:val="baseline"/>
               <w:rPr>
-                <w:rFonts w:hint="eastAsia" w:ascii="宋体" w:hAnsi="宋体" w:eastAsia="宋体" w:cs="宋体"/>
+                <w:rFonts w:ascii="宋体" w:eastAsia="宋体" w:hAnsi="宋体" w:cs="宋体" w:hint="eastAsia"/>
                 <w:sz w:val="21"/>
                 <w:szCs w:val="21"/>
                 <w:lang w:val="en-US" w:eastAsia="zh-CN"/>
@@ -730,56 +719,46 @@
             </w:pPr>
             <w:r>
               <w:rPr>
-                <w:rFonts w:ascii="宋体" w:hAnsi="宋体" w:eastAsia="宋体" w:cs="宋体"/>
+                <w:rFonts w:ascii="宋体" w:eastAsia="宋体" w:hAnsi="宋体" w:cs="宋体"/>
                 <w:spacing w:val="-2"/>
                 <w:sz w:val="21"/>
                 <w:szCs w:val="21"/>
               </w:rPr>
-              <w:t>2025-1-</w:t>
-            </w:r>
-            <w:r>
-              <w:rPr>
-                <w:rFonts w:hint="eastAsia" w:ascii="宋体" w:hAnsi="宋体" w:eastAsia="宋体" w:cs="宋体"/>
-                <w:spacing w:val="-2"/>
+              <w:t>2025-7-4</w:t>
+            </w:r>
+          </w:p>
+        </w:tc>
+        <w:tc>
+          <w:tcPr>
+            <w:tcW w:w="2302" w:type="dxa"/>
+          </w:tcPr>
+          <w:p>
+            <w:pPr>
+              <w:keepNext w:val="0"/>
+              <w:keepLines w:val="0"/>
+              <w:pageBreakBefore w:val="0"/>
+              <w:widowControl w:val="0"/>
+              <w:kinsoku w:val="0"/>
+              <w:wordWrap/>
+              <w:overflowPunct/>
+              <w:topLinePunct w:val="0"/>
+              <w:autoSpaceDE w:val="0"/>
+              <w:autoSpaceDN w:val="0"/>
+              <w:bidi w:val="0"/>
+              <w:adjustRightInd w:val="0"/>
+              <w:snapToGrid w:val="0"/>
+              <w:spacing w:before="133" w:line="219" w:lineRule="auto"/>
+              <w:ind w:left="738"/>
+              <w:textAlignment w:val="baseline"/>
+              <w:rPr>
+                <w:rFonts w:ascii="宋体" w:eastAsia="宋体" w:hAnsi="宋体" w:cs="宋体"/>
                 <w:sz w:val="21"/>
                 <w:szCs w:val="21"/>
-                <w:lang w:val="en-US" w:eastAsia="zh-CN"/>
-              </w:rPr>
-              <w:t>4</w:t>
-            </w:r>
-          </w:p>
-        </w:tc>
-        <w:tc>
-          <w:tcPr>
-            <w:tcW w:w="2302" w:type="dxa"/>
-          </w:tcPr>
-          <w:p>
-            <w:pPr>
-              <w:keepNext w:val="0"/>
-              <w:keepLines w:val="0"/>
-              <w:pageBreakBefore w:val="0"/>
-              <w:widowControl w:val="0"/>
-              <w:kinsoku w:val="0"/>
-              <w:wordWrap/>
-              <w:overflowPunct/>
-              <w:topLinePunct w:val="0"/>
-              <w:autoSpaceDE w:val="0"/>
-              <w:autoSpaceDN w:val="0"/>
-              <w:bidi w:val="0"/>
-              <w:adjustRightInd w:val="0"/>
-              <w:snapToGrid w:val="0"/>
-              <w:spacing w:before="133" w:line="219" w:lineRule="auto"/>
-              <w:ind w:left="738"/>
-              <w:textAlignment w:val="baseline"/>
-              <w:rPr>
-                <w:rFonts w:ascii="宋体" w:hAnsi="宋体" w:eastAsia="宋体" w:cs="宋体"/>
-                <w:sz w:val="21"/>
-                <w:szCs w:val="21"/>
-              </w:rPr>
-            </w:pPr>
-            <w:r>
-              <w:rPr>
-                <w:rFonts w:ascii="宋体" w:hAnsi="宋体" w:eastAsia="宋体" w:cs="宋体"/>
+              </w:rPr>
+            </w:pPr>
+            <w:r>
+              <w:rPr>
+                <w:rFonts w:ascii="宋体" w:eastAsia="宋体" w:hAnsi="宋体" w:cs="宋体"/>
                 <w:spacing w:val="-3"/>
                 <w:sz w:val="21"/>
                 <w:szCs w:val="21"/>
@@ -811,19 +790,19 @@
               <w:ind w:left="470"/>
               <w:textAlignment w:val="baseline"/>
               <w:rPr>
-                <w:rFonts w:ascii="宋体" w:hAnsi="宋体" w:eastAsia="宋体" w:cs="宋体"/>
+                <w:rFonts w:ascii="宋体" w:eastAsia="宋体" w:hAnsi="宋体" w:cs="宋体"/>
                 <w:sz w:val="21"/>
                 <w:szCs w:val="21"/>
               </w:rPr>
             </w:pPr>
             <w:r>
               <w:rPr>
-                <w:rFonts w:ascii="宋体" w:hAnsi="宋体" w:eastAsia="宋体" w:cs="宋体"/>
+                <w:rFonts w:ascii="宋体" w:eastAsia="宋体" w:hAnsi="宋体" w:cs="宋体"/>
                 <w:spacing w:val="-3"/>
                 <w:sz w:val="21"/>
                 <w:szCs w:val="21"/>
               </w:rPr>
-              <w:t>游天舒</w:t>
+              <w:t>秦立祥</w:t>
             </w:r>
           </w:p>
         </w:tc>
@@ -850,33 +829,28 @@
               <w:ind w:left="672"/>
               <w:textAlignment w:val="baseline"/>
               <w:rPr>
-                <w:rFonts w:ascii="宋体" w:hAnsi="宋体" w:eastAsia="宋体" w:cs="宋体"/>
+                <w:rFonts w:ascii="宋体" w:eastAsia="宋体" w:hAnsi="宋体" w:cs="宋体"/>
                 <w:sz w:val="21"/>
                 <w:szCs w:val="21"/>
               </w:rPr>
             </w:pPr>
             <w:r>
               <w:rPr>
-                <w:rFonts w:ascii="宋体" w:hAnsi="宋体" w:eastAsia="宋体" w:cs="宋体"/>
+                <w:rFonts w:ascii="宋体" w:eastAsia="宋体" w:hAnsi="宋体" w:cs="宋体"/>
                 <w:spacing w:val="-3"/>
                 <w:sz w:val="21"/>
                 <w:szCs w:val="21"/>
               </w:rPr>
-              <w:t>黄益溪</w:t>
+              <w:t>吴向阳</w:t>
             </w:r>
           </w:p>
         </w:tc>
       </w:tr>
       <w:tr>
         <w:tblPrEx>
-          <w:tblBorders>
-            <w:top w:val="single" w:color="000000" w:sz="4" w:space="0"/>
-            <w:left w:val="single" w:color="000000" w:sz="4" w:space="0"/>
-            <w:bottom w:val="single" w:color="000000" w:sz="4" w:space="0"/>
-            <w:right w:val="single" w:color="000000" w:sz="4" w:space="0"/>
-            <w:insideH w:val="single" w:color="000000" w:sz="4" w:space="0"/>
-            <w:insideV w:val="single" w:color="000000" w:sz="4" w:space="0"/>
-          </w:tblBorders>
+          <w:tblW w:w="9071" w:type="dxa"/>
+          <w:tblInd w:w="28" w:type="dxa"/>
+          <w:tblLayout w:type="fixed"/>
           <w:tblCellMar>
             <w:top w:w="0" w:type="dxa"/>
             <w:left w:w="0" w:type="dxa"/>
@@ -885,7 +859,7 @@
           </w:tblCellMar>
         </w:tblPrEx>
         <w:trPr>
-          <w:trHeight w:val="474" w:hRule="atLeast"/>
+          <w:trHeight w:val="474"/>
         </w:trPr>
         <w:tc>
           <w:tcPr>
@@ -893,7 +867,7 @@
           </w:tcPr>
           <w:p>
             <w:pPr>
-              <w:pStyle w:val="25"/>
+              <w:pStyle w:val="TableText"/>
               <w:keepNext w:val="0"/>
               <w:keepLines w:val="0"/>
               <w:pageBreakBefore w:val="0"/>
@@ -917,7 +891,7 @@
           </w:tcPr>
           <w:p>
             <w:pPr>
-              <w:pStyle w:val="25"/>
+              <w:pStyle w:val="TableText"/>
               <w:keepNext w:val="0"/>
               <w:keepLines w:val="0"/>
               <w:pageBreakBefore w:val="0"/>
@@ -941,7 +915,7 @@
           </w:tcPr>
           <w:p>
             <w:pPr>
-              <w:pStyle w:val="25"/>
+              <w:pStyle w:val="TableText"/>
               <w:keepNext w:val="0"/>
               <w:keepLines w:val="0"/>
               <w:pageBreakBefore w:val="0"/>
@@ -965,7 +939,7 @@
           </w:tcPr>
           <w:p>
             <w:pPr>
-              <w:pStyle w:val="25"/>
+              <w:pStyle w:val="TableText"/>
               <w:keepNext w:val="0"/>
               <w:keepLines w:val="0"/>
               <w:pageBreakBefore w:val="0"/>
@@ -989,7 +963,7 @@
           </w:tcPr>
           <w:p>
             <w:pPr>
-              <w:pStyle w:val="25"/>
+              <w:pStyle w:val="TableText"/>
               <w:keepNext w:val="0"/>
               <w:keepLines w:val="0"/>
               <w:pageBreakBefore w:val="0"/>
@@ -1010,14 +984,9 @@
       </w:tr>
       <w:tr>
         <w:tblPrEx>
-          <w:tblBorders>
-            <w:top w:val="single" w:color="000000" w:sz="4" w:space="0"/>
-            <w:left w:val="single" w:color="000000" w:sz="4" w:space="0"/>
-            <w:bottom w:val="single" w:color="000000" w:sz="4" w:space="0"/>
-            <w:right w:val="single" w:color="000000" w:sz="4" w:space="0"/>
-            <w:insideH w:val="single" w:color="000000" w:sz="4" w:space="0"/>
-            <w:insideV w:val="single" w:color="000000" w:sz="4" w:space="0"/>
-          </w:tblBorders>
+          <w:tblW w:w="9071" w:type="dxa"/>
+          <w:tblInd w:w="28" w:type="dxa"/>
+          <w:tblLayout w:type="fixed"/>
           <w:tblCellMar>
             <w:top w:w="0" w:type="dxa"/>
             <w:left w:w="0" w:type="dxa"/>
@@ -1026,7 +995,7 @@
           </w:tblCellMar>
         </w:tblPrEx>
         <w:trPr>
-          <w:trHeight w:val="474" w:hRule="atLeast"/>
+          <w:trHeight w:val="474"/>
         </w:trPr>
         <w:tc>
           <w:tcPr>
@@ -1034,7 +1003,7 @@
           </w:tcPr>
           <w:p>
             <w:pPr>
-              <w:pStyle w:val="25"/>
+              <w:pStyle w:val="TableText"/>
               <w:keepNext w:val="0"/>
               <w:keepLines w:val="0"/>
               <w:pageBreakBefore w:val="0"/>
@@ -1058,7 +1027,7 @@
           </w:tcPr>
           <w:p>
             <w:pPr>
-              <w:pStyle w:val="25"/>
+              <w:pStyle w:val="TableText"/>
               <w:keepNext w:val="0"/>
               <w:keepLines w:val="0"/>
               <w:pageBreakBefore w:val="0"/>
@@ -1082,7 +1051,7 @@
           </w:tcPr>
           <w:p>
             <w:pPr>
-              <w:pStyle w:val="25"/>
+              <w:pStyle w:val="TableText"/>
               <w:keepNext w:val="0"/>
               <w:keepLines w:val="0"/>
               <w:pageBreakBefore w:val="0"/>
@@ -1106,7 +1075,7 @@
           </w:tcPr>
           <w:p>
             <w:pPr>
-              <w:pStyle w:val="25"/>
+              <w:pStyle w:val="TableText"/>
               <w:keepNext w:val="0"/>
               <w:keepLines w:val="0"/>
               <w:pageBreakBefore w:val="0"/>
@@ -1130,7 +1099,7 @@
           </w:tcPr>
           <w:p>
             <w:pPr>
-              <w:pStyle w:val="25"/>
+              <w:pStyle w:val="TableText"/>
               <w:keepNext w:val="0"/>
               <w:keepLines w:val="0"/>
               <w:pageBreakBefore w:val="0"/>
@@ -1151,14 +1120,9 @@
       </w:tr>
       <w:tr>
         <w:tblPrEx>
-          <w:tblBorders>
-            <w:top w:val="single" w:color="000000" w:sz="4" w:space="0"/>
-            <w:left w:val="single" w:color="000000" w:sz="4" w:space="0"/>
-            <w:bottom w:val="single" w:color="000000" w:sz="4" w:space="0"/>
-            <w:right w:val="single" w:color="000000" w:sz="4" w:space="0"/>
-            <w:insideH w:val="single" w:color="000000" w:sz="4" w:space="0"/>
-            <w:insideV w:val="single" w:color="000000" w:sz="4" w:space="0"/>
-          </w:tblBorders>
+          <w:tblW w:w="9071" w:type="dxa"/>
+          <w:tblInd w:w="28" w:type="dxa"/>
+          <w:tblLayout w:type="fixed"/>
           <w:tblCellMar>
             <w:top w:w="0" w:type="dxa"/>
             <w:left w:w="0" w:type="dxa"/>
@@ -1167,7 +1131,7 @@
           </w:tblCellMar>
         </w:tblPrEx>
         <w:trPr>
-          <w:trHeight w:val="528" w:hRule="atLeast"/>
+          <w:trHeight w:val="528"/>
         </w:trPr>
         <w:tc>
           <w:tcPr>
@@ -1175,7 +1139,7 @@
           </w:tcPr>
           <w:p>
             <w:pPr>
-              <w:pStyle w:val="25"/>
+              <w:pStyle w:val="TableText"/>
               <w:keepNext w:val="0"/>
               <w:keepLines w:val="0"/>
               <w:pageBreakBefore w:val="0"/>
@@ -1199,7 +1163,7 @@
           </w:tcPr>
           <w:p>
             <w:pPr>
-              <w:pStyle w:val="25"/>
+              <w:pStyle w:val="TableText"/>
               <w:keepNext w:val="0"/>
               <w:keepLines w:val="0"/>
               <w:pageBreakBefore w:val="0"/>
@@ -1223,7 +1187,7 @@
           </w:tcPr>
           <w:p>
             <w:pPr>
-              <w:pStyle w:val="25"/>
+              <w:pStyle w:val="TableText"/>
               <w:keepNext w:val="0"/>
               <w:keepLines w:val="0"/>
               <w:pageBreakBefore w:val="0"/>
@@ -1247,7 +1211,7 @@
           </w:tcPr>
           <w:p>
             <w:pPr>
-              <w:pStyle w:val="25"/>
+              <w:pStyle w:val="TableText"/>
               <w:keepNext w:val="0"/>
               <w:keepLines w:val="0"/>
               <w:pageBreakBefore w:val="0"/>
@@ -1271,7 +1235,7 @@
           </w:tcPr>
           <w:p>
             <w:pPr>
-              <w:pStyle w:val="25"/>
+              <w:pStyle w:val="TableText"/>
               <w:keepNext w:val="0"/>
               <w:keepLines w:val="0"/>
               <w:pageBreakBefore w:val="0"/>
@@ -1292,14 +1256,9 @@
       </w:tr>
       <w:tr>
         <w:tblPrEx>
-          <w:tblBorders>
-            <w:top w:val="single" w:color="000000" w:sz="4" w:space="0"/>
-            <w:left w:val="single" w:color="000000" w:sz="4" w:space="0"/>
-            <w:bottom w:val="single" w:color="000000" w:sz="4" w:space="0"/>
-            <w:right w:val="single" w:color="000000" w:sz="4" w:space="0"/>
-            <w:insideH w:val="single" w:color="000000" w:sz="4" w:space="0"/>
-            <w:insideV w:val="single" w:color="000000" w:sz="4" w:space="0"/>
-          </w:tblBorders>
+          <w:tblW w:w="9071" w:type="dxa"/>
+          <w:tblInd w:w="28" w:type="dxa"/>
+          <w:tblLayout w:type="fixed"/>
           <w:tblCellMar>
             <w:top w:w="0" w:type="dxa"/>
             <w:left w:w="0" w:type="dxa"/>
@@ -1308,7 +1267,7 @@
           </w:tblCellMar>
         </w:tblPrEx>
         <w:trPr>
-          <w:trHeight w:val="589" w:hRule="atLeast"/>
+          <w:trHeight w:val="589"/>
         </w:trPr>
         <w:tc>
           <w:tcPr>
@@ -1316,7 +1275,7 @@
           </w:tcPr>
           <w:p>
             <w:pPr>
-              <w:pStyle w:val="25"/>
+              <w:pStyle w:val="TableText"/>
               <w:keepNext w:val="0"/>
               <w:keepLines w:val="0"/>
               <w:pageBreakBefore w:val="0"/>
@@ -1340,7 +1299,7 @@
           </w:tcPr>
           <w:p>
             <w:pPr>
-              <w:pStyle w:val="25"/>
+              <w:pStyle w:val="TableText"/>
               <w:keepNext w:val="0"/>
               <w:keepLines w:val="0"/>
               <w:pageBreakBefore w:val="0"/>
@@ -1364,7 +1323,7 @@
           </w:tcPr>
           <w:p>
             <w:pPr>
-              <w:pStyle w:val="25"/>
+              <w:pStyle w:val="TableText"/>
               <w:keepNext w:val="0"/>
               <w:keepLines w:val="0"/>
               <w:pageBreakBefore w:val="0"/>
@@ -1388,7 +1347,7 @@
           </w:tcPr>
           <w:p>
             <w:pPr>
-              <w:pStyle w:val="25"/>
+              <w:pStyle w:val="TableText"/>
               <w:keepNext w:val="0"/>
               <w:keepLines w:val="0"/>
               <w:pageBreakBefore w:val="0"/>
@@ -1412,7 +1371,7 @@
           </w:tcPr>
           <w:p>
             <w:pPr>
-              <w:pStyle w:val="25"/>
+              <w:pStyle w:val="TableText"/>
               <w:keepNext w:val="0"/>
               <w:keepLines w:val="0"/>
               <w:pageBreakBefore w:val="0"/>
@@ -1434,7 +1393,7 @@
     </w:tbl>
     <w:p>
       <w:pPr>
-        <w:pStyle w:val="12"/>
+        <w:pStyle w:val="BodyText"/>
         <w:keepNext w:val="0"/>
         <w:keepLines w:val="0"/>
         <w:pageBreakBefore w:val="0"/>
@@ -1470,14 +1429,14 @@
         <w:sectPr>
           <w:pgSz w:w="11906" w:h="16839"/>
           <w:pgMar w:top="1431" w:right="1015" w:bottom="0" w:left="1785" w:header="0" w:footer="0" w:gutter="0"/>
-          <w:cols w:space="720" w:num="1"/>
+          <w:cols w:num="1" w:space="720"/>
         </w:sectPr>
       </w:pPr>
     </w:p>
     <w:sdt>
       <w:sdtPr>
         <w:rPr>
-          <w:rFonts w:ascii="宋体" w:hAnsi="宋体" w:eastAsia="宋体" w:cs="Arial"/>
+          <w:rFonts w:ascii="宋体" w:eastAsia="宋体" w:hAnsi="宋体" w:cs="Arial"/>
           <w:snapToGrid w:val="0"/>
           <w:color w:val="000000"/>
           <w:kern w:val="0"/>
@@ -1486,7 +1445,6 @@
           <w:lang w:val="en-US" w:eastAsia="en-US" w:bidi="ar-SA"/>
         </w:rPr>
         <w:id w:val="147460623"/>
-        <w15:color w:val="DBDBDB"/>
         <w:docPartObj>
           <w:docPartGallery w:val="Table of Contents"/>
           <w:docPartUnique/>
@@ -1494,7 +1452,7 @@
       </w:sdtPr>
       <w:sdtEndPr>
         <w:rPr>
-          <w:rFonts w:ascii="宋体" w:hAnsi="宋体" w:eastAsia="宋体" w:cs="宋体"/>
+          <w:rFonts w:ascii="宋体" w:eastAsia="宋体" w:hAnsi="宋体" w:cs="宋体"/>
           <w:snapToGrid w:val="0"/>
           <w:color w:val="000000"/>
           <w:kern w:val="0"/>
@@ -1507,12 +1465,12 @@
         <w:p>
           <w:pPr>
             <w:spacing w:before="0" w:beforeLines="0" w:after="0" w:afterLines="0" w:line="240" w:lineRule="auto"/>
-            <w:ind w:left="0" w:leftChars="0" w:right="0" w:rightChars="0" w:firstLine="0" w:firstLineChars="0"/>
+            <w:ind w:left="0" w:right="0" w:firstLine="0" w:leftChars="0" w:rightChars="0" w:firstLineChars="0"/>
             <w:jc w:val="center"/>
           </w:pPr>
           <w:r>
             <w:rPr>
-              <w:rFonts w:ascii="宋体" w:hAnsi="宋体" w:eastAsia="宋体"/>
+              <w:rFonts w:ascii="宋体" w:eastAsia="宋体" w:hAnsi="宋体"/>
               <w:sz w:val="21"/>
             </w:rPr>
             <w:t>目录</w:t>
@@ -1520,14 +1478,14 @@
         </w:p>
         <w:p>
           <w:pPr>
-            <w:pStyle w:val="16"/>
+            <w:pStyle w:val="TOC1"/>
             <w:tabs>
               <w:tab w:val="right" w:leader="dot" w:pos="8498"/>
             </w:tabs>
           </w:pPr>
           <w:r>
             <w:rPr>
-              <w:rFonts w:ascii="宋体" w:hAnsi="宋体" w:eastAsia="宋体" w:cs="宋体"/>
+              <w:rFonts w:ascii="宋体" w:eastAsia="宋体" w:hAnsi="宋体" w:cs="宋体"/>
               <w:sz w:val="21"/>
               <w:szCs w:val="21"/>
             </w:rPr>
@@ -1535,7 +1493,7 @@
           </w:r>
           <w:r>
             <w:rPr>
-              <w:rFonts w:ascii="宋体" w:hAnsi="宋体" w:eastAsia="宋体" w:cs="宋体"/>
+              <w:rFonts w:ascii="宋体" w:eastAsia="宋体" w:hAnsi="宋体" w:cs="宋体"/>
               <w:sz w:val="21"/>
               <w:szCs w:val="21"/>
             </w:rPr>
@@ -1543,7 +1501,7 @@
           </w:r>
           <w:r>
             <w:rPr>
-              <w:rFonts w:ascii="宋体" w:hAnsi="宋体" w:eastAsia="宋体" w:cs="宋体"/>
+              <w:rFonts w:ascii="宋体" w:eastAsia="宋体" w:hAnsi="宋体" w:cs="宋体"/>
               <w:sz w:val="21"/>
               <w:szCs w:val="21"/>
             </w:rPr>
@@ -1551,21 +1509,21 @@
           </w:r>
           <w:r>
             <w:rPr>
-              <w:rFonts w:ascii="宋体" w:hAnsi="宋体" w:eastAsia="宋体" w:cs="宋体"/>
+              <w:rFonts w:ascii="宋体" w:eastAsia="宋体" w:hAnsi="宋体" w:cs="宋体"/>
               <w:szCs w:val="21"/>
             </w:rPr>
             <w:fldChar w:fldCharType="begin"/>
           </w:r>
           <w:r>
             <w:rPr>
-              <w:rFonts w:ascii="宋体" w:hAnsi="宋体" w:eastAsia="宋体" w:cs="宋体"/>
+              <w:rFonts w:ascii="宋体" w:eastAsia="宋体" w:hAnsi="宋体" w:cs="宋体"/>
               <w:szCs w:val="21"/>
             </w:rPr>
             <w:instrText xml:space="preserve"> HYPERLINK \l _Toc21539 </w:instrText>
           </w:r>
           <w:r>
             <w:rPr>
-              <w:rFonts w:ascii="宋体" w:hAnsi="宋体" w:eastAsia="宋体" w:cs="宋体"/>
+              <w:rFonts w:ascii="宋体" w:eastAsia="宋体" w:hAnsi="宋体" w:cs="宋体"/>
               <w:szCs w:val="21"/>
             </w:rPr>
             <w:fldChar w:fldCharType="separate"/>
@@ -1593,7 +1551,7 @@
           </w:r>
           <w:r>
             <w:rPr>
-              <w:rFonts w:ascii="宋体" w:hAnsi="宋体" w:eastAsia="宋体" w:cs="宋体"/>
+              <w:rFonts w:ascii="宋体" w:eastAsia="宋体" w:hAnsi="宋体" w:cs="宋体"/>
               <w:szCs w:val="21"/>
             </w:rPr>
             <w:fldChar w:fldCharType="end"/>
@@ -1601,34 +1559,34 @@
         </w:p>
         <w:p>
           <w:pPr>
-            <w:pStyle w:val="16"/>
+            <w:pStyle w:val="TOC1"/>
             <w:tabs>
               <w:tab w:val="right" w:leader="dot" w:pos="8498"/>
             </w:tabs>
           </w:pPr>
           <w:r>
             <w:rPr>
-              <w:rFonts w:ascii="宋体" w:hAnsi="宋体" w:eastAsia="宋体" w:cs="宋体"/>
+              <w:rFonts w:ascii="宋体" w:eastAsia="宋体" w:hAnsi="宋体" w:cs="宋体"/>
               <w:szCs w:val="21"/>
             </w:rPr>
             <w:fldChar w:fldCharType="begin"/>
           </w:r>
           <w:r>
             <w:rPr>
-              <w:rFonts w:ascii="宋体" w:hAnsi="宋体" w:eastAsia="宋体" w:cs="宋体"/>
+              <w:rFonts w:ascii="宋体" w:eastAsia="宋体" w:hAnsi="宋体" w:cs="宋体"/>
               <w:szCs w:val="21"/>
             </w:rPr>
             <w:instrText xml:space="preserve"> HYPERLINK \l _Toc26721 </w:instrText>
           </w:r>
           <w:r>
             <w:rPr>
-              <w:rFonts w:ascii="宋体" w:hAnsi="宋体" w:eastAsia="宋体" w:cs="宋体"/>
+              <w:rFonts w:ascii="宋体" w:eastAsia="宋体" w:hAnsi="宋体" w:cs="宋体"/>
               <w:szCs w:val="21"/>
             </w:rPr>
             <w:fldChar w:fldCharType="separate"/>
           </w:r>
           <w:r>
-            <w:t>甘肃国邦信息科技有限公司</w:t>
+            <w:t>中达丰集团有限公司</w:t>
           </w:r>
           <w:r>
             <w:tab/>
@@ -1650,7 +1608,7 @@
           </w:r>
           <w:r>
             <w:rPr>
-              <w:rFonts w:ascii="宋体" w:hAnsi="宋体" w:eastAsia="宋体" w:cs="宋体"/>
+              <w:rFonts w:ascii="宋体" w:eastAsia="宋体" w:hAnsi="宋体" w:cs="宋体"/>
               <w:szCs w:val="21"/>
             </w:rPr>
             <w:fldChar w:fldCharType="end"/>
@@ -1658,40 +1616,40 @@
         </w:p>
         <w:p>
           <w:pPr>
-            <w:pStyle w:val="16"/>
+            <w:pStyle w:val="TOC1"/>
             <w:tabs>
               <w:tab w:val="right" w:leader="dot" w:pos="8498"/>
             </w:tabs>
           </w:pPr>
           <w:r>
             <w:rPr>
-              <w:rFonts w:ascii="宋体" w:hAnsi="宋体" w:eastAsia="宋体" w:cs="宋体"/>
+              <w:rFonts w:ascii="宋体" w:eastAsia="宋体" w:hAnsi="宋体" w:cs="宋体"/>
               <w:szCs w:val="21"/>
             </w:rPr>
             <w:fldChar w:fldCharType="begin"/>
           </w:r>
           <w:r>
             <w:rPr>
-              <w:rFonts w:ascii="宋体" w:hAnsi="宋体" w:eastAsia="宋体" w:cs="宋体"/>
+              <w:rFonts w:ascii="宋体" w:eastAsia="宋体" w:hAnsi="宋体" w:cs="宋体"/>
               <w:szCs w:val="21"/>
             </w:rPr>
             <w:instrText xml:space="preserve"> HYPERLINK \l _Toc28374 </w:instrText>
           </w:r>
           <w:r>
             <w:rPr>
-              <w:rFonts w:ascii="宋体" w:hAnsi="宋体" w:eastAsia="宋体" w:cs="宋体"/>
+              <w:rFonts w:ascii="宋体" w:eastAsia="宋体" w:hAnsi="宋体" w:cs="宋体"/>
               <w:szCs w:val="21"/>
             </w:rPr>
             <w:fldChar w:fldCharType="separate"/>
           </w:r>
           <w:r>
             <w:rPr>
-              <w:rFonts w:hint="eastAsia" w:ascii="宋体" w:hAnsi="宋体" w:eastAsia="宋体" w:cs="宋体"/>
+              <w:rFonts w:ascii="宋体" w:eastAsia="宋体" w:hAnsi="宋体" w:cs="宋体" w:hint="eastAsia"/>
               <w:bCs w:val="0"/>
               <w:szCs w:val="36"/>
               <w:lang w:val="en-US" w:eastAsia="zh-CN"/>
             </w:rPr>
-            <w:t>2025年1月4日</w:t>
+            <w:t>2025年7月4日</w:t>
           </w:r>
           <w:r>
             <w:tab/>
@@ -1713,7 +1671,7 @@
           </w:r>
           <w:r>
             <w:rPr>
-              <w:rFonts w:ascii="宋体" w:hAnsi="宋体" w:eastAsia="宋体" w:cs="宋体"/>
+              <w:rFonts w:ascii="宋体" w:eastAsia="宋体" w:hAnsi="宋体" w:cs="宋体"/>
               <w:szCs w:val="21"/>
             </w:rPr>
             <w:fldChar w:fldCharType="end"/>
@@ -1721,35 +1679,35 @@
         </w:p>
         <w:p>
           <w:pPr>
-            <w:pStyle w:val="16"/>
+            <w:pStyle w:val="TOC1"/>
             <w:tabs>
               <w:tab w:val="right" w:leader="dot" w:pos="8498"/>
             </w:tabs>
           </w:pPr>
           <w:r>
             <w:rPr>
-              <w:rFonts w:ascii="宋体" w:hAnsi="宋体" w:eastAsia="宋体" w:cs="宋体"/>
+              <w:rFonts w:ascii="宋体" w:eastAsia="宋体" w:hAnsi="宋体" w:cs="宋体"/>
               <w:szCs w:val="21"/>
             </w:rPr>
             <w:fldChar w:fldCharType="begin"/>
           </w:r>
           <w:r>
             <w:rPr>
-              <w:rFonts w:ascii="宋体" w:hAnsi="宋体" w:eastAsia="宋体" w:cs="宋体"/>
+              <w:rFonts w:ascii="宋体" w:eastAsia="宋体" w:hAnsi="宋体" w:cs="宋体"/>
               <w:szCs w:val="21"/>
             </w:rPr>
             <w:instrText xml:space="preserve"> HYPERLINK \l _Toc24282 </w:instrText>
           </w:r>
           <w:r>
             <w:rPr>
-              <w:rFonts w:ascii="宋体" w:hAnsi="宋体" w:eastAsia="宋体" w:cs="宋体"/>
+              <w:rFonts w:ascii="宋体" w:eastAsia="宋体" w:hAnsi="宋体" w:cs="宋体"/>
               <w:szCs w:val="21"/>
             </w:rPr>
             <w:fldChar w:fldCharType="separate"/>
           </w:r>
           <w:r>
             <w:rPr>
-              <w:rFonts w:ascii="宋体" w:hAnsi="宋体" w:eastAsia="宋体" w:cs="宋体"/>
+              <w:rFonts w:ascii="宋体" w:eastAsia="宋体" w:hAnsi="宋体" w:cs="宋体"/>
               <w:spacing w:val="-3"/>
               <w:szCs w:val="28"/>
             </w:rPr>
@@ -1775,7 +1733,7 @@
           </w:r>
           <w:r>
             <w:rPr>
-              <w:rFonts w:ascii="宋体" w:hAnsi="宋体" w:eastAsia="宋体" w:cs="宋体"/>
+              <w:rFonts w:ascii="宋体" w:eastAsia="宋体" w:hAnsi="宋体" w:cs="宋体"/>
               <w:szCs w:val="21"/>
             </w:rPr>
             <w:fldChar w:fldCharType="end"/>
@@ -1783,28 +1741,28 @@
         </w:p>
         <w:p>
           <w:pPr>
-            <w:pStyle w:val="16"/>
+            <w:pStyle w:val="TOC1"/>
             <w:tabs>
               <w:tab w:val="right" w:leader="dot" w:pos="8498"/>
             </w:tabs>
           </w:pPr>
           <w:r>
             <w:rPr>
-              <w:rFonts w:ascii="宋体" w:hAnsi="宋体" w:eastAsia="宋体" w:cs="宋体"/>
+              <w:rFonts w:ascii="宋体" w:eastAsia="宋体" w:hAnsi="宋体" w:cs="宋体"/>
               <w:szCs w:val="21"/>
             </w:rPr>
             <w:fldChar w:fldCharType="begin"/>
           </w:r>
           <w:r>
             <w:rPr>
-              <w:rFonts w:ascii="宋体" w:hAnsi="宋体" w:eastAsia="宋体" w:cs="宋体"/>
+              <w:rFonts w:ascii="宋体" w:eastAsia="宋体" w:hAnsi="宋体" w:cs="宋体"/>
               <w:szCs w:val="21"/>
             </w:rPr>
             <w:instrText xml:space="preserve"> HYPERLINK \l _Toc24017 </w:instrText>
           </w:r>
           <w:r>
             <w:rPr>
-              <w:rFonts w:ascii="宋体" w:hAnsi="宋体" w:eastAsia="宋体" w:cs="宋体"/>
+              <w:rFonts w:ascii="宋体" w:eastAsia="宋体" w:hAnsi="宋体" w:cs="宋体"/>
               <w:szCs w:val="21"/>
             </w:rPr>
             <w:fldChar w:fldCharType="separate"/>
@@ -1838,7 +1796,7 @@
           </w:r>
           <w:r>
             <w:rPr>
-              <w:rFonts w:ascii="宋体" w:hAnsi="宋体" w:eastAsia="宋体" w:cs="宋体"/>
+              <w:rFonts w:ascii="宋体" w:eastAsia="宋体" w:hAnsi="宋体" w:cs="宋体"/>
               <w:szCs w:val="21"/>
             </w:rPr>
             <w:fldChar w:fldCharType="end"/>
@@ -1846,28 +1804,28 @@
         </w:p>
         <w:p>
           <w:pPr>
-            <w:pStyle w:val="16"/>
+            <w:pStyle w:val="TOC1"/>
             <w:tabs>
               <w:tab w:val="right" w:leader="dot" w:pos="8498"/>
             </w:tabs>
           </w:pPr>
           <w:r>
             <w:rPr>
-              <w:rFonts w:ascii="宋体" w:hAnsi="宋体" w:eastAsia="宋体" w:cs="宋体"/>
+              <w:rFonts w:ascii="宋体" w:eastAsia="宋体" w:hAnsi="宋体" w:cs="宋体"/>
               <w:szCs w:val="21"/>
             </w:rPr>
             <w:fldChar w:fldCharType="begin"/>
           </w:r>
           <w:r>
             <w:rPr>
-              <w:rFonts w:ascii="宋体" w:hAnsi="宋体" w:eastAsia="宋体" w:cs="宋体"/>
+              <w:rFonts w:ascii="宋体" w:eastAsia="宋体" w:hAnsi="宋体" w:cs="宋体"/>
               <w:szCs w:val="21"/>
             </w:rPr>
             <w:instrText xml:space="preserve"> HYPERLINK \l _Toc10325 </w:instrText>
           </w:r>
           <w:r>
             <w:rPr>
-              <w:rFonts w:ascii="宋体" w:hAnsi="宋体" w:eastAsia="宋体" w:cs="宋体"/>
+              <w:rFonts w:ascii="宋体" w:eastAsia="宋体" w:hAnsi="宋体" w:cs="宋体"/>
               <w:szCs w:val="21"/>
             </w:rPr>
             <w:fldChar w:fldCharType="separate"/>
@@ -1901,7 +1859,7 @@
           </w:r>
           <w:r>
             <w:rPr>
-              <w:rFonts w:ascii="宋体" w:hAnsi="宋体" w:eastAsia="宋体" w:cs="宋体"/>
+              <w:rFonts w:ascii="宋体" w:eastAsia="宋体" w:hAnsi="宋体" w:cs="宋体"/>
               <w:szCs w:val="21"/>
             </w:rPr>
             <w:fldChar w:fldCharType="end"/>
@@ -1909,28 +1867,28 @@
         </w:p>
         <w:p>
           <w:pPr>
-            <w:pStyle w:val="16"/>
+            <w:pStyle w:val="TOC1"/>
             <w:tabs>
               <w:tab w:val="right" w:leader="dot" w:pos="8498"/>
             </w:tabs>
           </w:pPr>
           <w:r>
             <w:rPr>
-              <w:rFonts w:ascii="宋体" w:hAnsi="宋体" w:eastAsia="宋体" w:cs="宋体"/>
+              <w:rFonts w:ascii="宋体" w:eastAsia="宋体" w:hAnsi="宋体" w:cs="宋体"/>
               <w:szCs w:val="21"/>
             </w:rPr>
             <w:fldChar w:fldCharType="begin"/>
           </w:r>
           <w:r>
             <w:rPr>
-              <w:rFonts w:ascii="宋体" w:hAnsi="宋体" w:eastAsia="宋体" w:cs="宋体"/>
+              <w:rFonts w:ascii="宋体" w:eastAsia="宋体" w:hAnsi="宋体" w:cs="宋体"/>
               <w:szCs w:val="21"/>
             </w:rPr>
             <w:instrText xml:space="preserve"> HYPERLINK \l _Toc5439 </w:instrText>
           </w:r>
           <w:r>
             <w:rPr>
-              <w:rFonts w:ascii="宋体" w:hAnsi="宋体" w:eastAsia="宋体" w:cs="宋体"/>
+              <w:rFonts w:ascii="宋体" w:eastAsia="宋体" w:hAnsi="宋体" w:cs="宋体"/>
               <w:szCs w:val="21"/>
             </w:rPr>
             <w:fldChar w:fldCharType="separate"/>
@@ -1964,7 +1922,7 @@
           </w:r>
           <w:r>
             <w:rPr>
-              <w:rFonts w:ascii="宋体" w:hAnsi="宋体" w:eastAsia="宋体" w:cs="宋体"/>
+              <w:rFonts w:ascii="宋体" w:eastAsia="宋体" w:hAnsi="宋体" w:cs="宋体"/>
               <w:szCs w:val="21"/>
             </w:rPr>
             <w:fldChar w:fldCharType="end"/>
@@ -1972,28 +1930,28 @@
         </w:p>
         <w:p>
           <w:pPr>
-            <w:pStyle w:val="16"/>
+            <w:pStyle w:val="TOC1"/>
             <w:tabs>
               <w:tab w:val="right" w:leader="dot" w:pos="8498"/>
             </w:tabs>
           </w:pPr>
           <w:r>
             <w:rPr>
-              <w:rFonts w:ascii="宋体" w:hAnsi="宋体" w:eastAsia="宋体" w:cs="宋体"/>
+              <w:rFonts w:ascii="宋体" w:eastAsia="宋体" w:hAnsi="宋体" w:cs="宋体"/>
               <w:szCs w:val="21"/>
             </w:rPr>
             <w:fldChar w:fldCharType="begin"/>
           </w:r>
           <w:r>
             <w:rPr>
-              <w:rFonts w:ascii="宋体" w:hAnsi="宋体" w:eastAsia="宋体" w:cs="宋体"/>
+              <w:rFonts w:ascii="宋体" w:eastAsia="宋体" w:hAnsi="宋体" w:cs="宋体"/>
               <w:szCs w:val="21"/>
             </w:rPr>
             <w:instrText xml:space="preserve"> HYPERLINK \l _Toc16657 </w:instrText>
           </w:r>
           <w:r>
             <w:rPr>
-              <w:rFonts w:ascii="宋体" w:hAnsi="宋体" w:eastAsia="宋体" w:cs="宋体"/>
+              <w:rFonts w:ascii="宋体" w:eastAsia="宋体" w:hAnsi="宋体" w:cs="宋体"/>
               <w:szCs w:val="21"/>
             </w:rPr>
             <w:fldChar w:fldCharType="separate"/>
@@ -2027,7 +1985,7 @@
           </w:r>
           <w:r>
             <w:rPr>
-              <w:rFonts w:ascii="宋体" w:hAnsi="宋体" w:eastAsia="宋体" w:cs="宋体"/>
+              <w:rFonts w:ascii="宋体" w:eastAsia="宋体" w:hAnsi="宋体" w:cs="宋体"/>
               <w:szCs w:val="21"/>
             </w:rPr>
             <w:fldChar w:fldCharType="end"/>
@@ -2035,28 +1993,28 @@
         </w:p>
         <w:p>
           <w:pPr>
-            <w:pStyle w:val="17"/>
+            <w:pStyle w:val="TOC2"/>
             <w:tabs>
               <w:tab w:val="right" w:leader="dot" w:pos="8498"/>
             </w:tabs>
           </w:pPr>
           <w:r>
             <w:rPr>
-              <w:rFonts w:ascii="宋体" w:hAnsi="宋体" w:eastAsia="宋体" w:cs="宋体"/>
+              <w:rFonts w:ascii="宋体" w:eastAsia="宋体" w:hAnsi="宋体" w:cs="宋体"/>
               <w:szCs w:val="21"/>
             </w:rPr>
             <w:fldChar w:fldCharType="begin"/>
           </w:r>
           <w:r>
             <w:rPr>
-              <w:rFonts w:ascii="宋体" w:hAnsi="宋体" w:eastAsia="宋体" w:cs="宋体"/>
+              <w:rFonts w:ascii="宋体" w:eastAsia="宋体" w:hAnsi="宋体" w:cs="宋体"/>
               <w:szCs w:val="21"/>
             </w:rPr>
             <w:instrText xml:space="preserve"> HYPERLINK \l _Toc7705 </w:instrText>
           </w:r>
           <w:r>
             <w:rPr>
-              <w:rFonts w:ascii="宋体" w:hAnsi="宋体" w:eastAsia="宋体" w:cs="宋体"/>
+              <w:rFonts w:ascii="宋体" w:eastAsia="宋体" w:hAnsi="宋体" w:cs="宋体"/>
               <w:szCs w:val="21"/>
             </w:rPr>
             <w:fldChar w:fldCharType="separate"/>
@@ -2090,7 +2048,7 @@
           </w:r>
           <w:r>
             <w:rPr>
-              <w:rFonts w:ascii="宋体" w:hAnsi="宋体" w:eastAsia="宋体" w:cs="宋体"/>
+              <w:rFonts w:ascii="宋体" w:eastAsia="宋体" w:hAnsi="宋体" w:cs="宋体"/>
               <w:szCs w:val="21"/>
             </w:rPr>
             <w:fldChar w:fldCharType="end"/>
@@ -2098,28 +2056,28 @@
         </w:p>
         <w:p>
           <w:pPr>
-            <w:pStyle w:val="17"/>
+            <w:pStyle w:val="TOC2"/>
             <w:tabs>
               <w:tab w:val="right" w:leader="dot" w:pos="8498"/>
             </w:tabs>
           </w:pPr>
           <w:r>
             <w:rPr>
-              <w:rFonts w:ascii="宋体" w:hAnsi="宋体" w:eastAsia="宋体" w:cs="宋体"/>
+              <w:rFonts w:ascii="宋体" w:eastAsia="宋体" w:hAnsi="宋体" w:cs="宋体"/>
               <w:szCs w:val="21"/>
             </w:rPr>
             <w:fldChar w:fldCharType="begin"/>
           </w:r>
           <w:r>
             <w:rPr>
-              <w:rFonts w:ascii="宋体" w:hAnsi="宋体" w:eastAsia="宋体" w:cs="宋体"/>
+              <w:rFonts w:ascii="宋体" w:eastAsia="宋体" w:hAnsi="宋体" w:cs="宋体"/>
               <w:szCs w:val="21"/>
             </w:rPr>
             <w:instrText xml:space="preserve"> HYPERLINK \l _Toc31989 </w:instrText>
           </w:r>
           <w:r>
             <w:rPr>
-              <w:rFonts w:ascii="宋体" w:hAnsi="宋体" w:eastAsia="宋体" w:cs="宋体"/>
+              <w:rFonts w:ascii="宋体" w:eastAsia="宋体" w:hAnsi="宋体" w:cs="宋体"/>
               <w:szCs w:val="21"/>
             </w:rPr>
             <w:fldChar w:fldCharType="separate"/>
@@ -2153,7 +2111,7 @@
           </w:r>
           <w:r>
             <w:rPr>
-              <w:rFonts w:ascii="宋体" w:hAnsi="宋体" w:eastAsia="宋体" w:cs="宋体"/>
+              <w:rFonts w:ascii="宋体" w:eastAsia="宋体" w:hAnsi="宋体" w:cs="宋体"/>
               <w:szCs w:val="21"/>
             </w:rPr>
             <w:fldChar w:fldCharType="end"/>
@@ -2161,28 +2119,28 @@
         </w:p>
         <w:p>
           <w:pPr>
-            <w:pStyle w:val="16"/>
+            <w:pStyle w:val="TOC1"/>
             <w:tabs>
               <w:tab w:val="right" w:leader="dot" w:pos="8498"/>
             </w:tabs>
           </w:pPr>
           <w:r>
             <w:rPr>
-              <w:rFonts w:ascii="宋体" w:hAnsi="宋体" w:eastAsia="宋体" w:cs="宋体"/>
+              <w:rFonts w:ascii="宋体" w:eastAsia="宋体" w:hAnsi="宋体" w:cs="宋体"/>
               <w:szCs w:val="21"/>
             </w:rPr>
             <w:fldChar w:fldCharType="begin"/>
           </w:r>
           <w:r>
             <w:rPr>
-              <w:rFonts w:ascii="宋体" w:hAnsi="宋体" w:eastAsia="宋体" w:cs="宋体"/>
+              <w:rFonts w:ascii="宋体" w:eastAsia="宋体" w:hAnsi="宋体" w:cs="宋体"/>
               <w:szCs w:val="21"/>
             </w:rPr>
             <w:instrText xml:space="preserve"> HYPERLINK \l _Toc30778 </w:instrText>
           </w:r>
           <w:r>
             <w:rPr>
-              <w:rFonts w:ascii="宋体" w:hAnsi="宋体" w:eastAsia="宋体" w:cs="宋体"/>
+              <w:rFonts w:ascii="宋体" w:eastAsia="宋体" w:hAnsi="宋体" w:cs="宋体"/>
               <w:szCs w:val="21"/>
             </w:rPr>
             <w:fldChar w:fldCharType="separate"/>
@@ -2216,7 +2174,7 @@
           </w:r>
           <w:r>
             <w:rPr>
-              <w:rFonts w:ascii="宋体" w:hAnsi="宋体" w:eastAsia="宋体" w:cs="宋体"/>
+              <w:rFonts w:ascii="宋体" w:eastAsia="宋体" w:hAnsi="宋体" w:cs="宋体"/>
               <w:szCs w:val="21"/>
             </w:rPr>
             <w:fldChar w:fldCharType="end"/>
@@ -2224,28 +2182,28 @@
         </w:p>
         <w:p>
           <w:pPr>
-            <w:pStyle w:val="17"/>
+            <w:pStyle w:val="TOC2"/>
             <w:tabs>
               <w:tab w:val="right" w:leader="dot" w:pos="8498"/>
             </w:tabs>
           </w:pPr>
           <w:r>
             <w:rPr>
-              <w:rFonts w:ascii="宋体" w:hAnsi="宋体" w:eastAsia="宋体" w:cs="宋体"/>
+              <w:rFonts w:ascii="宋体" w:eastAsia="宋体" w:hAnsi="宋体" w:cs="宋体"/>
               <w:szCs w:val="21"/>
             </w:rPr>
             <w:fldChar w:fldCharType="begin"/>
           </w:r>
           <w:r>
             <w:rPr>
-              <w:rFonts w:ascii="宋体" w:hAnsi="宋体" w:eastAsia="宋体" w:cs="宋体"/>
+              <w:rFonts w:ascii="宋体" w:eastAsia="宋体" w:hAnsi="宋体" w:cs="宋体"/>
               <w:szCs w:val="21"/>
             </w:rPr>
             <w:instrText xml:space="preserve"> HYPERLINK \l _Toc4563 </w:instrText>
           </w:r>
           <w:r>
             <w:rPr>
-              <w:rFonts w:ascii="宋体" w:hAnsi="宋体" w:eastAsia="宋体" w:cs="宋体"/>
+              <w:rFonts w:ascii="宋体" w:eastAsia="宋体" w:hAnsi="宋体" w:cs="宋体"/>
               <w:szCs w:val="21"/>
             </w:rPr>
             <w:fldChar w:fldCharType="separate"/>
@@ -2279,7 +2237,7 @@
           </w:r>
           <w:r>
             <w:rPr>
-              <w:rFonts w:ascii="宋体" w:hAnsi="宋体" w:eastAsia="宋体" w:cs="宋体"/>
+              <w:rFonts w:ascii="宋体" w:eastAsia="宋体" w:hAnsi="宋体" w:cs="宋体"/>
               <w:szCs w:val="21"/>
             </w:rPr>
             <w:fldChar w:fldCharType="end"/>
@@ -2287,28 +2245,28 @@
         </w:p>
         <w:p>
           <w:pPr>
-            <w:pStyle w:val="17"/>
+            <w:pStyle w:val="TOC2"/>
             <w:tabs>
               <w:tab w:val="right" w:leader="dot" w:pos="8498"/>
             </w:tabs>
           </w:pPr>
           <w:r>
             <w:rPr>
-              <w:rFonts w:ascii="宋体" w:hAnsi="宋体" w:eastAsia="宋体" w:cs="宋体"/>
+              <w:rFonts w:ascii="宋体" w:eastAsia="宋体" w:hAnsi="宋体" w:cs="宋体"/>
               <w:szCs w:val="21"/>
             </w:rPr>
             <w:fldChar w:fldCharType="begin"/>
           </w:r>
           <w:r>
             <w:rPr>
-              <w:rFonts w:ascii="宋体" w:hAnsi="宋体" w:eastAsia="宋体" w:cs="宋体"/>
+              <w:rFonts w:ascii="宋体" w:eastAsia="宋体" w:hAnsi="宋体" w:cs="宋体"/>
               <w:szCs w:val="21"/>
             </w:rPr>
             <w:instrText xml:space="preserve"> HYPERLINK \l _Toc27134 </w:instrText>
           </w:r>
           <w:r>
             <w:rPr>
-              <w:rFonts w:ascii="宋体" w:hAnsi="宋体" w:eastAsia="宋体" w:cs="宋体"/>
+              <w:rFonts w:ascii="宋体" w:eastAsia="宋体" w:hAnsi="宋体" w:cs="宋体"/>
               <w:szCs w:val="21"/>
             </w:rPr>
             <w:fldChar w:fldCharType="separate"/>
@@ -2342,7 +2300,7 @@
           </w:r>
           <w:r>
             <w:rPr>
-              <w:rFonts w:ascii="宋体" w:hAnsi="宋体" w:eastAsia="宋体" w:cs="宋体"/>
+              <w:rFonts w:ascii="宋体" w:eastAsia="宋体" w:hAnsi="宋体" w:cs="宋体"/>
               <w:szCs w:val="21"/>
             </w:rPr>
             <w:fldChar w:fldCharType="end"/>
@@ -2350,28 +2308,28 @@
         </w:p>
         <w:p>
           <w:pPr>
-            <w:pStyle w:val="17"/>
+            <w:pStyle w:val="TOC2"/>
             <w:tabs>
               <w:tab w:val="right" w:leader="dot" w:pos="8498"/>
             </w:tabs>
           </w:pPr>
           <w:r>
             <w:rPr>
-              <w:rFonts w:ascii="宋体" w:hAnsi="宋体" w:eastAsia="宋体" w:cs="宋体"/>
+              <w:rFonts w:ascii="宋体" w:eastAsia="宋体" w:hAnsi="宋体" w:cs="宋体"/>
               <w:szCs w:val="21"/>
             </w:rPr>
             <w:fldChar w:fldCharType="begin"/>
           </w:r>
           <w:r>
             <w:rPr>
-              <w:rFonts w:ascii="宋体" w:hAnsi="宋体" w:eastAsia="宋体" w:cs="宋体"/>
+              <w:rFonts w:ascii="宋体" w:eastAsia="宋体" w:hAnsi="宋体" w:cs="宋体"/>
               <w:szCs w:val="21"/>
             </w:rPr>
             <w:instrText xml:space="preserve"> HYPERLINK \l _Toc23815 </w:instrText>
           </w:r>
           <w:r>
             <w:rPr>
-              <w:rFonts w:ascii="宋体" w:hAnsi="宋体" w:eastAsia="宋体" w:cs="宋体"/>
+              <w:rFonts w:ascii="宋体" w:eastAsia="宋体" w:hAnsi="宋体" w:cs="宋体"/>
               <w:szCs w:val="21"/>
             </w:rPr>
             <w:fldChar w:fldCharType="separate"/>
@@ -2405,7 +2363,7 @@
           </w:r>
           <w:r>
             <w:rPr>
-              <w:rFonts w:ascii="宋体" w:hAnsi="宋体" w:eastAsia="宋体" w:cs="宋体"/>
+              <w:rFonts w:ascii="宋体" w:eastAsia="宋体" w:hAnsi="宋体" w:cs="宋体"/>
               <w:szCs w:val="21"/>
             </w:rPr>
             <w:fldChar w:fldCharType="end"/>
@@ -2413,28 +2371,28 @@
         </w:p>
         <w:p>
           <w:pPr>
-            <w:pStyle w:val="17"/>
+            <w:pStyle w:val="TOC2"/>
             <w:tabs>
               <w:tab w:val="right" w:leader="dot" w:pos="8498"/>
             </w:tabs>
           </w:pPr>
           <w:r>
             <w:rPr>
-              <w:rFonts w:ascii="宋体" w:hAnsi="宋体" w:eastAsia="宋体" w:cs="宋体"/>
+              <w:rFonts w:ascii="宋体" w:eastAsia="宋体" w:hAnsi="宋体" w:cs="宋体"/>
               <w:szCs w:val="21"/>
             </w:rPr>
             <w:fldChar w:fldCharType="begin"/>
           </w:r>
           <w:r>
             <w:rPr>
-              <w:rFonts w:ascii="宋体" w:hAnsi="宋体" w:eastAsia="宋体" w:cs="宋体"/>
+              <w:rFonts w:ascii="宋体" w:eastAsia="宋体" w:hAnsi="宋体" w:cs="宋体"/>
               <w:szCs w:val="21"/>
             </w:rPr>
             <w:instrText xml:space="preserve"> HYPERLINK \l _Toc4611 </w:instrText>
           </w:r>
           <w:r>
             <w:rPr>
-              <w:rFonts w:ascii="宋体" w:hAnsi="宋体" w:eastAsia="宋体" w:cs="宋体"/>
+              <w:rFonts w:ascii="宋体" w:eastAsia="宋体" w:hAnsi="宋体" w:cs="宋体"/>
               <w:szCs w:val="21"/>
             </w:rPr>
             <w:fldChar w:fldCharType="separate"/>
@@ -2468,7 +2426,7 @@
           </w:r>
           <w:r>
             <w:rPr>
-              <w:rFonts w:ascii="宋体" w:hAnsi="宋体" w:eastAsia="宋体" w:cs="宋体"/>
+              <w:rFonts w:ascii="宋体" w:eastAsia="宋体" w:hAnsi="宋体" w:cs="宋体"/>
               <w:szCs w:val="21"/>
             </w:rPr>
             <w:fldChar w:fldCharType="end"/>
@@ -2476,28 +2434,28 @@
         </w:p>
         <w:p>
           <w:pPr>
-            <w:pStyle w:val="17"/>
+            <w:pStyle w:val="TOC2"/>
             <w:tabs>
               <w:tab w:val="right" w:leader="dot" w:pos="8498"/>
             </w:tabs>
           </w:pPr>
           <w:r>
             <w:rPr>
-              <w:rFonts w:ascii="宋体" w:hAnsi="宋体" w:eastAsia="宋体" w:cs="宋体"/>
+              <w:rFonts w:ascii="宋体" w:eastAsia="宋体" w:hAnsi="宋体" w:cs="宋体"/>
               <w:szCs w:val="21"/>
             </w:rPr>
             <w:fldChar w:fldCharType="begin"/>
           </w:r>
           <w:r>
             <w:rPr>
-              <w:rFonts w:ascii="宋体" w:hAnsi="宋体" w:eastAsia="宋体" w:cs="宋体"/>
+              <w:rFonts w:ascii="宋体" w:eastAsia="宋体" w:hAnsi="宋体" w:cs="宋体"/>
               <w:szCs w:val="21"/>
             </w:rPr>
             <w:instrText xml:space="preserve"> HYPERLINK \l _Toc1721 </w:instrText>
           </w:r>
           <w:r>
             <w:rPr>
-              <w:rFonts w:ascii="宋体" w:hAnsi="宋体" w:eastAsia="宋体" w:cs="宋体"/>
+              <w:rFonts w:ascii="宋体" w:eastAsia="宋体" w:hAnsi="宋体" w:cs="宋体"/>
               <w:szCs w:val="21"/>
             </w:rPr>
             <w:fldChar w:fldCharType="separate"/>
@@ -2531,7 +2489,7 @@
           </w:r>
           <w:r>
             <w:rPr>
-              <w:rFonts w:ascii="宋体" w:hAnsi="宋体" w:eastAsia="宋体" w:cs="宋体"/>
+              <w:rFonts w:ascii="宋体" w:eastAsia="宋体" w:hAnsi="宋体" w:cs="宋体"/>
               <w:szCs w:val="21"/>
             </w:rPr>
             <w:fldChar w:fldCharType="end"/>
@@ -2539,28 +2497,28 @@
         </w:p>
         <w:p>
           <w:pPr>
-            <w:pStyle w:val="17"/>
+            <w:pStyle w:val="TOC2"/>
             <w:tabs>
               <w:tab w:val="right" w:leader="dot" w:pos="8498"/>
             </w:tabs>
           </w:pPr>
           <w:r>
             <w:rPr>
-              <w:rFonts w:ascii="宋体" w:hAnsi="宋体" w:eastAsia="宋体" w:cs="宋体"/>
+              <w:rFonts w:ascii="宋体" w:eastAsia="宋体" w:hAnsi="宋体" w:cs="宋体"/>
               <w:szCs w:val="21"/>
             </w:rPr>
             <w:fldChar w:fldCharType="begin"/>
           </w:r>
           <w:r>
             <w:rPr>
-              <w:rFonts w:ascii="宋体" w:hAnsi="宋体" w:eastAsia="宋体" w:cs="宋体"/>
+              <w:rFonts w:ascii="宋体" w:eastAsia="宋体" w:hAnsi="宋体" w:cs="宋体"/>
               <w:szCs w:val="21"/>
             </w:rPr>
             <w:instrText xml:space="preserve"> HYPERLINK \l _Toc29635 </w:instrText>
           </w:r>
           <w:r>
             <w:rPr>
-              <w:rFonts w:ascii="宋体" w:hAnsi="宋体" w:eastAsia="宋体" w:cs="宋体"/>
+              <w:rFonts w:ascii="宋体" w:eastAsia="宋体" w:hAnsi="宋体" w:cs="宋体"/>
               <w:szCs w:val="21"/>
             </w:rPr>
             <w:fldChar w:fldCharType="separate"/>
@@ -2594,7 +2552,7 @@
           </w:r>
           <w:r>
             <w:rPr>
-              <w:rFonts w:ascii="宋体" w:hAnsi="宋体" w:eastAsia="宋体" w:cs="宋体"/>
+              <w:rFonts w:ascii="宋体" w:eastAsia="宋体" w:hAnsi="宋体" w:cs="宋体"/>
               <w:szCs w:val="21"/>
             </w:rPr>
             <w:fldChar w:fldCharType="end"/>
@@ -2602,28 +2560,28 @@
         </w:p>
         <w:p>
           <w:pPr>
-            <w:pStyle w:val="17"/>
+            <w:pStyle w:val="TOC2"/>
             <w:tabs>
               <w:tab w:val="right" w:leader="dot" w:pos="8498"/>
             </w:tabs>
           </w:pPr>
           <w:r>
             <w:rPr>
-              <w:rFonts w:ascii="宋体" w:hAnsi="宋体" w:eastAsia="宋体" w:cs="宋体"/>
+              <w:rFonts w:ascii="宋体" w:eastAsia="宋体" w:hAnsi="宋体" w:cs="宋体"/>
               <w:szCs w:val="21"/>
             </w:rPr>
             <w:fldChar w:fldCharType="begin"/>
           </w:r>
           <w:r>
             <w:rPr>
-              <w:rFonts w:ascii="宋体" w:hAnsi="宋体" w:eastAsia="宋体" w:cs="宋体"/>
+              <w:rFonts w:ascii="宋体" w:eastAsia="宋体" w:hAnsi="宋体" w:cs="宋体"/>
               <w:szCs w:val="21"/>
             </w:rPr>
             <w:instrText xml:space="preserve"> HYPERLINK \l _Toc30864 </w:instrText>
           </w:r>
           <w:r>
             <w:rPr>
-              <w:rFonts w:ascii="宋体" w:hAnsi="宋体" w:eastAsia="宋体" w:cs="宋体"/>
+              <w:rFonts w:ascii="宋体" w:eastAsia="宋体" w:hAnsi="宋体" w:cs="宋体"/>
               <w:szCs w:val="21"/>
             </w:rPr>
             <w:fldChar w:fldCharType="separate"/>
@@ -2657,7 +2615,7 @@
           </w:r>
           <w:r>
             <w:rPr>
-              <w:rFonts w:ascii="宋体" w:hAnsi="宋体" w:eastAsia="宋体" w:cs="宋体"/>
+              <w:rFonts w:ascii="宋体" w:eastAsia="宋体" w:hAnsi="宋体" w:cs="宋体"/>
               <w:szCs w:val="21"/>
             </w:rPr>
             <w:fldChar w:fldCharType="end"/>
@@ -2665,28 +2623,28 @@
         </w:p>
         <w:p>
           <w:pPr>
-            <w:pStyle w:val="17"/>
+            <w:pStyle w:val="TOC2"/>
             <w:tabs>
               <w:tab w:val="right" w:leader="dot" w:pos="8498"/>
             </w:tabs>
           </w:pPr>
           <w:r>
             <w:rPr>
-              <w:rFonts w:ascii="宋体" w:hAnsi="宋体" w:eastAsia="宋体" w:cs="宋体"/>
+              <w:rFonts w:ascii="宋体" w:eastAsia="宋体" w:hAnsi="宋体" w:cs="宋体"/>
               <w:szCs w:val="21"/>
             </w:rPr>
             <w:fldChar w:fldCharType="begin"/>
           </w:r>
           <w:r>
             <w:rPr>
-              <w:rFonts w:ascii="宋体" w:hAnsi="宋体" w:eastAsia="宋体" w:cs="宋体"/>
+              <w:rFonts w:ascii="宋体" w:eastAsia="宋体" w:hAnsi="宋体" w:cs="宋体"/>
               <w:szCs w:val="21"/>
             </w:rPr>
             <w:instrText xml:space="preserve"> HYPERLINK \l _Toc15899 </w:instrText>
           </w:r>
           <w:r>
             <w:rPr>
-              <w:rFonts w:ascii="宋体" w:hAnsi="宋体" w:eastAsia="宋体" w:cs="宋体"/>
+              <w:rFonts w:ascii="宋体" w:eastAsia="宋体" w:hAnsi="宋体" w:cs="宋体"/>
               <w:szCs w:val="21"/>
             </w:rPr>
             <w:fldChar w:fldCharType="separate"/>
@@ -2720,7 +2678,7 @@
           </w:r>
           <w:r>
             <w:rPr>
-              <w:rFonts w:ascii="宋体" w:hAnsi="宋体" w:eastAsia="宋体" w:cs="宋体"/>
+              <w:rFonts w:ascii="宋体" w:eastAsia="宋体" w:hAnsi="宋体" w:cs="宋体"/>
               <w:szCs w:val="21"/>
             </w:rPr>
             <w:fldChar w:fldCharType="end"/>
@@ -2728,28 +2686,28 @@
         </w:p>
         <w:p>
           <w:pPr>
-            <w:pStyle w:val="17"/>
+            <w:pStyle w:val="TOC2"/>
             <w:tabs>
               <w:tab w:val="right" w:leader="dot" w:pos="8498"/>
             </w:tabs>
           </w:pPr>
           <w:r>
             <w:rPr>
-              <w:rFonts w:ascii="宋体" w:hAnsi="宋体" w:eastAsia="宋体" w:cs="宋体"/>
+              <w:rFonts w:ascii="宋体" w:eastAsia="宋体" w:hAnsi="宋体" w:cs="宋体"/>
               <w:szCs w:val="21"/>
             </w:rPr>
             <w:fldChar w:fldCharType="begin"/>
           </w:r>
           <w:r>
             <w:rPr>
-              <w:rFonts w:ascii="宋体" w:hAnsi="宋体" w:eastAsia="宋体" w:cs="宋体"/>
+              <w:rFonts w:ascii="宋体" w:eastAsia="宋体" w:hAnsi="宋体" w:cs="宋体"/>
               <w:szCs w:val="21"/>
             </w:rPr>
             <w:instrText xml:space="preserve"> HYPERLINK \l _Toc2710 </w:instrText>
           </w:r>
           <w:r>
             <w:rPr>
-              <w:rFonts w:ascii="宋体" w:hAnsi="宋体" w:eastAsia="宋体" w:cs="宋体"/>
+              <w:rFonts w:ascii="宋体" w:eastAsia="宋体" w:hAnsi="宋体" w:cs="宋体"/>
               <w:szCs w:val="21"/>
             </w:rPr>
             <w:fldChar w:fldCharType="separate"/>
@@ -2783,7 +2741,7 @@
           </w:r>
           <w:r>
             <w:rPr>
-              <w:rFonts w:ascii="宋体" w:hAnsi="宋体" w:eastAsia="宋体" w:cs="宋体"/>
+              <w:rFonts w:ascii="宋体" w:eastAsia="宋体" w:hAnsi="宋体" w:cs="宋体"/>
               <w:szCs w:val="21"/>
             </w:rPr>
             <w:fldChar w:fldCharType="end"/>
@@ -2791,28 +2749,28 @@
         </w:p>
         <w:p>
           <w:pPr>
-            <w:pStyle w:val="17"/>
+            <w:pStyle w:val="TOC2"/>
             <w:tabs>
               <w:tab w:val="right" w:leader="dot" w:pos="8498"/>
             </w:tabs>
           </w:pPr>
           <w:r>
             <w:rPr>
-              <w:rFonts w:ascii="宋体" w:hAnsi="宋体" w:eastAsia="宋体" w:cs="宋体"/>
+              <w:rFonts w:ascii="宋体" w:eastAsia="宋体" w:hAnsi="宋体" w:cs="宋体"/>
               <w:szCs w:val="21"/>
             </w:rPr>
             <w:fldChar w:fldCharType="begin"/>
           </w:r>
           <w:r>
             <w:rPr>
-              <w:rFonts w:ascii="宋体" w:hAnsi="宋体" w:eastAsia="宋体" w:cs="宋体"/>
+              <w:rFonts w:ascii="宋体" w:eastAsia="宋体" w:hAnsi="宋体" w:cs="宋体"/>
               <w:szCs w:val="21"/>
             </w:rPr>
             <w:instrText xml:space="preserve"> HYPERLINK \l _Toc17153 </w:instrText>
           </w:r>
           <w:r>
             <w:rPr>
-              <w:rFonts w:ascii="宋体" w:hAnsi="宋体" w:eastAsia="宋体" w:cs="宋体"/>
+              <w:rFonts w:ascii="宋体" w:eastAsia="宋体" w:hAnsi="宋体" w:cs="宋体"/>
               <w:szCs w:val="21"/>
             </w:rPr>
             <w:fldChar w:fldCharType="separate"/>
@@ -2846,7 +2804,7 @@
           </w:r>
           <w:r>
             <w:rPr>
-              <w:rFonts w:ascii="宋体" w:hAnsi="宋体" w:eastAsia="宋体" w:cs="宋体"/>
+              <w:rFonts w:ascii="宋体" w:eastAsia="宋体" w:hAnsi="宋体" w:cs="宋体"/>
               <w:szCs w:val="21"/>
             </w:rPr>
             <w:fldChar w:fldCharType="end"/>
@@ -2854,28 +2812,28 @@
         </w:p>
         <w:p>
           <w:pPr>
-            <w:pStyle w:val="17"/>
+            <w:pStyle w:val="TOC2"/>
             <w:tabs>
               <w:tab w:val="right" w:leader="dot" w:pos="8498"/>
             </w:tabs>
           </w:pPr>
           <w:r>
             <w:rPr>
-              <w:rFonts w:ascii="宋体" w:hAnsi="宋体" w:eastAsia="宋体" w:cs="宋体"/>
+              <w:rFonts w:ascii="宋体" w:eastAsia="宋体" w:hAnsi="宋体" w:cs="宋体"/>
               <w:szCs w:val="21"/>
             </w:rPr>
             <w:fldChar w:fldCharType="begin"/>
           </w:r>
           <w:r>
             <w:rPr>
-              <w:rFonts w:ascii="宋体" w:hAnsi="宋体" w:eastAsia="宋体" w:cs="宋体"/>
+              <w:rFonts w:ascii="宋体" w:eastAsia="宋体" w:hAnsi="宋体" w:cs="宋体"/>
               <w:szCs w:val="21"/>
             </w:rPr>
             <w:instrText xml:space="preserve"> HYPERLINK \l _Toc8346 </w:instrText>
           </w:r>
           <w:r>
             <w:rPr>
-              <w:rFonts w:ascii="宋体" w:hAnsi="宋体" w:eastAsia="宋体" w:cs="宋体"/>
+              <w:rFonts w:ascii="宋体" w:eastAsia="宋体" w:hAnsi="宋体" w:cs="宋体"/>
               <w:szCs w:val="21"/>
             </w:rPr>
             <w:fldChar w:fldCharType="separate"/>
@@ -2909,7 +2867,7 @@
           </w:r>
           <w:r>
             <w:rPr>
-              <w:rFonts w:ascii="宋体" w:hAnsi="宋体" w:eastAsia="宋体" w:cs="宋体"/>
+              <w:rFonts w:ascii="宋体" w:eastAsia="宋体" w:hAnsi="宋体" w:cs="宋体"/>
               <w:szCs w:val="21"/>
             </w:rPr>
             <w:fldChar w:fldCharType="end"/>
@@ -2917,28 +2875,28 @@
         </w:p>
         <w:p>
           <w:pPr>
-            <w:pStyle w:val="17"/>
+            <w:pStyle w:val="TOC2"/>
             <w:tabs>
               <w:tab w:val="right" w:leader="dot" w:pos="8498"/>
             </w:tabs>
           </w:pPr>
           <w:r>
             <w:rPr>
-              <w:rFonts w:ascii="宋体" w:hAnsi="宋体" w:eastAsia="宋体" w:cs="宋体"/>
+              <w:rFonts w:ascii="宋体" w:eastAsia="宋体" w:hAnsi="宋体" w:cs="宋体"/>
               <w:szCs w:val="21"/>
             </w:rPr>
             <w:fldChar w:fldCharType="begin"/>
           </w:r>
           <w:r>
             <w:rPr>
-              <w:rFonts w:ascii="宋体" w:hAnsi="宋体" w:eastAsia="宋体" w:cs="宋体"/>
+              <w:rFonts w:ascii="宋体" w:eastAsia="宋体" w:hAnsi="宋体" w:cs="宋体"/>
               <w:szCs w:val="21"/>
             </w:rPr>
             <w:instrText xml:space="preserve"> HYPERLINK \l _Toc4598 </w:instrText>
           </w:r>
           <w:r>
             <w:rPr>
-              <w:rFonts w:ascii="宋体" w:hAnsi="宋体" w:eastAsia="宋体" w:cs="宋体"/>
+              <w:rFonts w:ascii="宋体" w:eastAsia="宋体" w:hAnsi="宋体" w:cs="宋体"/>
               <w:szCs w:val="21"/>
             </w:rPr>
             <w:fldChar w:fldCharType="separate"/>
@@ -2972,7 +2930,7 @@
           </w:r>
           <w:r>
             <w:rPr>
-              <w:rFonts w:ascii="宋体" w:hAnsi="宋体" w:eastAsia="宋体" w:cs="宋体"/>
+              <w:rFonts w:ascii="宋体" w:eastAsia="宋体" w:hAnsi="宋体" w:cs="宋体"/>
               <w:szCs w:val="21"/>
             </w:rPr>
             <w:fldChar w:fldCharType="end"/>
@@ -2980,28 +2938,28 @@
         </w:p>
         <w:p>
           <w:pPr>
-            <w:pStyle w:val="17"/>
+            <w:pStyle w:val="TOC2"/>
             <w:tabs>
               <w:tab w:val="right" w:leader="dot" w:pos="8498"/>
             </w:tabs>
           </w:pPr>
           <w:r>
             <w:rPr>
-              <w:rFonts w:ascii="宋体" w:hAnsi="宋体" w:eastAsia="宋体" w:cs="宋体"/>
+              <w:rFonts w:ascii="宋体" w:eastAsia="宋体" w:hAnsi="宋体" w:cs="宋体"/>
               <w:szCs w:val="21"/>
             </w:rPr>
             <w:fldChar w:fldCharType="begin"/>
           </w:r>
           <w:r>
             <w:rPr>
-              <w:rFonts w:ascii="宋体" w:hAnsi="宋体" w:eastAsia="宋体" w:cs="宋体"/>
+              <w:rFonts w:ascii="宋体" w:eastAsia="宋体" w:hAnsi="宋体" w:cs="宋体"/>
               <w:szCs w:val="21"/>
             </w:rPr>
             <w:instrText xml:space="preserve"> HYPERLINK \l _Toc858 </w:instrText>
           </w:r>
           <w:r>
             <w:rPr>
-              <w:rFonts w:ascii="宋体" w:hAnsi="宋体" w:eastAsia="宋体" w:cs="宋体"/>
+              <w:rFonts w:ascii="宋体" w:eastAsia="宋体" w:hAnsi="宋体" w:cs="宋体"/>
               <w:szCs w:val="21"/>
             </w:rPr>
             <w:fldChar w:fldCharType="separate"/>
@@ -3035,7 +2993,7 @@
           </w:r>
           <w:r>
             <w:rPr>
-              <w:rFonts w:ascii="宋体" w:hAnsi="宋体" w:eastAsia="宋体" w:cs="宋体"/>
+              <w:rFonts w:ascii="宋体" w:eastAsia="宋体" w:hAnsi="宋体" w:cs="宋体"/>
               <w:szCs w:val="21"/>
             </w:rPr>
             <w:fldChar w:fldCharType="end"/>
@@ -3043,28 +3001,28 @@
         </w:p>
         <w:p>
           <w:pPr>
-            <w:pStyle w:val="17"/>
+            <w:pStyle w:val="TOC2"/>
             <w:tabs>
               <w:tab w:val="right" w:leader="dot" w:pos="8498"/>
             </w:tabs>
           </w:pPr>
           <w:r>
             <w:rPr>
-              <w:rFonts w:ascii="宋体" w:hAnsi="宋体" w:eastAsia="宋体" w:cs="宋体"/>
+              <w:rFonts w:ascii="宋体" w:eastAsia="宋体" w:hAnsi="宋体" w:cs="宋体"/>
               <w:szCs w:val="21"/>
             </w:rPr>
             <w:fldChar w:fldCharType="begin"/>
           </w:r>
           <w:r>
             <w:rPr>
-              <w:rFonts w:ascii="宋体" w:hAnsi="宋体" w:eastAsia="宋体" w:cs="宋体"/>
+              <w:rFonts w:ascii="宋体" w:eastAsia="宋体" w:hAnsi="宋体" w:cs="宋体"/>
               <w:szCs w:val="21"/>
             </w:rPr>
             <w:instrText xml:space="preserve"> HYPERLINK \l _Toc29430 </w:instrText>
           </w:r>
           <w:r>
             <w:rPr>
-              <w:rFonts w:ascii="宋体" w:hAnsi="宋体" w:eastAsia="宋体" w:cs="宋体"/>
+              <w:rFonts w:ascii="宋体" w:eastAsia="宋体" w:hAnsi="宋体" w:cs="宋体"/>
               <w:szCs w:val="21"/>
             </w:rPr>
             <w:fldChar w:fldCharType="separate"/>
@@ -3098,7 +3056,7 @@
           </w:r>
           <w:r>
             <w:rPr>
-              <w:rFonts w:ascii="宋体" w:hAnsi="宋体" w:eastAsia="宋体" w:cs="宋体"/>
+              <w:rFonts w:ascii="宋体" w:eastAsia="宋体" w:hAnsi="宋体" w:cs="宋体"/>
               <w:szCs w:val="21"/>
             </w:rPr>
             <w:fldChar w:fldCharType="end"/>
@@ -3106,28 +3064,28 @@
         </w:p>
         <w:p>
           <w:pPr>
-            <w:pStyle w:val="17"/>
+            <w:pStyle w:val="TOC2"/>
             <w:tabs>
               <w:tab w:val="right" w:leader="dot" w:pos="8498"/>
             </w:tabs>
           </w:pPr>
           <w:r>
             <w:rPr>
-              <w:rFonts w:ascii="宋体" w:hAnsi="宋体" w:eastAsia="宋体" w:cs="宋体"/>
+              <w:rFonts w:ascii="宋体" w:eastAsia="宋体" w:hAnsi="宋体" w:cs="宋体"/>
               <w:szCs w:val="21"/>
             </w:rPr>
             <w:fldChar w:fldCharType="begin"/>
           </w:r>
           <w:r>
             <w:rPr>
-              <w:rFonts w:ascii="宋体" w:hAnsi="宋体" w:eastAsia="宋体" w:cs="宋体"/>
+              <w:rFonts w:ascii="宋体" w:eastAsia="宋体" w:hAnsi="宋体" w:cs="宋体"/>
               <w:szCs w:val="21"/>
             </w:rPr>
             <w:instrText xml:space="preserve"> HYPERLINK \l _Toc23605 </w:instrText>
           </w:r>
           <w:r>
             <w:rPr>
-              <w:rFonts w:ascii="宋体" w:hAnsi="宋体" w:eastAsia="宋体" w:cs="宋体"/>
+              <w:rFonts w:ascii="宋体" w:eastAsia="宋体" w:hAnsi="宋体" w:cs="宋体"/>
               <w:szCs w:val="21"/>
             </w:rPr>
             <w:fldChar w:fldCharType="separate"/>
@@ -3161,7 +3119,7 @@
           </w:r>
           <w:r>
             <w:rPr>
-              <w:rFonts w:ascii="宋体" w:hAnsi="宋体" w:eastAsia="宋体" w:cs="宋体"/>
+              <w:rFonts w:ascii="宋体" w:eastAsia="宋体" w:hAnsi="宋体" w:cs="宋体"/>
               <w:szCs w:val="21"/>
             </w:rPr>
             <w:fldChar w:fldCharType="end"/>
@@ -3169,28 +3127,28 @@
         </w:p>
         <w:p>
           <w:pPr>
-            <w:pStyle w:val="17"/>
+            <w:pStyle w:val="TOC2"/>
             <w:tabs>
               <w:tab w:val="right" w:leader="dot" w:pos="8498"/>
             </w:tabs>
           </w:pPr>
           <w:r>
             <w:rPr>
-              <w:rFonts w:ascii="宋体" w:hAnsi="宋体" w:eastAsia="宋体" w:cs="宋体"/>
+              <w:rFonts w:ascii="宋体" w:eastAsia="宋体" w:hAnsi="宋体" w:cs="宋体"/>
               <w:szCs w:val="21"/>
             </w:rPr>
             <w:fldChar w:fldCharType="begin"/>
           </w:r>
           <w:r>
             <w:rPr>
-              <w:rFonts w:ascii="宋体" w:hAnsi="宋体" w:eastAsia="宋体" w:cs="宋体"/>
+              <w:rFonts w:ascii="宋体" w:eastAsia="宋体" w:hAnsi="宋体" w:cs="宋体"/>
               <w:szCs w:val="21"/>
             </w:rPr>
             <w:instrText xml:space="preserve"> HYPERLINK \l _Toc11763 </w:instrText>
           </w:r>
           <w:r>
             <w:rPr>
-              <w:rFonts w:ascii="宋体" w:hAnsi="宋体" w:eastAsia="宋体" w:cs="宋体"/>
+              <w:rFonts w:ascii="宋体" w:eastAsia="宋体" w:hAnsi="宋体" w:cs="宋体"/>
               <w:szCs w:val="21"/>
             </w:rPr>
             <w:fldChar w:fldCharType="separate"/>
@@ -3224,7 +3182,7 @@
           </w:r>
           <w:r>
             <w:rPr>
-              <w:rFonts w:ascii="宋体" w:hAnsi="宋体" w:eastAsia="宋体" w:cs="宋体"/>
+              <w:rFonts w:ascii="宋体" w:eastAsia="宋体" w:hAnsi="宋体" w:cs="宋体"/>
               <w:szCs w:val="21"/>
             </w:rPr>
             <w:fldChar w:fldCharType="end"/>
@@ -3232,28 +3190,28 @@
         </w:p>
         <w:p>
           <w:pPr>
-            <w:pStyle w:val="17"/>
+            <w:pStyle w:val="TOC2"/>
             <w:tabs>
               <w:tab w:val="right" w:leader="dot" w:pos="8498"/>
             </w:tabs>
           </w:pPr>
           <w:r>
             <w:rPr>
-              <w:rFonts w:ascii="宋体" w:hAnsi="宋体" w:eastAsia="宋体" w:cs="宋体"/>
+              <w:rFonts w:ascii="宋体" w:eastAsia="宋体" w:hAnsi="宋体" w:cs="宋体"/>
               <w:szCs w:val="21"/>
             </w:rPr>
             <w:fldChar w:fldCharType="begin"/>
           </w:r>
           <w:r>
             <w:rPr>
-              <w:rFonts w:ascii="宋体" w:hAnsi="宋体" w:eastAsia="宋体" w:cs="宋体"/>
+              <w:rFonts w:ascii="宋体" w:eastAsia="宋体" w:hAnsi="宋体" w:cs="宋体"/>
               <w:szCs w:val="21"/>
             </w:rPr>
             <w:instrText xml:space="preserve"> HYPERLINK \l _Toc12087 </w:instrText>
           </w:r>
           <w:r>
             <w:rPr>
-              <w:rFonts w:ascii="宋体" w:hAnsi="宋体" w:eastAsia="宋体" w:cs="宋体"/>
+              <w:rFonts w:ascii="宋体" w:eastAsia="宋体" w:hAnsi="宋体" w:cs="宋体"/>
               <w:szCs w:val="21"/>
             </w:rPr>
             <w:fldChar w:fldCharType="separate"/>
@@ -3287,7 +3245,7 @@
           </w:r>
           <w:r>
             <w:rPr>
-              <w:rFonts w:ascii="宋体" w:hAnsi="宋体" w:eastAsia="宋体" w:cs="宋体"/>
+              <w:rFonts w:ascii="宋体" w:eastAsia="宋体" w:hAnsi="宋体" w:cs="宋体"/>
               <w:szCs w:val="21"/>
             </w:rPr>
             <w:fldChar w:fldCharType="end"/>
@@ -3295,28 +3253,28 @@
         </w:p>
         <w:p>
           <w:pPr>
-            <w:pStyle w:val="17"/>
+            <w:pStyle w:val="TOC2"/>
             <w:tabs>
               <w:tab w:val="right" w:leader="dot" w:pos="8498"/>
             </w:tabs>
           </w:pPr>
           <w:r>
             <w:rPr>
-              <w:rFonts w:ascii="宋体" w:hAnsi="宋体" w:eastAsia="宋体" w:cs="宋体"/>
+              <w:rFonts w:ascii="宋体" w:eastAsia="宋体" w:hAnsi="宋体" w:cs="宋体"/>
               <w:szCs w:val="21"/>
             </w:rPr>
             <w:fldChar w:fldCharType="begin"/>
           </w:r>
           <w:r>
             <w:rPr>
-              <w:rFonts w:ascii="宋体" w:hAnsi="宋体" w:eastAsia="宋体" w:cs="宋体"/>
+              <w:rFonts w:ascii="宋体" w:eastAsia="宋体" w:hAnsi="宋体" w:cs="宋体"/>
               <w:szCs w:val="21"/>
             </w:rPr>
             <w:instrText xml:space="preserve"> HYPERLINK \l _Toc11040 </w:instrText>
           </w:r>
           <w:r>
             <w:rPr>
-              <w:rFonts w:ascii="宋体" w:hAnsi="宋体" w:eastAsia="宋体" w:cs="宋体"/>
+              <w:rFonts w:ascii="宋体" w:eastAsia="宋体" w:hAnsi="宋体" w:cs="宋体"/>
               <w:szCs w:val="21"/>
             </w:rPr>
             <w:fldChar w:fldCharType="separate"/>
@@ -3350,7 +3308,7 @@
           </w:r>
           <w:r>
             <w:rPr>
-              <w:rFonts w:ascii="宋体" w:hAnsi="宋体" w:eastAsia="宋体" w:cs="宋体"/>
+              <w:rFonts w:ascii="宋体" w:eastAsia="宋体" w:hAnsi="宋体" w:cs="宋体"/>
               <w:szCs w:val="21"/>
             </w:rPr>
             <w:fldChar w:fldCharType="end"/>
@@ -3358,35 +3316,35 @@
         </w:p>
         <w:p>
           <w:pPr>
-            <w:pStyle w:val="16"/>
+            <w:pStyle w:val="TOC1"/>
             <w:tabs>
               <w:tab w:val="right" w:leader="dot" w:pos="8498"/>
             </w:tabs>
           </w:pPr>
           <w:r>
             <w:rPr>
-              <w:rFonts w:ascii="宋体" w:hAnsi="宋体" w:eastAsia="宋体" w:cs="宋体"/>
+              <w:rFonts w:ascii="宋体" w:eastAsia="宋体" w:hAnsi="宋体" w:cs="宋体"/>
               <w:szCs w:val="21"/>
             </w:rPr>
             <w:fldChar w:fldCharType="begin"/>
           </w:r>
           <w:r>
             <w:rPr>
-              <w:rFonts w:ascii="宋体" w:hAnsi="宋体" w:eastAsia="宋体" w:cs="宋体"/>
+              <w:rFonts w:ascii="宋体" w:eastAsia="宋体" w:hAnsi="宋体" w:cs="宋体"/>
               <w:szCs w:val="21"/>
             </w:rPr>
             <w:instrText xml:space="preserve"> HYPERLINK \l _Toc20156 </w:instrText>
           </w:r>
           <w:r>
             <w:rPr>
-              <w:rFonts w:ascii="宋体" w:hAnsi="宋体" w:eastAsia="宋体" w:cs="宋体"/>
+              <w:rFonts w:ascii="宋体" w:eastAsia="宋体" w:hAnsi="宋体" w:cs="宋体"/>
               <w:szCs w:val="21"/>
             </w:rPr>
             <w:fldChar w:fldCharType="separate"/>
           </w:r>
           <w:r>
             <w:rPr>
-              <w:rFonts w:hint="eastAsia" w:ascii="宋体" w:hAnsi="宋体" w:eastAsia="宋体" w:cs="宋体"/>
+              <w:rFonts w:ascii="宋体" w:eastAsia="宋体" w:hAnsi="宋体" w:cs="宋体" w:hint="eastAsia"/>
               <w:bCs/>
               <w:spacing w:val="-10"/>
               <w:szCs w:val="40"/>
@@ -3414,7 +3372,7 @@
           </w:r>
           <w:r>
             <w:rPr>
-              <w:rFonts w:ascii="宋体" w:hAnsi="宋体" w:eastAsia="宋体" w:cs="宋体"/>
+              <w:rFonts w:ascii="宋体" w:eastAsia="宋体" w:hAnsi="宋体" w:cs="宋体"/>
               <w:szCs w:val="21"/>
             </w:rPr>
             <w:fldChar w:fldCharType="end"/>
@@ -3438,7 +3396,7 @@
             <w:spacing w:line="220" w:lineRule="auto"/>
             <w:textAlignment w:val="baseline"/>
             <w:rPr>
-              <w:rFonts w:ascii="宋体" w:hAnsi="宋体" w:eastAsia="宋体" w:cs="宋体"/>
+              <w:rFonts w:ascii="宋体" w:eastAsia="宋体" w:hAnsi="宋体" w:cs="宋体"/>
               <w:snapToGrid w:val="0"/>
               <w:color w:val="000000"/>
               <w:kern w:val="0"/>
@@ -3449,7 +3407,7 @@
           </w:pPr>
           <w:r>
             <w:rPr>
-              <w:rFonts w:ascii="宋体" w:hAnsi="宋体" w:eastAsia="宋体" w:cs="宋体"/>
+              <w:rFonts w:ascii="宋体" w:eastAsia="宋体" w:hAnsi="宋体" w:cs="宋体"/>
               <w:szCs w:val="21"/>
             </w:rPr>
             <w:fldChar w:fldCharType="end"/>
@@ -3475,7 +3433,7 @@
         <w:spacing w:line="220" w:lineRule="auto"/>
         <w:textAlignment w:val="baseline"/>
         <w:rPr>
-          <w:rFonts w:ascii="宋体" w:hAnsi="宋体" w:eastAsia="宋体" w:cs="宋体"/>
+          <w:rFonts w:ascii="宋体" w:eastAsia="宋体" w:hAnsi="宋体" w:cs="宋体"/>
           <w:snapToGrid w:val="0"/>
           <w:color w:val="000000"/>
           <w:kern w:val="0"/>
@@ -3486,13 +3444,13 @@
         <w:sectPr>
           <w:pgSz w:w="11906" w:h="16839"/>
           <w:pgMar w:top="1431" w:right="1700" w:bottom="0" w:left="1708" w:header="0" w:footer="0" w:gutter="0"/>
-          <w:cols w:space="720" w:num="1"/>
+          <w:cols w:num="1" w:space="720"/>
         </w:sectPr>
       </w:pPr>
     </w:p>
     <w:p>
       <w:pPr>
-        <w:pStyle w:val="26"/>
+        <w:pStyle w:val="1"/>
         <w:keepNext w:val="0"/>
         <w:keepLines w:val="0"/>
         <w:pageBreakBefore w:val="0"/>
@@ -3516,7 +3474,7 @@
     </w:p>
     <w:p>
       <w:pPr>
-        <w:pStyle w:val="27"/>
+        <w:pStyle w:val="a"/>
         <w:keepNext w:val="0"/>
         <w:keepLines w:val="0"/>
         <w:pageBreakBefore w:val="0"/>
@@ -3538,7 +3496,7 @@
     </w:p>
     <w:p>
       <w:pPr>
-        <w:pStyle w:val="27"/>
+        <w:pStyle w:val="a"/>
         <w:keepNext w:val="0"/>
         <w:keepLines w:val="0"/>
         <w:pageBreakBefore w:val="0"/>
@@ -3560,7 +3518,7 @@
     </w:p>
     <w:p>
       <w:pPr>
-        <w:pStyle w:val="26"/>
+        <w:pStyle w:val="1"/>
         <w:keepNext w:val="0"/>
         <w:keepLines w:val="0"/>
         <w:pageBreakBefore w:val="0"/>
@@ -3584,7 +3542,7 @@
     </w:p>
     <w:p>
       <w:pPr>
-        <w:pStyle w:val="27"/>
+        <w:pStyle w:val="a"/>
         <w:keepNext w:val="0"/>
         <w:keepLines w:val="0"/>
         <w:pageBreakBefore w:val="0"/>
@@ -3601,12 +3559,12 @@
         <w:textAlignment w:val="baseline"/>
       </w:pPr>
       <w:r>
-        <w:t>本制度适用于甘肃国邦信息科技有限公司（以下简称“公司 ”）。</w:t>
+        <w:t>本制度适用于中达丰集团有限公司（以下简称“公司 ”）。</w:t>
       </w:r>
     </w:p>
     <w:p>
       <w:pPr>
-        <w:pStyle w:val="26"/>
+        <w:pStyle w:val="1"/>
         <w:keepNext w:val="0"/>
         <w:keepLines w:val="0"/>
         <w:pageBreakBefore w:val="0"/>
@@ -3648,17 +3606,17 @@
         <w:adjustRightInd w:val="0"/>
         <w:snapToGrid w:val="0"/>
         <w:spacing w:before="149" w:line="220" w:lineRule="auto"/>
-        <w:ind w:left="425" w:leftChars="0" w:hanging="425" w:firstLineChars="0"/>
+        <w:ind w:left="425" w:hanging="425" w:leftChars="0" w:firstLineChars="0"/>
         <w:textAlignment w:val="baseline"/>
         <w:rPr>
-          <w:rFonts w:ascii="宋体" w:hAnsi="宋体" w:eastAsia="宋体" w:cs="宋体"/>
+          <w:rFonts w:ascii="宋体" w:eastAsia="宋体" w:hAnsi="宋体" w:cs="宋体"/>
           <w:sz w:val="24"/>
           <w:szCs w:val="24"/>
         </w:rPr>
       </w:pPr>
       <w:r>
         <w:rPr>
-          <w:rFonts w:hint="eastAsia" w:ascii="宋体" w:hAnsi="宋体" w:eastAsia="宋体" w:cs="宋体"/>
+          <w:rFonts w:ascii="宋体" w:eastAsia="宋体" w:hAnsi="宋体" w:cs="宋体" w:hint="eastAsia"/>
           <w:spacing w:val="-1"/>
           <w:sz w:val="24"/>
           <w:szCs w:val="24"/>
@@ -3667,7 +3625,7 @@
       </w:r>
       <w:r>
         <w:rPr>
-          <w:rFonts w:ascii="宋体" w:hAnsi="宋体" w:eastAsia="宋体" w:cs="宋体"/>
+          <w:rFonts w:ascii="宋体" w:eastAsia="宋体" w:hAnsi="宋体" w:cs="宋体"/>
           <w:spacing w:val="-1"/>
           <w:sz w:val="24"/>
           <w:szCs w:val="24"/>
@@ -3676,7 +3634,7 @@
       </w:r>
       <w:r>
         <w:rPr>
-          <w:rFonts w:ascii="宋体" w:hAnsi="宋体" w:eastAsia="宋体" w:cs="宋体"/>
+          <w:rFonts w:ascii="宋体" w:eastAsia="宋体" w:hAnsi="宋体" w:cs="宋体"/>
           <w:spacing w:val="-2"/>
           <w:sz w:val="24"/>
           <w:szCs w:val="24"/>
@@ -3704,17 +3662,17 @@
         <w:adjustRightInd w:val="0"/>
         <w:snapToGrid w:val="0"/>
         <w:spacing w:before="182" w:line="220" w:lineRule="auto"/>
-        <w:ind w:left="425" w:leftChars="0" w:hanging="425" w:firstLineChars="0"/>
+        <w:ind w:left="425" w:hanging="425" w:leftChars="0" w:firstLineChars="0"/>
         <w:textAlignment w:val="baseline"/>
         <w:rPr>
-          <w:rFonts w:ascii="宋体" w:hAnsi="宋体" w:eastAsia="宋体" w:cs="宋体"/>
+          <w:rFonts w:ascii="宋体" w:eastAsia="宋体" w:hAnsi="宋体" w:cs="宋体"/>
           <w:sz w:val="24"/>
           <w:szCs w:val="24"/>
         </w:rPr>
       </w:pPr>
       <w:r>
         <w:rPr>
-          <w:rFonts w:ascii="宋体" w:hAnsi="宋体" w:eastAsia="宋体" w:cs="宋体"/>
+          <w:rFonts w:ascii="宋体" w:eastAsia="宋体" w:hAnsi="宋体" w:cs="宋体"/>
           <w:spacing w:val="-1"/>
           <w:sz w:val="24"/>
           <w:szCs w:val="24"/>
@@ -3742,17 +3700,17 @@
         <w:adjustRightInd w:val="0"/>
         <w:snapToGrid w:val="0"/>
         <w:spacing w:before="182" w:line="220" w:lineRule="auto"/>
-        <w:ind w:left="425" w:leftChars="0" w:hanging="425" w:firstLineChars="0"/>
+        <w:ind w:left="425" w:hanging="425" w:leftChars="0" w:firstLineChars="0"/>
         <w:textAlignment w:val="baseline"/>
         <w:rPr>
-          <w:rFonts w:ascii="宋体" w:hAnsi="宋体" w:eastAsia="宋体" w:cs="宋体"/>
+          <w:rFonts w:ascii="宋体" w:eastAsia="宋体" w:hAnsi="宋体" w:cs="宋体"/>
           <w:sz w:val="24"/>
           <w:szCs w:val="24"/>
         </w:rPr>
       </w:pPr>
       <w:r>
         <w:rPr>
-          <w:rFonts w:ascii="宋体" w:hAnsi="宋体" w:eastAsia="宋体" w:cs="宋体"/>
+          <w:rFonts w:ascii="宋体" w:eastAsia="宋体" w:hAnsi="宋体" w:cs="宋体"/>
           <w:spacing w:val="-1"/>
           <w:sz w:val="24"/>
           <w:szCs w:val="24"/>
@@ -3761,7 +3719,7 @@
       </w:r>
       <w:r>
         <w:rPr>
-          <w:rFonts w:hint="eastAsia" w:ascii="宋体" w:hAnsi="宋体" w:eastAsia="宋体" w:cs="宋体"/>
+          <w:rFonts w:ascii="宋体" w:eastAsia="宋体" w:hAnsi="宋体" w:cs="宋体" w:hint="eastAsia"/>
           <w:spacing w:val="-1"/>
           <w:sz w:val="24"/>
           <w:szCs w:val="24"/>
@@ -3771,7 +3729,7 @@
       </w:r>
       <w:r>
         <w:rPr>
-          <w:rFonts w:ascii="宋体" w:hAnsi="宋体" w:eastAsia="宋体" w:cs="宋体"/>
+          <w:rFonts w:ascii="宋体" w:eastAsia="宋体" w:hAnsi="宋体" w:cs="宋体"/>
           <w:spacing w:val="-1"/>
           <w:sz w:val="24"/>
           <w:szCs w:val="24"/>
@@ -3780,7 +3738,7 @@
       </w:r>
       <w:r>
         <w:rPr>
-          <w:rFonts w:ascii="宋体" w:hAnsi="宋体" w:eastAsia="宋体" w:cs="宋体"/>
+          <w:rFonts w:ascii="宋体" w:eastAsia="宋体" w:hAnsi="宋体" w:cs="宋体"/>
           <w:spacing w:val="-2"/>
           <w:sz w:val="24"/>
           <w:szCs w:val="24"/>
@@ -3789,7 +3747,7 @@
       </w:r>
       <w:r>
         <w:rPr>
-          <w:rFonts w:ascii="宋体" w:hAnsi="宋体" w:eastAsia="宋体" w:cs="宋体"/>
+          <w:rFonts w:ascii="宋体" w:eastAsia="宋体" w:hAnsi="宋体" w:cs="宋体"/>
           <w:spacing w:val="-33"/>
           <w:sz w:val="24"/>
           <w:szCs w:val="24"/>
@@ -3798,7 +3756,7 @@
       </w:r>
       <w:r>
         <w:rPr>
-          <w:rFonts w:ascii="宋体" w:hAnsi="宋体" w:eastAsia="宋体" w:cs="宋体"/>
+          <w:rFonts w:ascii="宋体" w:eastAsia="宋体" w:hAnsi="宋体" w:cs="宋体"/>
           <w:spacing w:val="-2"/>
           <w:sz w:val="24"/>
           <w:szCs w:val="24"/>
@@ -3807,7 +3765,7 @@
       </w:r>
       <w:r>
         <w:rPr>
-          <w:rFonts w:ascii="宋体" w:hAnsi="宋体" w:eastAsia="宋体" w:cs="宋体"/>
+          <w:rFonts w:ascii="宋体" w:eastAsia="宋体" w:hAnsi="宋体" w:cs="宋体"/>
           <w:spacing w:val="-48"/>
           <w:sz w:val="24"/>
           <w:szCs w:val="24"/>
@@ -3816,7 +3774,7 @@
       </w:r>
       <w:r>
         <w:rPr>
-          <w:rFonts w:ascii="宋体" w:hAnsi="宋体" w:eastAsia="宋体" w:cs="宋体"/>
+          <w:rFonts w:ascii="宋体" w:eastAsia="宋体" w:hAnsi="宋体" w:cs="宋体"/>
           <w:spacing w:val="-2"/>
           <w:sz w:val="24"/>
           <w:szCs w:val="24"/>
@@ -3844,17 +3802,17 @@
         <w:adjustRightInd w:val="0"/>
         <w:snapToGrid w:val="0"/>
         <w:spacing w:before="182" w:line="220" w:lineRule="auto"/>
-        <w:ind w:left="425" w:leftChars="0" w:hanging="425" w:firstLineChars="0"/>
+        <w:ind w:left="425" w:hanging="425" w:leftChars="0" w:firstLineChars="0"/>
         <w:textAlignment w:val="baseline"/>
         <w:rPr>
-          <w:rFonts w:ascii="宋体" w:hAnsi="宋体" w:eastAsia="宋体" w:cs="宋体"/>
+          <w:rFonts w:ascii="宋体" w:eastAsia="宋体" w:hAnsi="宋体" w:cs="宋体"/>
           <w:sz w:val="24"/>
           <w:szCs w:val="24"/>
         </w:rPr>
       </w:pPr>
       <w:r>
         <w:rPr>
-          <w:rFonts w:ascii="宋体" w:hAnsi="宋体" w:eastAsia="宋体" w:cs="宋体"/>
+          <w:rFonts w:ascii="宋体" w:eastAsia="宋体" w:hAnsi="宋体" w:cs="宋体"/>
           <w:spacing w:val="-3"/>
           <w:sz w:val="24"/>
           <w:szCs w:val="24"/>
@@ -3864,7 +3822,7 @@
     </w:p>
     <w:p>
       <w:pPr>
-        <w:pStyle w:val="26"/>
+        <w:pStyle w:val="1"/>
         <w:keepNext w:val="0"/>
         <w:keepLines w:val="0"/>
         <w:pageBreakBefore w:val="0"/>
@@ -3888,7 +3846,7 @@
     </w:p>
     <w:p>
       <w:pPr>
-        <w:pStyle w:val="28"/>
+        <w:pStyle w:val="2"/>
         <w:keepNext w:val="0"/>
         <w:keepLines w:val="0"/>
         <w:pageBreakBefore w:val="0"/>
@@ -3914,7 +3872,7 @@
     </w:p>
     <w:p>
       <w:pPr>
-        <w:pStyle w:val="27"/>
+        <w:pStyle w:val="a"/>
         <w:keepNext w:val="0"/>
         <w:keepLines w:val="0"/>
         <w:pageBreakBefore w:val="0"/>
@@ -3936,7 +3894,7 @@
     </w:p>
     <w:p>
       <w:pPr>
-        <w:pStyle w:val="27"/>
+        <w:pStyle w:val="a"/>
         <w:keepNext w:val="0"/>
         <w:keepLines w:val="0"/>
         <w:pageBreakBefore w:val="0"/>
@@ -3958,7 +3916,7 @@
     </w:p>
     <w:p>
       <w:pPr>
-        <w:pStyle w:val="27"/>
+        <w:pStyle w:val="a"/>
         <w:keepNext w:val="0"/>
         <w:keepLines w:val="0"/>
         <w:pageBreakBefore w:val="0"/>
@@ -3998,7 +3956,7 @@
     </w:p>
     <w:p>
       <w:pPr>
-        <w:pStyle w:val="28"/>
+        <w:pStyle w:val="2"/>
         <w:keepNext w:val="0"/>
         <w:keepLines w:val="0"/>
         <w:pageBreakBefore w:val="0"/>
@@ -4022,7 +3980,7 @@
     </w:p>
     <w:p>
       <w:pPr>
-        <w:pStyle w:val="27"/>
+        <w:pStyle w:val="a"/>
         <w:keepNext w:val="0"/>
         <w:keepLines w:val="0"/>
         <w:pageBreakBefore w:val="0"/>
@@ -4044,7 +4002,7 @@
     </w:p>
     <w:p>
       <w:pPr>
-        <w:pStyle w:val="27"/>
+        <w:pStyle w:val="a"/>
         <w:keepNext w:val="0"/>
         <w:keepLines w:val="0"/>
         <w:pageBreakBefore w:val="0"/>
@@ -4066,7 +4024,7 @@
     </w:p>
     <w:p>
       <w:pPr>
-        <w:pStyle w:val="27"/>
+        <w:pStyle w:val="a"/>
         <w:keepNext w:val="0"/>
         <w:keepLines w:val="0"/>
         <w:pageBreakBefore w:val="0"/>
@@ -4088,7 +4046,7 @@
     </w:p>
     <w:p>
       <w:pPr>
-        <w:pStyle w:val="27"/>
+        <w:pStyle w:val="a"/>
         <w:keepNext w:val="0"/>
         <w:keepLines w:val="0"/>
         <w:pageBreakBefore w:val="0"/>
@@ -4110,7 +4068,7 @@
     </w:p>
     <w:p>
       <w:pPr>
-        <w:pStyle w:val="26"/>
+        <w:pStyle w:val="1"/>
         <w:keepNext w:val="0"/>
         <w:keepLines w:val="0"/>
         <w:pageBreakBefore w:val="0"/>
@@ -4134,7 +4092,7 @@
     </w:p>
     <w:p>
       <w:pPr>
-        <w:pStyle w:val="28"/>
+        <w:pStyle w:val="2"/>
         <w:keepNext w:val="0"/>
         <w:keepLines w:val="0"/>
         <w:pageBreakBefore w:val="0"/>
@@ -4158,7 +4116,7 @@
     </w:p>
     <w:p>
       <w:pPr>
-        <w:pStyle w:val="27"/>
+        <w:pStyle w:val="a"/>
         <w:keepNext w:val="0"/>
         <w:keepLines w:val="0"/>
         <w:pageBreakBefore w:val="0"/>
@@ -4180,7 +4138,7 @@
     </w:p>
     <w:p>
       <w:pPr>
-        <w:pStyle w:val="27"/>
+        <w:pStyle w:val="a"/>
         <w:keepNext w:val="0"/>
         <w:keepLines w:val="0"/>
         <w:pageBreakBefore w:val="0"/>
@@ -4198,7 +4156,7 @@
         <w:bidi w:val="0"/>
         <w:adjustRightInd w:val="0"/>
         <w:snapToGrid w:val="0"/>
-        <w:ind w:left="425" w:leftChars="0" w:hanging="425" w:firstLineChars="0"/>
+        <w:ind w:left="425" w:hanging="425" w:leftChars="0" w:firstLineChars="0"/>
         <w:textAlignment w:val="baseline"/>
       </w:pPr>
       <w:r>
@@ -4207,7 +4165,7 @@
     </w:p>
     <w:p>
       <w:pPr>
-        <w:pStyle w:val="27"/>
+        <w:pStyle w:val="a"/>
         <w:keepNext w:val="0"/>
         <w:keepLines w:val="0"/>
         <w:pageBreakBefore w:val="0"/>
@@ -4225,7 +4183,7 @@
         <w:bidi w:val="0"/>
         <w:adjustRightInd w:val="0"/>
         <w:snapToGrid w:val="0"/>
-        <w:ind w:left="425" w:leftChars="0" w:hanging="425" w:firstLineChars="0"/>
+        <w:ind w:left="425" w:hanging="425" w:leftChars="0" w:firstLineChars="0"/>
         <w:textAlignment w:val="baseline"/>
       </w:pPr>
       <w:r>
@@ -4234,7 +4192,7 @@
     </w:p>
     <w:p>
       <w:pPr>
-        <w:pStyle w:val="27"/>
+        <w:pStyle w:val="a"/>
         <w:keepNext w:val="0"/>
         <w:keepLines w:val="0"/>
         <w:pageBreakBefore w:val="0"/>
@@ -4252,7 +4210,7 @@
         <w:bidi w:val="0"/>
         <w:adjustRightInd w:val="0"/>
         <w:snapToGrid w:val="0"/>
-        <w:ind w:left="425" w:leftChars="0" w:hanging="425" w:firstLineChars="0"/>
+        <w:ind w:left="425" w:hanging="425" w:leftChars="0" w:firstLineChars="0"/>
         <w:textAlignment w:val="baseline"/>
       </w:pPr>
       <w:r>
@@ -4261,7 +4219,7 @@
     </w:p>
     <w:p>
       <w:pPr>
-        <w:pStyle w:val="28"/>
+        <w:pStyle w:val="2"/>
         <w:keepNext w:val="0"/>
         <w:keepLines w:val="0"/>
         <w:pageBreakBefore w:val="0"/>
@@ -4285,7 +4243,7 @@
     </w:p>
     <w:p>
       <w:pPr>
-        <w:pStyle w:val="27"/>
+        <w:pStyle w:val="a"/>
         <w:keepNext w:val="0"/>
         <w:keepLines w:val="0"/>
         <w:pageBreakBefore w:val="0"/>
@@ -4307,7 +4265,7 @@
     </w:p>
     <w:p>
       <w:pPr>
-        <w:pStyle w:val="27"/>
+        <w:pStyle w:val="a"/>
         <w:keepNext w:val="0"/>
         <w:keepLines w:val="0"/>
         <w:pageBreakBefore w:val="0"/>
@@ -4325,7 +4283,7 @@
         <w:bidi w:val="0"/>
         <w:adjustRightInd w:val="0"/>
         <w:snapToGrid w:val="0"/>
-        <w:ind w:left="425" w:leftChars="0" w:hanging="425" w:firstLineChars="0"/>
+        <w:ind w:left="425" w:hanging="425" w:leftChars="0" w:firstLineChars="0"/>
         <w:textAlignment w:val="baseline"/>
         <w:rPr>
           <w:rFonts w:hint="eastAsia"/>
@@ -4340,7 +4298,7 @@
     </w:p>
     <w:p>
       <w:pPr>
-        <w:pStyle w:val="27"/>
+        <w:pStyle w:val="a"/>
         <w:keepNext w:val="0"/>
         <w:keepLines w:val="0"/>
         <w:pageBreakBefore w:val="0"/>
@@ -4358,7 +4316,7 @@
         <w:bidi w:val="0"/>
         <w:adjustRightInd w:val="0"/>
         <w:snapToGrid w:val="0"/>
-        <w:ind w:left="425" w:leftChars="0" w:hanging="425" w:firstLineChars="0"/>
+        <w:ind w:left="425" w:hanging="425" w:leftChars="0" w:firstLineChars="0"/>
         <w:textAlignment w:val="baseline"/>
         <w:rPr>
           <w:rFonts w:hint="eastAsia"/>
@@ -4373,7 +4331,7 @@
     </w:p>
     <w:p>
       <w:pPr>
-        <w:pStyle w:val="27"/>
+        <w:pStyle w:val="a"/>
         <w:keepNext w:val="0"/>
         <w:keepLines w:val="0"/>
         <w:pageBreakBefore w:val="0"/>
@@ -4391,7 +4349,7 @@
         <w:bidi w:val="0"/>
         <w:adjustRightInd w:val="0"/>
         <w:snapToGrid w:val="0"/>
-        <w:ind w:left="425" w:leftChars="0" w:hanging="425" w:firstLineChars="0"/>
+        <w:ind w:left="425" w:hanging="425" w:leftChars="0" w:firstLineChars="0"/>
         <w:textAlignment w:val="baseline"/>
         <w:rPr>
           <w:rFonts w:hint="eastAsia"/>
@@ -4406,7 +4364,7 @@
     </w:p>
     <w:p>
       <w:pPr>
-        <w:pStyle w:val="27"/>
+        <w:pStyle w:val="a"/>
         <w:keepNext w:val="0"/>
         <w:keepLines w:val="0"/>
         <w:pageBreakBefore w:val="0"/>
@@ -4424,7 +4382,7 @@
         <w:bidi w:val="0"/>
         <w:adjustRightInd w:val="0"/>
         <w:snapToGrid w:val="0"/>
-        <w:ind w:left="425" w:leftChars="0" w:hanging="425" w:firstLineChars="0"/>
+        <w:ind w:left="425" w:hanging="425" w:leftChars="0" w:firstLineChars="0"/>
         <w:textAlignment w:val="baseline"/>
         <w:rPr>
           <w:rFonts w:hint="eastAsia"/>
@@ -4439,7 +4397,7 @@
     </w:p>
     <w:p>
       <w:pPr>
-        <w:pStyle w:val="27"/>
+        <w:pStyle w:val="a"/>
         <w:keepNext w:val="0"/>
         <w:keepLines w:val="0"/>
         <w:pageBreakBefore w:val="0"/>
@@ -4457,7 +4415,7 @@
         <w:bidi w:val="0"/>
         <w:adjustRightInd w:val="0"/>
         <w:snapToGrid w:val="0"/>
-        <w:ind w:left="425" w:leftChars="0" w:hanging="425" w:firstLineChars="0"/>
+        <w:ind w:left="425" w:hanging="425" w:leftChars="0" w:firstLineChars="0"/>
         <w:textAlignment w:val="baseline"/>
         <w:rPr>
           <w:rFonts w:hint="eastAsia"/>
@@ -4472,7 +4430,7 @@
     </w:p>
     <w:p>
       <w:pPr>
-        <w:pStyle w:val="27"/>
+        <w:pStyle w:val="a"/>
         <w:keepNext w:val="0"/>
         <w:keepLines w:val="0"/>
         <w:pageBreakBefore w:val="0"/>
@@ -4490,7 +4448,7 @@
         <w:bidi w:val="0"/>
         <w:adjustRightInd w:val="0"/>
         <w:snapToGrid w:val="0"/>
-        <w:ind w:left="425" w:leftChars="0" w:hanging="425" w:firstLineChars="0"/>
+        <w:ind w:left="425" w:hanging="425" w:leftChars="0" w:firstLineChars="0"/>
         <w:textAlignment w:val="baseline"/>
         <w:rPr>
           <w:rFonts w:hint="eastAsia"/>
@@ -4505,7 +4463,7 @@
     </w:p>
     <w:p>
       <w:pPr>
-        <w:pStyle w:val="27"/>
+        <w:pStyle w:val="a"/>
         <w:keepNext w:val="0"/>
         <w:keepLines w:val="0"/>
         <w:pageBreakBefore w:val="0"/>
@@ -4523,7 +4481,7 @@
         <w:bidi w:val="0"/>
         <w:adjustRightInd w:val="0"/>
         <w:snapToGrid w:val="0"/>
-        <w:ind w:left="425" w:leftChars="0" w:hanging="425" w:firstLineChars="0"/>
+        <w:ind w:left="425" w:hanging="425" w:leftChars="0" w:firstLineChars="0"/>
         <w:textAlignment w:val="baseline"/>
         <w:rPr>
           <w:rFonts w:hint="eastAsia"/>
@@ -4538,7 +4496,7 @@
     </w:p>
     <w:p>
       <w:pPr>
-        <w:pStyle w:val="39"/>
+        <w:pStyle w:val="a3"/>
         <w:keepNext w:val="0"/>
         <w:keepLines w:val="0"/>
         <w:pageBreakBefore w:val="0"/>
@@ -4556,7 +4514,7 @@
         <w:bidi w:val="0"/>
         <w:adjustRightInd w:val="0"/>
         <w:snapToGrid w:val="0"/>
-        <w:ind w:left="425" w:leftChars="0" w:hanging="425" w:firstLineChars="0"/>
+        <w:ind w:left="425" w:hanging="425" w:leftChars="0" w:firstLineChars="0"/>
         <w:textAlignment w:val="baseline"/>
         <w:rPr>
           <w:rFonts w:hint="eastAsia"/>
@@ -4571,7 +4529,7 @@
     </w:p>
     <w:p>
       <w:pPr>
-        <w:pStyle w:val="39"/>
+        <w:pStyle w:val="a3"/>
         <w:keepNext w:val="0"/>
         <w:keepLines w:val="0"/>
         <w:pageBreakBefore w:val="0"/>
@@ -4589,7 +4547,7 @@
         <w:bidi w:val="0"/>
         <w:adjustRightInd w:val="0"/>
         <w:snapToGrid w:val="0"/>
-        <w:ind w:left="425" w:leftChars="0" w:hanging="425" w:firstLineChars="0"/>
+        <w:ind w:left="425" w:hanging="425" w:leftChars="0" w:firstLineChars="0"/>
         <w:textAlignment w:val="baseline"/>
       </w:pPr>
       <w:r>
@@ -4624,17 +4582,17 @@
         <w:adjustRightInd w:val="0"/>
         <w:snapToGrid w:val="0"/>
         <w:spacing w:before="303" w:line="315" w:lineRule="auto"/>
-        <w:ind w:leftChars="0" w:right="1042" w:rightChars="0"/>
+        <w:ind w:right="1042" w:leftChars="0" w:rightChars="0"/>
         <w:textAlignment w:val="baseline"/>
         <w:rPr>
-          <w:rFonts w:ascii="宋体" w:hAnsi="宋体" w:eastAsia="宋体" w:cs="宋体"/>
+          <w:rFonts w:ascii="宋体" w:eastAsia="宋体" w:hAnsi="宋体" w:cs="宋体"/>
           <w:sz w:val="28"/>
           <w:szCs w:val="28"/>
         </w:rPr>
       </w:pPr>
       <w:r>
         <w:rPr>
-          <w:rFonts w:ascii="宋体" w:hAnsi="宋体" w:eastAsia="宋体" w:cs="宋体"/>
+          <w:rFonts w:ascii="宋体" w:eastAsia="宋体" w:hAnsi="宋体" w:cs="宋体"/>
           <w:b/>
           <w:bCs/>
           <w:spacing w:val="-12"/>
@@ -4665,16 +4623,16 @@
     </w:p>
     <w:tbl>
       <w:tblPr>
-        <w:tblStyle w:val="24"/>
+        <w:tblStyle w:val="TableNormal0"/>
         <w:tblW w:w="9222" w:type="dxa"/>
         <w:tblInd w:w="5" w:type="dxa"/>
         <w:tblBorders>
-          <w:top w:val="single" w:color="000000" w:sz="4" w:space="0"/>
-          <w:left w:val="single" w:color="000000" w:sz="4" w:space="0"/>
-          <w:bottom w:val="single" w:color="000000" w:sz="4" w:space="0"/>
-          <w:right w:val="single" w:color="000000" w:sz="4" w:space="0"/>
-          <w:insideH w:val="single" w:color="000000" w:sz="4" w:space="0"/>
-          <w:insideV w:val="single" w:color="000000" w:sz="4" w:space="0"/>
+          <w:top w:val="single" w:sz="4" w:space="0" w:color="000000"/>
+          <w:left w:val="single" w:sz="4" w:space="0" w:color="000000"/>
+          <w:bottom w:val="single" w:sz="4" w:space="0" w:color="000000"/>
+          <w:right w:val="single" w:sz="4" w:space="0" w:color="000000"/>
+          <w:insideH w:val="single" w:sz="4" w:space="0" w:color="000000"/>
+          <w:insideV w:val="single" w:sz="4" w:space="0" w:color="000000"/>
         </w:tblBorders>
         <w:tblLayout w:type="fixed"/>
         <w:tblCellMar>
@@ -4694,14 +4652,17 @@
       </w:tblGrid>
       <w:tr>
         <w:tblPrEx>
+          <w:tblW w:w="9222" w:type="dxa"/>
+          <w:tblInd w:w="5" w:type="dxa"/>
           <w:tblBorders>
-            <w:top w:val="single" w:color="000000" w:sz="4" w:space="0"/>
-            <w:left w:val="single" w:color="000000" w:sz="4" w:space="0"/>
-            <w:bottom w:val="single" w:color="000000" w:sz="4" w:space="0"/>
-            <w:right w:val="single" w:color="000000" w:sz="4" w:space="0"/>
-            <w:insideH w:val="single" w:color="000000" w:sz="4" w:space="0"/>
-            <w:insideV w:val="single" w:color="000000" w:sz="4" w:space="0"/>
+            <w:top w:val="single" w:sz="4" w:space="0" w:color="000000"/>
+            <w:left w:val="single" w:sz="4" w:space="0" w:color="000000"/>
+            <w:bottom w:val="single" w:sz="4" w:space="0" w:color="000000"/>
+            <w:right w:val="single" w:sz="4" w:space="0" w:color="000000"/>
+            <w:insideH w:val="single" w:sz="4" w:space="0" w:color="000000"/>
+            <w:insideV w:val="single" w:sz="4" w:space="0" w:color="000000"/>
           </w:tblBorders>
+          <w:tblLayout w:type="fixed"/>
           <w:tblCellMar>
             <w:top w:w="0" w:type="dxa"/>
             <w:left w:w="0" w:type="dxa"/>
@@ -4710,7 +4671,7 @@
           </w:tblCellMar>
         </w:tblPrEx>
         <w:trPr>
-          <w:trHeight w:val="628" w:hRule="atLeast"/>
+          <w:trHeight w:val="628"/>
         </w:trPr>
         <w:tc>
           <w:tcPr>
@@ -4735,14 +4696,14 @@
               <w:ind w:left="197"/>
               <w:textAlignment w:val="baseline"/>
               <w:rPr>
-                <w:rFonts w:ascii="宋体" w:hAnsi="宋体" w:eastAsia="宋体" w:cs="宋体"/>
-                <w:sz w:val="24"/>
-                <w:szCs w:val="24"/>
-              </w:rPr>
-            </w:pPr>
-            <w:r>
-              <w:rPr>
-                <w:rFonts w:ascii="宋体" w:hAnsi="宋体" w:eastAsia="宋体" w:cs="宋体"/>
+                <w:rFonts w:ascii="宋体" w:eastAsia="宋体" w:hAnsi="宋体" w:cs="宋体"/>
+                <w:sz w:val="24"/>
+                <w:szCs w:val="24"/>
+              </w:rPr>
+            </w:pPr>
+            <w:r>
+              <w:rPr>
+                <w:rFonts w:ascii="宋体" w:eastAsia="宋体" w:hAnsi="宋体" w:cs="宋体"/>
                 <w:b/>
                 <w:bCs/>
                 <w:spacing w:val="-8"/>
@@ -4776,14 +4737,14 @@
               <w:ind w:left="789"/>
               <w:textAlignment w:val="baseline"/>
               <w:rPr>
-                <w:rFonts w:ascii="宋体" w:hAnsi="宋体" w:eastAsia="宋体" w:cs="宋体"/>
-                <w:sz w:val="24"/>
-                <w:szCs w:val="24"/>
-              </w:rPr>
-            </w:pPr>
-            <w:r>
-              <w:rPr>
-                <w:rFonts w:ascii="宋体" w:hAnsi="宋体" w:eastAsia="宋体" w:cs="宋体"/>
+                <w:rFonts w:ascii="宋体" w:eastAsia="宋体" w:hAnsi="宋体" w:cs="宋体"/>
+                <w:sz w:val="24"/>
+                <w:szCs w:val="24"/>
+              </w:rPr>
+            </w:pPr>
+            <w:r>
+              <w:rPr>
+                <w:rFonts w:ascii="宋体" w:eastAsia="宋体" w:hAnsi="宋体" w:cs="宋体"/>
                 <w:b/>
                 <w:bCs/>
                 <w:spacing w:val="-5"/>
@@ -4817,14 +4778,14 @@
               <w:ind w:left="307"/>
               <w:textAlignment w:val="baseline"/>
               <w:rPr>
-                <w:rFonts w:ascii="宋体" w:hAnsi="宋体" w:eastAsia="宋体" w:cs="宋体"/>
-                <w:sz w:val="24"/>
-                <w:szCs w:val="24"/>
-              </w:rPr>
-            </w:pPr>
-            <w:r>
-              <w:rPr>
-                <w:rFonts w:ascii="宋体" w:hAnsi="宋体" w:eastAsia="宋体" w:cs="宋体"/>
+                <w:rFonts w:ascii="宋体" w:eastAsia="宋体" w:hAnsi="宋体" w:cs="宋体"/>
+                <w:sz w:val="24"/>
+                <w:szCs w:val="24"/>
+              </w:rPr>
+            </w:pPr>
+            <w:r>
+              <w:rPr>
+                <w:rFonts w:ascii="宋体" w:eastAsia="宋体" w:hAnsi="宋体" w:cs="宋体"/>
                 <w:b/>
                 <w:bCs/>
                 <w:spacing w:val="-4"/>
@@ -4858,14 +4819,14 @@
               <w:ind w:left="280"/>
               <w:textAlignment w:val="baseline"/>
               <w:rPr>
-                <w:rFonts w:ascii="宋体" w:hAnsi="宋体" w:eastAsia="宋体" w:cs="宋体"/>
-                <w:sz w:val="24"/>
-                <w:szCs w:val="24"/>
-              </w:rPr>
-            </w:pPr>
-            <w:r>
-              <w:rPr>
-                <w:rFonts w:ascii="宋体" w:hAnsi="宋体" w:eastAsia="宋体" w:cs="宋体"/>
+                <w:rFonts w:ascii="宋体" w:eastAsia="宋体" w:hAnsi="宋体" w:cs="宋体"/>
+                <w:sz w:val="24"/>
+                <w:szCs w:val="24"/>
+              </w:rPr>
+            </w:pPr>
+            <w:r>
+              <w:rPr>
+                <w:rFonts w:ascii="宋体" w:eastAsia="宋体" w:hAnsi="宋体" w:cs="宋体"/>
                 <w:b/>
                 <w:bCs/>
                 <w:spacing w:val="-7"/>
@@ -4899,14 +4860,14 @@
               <w:ind w:left="120"/>
               <w:textAlignment w:val="baseline"/>
               <w:rPr>
-                <w:rFonts w:ascii="宋体" w:hAnsi="宋体" w:eastAsia="宋体" w:cs="宋体"/>
-                <w:sz w:val="24"/>
-                <w:szCs w:val="24"/>
-              </w:rPr>
-            </w:pPr>
-            <w:r>
-              <w:rPr>
-                <w:rFonts w:ascii="宋体" w:hAnsi="宋体" w:eastAsia="宋体" w:cs="宋体"/>
+                <w:rFonts w:ascii="宋体" w:eastAsia="宋体" w:hAnsi="宋体" w:cs="宋体"/>
+                <w:sz w:val="24"/>
+                <w:szCs w:val="24"/>
+              </w:rPr>
+            </w:pPr>
+            <w:r>
+              <w:rPr>
+                <w:rFonts w:ascii="宋体" w:eastAsia="宋体" w:hAnsi="宋体" w:cs="宋体"/>
                 <w:b/>
                 <w:bCs/>
                 <w:spacing w:val="-6"/>
@@ -4935,14 +4896,14 @@
               <w:ind w:left="124"/>
               <w:textAlignment w:val="baseline"/>
               <w:rPr>
-                <w:rFonts w:ascii="宋体" w:hAnsi="宋体" w:eastAsia="宋体" w:cs="宋体"/>
-                <w:sz w:val="24"/>
-                <w:szCs w:val="24"/>
-              </w:rPr>
-            </w:pPr>
-            <w:r>
-              <w:rPr>
-                <w:rFonts w:ascii="宋体" w:hAnsi="宋体" w:eastAsia="宋体" w:cs="宋体"/>
+                <w:rFonts w:ascii="宋体" w:eastAsia="宋体" w:hAnsi="宋体" w:cs="宋体"/>
+                <w:sz w:val="24"/>
+                <w:szCs w:val="24"/>
+              </w:rPr>
+            </w:pPr>
+            <w:r>
+              <w:rPr>
+                <w:rFonts w:ascii="宋体" w:eastAsia="宋体" w:hAnsi="宋体" w:cs="宋体"/>
                 <w:b/>
                 <w:bCs/>
                 <w:spacing w:val="-7"/>
@@ -4976,14 +4937,14 @@
               <w:ind w:left="336"/>
               <w:textAlignment w:val="baseline"/>
               <w:rPr>
-                <w:rFonts w:ascii="宋体" w:hAnsi="宋体" w:eastAsia="宋体" w:cs="宋体"/>
-                <w:sz w:val="24"/>
-                <w:szCs w:val="24"/>
-              </w:rPr>
-            </w:pPr>
-            <w:r>
-              <w:rPr>
-                <w:rFonts w:ascii="宋体" w:hAnsi="宋体" w:eastAsia="宋体" w:cs="宋体"/>
+                <w:rFonts w:ascii="宋体" w:eastAsia="宋体" w:hAnsi="宋体" w:cs="宋体"/>
+                <w:sz w:val="24"/>
+                <w:szCs w:val="24"/>
+              </w:rPr>
+            </w:pPr>
+            <w:r>
+              <w:rPr>
+                <w:rFonts w:ascii="宋体" w:eastAsia="宋体" w:hAnsi="宋体" w:cs="宋体"/>
                 <w:b/>
                 <w:bCs/>
                 <w:spacing w:val="-6"/>
@@ -4997,14 +4958,9 @@
       </w:tr>
       <w:tr>
         <w:tblPrEx>
-          <w:tblBorders>
-            <w:top w:val="single" w:color="000000" w:sz="4" w:space="0"/>
-            <w:left w:val="single" w:color="000000" w:sz="4" w:space="0"/>
-            <w:bottom w:val="single" w:color="000000" w:sz="4" w:space="0"/>
-            <w:right w:val="single" w:color="000000" w:sz="4" w:space="0"/>
-            <w:insideH w:val="single" w:color="000000" w:sz="4" w:space="0"/>
-            <w:insideV w:val="single" w:color="000000" w:sz="4" w:space="0"/>
-          </w:tblBorders>
+          <w:tblW w:w="9222" w:type="dxa"/>
+          <w:tblInd w:w="5" w:type="dxa"/>
+          <w:tblLayout w:type="fixed"/>
           <w:tblCellMar>
             <w:top w:w="0" w:type="dxa"/>
             <w:left w:w="0" w:type="dxa"/>
@@ -5013,7 +4969,7 @@
           </w:tblCellMar>
         </w:tblPrEx>
         <w:trPr>
-          <w:trHeight w:val="623" w:hRule="atLeast"/>
+          <w:trHeight w:val="623"/>
         </w:trPr>
         <w:tc>
           <w:tcPr>
@@ -5043,14 +4999,14 @@
               <w:ind w:left="644"/>
               <w:textAlignment w:val="baseline"/>
               <w:rPr>
-                <w:rFonts w:ascii="宋体" w:hAnsi="宋体" w:eastAsia="宋体" w:cs="宋体"/>
-                <w:sz w:val="24"/>
-                <w:szCs w:val="24"/>
-              </w:rPr>
-            </w:pPr>
-            <w:r>
-              <w:rPr>
-                <w:rFonts w:ascii="宋体" w:hAnsi="宋体" w:eastAsia="宋体" w:cs="宋体"/>
+                <w:rFonts w:ascii="宋体" w:eastAsia="宋体" w:hAnsi="宋体" w:cs="宋体"/>
+                <w:sz w:val="24"/>
+                <w:szCs w:val="24"/>
+              </w:rPr>
+            </w:pPr>
+            <w:r>
+              <w:rPr>
+                <w:rFonts w:ascii="宋体" w:eastAsia="宋体" w:hAnsi="宋体" w:cs="宋体"/>
                 <w:b/>
                 <w:bCs/>
                 <w:spacing w:val="-7"/>
@@ -5084,14 +5040,14 @@
               <w:ind w:left="190"/>
               <w:textAlignment w:val="baseline"/>
               <w:rPr>
-                <w:rFonts w:ascii="宋体" w:hAnsi="宋体" w:eastAsia="宋体" w:cs="宋体"/>
-                <w:sz w:val="24"/>
-                <w:szCs w:val="24"/>
-              </w:rPr>
-            </w:pPr>
-            <w:r>
-              <w:rPr>
-                <w:rFonts w:ascii="宋体" w:hAnsi="宋体" w:eastAsia="宋体" w:cs="宋体"/>
+                <w:rFonts w:ascii="宋体" w:eastAsia="宋体" w:hAnsi="宋体" w:cs="宋体"/>
+                <w:sz w:val="24"/>
+                <w:szCs w:val="24"/>
+              </w:rPr>
+            </w:pPr>
+            <w:r>
+              <w:rPr>
+                <w:rFonts w:ascii="宋体" w:eastAsia="宋体" w:hAnsi="宋体" w:cs="宋体"/>
                 <w:spacing w:val="-2"/>
                 <w:sz w:val="24"/>
                 <w:szCs w:val="24"/>
@@ -5123,14 +5079,14 @@
               <w:ind w:left="113" w:right="250" w:firstLine="20"/>
               <w:textAlignment w:val="baseline"/>
               <w:rPr>
-                <w:rFonts w:ascii="宋体" w:hAnsi="宋体" w:eastAsia="宋体" w:cs="宋体"/>
-                <w:sz w:val="24"/>
-                <w:szCs w:val="24"/>
-              </w:rPr>
-            </w:pPr>
-            <w:r>
-              <w:rPr>
-                <w:rFonts w:ascii="宋体" w:hAnsi="宋体" w:eastAsia="宋体" w:cs="宋体"/>
+                <w:rFonts w:ascii="宋体" w:eastAsia="宋体" w:hAnsi="宋体" w:cs="宋体"/>
+                <w:sz w:val="24"/>
+                <w:szCs w:val="24"/>
+              </w:rPr>
+            </w:pPr>
+            <w:r>
+              <w:rPr>
+                <w:rFonts w:ascii="宋体" w:eastAsia="宋体" w:hAnsi="宋体" w:cs="宋体"/>
                 <w:spacing w:val="-4"/>
                 <w:sz w:val="24"/>
                 <w:szCs w:val="24"/>
@@ -5139,7 +5095,7 @@
             </w:r>
             <w:r>
               <w:rPr>
-                <w:rFonts w:ascii="宋体" w:hAnsi="宋体" w:eastAsia="宋体" w:cs="宋体"/>
+                <w:rFonts w:ascii="宋体" w:eastAsia="宋体" w:hAnsi="宋体" w:cs="宋体"/>
                 <w:spacing w:val="-2"/>
                 <w:sz w:val="24"/>
                 <w:szCs w:val="24"/>
@@ -5201,14 +5157,14 @@
               <w:ind w:left="117"/>
               <w:textAlignment w:val="baseline"/>
               <w:rPr>
-                <w:rFonts w:ascii="宋体" w:hAnsi="宋体" w:eastAsia="宋体" w:cs="宋体"/>
-                <w:sz w:val="24"/>
-                <w:szCs w:val="24"/>
-              </w:rPr>
-            </w:pPr>
-            <w:r>
-              <w:rPr>
-                <w:rFonts w:ascii="宋体" w:hAnsi="宋体" w:eastAsia="宋体" w:cs="宋体"/>
+                <w:rFonts w:ascii="宋体" w:eastAsia="宋体" w:hAnsi="宋体" w:cs="宋体"/>
+                <w:sz w:val="24"/>
+                <w:szCs w:val="24"/>
+              </w:rPr>
+            </w:pPr>
+            <w:r>
+              <w:rPr>
+                <w:rFonts w:ascii="宋体" w:eastAsia="宋体" w:hAnsi="宋体" w:cs="宋体"/>
                 <w:spacing w:val="-3"/>
                 <w:sz w:val="24"/>
                 <w:szCs w:val="24"/>
@@ -5235,14 +5191,14 @@
               <w:ind w:left="116"/>
               <w:textAlignment w:val="baseline"/>
               <w:rPr>
-                <w:rFonts w:ascii="宋体" w:hAnsi="宋体" w:eastAsia="宋体" w:cs="宋体"/>
-                <w:sz w:val="24"/>
-                <w:szCs w:val="24"/>
-              </w:rPr>
-            </w:pPr>
-            <w:r>
-              <w:rPr>
-                <w:rFonts w:ascii="宋体" w:hAnsi="宋体" w:eastAsia="宋体" w:cs="宋体"/>
+                <w:rFonts w:ascii="宋体" w:eastAsia="宋体" w:hAnsi="宋体" w:cs="宋体"/>
+                <w:sz w:val="24"/>
+                <w:szCs w:val="24"/>
+              </w:rPr>
+            </w:pPr>
+            <w:r>
+              <w:rPr>
+                <w:rFonts w:ascii="宋体" w:eastAsia="宋体" w:hAnsi="宋体" w:cs="宋体"/>
                 <w:spacing w:val="-2"/>
                 <w:sz w:val="24"/>
                 <w:szCs w:val="24"/>
@@ -5278,14 +5234,14 @@
               <w:ind w:left="120"/>
               <w:textAlignment w:val="baseline"/>
               <w:rPr>
-                <w:rFonts w:ascii="宋体" w:hAnsi="宋体" w:eastAsia="宋体" w:cs="宋体"/>
-                <w:sz w:val="24"/>
-                <w:szCs w:val="24"/>
-              </w:rPr>
-            </w:pPr>
-            <w:r>
-              <w:rPr>
-                <w:rFonts w:ascii="宋体" w:hAnsi="宋体" w:eastAsia="宋体" w:cs="宋体"/>
+                <w:rFonts w:ascii="宋体" w:eastAsia="宋体" w:hAnsi="宋体" w:cs="宋体"/>
+                <w:sz w:val="24"/>
+                <w:szCs w:val="24"/>
+              </w:rPr>
+            </w:pPr>
+            <w:r>
+              <w:rPr>
+                <w:rFonts w:ascii="宋体" w:eastAsia="宋体" w:hAnsi="宋体" w:cs="宋体"/>
                 <w:spacing w:val="-3"/>
                 <w:sz w:val="24"/>
                 <w:szCs w:val="24"/>
@@ -5312,14 +5268,14 @@
               <w:ind w:left="116"/>
               <w:textAlignment w:val="baseline"/>
               <w:rPr>
-                <w:rFonts w:ascii="宋体" w:hAnsi="宋体" w:eastAsia="宋体" w:cs="宋体"/>
-                <w:sz w:val="24"/>
-                <w:szCs w:val="24"/>
-              </w:rPr>
-            </w:pPr>
-            <w:r>
-              <w:rPr>
-                <w:rFonts w:ascii="宋体" w:hAnsi="宋体" w:eastAsia="宋体" w:cs="宋体"/>
+                <w:rFonts w:ascii="宋体" w:eastAsia="宋体" w:hAnsi="宋体" w:cs="宋体"/>
+                <w:sz w:val="24"/>
+                <w:szCs w:val="24"/>
+              </w:rPr>
+            </w:pPr>
+            <w:r>
+              <w:rPr>
+                <w:rFonts w:ascii="宋体" w:eastAsia="宋体" w:hAnsi="宋体" w:cs="宋体"/>
                 <w:spacing w:val="-2"/>
                 <w:sz w:val="24"/>
                 <w:szCs w:val="24"/>
@@ -5346,14 +5302,14 @@
               <w:ind w:left="116"/>
               <w:textAlignment w:val="baseline"/>
               <w:rPr>
-                <w:rFonts w:ascii="宋体" w:hAnsi="宋体" w:eastAsia="宋体" w:cs="宋体"/>
-                <w:sz w:val="24"/>
-                <w:szCs w:val="24"/>
-              </w:rPr>
-            </w:pPr>
-            <w:r>
-              <w:rPr>
-                <w:rFonts w:ascii="宋体" w:hAnsi="宋体" w:eastAsia="宋体" w:cs="宋体"/>
+                <w:rFonts w:ascii="宋体" w:eastAsia="宋体" w:hAnsi="宋体" w:cs="宋体"/>
+                <w:sz w:val="24"/>
+                <w:szCs w:val="24"/>
+              </w:rPr>
+            </w:pPr>
+            <w:r>
+              <w:rPr>
+                <w:rFonts w:ascii="宋体" w:eastAsia="宋体" w:hAnsi="宋体" w:cs="宋体"/>
                 <w:spacing w:val="-2"/>
                 <w:sz w:val="24"/>
                 <w:szCs w:val="24"/>
@@ -5380,14 +5336,14 @@
               <w:ind w:left="119"/>
               <w:textAlignment w:val="baseline"/>
               <w:rPr>
-                <w:rFonts w:ascii="宋体" w:hAnsi="宋体" w:eastAsia="宋体" w:cs="宋体"/>
-                <w:sz w:val="24"/>
-                <w:szCs w:val="24"/>
-              </w:rPr>
-            </w:pPr>
-            <w:r>
-              <w:rPr>
-                <w:rFonts w:ascii="宋体" w:hAnsi="宋体" w:eastAsia="宋体" w:cs="宋体"/>
+                <w:rFonts w:ascii="宋体" w:eastAsia="宋体" w:hAnsi="宋体" w:cs="宋体"/>
+                <w:sz w:val="24"/>
+                <w:szCs w:val="24"/>
+              </w:rPr>
+            </w:pPr>
+            <w:r>
+              <w:rPr>
+                <w:rFonts w:ascii="宋体" w:eastAsia="宋体" w:hAnsi="宋体" w:cs="宋体"/>
                 <w:spacing w:val="-3"/>
                 <w:sz w:val="24"/>
                 <w:szCs w:val="24"/>
@@ -5414,14 +5370,14 @@
               <w:ind w:left="120"/>
               <w:textAlignment w:val="baseline"/>
               <w:rPr>
-                <w:rFonts w:ascii="宋体" w:hAnsi="宋体" w:eastAsia="宋体" w:cs="宋体"/>
-                <w:sz w:val="24"/>
-                <w:szCs w:val="24"/>
-              </w:rPr>
-            </w:pPr>
-            <w:r>
-              <w:rPr>
-                <w:rFonts w:ascii="宋体" w:hAnsi="宋体" w:eastAsia="宋体" w:cs="宋体"/>
+                <w:rFonts w:ascii="宋体" w:eastAsia="宋体" w:hAnsi="宋体" w:cs="宋体"/>
+                <w:sz w:val="24"/>
+                <w:szCs w:val="24"/>
+              </w:rPr>
+            </w:pPr>
+            <w:r>
+              <w:rPr>
+                <w:rFonts w:ascii="宋体" w:eastAsia="宋体" w:hAnsi="宋体" w:cs="宋体"/>
                 <w:spacing w:val="-3"/>
                 <w:sz w:val="24"/>
                 <w:szCs w:val="24"/>
@@ -5448,14 +5404,14 @@
               <w:ind w:left="119"/>
               <w:textAlignment w:val="baseline"/>
               <w:rPr>
-                <w:rFonts w:ascii="宋体" w:hAnsi="宋体" w:eastAsia="宋体" w:cs="宋体"/>
-                <w:sz w:val="24"/>
-                <w:szCs w:val="24"/>
-              </w:rPr>
-            </w:pPr>
-            <w:r>
-              <w:rPr>
-                <w:rFonts w:ascii="宋体" w:hAnsi="宋体" w:eastAsia="宋体" w:cs="宋体"/>
+                <w:rFonts w:ascii="宋体" w:eastAsia="宋体" w:hAnsi="宋体" w:cs="宋体"/>
+                <w:sz w:val="24"/>
+                <w:szCs w:val="24"/>
+              </w:rPr>
+            </w:pPr>
+            <w:r>
+              <w:rPr>
+                <w:rFonts w:ascii="宋体" w:eastAsia="宋体" w:hAnsi="宋体" w:cs="宋体"/>
                 <w:spacing w:val="-3"/>
                 <w:sz w:val="24"/>
                 <w:szCs w:val="24"/>
@@ -5467,14 +5423,9 @@
       </w:tr>
       <w:tr>
         <w:tblPrEx>
-          <w:tblBorders>
-            <w:top w:val="single" w:color="000000" w:sz="4" w:space="0"/>
-            <w:left w:val="single" w:color="000000" w:sz="4" w:space="0"/>
-            <w:bottom w:val="single" w:color="000000" w:sz="4" w:space="0"/>
-            <w:right w:val="single" w:color="000000" w:sz="4" w:space="0"/>
-            <w:insideH w:val="single" w:color="000000" w:sz="4" w:space="0"/>
-            <w:insideV w:val="single" w:color="000000" w:sz="4" w:space="0"/>
-          </w:tblBorders>
+          <w:tblW w:w="9222" w:type="dxa"/>
+          <w:tblInd w:w="5" w:type="dxa"/>
+          <w:tblLayout w:type="fixed"/>
           <w:tblCellMar>
             <w:top w:w="0" w:type="dxa"/>
             <w:left w:w="0" w:type="dxa"/>
@@ -5483,12 +5434,12 @@
           </w:tblCellMar>
         </w:tblPrEx>
         <w:trPr>
-          <w:trHeight w:val="935" w:hRule="atLeast"/>
+          <w:trHeight w:val="935"/>
         </w:trPr>
         <w:tc>
           <w:tcPr>
             <w:tcW w:w="850" w:type="dxa"/>
-            <w:vMerge w:val="continue"/>
+            <w:vMerge/>
             <w:tcBorders>
               <w:top w:val="nil"/>
               <w:bottom w:val="nil"/>
@@ -5497,7 +5448,7 @@
           </w:tcPr>
           <w:p>
             <w:pPr>
-              <w:pStyle w:val="25"/>
+              <w:pStyle w:val="TableText"/>
               <w:keepNext w:val="0"/>
               <w:keepLines w:val="0"/>
               <w:pageBreakBefore w:val="0"/>
@@ -5538,14 +5489,14 @@
               <w:ind w:left="425"/>
               <w:textAlignment w:val="baseline"/>
               <w:rPr>
-                <w:rFonts w:ascii="宋体" w:hAnsi="宋体" w:eastAsia="宋体" w:cs="宋体"/>
-                <w:sz w:val="24"/>
-                <w:szCs w:val="24"/>
-              </w:rPr>
-            </w:pPr>
-            <w:r>
-              <w:rPr>
-                <w:rFonts w:ascii="宋体" w:hAnsi="宋体" w:eastAsia="宋体" w:cs="宋体"/>
+                <w:rFonts w:ascii="宋体" w:eastAsia="宋体" w:hAnsi="宋体" w:cs="宋体"/>
+                <w:sz w:val="24"/>
+                <w:szCs w:val="24"/>
+              </w:rPr>
+            </w:pPr>
+            <w:r>
+              <w:rPr>
+                <w:rFonts w:ascii="宋体" w:eastAsia="宋体" w:hAnsi="宋体" w:cs="宋体"/>
                 <w:spacing w:val="-2"/>
                 <w:sz w:val="24"/>
                 <w:szCs w:val="24"/>
@@ -5572,14 +5523,14 @@
               <w:ind w:left="949"/>
               <w:textAlignment w:val="baseline"/>
               <w:rPr>
-                <w:rFonts w:ascii="宋体" w:hAnsi="宋体" w:eastAsia="宋体" w:cs="宋体"/>
-                <w:sz w:val="24"/>
-                <w:szCs w:val="24"/>
-              </w:rPr>
-            </w:pPr>
-            <w:r>
-              <w:rPr>
-                <w:rFonts w:ascii="宋体" w:hAnsi="宋体" w:eastAsia="宋体" w:cs="宋体"/>
+                <w:rFonts w:ascii="宋体" w:eastAsia="宋体" w:hAnsi="宋体" w:cs="宋体"/>
+                <w:sz w:val="24"/>
+                <w:szCs w:val="24"/>
+              </w:rPr>
+            </w:pPr>
+            <w:r>
+              <w:rPr>
+                <w:rFonts w:ascii="宋体" w:eastAsia="宋体" w:hAnsi="宋体" w:cs="宋体"/>
                 <w:spacing w:val="-8"/>
                 <w:sz w:val="24"/>
                 <w:szCs w:val="24"/>
@@ -5612,14 +5563,14 @@
               <w:jc w:val="both"/>
               <w:textAlignment w:val="baseline"/>
               <w:rPr>
-                <w:rFonts w:ascii="宋体" w:hAnsi="宋体" w:eastAsia="宋体" w:cs="宋体"/>
-                <w:sz w:val="24"/>
-                <w:szCs w:val="24"/>
-              </w:rPr>
-            </w:pPr>
-            <w:r>
-              <w:rPr>
-                <w:rFonts w:ascii="宋体" w:hAnsi="宋体" w:eastAsia="宋体" w:cs="宋体"/>
+                <w:rFonts w:ascii="宋体" w:eastAsia="宋体" w:hAnsi="宋体" w:cs="宋体"/>
+                <w:sz w:val="24"/>
+                <w:szCs w:val="24"/>
+              </w:rPr>
+            </w:pPr>
+            <w:r>
+              <w:rPr>
+                <w:rFonts w:ascii="宋体" w:eastAsia="宋体" w:hAnsi="宋体" w:cs="宋体"/>
                 <w:spacing w:val="-3"/>
                 <w:sz w:val="24"/>
                 <w:szCs w:val="24"/>
@@ -5628,7 +5579,7 @@
             </w:r>
             <w:r>
               <w:rPr>
-                <w:rFonts w:ascii="宋体" w:hAnsi="宋体" w:eastAsia="宋体" w:cs="宋体"/>
+                <w:rFonts w:ascii="宋体" w:eastAsia="宋体" w:hAnsi="宋体" w:cs="宋体"/>
                 <w:spacing w:val="-2"/>
                 <w:sz w:val="24"/>
                 <w:szCs w:val="24"/>
@@ -5690,14 +5641,14 @@
               <w:ind w:left="116" w:right="100"/>
               <w:textAlignment w:val="baseline"/>
               <w:rPr>
-                <w:rFonts w:ascii="宋体" w:hAnsi="宋体" w:eastAsia="宋体" w:cs="宋体"/>
-                <w:sz w:val="24"/>
-                <w:szCs w:val="24"/>
-              </w:rPr>
-            </w:pPr>
-            <w:r>
-              <w:rPr>
-                <w:rFonts w:ascii="宋体" w:hAnsi="宋体" w:eastAsia="宋体" w:cs="宋体"/>
+                <w:rFonts w:ascii="宋体" w:eastAsia="宋体" w:hAnsi="宋体" w:cs="宋体"/>
+                <w:sz w:val="24"/>
+                <w:szCs w:val="24"/>
+              </w:rPr>
+            </w:pPr>
+            <w:r>
+              <w:rPr>
+                <w:rFonts w:ascii="宋体" w:eastAsia="宋体" w:hAnsi="宋体" w:cs="宋体"/>
                 <w:spacing w:val="-5"/>
                 <w:sz w:val="24"/>
                 <w:szCs w:val="24"/>
@@ -5706,7 +5657,7 @@
             </w:r>
             <w:r>
               <w:rPr>
-                <w:rFonts w:ascii="宋体" w:hAnsi="宋体" w:eastAsia="宋体" w:cs="宋体"/>
+                <w:rFonts w:ascii="宋体" w:eastAsia="宋体" w:hAnsi="宋体" w:cs="宋体"/>
                 <w:spacing w:val="-4"/>
                 <w:sz w:val="24"/>
                 <w:szCs w:val="24"/>
@@ -5718,7 +5669,7 @@
         <w:tc>
           <w:tcPr>
             <w:tcW w:w="1132" w:type="dxa"/>
-            <w:vMerge w:val="continue"/>
+            <w:vMerge/>
             <w:tcBorders>
               <w:top w:val="nil"/>
               <w:bottom w:val="nil"/>
@@ -5726,7 +5677,7 @@
           </w:tcPr>
           <w:p>
             <w:pPr>
-              <w:pStyle w:val="25"/>
+              <w:pStyle w:val="TableText"/>
               <w:keepNext w:val="0"/>
               <w:keepLines w:val="0"/>
               <w:pageBreakBefore w:val="0"/>
@@ -5747,14 +5698,9 @@
       </w:tr>
       <w:tr>
         <w:tblPrEx>
-          <w:tblBorders>
-            <w:top w:val="single" w:color="000000" w:sz="4" w:space="0"/>
-            <w:left w:val="single" w:color="000000" w:sz="4" w:space="0"/>
-            <w:bottom w:val="single" w:color="000000" w:sz="4" w:space="0"/>
-            <w:right w:val="single" w:color="000000" w:sz="4" w:space="0"/>
-            <w:insideH w:val="single" w:color="000000" w:sz="4" w:space="0"/>
-            <w:insideV w:val="single" w:color="000000" w:sz="4" w:space="0"/>
-          </w:tblBorders>
+          <w:tblW w:w="9222" w:type="dxa"/>
+          <w:tblInd w:w="5" w:type="dxa"/>
+          <w:tblLayout w:type="fixed"/>
           <w:tblCellMar>
             <w:top w:w="0" w:type="dxa"/>
             <w:left w:w="0" w:type="dxa"/>
@@ -5763,12 +5709,12 @@
           </w:tblCellMar>
         </w:tblPrEx>
         <w:trPr>
-          <w:trHeight w:val="623" w:hRule="atLeast"/>
+          <w:trHeight w:val="623"/>
         </w:trPr>
         <w:tc>
           <w:tcPr>
             <w:tcW w:w="850" w:type="dxa"/>
-            <w:vMerge w:val="continue"/>
+            <w:vMerge/>
             <w:tcBorders>
               <w:top w:val="nil"/>
             </w:tcBorders>
@@ -5776,7 +5722,7 @@
           </w:tcPr>
           <w:p>
             <w:pPr>
-              <w:pStyle w:val="25"/>
+              <w:pStyle w:val="TableText"/>
               <w:keepNext w:val="0"/>
               <w:keepLines w:val="0"/>
               <w:pageBreakBefore w:val="0"/>
@@ -5817,14 +5763,14 @@
               <w:ind w:left="768" w:right="542" w:hanging="218"/>
               <w:textAlignment w:val="baseline"/>
               <w:rPr>
-                <w:rFonts w:ascii="宋体" w:hAnsi="宋体" w:eastAsia="宋体" w:cs="宋体"/>
-                <w:sz w:val="24"/>
-                <w:szCs w:val="24"/>
-              </w:rPr>
-            </w:pPr>
-            <w:r>
-              <w:rPr>
-                <w:rFonts w:ascii="宋体" w:hAnsi="宋体" w:eastAsia="宋体" w:cs="宋体"/>
+                <w:rFonts w:ascii="宋体" w:eastAsia="宋体" w:hAnsi="宋体" w:cs="宋体"/>
+                <w:sz w:val="24"/>
+                <w:szCs w:val="24"/>
+              </w:rPr>
+            </w:pPr>
+            <w:r>
+              <w:rPr>
+                <w:rFonts w:ascii="宋体" w:eastAsia="宋体" w:hAnsi="宋体" w:cs="宋体"/>
                 <w:spacing w:val="-3"/>
                 <w:sz w:val="24"/>
                 <w:szCs w:val="24"/>
@@ -5833,7 +5779,7 @@
             </w:r>
             <w:r>
               <w:rPr>
-                <w:rFonts w:ascii="宋体" w:hAnsi="宋体" w:eastAsia="宋体" w:cs="宋体"/>
+                <w:rFonts w:ascii="宋体" w:eastAsia="宋体" w:hAnsi="宋体" w:cs="宋体"/>
                 <w:spacing w:val="-6"/>
                 <w:sz w:val="24"/>
                 <w:szCs w:val="24"/>
@@ -5866,7 +5812,7 @@
               <w:jc w:val="both"/>
               <w:textAlignment w:val="baseline"/>
               <w:rPr>
-                <w:rFonts w:ascii="宋体" w:hAnsi="宋体" w:eastAsia="宋体" w:cs="宋体"/>
+                <w:rFonts w:ascii="宋体" w:eastAsia="宋体" w:hAnsi="宋体" w:cs="宋体"/>
                 <w:spacing w:val="-2"/>
                 <w:sz w:val="24"/>
                 <w:szCs w:val="24"/>
@@ -5874,7 +5820,7 @@
             </w:pPr>
             <w:r>
               <w:rPr>
-                <w:rFonts w:ascii="宋体" w:hAnsi="宋体" w:eastAsia="宋体" w:cs="宋体"/>
+                <w:rFonts w:ascii="宋体" w:eastAsia="宋体" w:hAnsi="宋体" w:cs="宋体"/>
                 <w:spacing w:val="-2"/>
                 <w:sz w:val="24"/>
                 <w:szCs w:val="24"/>
@@ -5936,14 +5882,14 @@
               <w:ind w:left="117"/>
               <w:textAlignment w:val="baseline"/>
               <w:rPr>
-                <w:rFonts w:ascii="宋体" w:hAnsi="宋体" w:eastAsia="宋体" w:cs="宋体"/>
-                <w:sz w:val="24"/>
-                <w:szCs w:val="24"/>
-              </w:rPr>
-            </w:pPr>
-            <w:r>
-              <w:rPr>
-                <w:rFonts w:ascii="宋体" w:hAnsi="宋体" w:eastAsia="宋体" w:cs="宋体"/>
+                <w:rFonts w:ascii="宋体" w:eastAsia="宋体" w:hAnsi="宋体" w:cs="宋体"/>
+                <w:sz w:val="24"/>
+                <w:szCs w:val="24"/>
+              </w:rPr>
+            </w:pPr>
+            <w:r>
+              <w:rPr>
+                <w:rFonts w:ascii="宋体" w:eastAsia="宋体" w:hAnsi="宋体" w:cs="宋体"/>
                 <w:spacing w:val="-3"/>
                 <w:sz w:val="24"/>
                 <w:szCs w:val="24"/>
@@ -5970,14 +5916,14 @@
               <w:ind w:left="116"/>
               <w:textAlignment w:val="baseline"/>
               <w:rPr>
-                <w:rFonts w:ascii="宋体" w:hAnsi="宋体" w:eastAsia="宋体" w:cs="宋体"/>
-                <w:sz w:val="24"/>
-                <w:szCs w:val="24"/>
-              </w:rPr>
-            </w:pPr>
-            <w:r>
-              <w:rPr>
-                <w:rFonts w:ascii="宋体" w:hAnsi="宋体" w:eastAsia="宋体" w:cs="宋体"/>
+                <w:rFonts w:ascii="宋体" w:eastAsia="宋体" w:hAnsi="宋体" w:cs="宋体"/>
+                <w:sz w:val="24"/>
+                <w:szCs w:val="24"/>
+              </w:rPr>
+            </w:pPr>
+            <w:r>
+              <w:rPr>
+                <w:rFonts w:ascii="宋体" w:eastAsia="宋体" w:hAnsi="宋体" w:cs="宋体"/>
                 <w:spacing w:val="-2"/>
                 <w:sz w:val="24"/>
                 <w:szCs w:val="24"/>
@@ -5989,14 +5935,14 @@
         <w:tc>
           <w:tcPr>
             <w:tcW w:w="1132" w:type="dxa"/>
-            <w:vMerge w:val="continue"/>
+            <w:vMerge/>
             <w:tcBorders>
               <w:top w:val="nil"/>
             </w:tcBorders>
           </w:tcPr>
           <w:p>
             <w:pPr>
-              <w:pStyle w:val="25"/>
+              <w:pStyle w:val="TableText"/>
               <w:keepNext w:val="0"/>
               <w:keepLines w:val="0"/>
               <w:pageBreakBefore w:val="0"/>
@@ -6017,14 +5963,9 @@
       </w:tr>
       <w:tr>
         <w:tblPrEx>
-          <w:tblBorders>
-            <w:top w:val="single" w:color="000000" w:sz="4" w:space="0"/>
-            <w:left w:val="single" w:color="000000" w:sz="4" w:space="0"/>
-            <w:bottom w:val="single" w:color="000000" w:sz="4" w:space="0"/>
-            <w:right w:val="single" w:color="000000" w:sz="4" w:space="0"/>
-            <w:insideH w:val="single" w:color="000000" w:sz="4" w:space="0"/>
-            <w:insideV w:val="single" w:color="000000" w:sz="4" w:space="0"/>
-          </w:tblBorders>
+          <w:tblW w:w="9222" w:type="dxa"/>
+          <w:tblInd w:w="5" w:type="dxa"/>
+          <w:tblLayout w:type="fixed"/>
           <w:tblCellMar>
             <w:top w:w="0" w:type="dxa"/>
             <w:left w:w="0" w:type="dxa"/>
@@ -6033,7 +5974,7 @@
           </w:tblCellMar>
         </w:tblPrEx>
         <w:trPr>
-          <w:trHeight w:val="1559" w:hRule="atLeast"/>
+          <w:trHeight w:val="1559"/>
         </w:trPr>
         <w:tc>
           <w:tcPr>
@@ -6063,14 +6004,14 @@
               <w:ind w:left="1737"/>
               <w:textAlignment w:val="baseline"/>
               <w:rPr>
-                <w:rFonts w:ascii="宋体" w:hAnsi="宋体" w:eastAsia="宋体" w:cs="宋体"/>
-                <w:sz w:val="24"/>
-                <w:szCs w:val="24"/>
-              </w:rPr>
-            </w:pPr>
-            <w:r>
-              <w:rPr>
-                <w:rFonts w:ascii="宋体" w:hAnsi="宋体" w:eastAsia="宋体" w:cs="宋体"/>
+                <w:rFonts w:ascii="宋体" w:eastAsia="宋体" w:hAnsi="宋体" w:cs="宋体"/>
+                <w:sz w:val="24"/>
+                <w:szCs w:val="24"/>
+              </w:rPr>
+            </w:pPr>
+            <w:r>
+              <w:rPr>
+                <w:rFonts w:ascii="宋体" w:eastAsia="宋体" w:hAnsi="宋体" w:cs="宋体"/>
                 <w:b/>
                 <w:bCs/>
                 <w:spacing w:val="-5"/>
@@ -6087,7 +6028,7 @@
           </w:tcPr>
           <w:p>
             <w:pPr>
-              <w:pStyle w:val="25"/>
+              <w:pStyle w:val="TableText"/>
               <w:keepNext w:val="0"/>
               <w:keepLines w:val="0"/>
               <w:pageBreakBefore w:val="0"/>
@@ -6124,14 +6065,14 @@
               <w:ind w:left="107"/>
               <w:textAlignment w:val="baseline"/>
               <w:rPr>
-                <w:rFonts w:ascii="宋体" w:hAnsi="宋体" w:eastAsia="宋体" w:cs="宋体"/>
-                <w:sz w:val="24"/>
-                <w:szCs w:val="24"/>
-              </w:rPr>
-            </w:pPr>
-            <w:r>
-              <w:rPr>
-                <w:rFonts w:ascii="宋体" w:hAnsi="宋体" w:eastAsia="宋体" w:cs="宋体"/>
+                <w:rFonts w:ascii="宋体" w:eastAsia="宋体" w:hAnsi="宋体" w:cs="宋体"/>
+                <w:sz w:val="24"/>
+                <w:szCs w:val="24"/>
+              </w:rPr>
+            </w:pPr>
+            <w:r>
+              <w:rPr>
+                <w:rFonts w:ascii="宋体" w:eastAsia="宋体" w:hAnsi="宋体" w:cs="宋体"/>
                 <w:spacing w:val="-4"/>
                 <w:sz w:val="24"/>
                 <w:szCs w:val="24"/>
@@ -6158,14 +6099,14 @@
               <w:ind w:left="429"/>
               <w:textAlignment w:val="baseline"/>
               <w:rPr>
-                <w:rFonts w:ascii="宋体" w:hAnsi="宋体" w:eastAsia="宋体" w:cs="宋体"/>
-                <w:sz w:val="24"/>
-                <w:szCs w:val="24"/>
-              </w:rPr>
-            </w:pPr>
-            <w:r>
-              <w:rPr>
-                <w:rFonts w:ascii="宋体" w:hAnsi="宋体" w:eastAsia="宋体" w:cs="宋体"/>
+                <w:rFonts w:ascii="宋体" w:eastAsia="宋体" w:hAnsi="宋体" w:cs="宋体"/>
+                <w:sz w:val="24"/>
+                <w:szCs w:val="24"/>
+              </w:rPr>
+            </w:pPr>
+            <w:r>
+              <w:rPr>
+                <w:rFonts w:ascii="宋体" w:eastAsia="宋体" w:hAnsi="宋体" w:cs="宋体"/>
                 <w:spacing w:val="-2"/>
                 <w:sz w:val="24"/>
                 <w:szCs w:val="24"/>
@@ -6192,14 +6133,14 @@
               <w:ind w:left="589"/>
               <w:textAlignment w:val="baseline"/>
               <w:rPr>
-                <w:rFonts w:ascii="宋体" w:hAnsi="宋体" w:eastAsia="宋体" w:cs="宋体"/>
-                <w:sz w:val="24"/>
-                <w:szCs w:val="24"/>
-              </w:rPr>
-            </w:pPr>
-            <w:r>
-              <w:rPr>
-                <w:rFonts w:ascii="宋体" w:hAnsi="宋体" w:eastAsia="宋体" w:cs="宋体"/>
+                <w:rFonts w:ascii="宋体" w:eastAsia="宋体" w:hAnsi="宋体" w:cs="宋体"/>
+                <w:sz w:val="24"/>
+                <w:szCs w:val="24"/>
+              </w:rPr>
+            </w:pPr>
+            <w:r>
+              <w:rPr>
+                <w:rFonts w:ascii="宋体" w:eastAsia="宋体" w:hAnsi="宋体" w:cs="宋体"/>
                 <w:spacing w:val="-5"/>
                 <w:sz w:val="24"/>
                 <w:szCs w:val="24"/>
@@ -6232,7 +6173,7 @@
               <w:jc w:val="both"/>
               <w:textAlignment w:val="baseline"/>
               <w:rPr>
-                <w:rFonts w:ascii="宋体" w:hAnsi="宋体" w:eastAsia="宋体" w:cs="宋体"/>
+                <w:rFonts w:ascii="宋体" w:eastAsia="宋体" w:hAnsi="宋体" w:cs="宋体"/>
                 <w:spacing w:val="-2"/>
                 <w:sz w:val="24"/>
                 <w:szCs w:val="24"/>
@@ -6240,7 +6181,7 @@
             </w:pPr>
             <w:r>
               <w:rPr>
-                <w:rFonts w:ascii="宋体" w:hAnsi="宋体" w:eastAsia="宋体" w:cs="宋体"/>
+                <w:rFonts w:ascii="宋体" w:eastAsia="宋体" w:hAnsi="宋体" w:cs="宋体"/>
                 <w:spacing w:val="-2"/>
                 <w:sz w:val="24"/>
                 <w:szCs w:val="24"/>
@@ -6303,7 +6244,7 @@
           </w:tcPr>
           <w:p>
             <w:pPr>
-              <w:pStyle w:val="25"/>
+              <w:pStyle w:val="TableText"/>
               <w:keepNext w:val="0"/>
               <w:keepLines w:val="0"/>
               <w:pageBreakBefore w:val="0"/>
@@ -6340,14 +6281,14 @@
               <w:ind w:left="116" w:right="100"/>
               <w:textAlignment w:val="baseline"/>
               <w:rPr>
-                <w:rFonts w:ascii="宋体" w:hAnsi="宋体" w:eastAsia="宋体" w:cs="宋体"/>
-                <w:sz w:val="24"/>
-                <w:szCs w:val="24"/>
-              </w:rPr>
-            </w:pPr>
-            <w:r>
-              <w:rPr>
-                <w:rFonts w:ascii="宋体" w:hAnsi="宋体" w:eastAsia="宋体" w:cs="宋体"/>
+                <w:rFonts w:ascii="宋体" w:eastAsia="宋体" w:hAnsi="宋体" w:cs="宋体"/>
+                <w:sz w:val="24"/>
+                <w:szCs w:val="24"/>
+              </w:rPr>
+            </w:pPr>
+            <w:r>
+              <w:rPr>
+                <w:rFonts w:ascii="宋体" w:eastAsia="宋体" w:hAnsi="宋体" w:cs="宋体"/>
                 <w:spacing w:val="-5"/>
                 <w:sz w:val="24"/>
                 <w:szCs w:val="24"/>
@@ -6356,7 +6297,7 @@
             </w:r>
             <w:r>
               <w:rPr>
-                <w:rFonts w:ascii="宋体" w:hAnsi="宋体" w:eastAsia="宋体" w:cs="宋体"/>
+                <w:rFonts w:ascii="宋体" w:eastAsia="宋体" w:hAnsi="宋体" w:cs="宋体"/>
                 <w:spacing w:val="-4"/>
                 <w:sz w:val="24"/>
                 <w:szCs w:val="24"/>
@@ -6393,14 +6334,14 @@
               <w:jc w:val="both"/>
               <w:textAlignment w:val="baseline"/>
               <w:rPr>
-                <w:rFonts w:ascii="宋体" w:hAnsi="宋体" w:eastAsia="宋体" w:cs="宋体"/>
-                <w:sz w:val="24"/>
-                <w:szCs w:val="24"/>
-              </w:rPr>
-            </w:pPr>
-            <w:r>
-              <w:rPr>
-                <w:rFonts w:ascii="宋体" w:hAnsi="宋体" w:eastAsia="宋体" w:cs="宋体"/>
+                <w:rFonts w:ascii="宋体" w:eastAsia="宋体" w:hAnsi="宋体" w:cs="宋体"/>
+                <w:sz w:val="24"/>
+                <w:szCs w:val="24"/>
+              </w:rPr>
+            </w:pPr>
+            <w:r>
+              <w:rPr>
+                <w:rFonts w:ascii="宋体" w:eastAsia="宋体" w:hAnsi="宋体" w:cs="宋体"/>
                 <w:spacing w:val="-5"/>
                 <w:sz w:val="24"/>
                 <w:szCs w:val="24"/>
@@ -6409,7 +6350,7 @@
             </w:r>
             <w:r>
               <w:rPr>
-                <w:rFonts w:ascii="宋体" w:hAnsi="宋体" w:eastAsia="宋体" w:cs="宋体"/>
+                <w:rFonts w:ascii="宋体" w:eastAsia="宋体" w:hAnsi="宋体" w:cs="宋体"/>
                 <w:spacing w:val="-4"/>
                 <w:sz w:val="24"/>
                 <w:szCs w:val="24"/>
@@ -6421,14 +6362,9 @@
       </w:tr>
       <w:tr>
         <w:tblPrEx>
-          <w:tblBorders>
-            <w:top w:val="single" w:color="000000" w:sz="4" w:space="0"/>
-            <w:left w:val="single" w:color="000000" w:sz="4" w:space="0"/>
-            <w:bottom w:val="single" w:color="000000" w:sz="4" w:space="0"/>
-            <w:right w:val="single" w:color="000000" w:sz="4" w:space="0"/>
-            <w:insideH w:val="single" w:color="000000" w:sz="4" w:space="0"/>
-            <w:insideV w:val="single" w:color="000000" w:sz="4" w:space="0"/>
-          </w:tblBorders>
+          <w:tblW w:w="9222" w:type="dxa"/>
+          <w:tblInd w:w="5" w:type="dxa"/>
+          <w:tblLayout w:type="fixed"/>
           <w:tblCellMar>
             <w:top w:w="0" w:type="dxa"/>
             <w:left w:w="0" w:type="dxa"/>
@@ -6437,12 +6373,12 @@
           </w:tblCellMar>
         </w:tblPrEx>
         <w:trPr>
-          <w:trHeight w:val="935" w:hRule="atLeast"/>
+          <w:trHeight w:val="935"/>
         </w:trPr>
         <w:tc>
           <w:tcPr>
             <w:tcW w:w="850" w:type="dxa"/>
-            <w:vMerge w:val="continue"/>
+            <w:vMerge/>
             <w:tcBorders>
               <w:top w:val="nil"/>
               <w:bottom w:val="nil"/>
@@ -6451,7 +6387,7 @@
           </w:tcPr>
           <w:p>
             <w:pPr>
-              <w:pStyle w:val="25"/>
+              <w:pStyle w:val="TableText"/>
               <w:keepNext w:val="0"/>
               <w:keepLines w:val="0"/>
               <w:pageBreakBefore w:val="0"/>
@@ -6492,14 +6428,14 @@
               <w:ind w:left="188"/>
               <w:textAlignment w:val="baseline"/>
               <w:rPr>
-                <w:rFonts w:ascii="宋体" w:hAnsi="宋体" w:eastAsia="宋体" w:cs="宋体"/>
-                <w:sz w:val="24"/>
-                <w:szCs w:val="24"/>
-              </w:rPr>
-            </w:pPr>
-            <w:r>
-              <w:rPr>
-                <w:rFonts w:ascii="宋体" w:hAnsi="宋体" w:eastAsia="宋体" w:cs="宋体"/>
+                <w:rFonts w:ascii="宋体" w:eastAsia="宋体" w:hAnsi="宋体" w:cs="宋体"/>
+                <w:sz w:val="24"/>
+                <w:szCs w:val="24"/>
+              </w:rPr>
+            </w:pPr>
+            <w:r>
+              <w:rPr>
+                <w:rFonts w:ascii="宋体" w:eastAsia="宋体" w:hAnsi="宋体" w:cs="宋体"/>
                 <w:spacing w:val="-5"/>
                 <w:sz w:val="24"/>
                 <w:szCs w:val="24"/>
@@ -6526,14 +6462,14 @@
               <w:ind w:left="907"/>
               <w:textAlignment w:val="baseline"/>
               <w:rPr>
-                <w:rFonts w:ascii="宋体" w:hAnsi="宋体" w:eastAsia="宋体" w:cs="宋体"/>
-                <w:sz w:val="24"/>
-                <w:szCs w:val="24"/>
-              </w:rPr>
-            </w:pPr>
-            <w:r>
-              <w:rPr>
-                <w:rFonts w:ascii="宋体" w:hAnsi="宋体" w:eastAsia="宋体" w:cs="宋体"/>
+                <w:rFonts w:ascii="宋体" w:eastAsia="宋体" w:hAnsi="宋体" w:cs="宋体"/>
+                <w:sz w:val="24"/>
+                <w:szCs w:val="24"/>
+              </w:rPr>
+            </w:pPr>
+            <w:r>
+              <w:rPr>
+                <w:rFonts w:ascii="宋体" w:eastAsia="宋体" w:hAnsi="宋体" w:cs="宋体"/>
                 <w:spacing w:val="-3"/>
                 <w:sz w:val="24"/>
                 <w:szCs w:val="24"/>
@@ -6560,14 +6496,14 @@
               <w:ind w:left="409"/>
               <w:textAlignment w:val="baseline"/>
               <w:rPr>
-                <w:rFonts w:ascii="宋体" w:hAnsi="宋体" w:eastAsia="宋体" w:cs="宋体"/>
-                <w:sz w:val="24"/>
-                <w:szCs w:val="24"/>
-              </w:rPr>
-            </w:pPr>
-            <w:r>
-              <w:rPr>
-                <w:rFonts w:ascii="宋体" w:hAnsi="宋体" w:eastAsia="宋体" w:cs="宋体"/>
+                <w:rFonts w:ascii="宋体" w:eastAsia="宋体" w:hAnsi="宋体" w:cs="宋体"/>
+                <w:sz w:val="24"/>
+                <w:szCs w:val="24"/>
+              </w:rPr>
+            </w:pPr>
+            <w:r>
+              <w:rPr>
+                <w:rFonts w:ascii="宋体" w:eastAsia="宋体" w:hAnsi="宋体" w:cs="宋体"/>
                 <w:spacing w:val="-4"/>
                 <w:sz w:val="24"/>
                 <w:szCs w:val="24"/>
@@ -6582,7 +6518,7 @@
           </w:tcPr>
           <w:p>
             <w:pPr>
-              <w:pStyle w:val="25"/>
+              <w:pStyle w:val="TableText"/>
               <w:keepNext w:val="0"/>
               <w:keepLines w:val="0"/>
               <w:pageBreakBefore w:val="0"/>
@@ -6619,14 +6555,14 @@
               <w:ind w:left="112"/>
               <w:textAlignment w:val="baseline"/>
               <w:rPr>
-                <w:rFonts w:ascii="宋体" w:hAnsi="宋体" w:eastAsia="宋体" w:cs="宋体"/>
-                <w:sz w:val="24"/>
-                <w:szCs w:val="24"/>
-              </w:rPr>
-            </w:pPr>
-            <w:r>
-              <w:rPr>
-                <w:rFonts w:ascii="宋体" w:hAnsi="宋体" w:eastAsia="宋体" w:cs="宋体"/>
+                <w:rFonts w:ascii="宋体" w:eastAsia="宋体" w:hAnsi="宋体" w:cs="宋体"/>
+                <w:sz w:val="24"/>
+                <w:szCs w:val="24"/>
+              </w:rPr>
+            </w:pPr>
+            <w:r>
+              <w:rPr>
+                <w:rFonts w:ascii="宋体" w:eastAsia="宋体" w:hAnsi="宋体" w:cs="宋体"/>
                 <w:spacing w:val="-2"/>
                 <w:sz w:val="24"/>
                 <w:szCs w:val="24"/>
@@ -6710,14 +6646,14 @@
               <w:ind w:left="116" w:right="100"/>
               <w:textAlignment w:val="baseline"/>
               <w:rPr>
-                <w:rFonts w:ascii="宋体" w:hAnsi="宋体" w:eastAsia="宋体" w:cs="宋体"/>
-                <w:sz w:val="24"/>
-                <w:szCs w:val="24"/>
-              </w:rPr>
-            </w:pPr>
-            <w:r>
-              <w:rPr>
-                <w:rFonts w:ascii="宋体" w:hAnsi="宋体" w:eastAsia="宋体" w:cs="宋体"/>
+                <w:rFonts w:ascii="宋体" w:eastAsia="宋体" w:hAnsi="宋体" w:cs="宋体"/>
+                <w:sz w:val="24"/>
+                <w:szCs w:val="24"/>
+              </w:rPr>
+            </w:pPr>
+            <w:r>
+              <w:rPr>
+                <w:rFonts w:ascii="宋体" w:eastAsia="宋体" w:hAnsi="宋体" w:cs="宋体"/>
                 <w:spacing w:val="-5"/>
                 <w:sz w:val="24"/>
                 <w:szCs w:val="24"/>
@@ -6726,7 +6662,7 @@
             </w:r>
             <w:r>
               <w:rPr>
-                <w:rFonts w:ascii="宋体" w:hAnsi="宋体" w:eastAsia="宋体" w:cs="宋体"/>
+                <w:rFonts w:ascii="宋体" w:eastAsia="宋体" w:hAnsi="宋体" w:cs="宋体"/>
                 <w:spacing w:val="-4"/>
                 <w:sz w:val="24"/>
                 <w:szCs w:val="24"/>
@@ -6738,7 +6674,7 @@
         <w:tc>
           <w:tcPr>
             <w:tcW w:w="1132" w:type="dxa"/>
-            <w:vMerge w:val="continue"/>
+            <w:vMerge/>
             <w:tcBorders>
               <w:top w:val="nil"/>
               <w:bottom w:val="nil"/>
@@ -6746,7 +6682,7 @@
           </w:tcPr>
           <w:p>
             <w:pPr>
-              <w:pStyle w:val="25"/>
+              <w:pStyle w:val="TableText"/>
               <w:keepNext w:val="0"/>
               <w:keepLines w:val="0"/>
               <w:pageBreakBefore w:val="0"/>
@@ -6767,14 +6703,9 @@
       </w:tr>
       <w:tr>
         <w:tblPrEx>
-          <w:tblBorders>
-            <w:top w:val="single" w:color="000000" w:sz="4" w:space="0"/>
-            <w:left w:val="single" w:color="000000" w:sz="4" w:space="0"/>
-            <w:bottom w:val="single" w:color="000000" w:sz="4" w:space="0"/>
-            <w:right w:val="single" w:color="000000" w:sz="4" w:space="0"/>
-            <w:insideH w:val="single" w:color="000000" w:sz="4" w:space="0"/>
-            <w:insideV w:val="single" w:color="000000" w:sz="4" w:space="0"/>
-          </w:tblBorders>
+          <w:tblW w:w="9222" w:type="dxa"/>
+          <w:tblInd w:w="5" w:type="dxa"/>
+          <w:tblLayout w:type="fixed"/>
           <w:tblCellMar>
             <w:top w:w="0" w:type="dxa"/>
             <w:left w:w="0" w:type="dxa"/>
@@ -6783,12 +6714,12 @@
           </w:tblCellMar>
         </w:tblPrEx>
         <w:trPr>
-          <w:trHeight w:val="623" w:hRule="atLeast"/>
+          <w:trHeight w:val="623"/>
         </w:trPr>
         <w:tc>
           <w:tcPr>
             <w:tcW w:w="850" w:type="dxa"/>
-            <w:vMerge w:val="continue"/>
+            <w:vMerge/>
             <w:tcBorders>
               <w:top w:val="nil"/>
               <w:bottom w:val="nil"/>
@@ -6797,7 +6728,7 @@
           </w:tcPr>
           <w:p>
             <w:pPr>
-              <w:pStyle w:val="25"/>
+              <w:pStyle w:val="TableText"/>
               <w:keepNext w:val="0"/>
               <w:keepLines w:val="0"/>
               <w:pageBreakBefore w:val="0"/>
@@ -6838,14 +6769,14 @@
               <w:ind w:left="185"/>
               <w:textAlignment w:val="baseline"/>
               <w:rPr>
-                <w:rFonts w:ascii="宋体" w:hAnsi="宋体" w:eastAsia="宋体" w:cs="宋体"/>
-                <w:sz w:val="24"/>
-                <w:szCs w:val="24"/>
-              </w:rPr>
-            </w:pPr>
-            <w:r>
-              <w:rPr>
-                <w:rFonts w:ascii="宋体" w:hAnsi="宋体" w:eastAsia="宋体" w:cs="宋体"/>
+                <w:rFonts w:ascii="宋体" w:eastAsia="宋体" w:hAnsi="宋体" w:cs="宋体"/>
+                <w:sz w:val="24"/>
+                <w:szCs w:val="24"/>
+              </w:rPr>
+            </w:pPr>
+            <w:r>
+              <w:rPr>
+                <w:rFonts w:ascii="宋体" w:eastAsia="宋体" w:hAnsi="宋体" w:cs="宋体"/>
                 <w:spacing w:val="-1"/>
                 <w:sz w:val="24"/>
                 <w:szCs w:val="24"/>
@@ -6877,14 +6808,14 @@
               <w:ind w:left="113" w:right="250" w:firstLine="20"/>
               <w:textAlignment w:val="baseline"/>
               <w:rPr>
-                <w:rFonts w:ascii="宋体" w:hAnsi="宋体" w:eastAsia="宋体" w:cs="宋体"/>
-                <w:sz w:val="24"/>
-                <w:szCs w:val="24"/>
-              </w:rPr>
-            </w:pPr>
-            <w:r>
-              <w:rPr>
-                <w:rFonts w:ascii="宋体" w:hAnsi="宋体" w:eastAsia="宋体" w:cs="宋体"/>
+                <w:rFonts w:ascii="宋体" w:eastAsia="宋体" w:hAnsi="宋体" w:cs="宋体"/>
+                <w:sz w:val="24"/>
+                <w:szCs w:val="24"/>
+              </w:rPr>
+            </w:pPr>
+            <w:r>
+              <w:rPr>
+                <w:rFonts w:ascii="宋体" w:eastAsia="宋体" w:hAnsi="宋体" w:cs="宋体"/>
                 <w:spacing w:val="-4"/>
                 <w:sz w:val="24"/>
                 <w:szCs w:val="24"/>
@@ -6893,7 +6824,7 @@
             </w:r>
             <w:r>
               <w:rPr>
-                <w:rFonts w:ascii="宋体" w:hAnsi="宋体" w:eastAsia="宋体" w:cs="宋体"/>
+                <w:rFonts w:ascii="宋体" w:eastAsia="宋体" w:hAnsi="宋体" w:cs="宋体"/>
                 <w:spacing w:val="-3"/>
                 <w:sz w:val="24"/>
                 <w:szCs w:val="24"/>
@@ -6955,14 +6886,14 @@
               <w:ind w:left="119"/>
               <w:textAlignment w:val="baseline"/>
               <w:rPr>
-                <w:rFonts w:ascii="宋体" w:hAnsi="宋体" w:eastAsia="宋体" w:cs="宋体"/>
-                <w:sz w:val="24"/>
-                <w:szCs w:val="24"/>
-              </w:rPr>
-            </w:pPr>
-            <w:r>
-              <w:rPr>
-                <w:rFonts w:ascii="宋体" w:hAnsi="宋体" w:eastAsia="宋体" w:cs="宋体"/>
+                <w:rFonts w:ascii="宋体" w:eastAsia="宋体" w:hAnsi="宋体" w:cs="宋体"/>
+                <w:sz w:val="24"/>
+                <w:szCs w:val="24"/>
+              </w:rPr>
+            </w:pPr>
+            <w:r>
+              <w:rPr>
+                <w:rFonts w:ascii="宋体" w:eastAsia="宋体" w:hAnsi="宋体" w:cs="宋体"/>
                 <w:spacing w:val="-3"/>
                 <w:sz w:val="24"/>
                 <w:szCs w:val="24"/>
@@ -6989,14 +6920,14 @@
               <w:ind w:left="116"/>
               <w:textAlignment w:val="baseline"/>
               <w:rPr>
-                <w:rFonts w:ascii="宋体" w:hAnsi="宋体" w:eastAsia="宋体" w:cs="宋体"/>
-                <w:sz w:val="24"/>
-                <w:szCs w:val="24"/>
-              </w:rPr>
-            </w:pPr>
-            <w:r>
-              <w:rPr>
-                <w:rFonts w:ascii="宋体" w:hAnsi="宋体" w:eastAsia="宋体" w:cs="宋体"/>
+                <w:rFonts w:ascii="宋体" w:eastAsia="宋体" w:hAnsi="宋体" w:cs="宋体"/>
+                <w:sz w:val="24"/>
+                <w:szCs w:val="24"/>
+              </w:rPr>
+            </w:pPr>
+            <w:r>
+              <w:rPr>
+                <w:rFonts w:ascii="宋体" w:eastAsia="宋体" w:hAnsi="宋体" w:cs="宋体"/>
                 <w:spacing w:val="-2"/>
                 <w:sz w:val="24"/>
                 <w:szCs w:val="24"/>
@@ -7008,7 +6939,7 @@
         <w:tc>
           <w:tcPr>
             <w:tcW w:w="1132" w:type="dxa"/>
-            <w:vMerge w:val="continue"/>
+            <w:vMerge/>
             <w:tcBorders>
               <w:top w:val="nil"/>
               <w:bottom w:val="nil"/>
@@ -7016,7 +6947,7 @@
           </w:tcPr>
           <w:p>
             <w:pPr>
-              <w:pStyle w:val="25"/>
+              <w:pStyle w:val="TableText"/>
               <w:keepNext w:val="0"/>
               <w:keepLines w:val="0"/>
               <w:pageBreakBefore w:val="0"/>
@@ -7037,14 +6968,9 @@
       </w:tr>
       <w:tr>
         <w:tblPrEx>
-          <w:tblBorders>
-            <w:top w:val="single" w:color="000000" w:sz="4" w:space="0"/>
-            <w:left w:val="single" w:color="000000" w:sz="4" w:space="0"/>
-            <w:bottom w:val="single" w:color="000000" w:sz="4" w:space="0"/>
-            <w:right w:val="single" w:color="000000" w:sz="4" w:space="0"/>
-            <w:insideH w:val="single" w:color="000000" w:sz="4" w:space="0"/>
-            <w:insideV w:val="single" w:color="000000" w:sz="4" w:space="0"/>
-          </w:tblBorders>
+          <w:tblW w:w="9222" w:type="dxa"/>
+          <w:tblInd w:w="5" w:type="dxa"/>
+          <w:tblLayout w:type="fixed"/>
           <w:tblCellMar>
             <w:top w:w="0" w:type="dxa"/>
             <w:left w:w="0" w:type="dxa"/>
@@ -7053,12 +6979,12 @@
           </w:tblCellMar>
         </w:tblPrEx>
         <w:trPr>
-          <w:trHeight w:val="623" w:hRule="atLeast"/>
+          <w:trHeight w:val="623"/>
         </w:trPr>
         <w:tc>
           <w:tcPr>
             <w:tcW w:w="850" w:type="dxa"/>
-            <w:vMerge w:val="continue"/>
+            <w:vMerge/>
             <w:tcBorders>
               <w:top w:val="nil"/>
               <w:bottom w:val="nil"/>
@@ -7067,7 +6993,7 @@
           </w:tcPr>
           <w:p>
             <w:pPr>
-              <w:pStyle w:val="25"/>
+              <w:pStyle w:val="TableText"/>
               <w:keepNext w:val="0"/>
               <w:keepLines w:val="0"/>
               <w:pageBreakBefore w:val="0"/>
@@ -7108,14 +7034,14 @@
               <w:ind w:left="213"/>
               <w:textAlignment w:val="baseline"/>
               <w:rPr>
-                <w:rFonts w:ascii="宋体" w:hAnsi="宋体" w:eastAsia="宋体" w:cs="宋体"/>
-                <w:sz w:val="24"/>
-                <w:szCs w:val="24"/>
-              </w:rPr>
-            </w:pPr>
-            <w:r>
-              <w:rPr>
-                <w:rFonts w:ascii="宋体" w:hAnsi="宋体" w:eastAsia="宋体" w:cs="宋体"/>
+                <w:rFonts w:ascii="宋体" w:eastAsia="宋体" w:hAnsi="宋体" w:cs="宋体"/>
+                <w:sz w:val="24"/>
+                <w:szCs w:val="24"/>
+              </w:rPr>
+            </w:pPr>
+            <w:r>
+              <w:rPr>
+                <w:rFonts w:ascii="宋体" w:eastAsia="宋体" w:hAnsi="宋体" w:cs="宋体"/>
                 <w:spacing w:val="-4"/>
                 <w:sz w:val="24"/>
                 <w:szCs w:val="24"/>
@@ -7147,14 +7073,14 @@
               <w:ind w:left="122" w:right="250" w:hanging="9"/>
               <w:textAlignment w:val="baseline"/>
               <w:rPr>
-                <w:rFonts w:ascii="宋体" w:hAnsi="宋体" w:eastAsia="宋体" w:cs="宋体"/>
-                <w:sz w:val="24"/>
-                <w:szCs w:val="24"/>
-              </w:rPr>
-            </w:pPr>
-            <w:r>
-              <w:rPr>
-                <w:rFonts w:ascii="宋体" w:hAnsi="宋体" w:eastAsia="宋体" w:cs="宋体"/>
+                <w:rFonts w:ascii="宋体" w:eastAsia="宋体" w:hAnsi="宋体" w:cs="宋体"/>
+                <w:sz w:val="24"/>
+                <w:szCs w:val="24"/>
+              </w:rPr>
+            </w:pPr>
+            <w:r>
+              <w:rPr>
+                <w:rFonts w:ascii="宋体" w:eastAsia="宋体" w:hAnsi="宋体" w:cs="宋体"/>
                 <w:spacing w:val="-2"/>
                 <w:sz w:val="24"/>
                 <w:szCs w:val="24"/>
@@ -7163,7 +7089,7 @@
             </w:r>
             <w:r>
               <w:rPr>
-                <w:rFonts w:ascii="宋体" w:hAnsi="宋体" w:eastAsia="宋体" w:cs="宋体"/>
+                <w:rFonts w:ascii="宋体" w:eastAsia="宋体" w:hAnsi="宋体" w:cs="宋体"/>
                 <w:spacing w:val="-3"/>
                 <w:sz w:val="24"/>
                 <w:szCs w:val="24"/>
@@ -7225,14 +7151,14 @@
               <w:ind w:left="119"/>
               <w:textAlignment w:val="baseline"/>
               <w:rPr>
-                <w:rFonts w:ascii="宋体" w:hAnsi="宋体" w:eastAsia="宋体" w:cs="宋体"/>
-                <w:sz w:val="24"/>
-                <w:szCs w:val="24"/>
-              </w:rPr>
-            </w:pPr>
-            <w:r>
-              <w:rPr>
-                <w:rFonts w:ascii="宋体" w:hAnsi="宋体" w:eastAsia="宋体" w:cs="宋体"/>
+                <w:rFonts w:ascii="宋体" w:eastAsia="宋体" w:hAnsi="宋体" w:cs="宋体"/>
+                <w:sz w:val="24"/>
+                <w:szCs w:val="24"/>
+              </w:rPr>
+            </w:pPr>
+            <w:r>
+              <w:rPr>
+                <w:rFonts w:ascii="宋体" w:eastAsia="宋体" w:hAnsi="宋体" w:cs="宋体"/>
                 <w:spacing w:val="-3"/>
                 <w:sz w:val="24"/>
                 <w:szCs w:val="24"/>
@@ -7259,14 +7185,14 @@
               <w:ind w:left="116"/>
               <w:textAlignment w:val="baseline"/>
               <w:rPr>
-                <w:rFonts w:ascii="宋体" w:hAnsi="宋体" w:eastAsia="宋体" w:cs="宋体"/>
-                <w:sz w:val="24"/>
-                <w:szCs w:val="24"/>
-              </w:rPr>
-            </w:pPr>
-            <w:r>
-              <w:rPr>
-                <w:rFonts w:ascii="宋体" w:hAnsi="宋体" w:eastAsia="宋体" w:cs="宋体"/>
+                <w:rFonts w:ascii="宋体" w:eastAsia="宋体" w:hAnsi="宋体" w:cs="宋体"/>
+                <w:sz w:val="24"/>
+                <w:szCs w:val="24"/>
+              </w:rPr>
+            </w:pPr>
+            <w:r>
+              <w:rPr>
+                <w:rFonts w:ascii="宋体" w:eastAsia="宋体" w:hAnsi="宋体" w:cs="宋体"/>
                 <w:spacing w:val="-2"/>
                 <w:sz w:val="24"/>
                 <w:szCs w:val="24"/>
@@ -7278,7 +7204,7 @@
         <w:tc>
           <w:tcPr>
             <w:tcW w:w="1132" w:type="dxa"/>
-            <w:vMerge w:val="continue"/>
+            <w:vMerge/>
             <w:tcBorders>
               <w:top w:val="nil"/>
               <w:bottom w:val="nil"/>
@@ -7286,7 +7212,7 @@
           </w:tcPr>
           <w:p>
             <w:pPr>
-              <w:pStyle w:val="25"/>
+              <w:pStyle w:val="TableText"/>
               <w:keepNext w:val="0"/>
               <w:keepLines w:val="0"/>
               <w:pageBreakBefore w:val="0"/>
@@ -7307,14 +7233,9 @@
       </w:tr>
       <w:tr>
         <w:tblPrEx>
-          <w:tblBorders>
-            <w:top w:val="single" w:color="000000" w:sz="4" w:space="0"/>
-            <w:left w:val="single" w:color="000000" w:sz="4" w:space="0"/>
-            <w:bottom w:val="single" w:color="000000" w:sz="4" w:space="0"/>
-            <w:right w:val="single" w:color="000000" w:sz="4" w:space="0"/>
-            <w:insideH w:val="single" w:color="000000" w:sz="4" w:space="0"/>
-            <w:insideV w:val="single" w:color="000000" w:sz="4" w:space="0"/>
-          </w:tblBorders>
+          <w:tblW w:w="9222" w:type="dxa"/>
+          <w:tblInd w:w="5" w:type="dxa"/>
+          <w:tblLayout w:type="fixed"/>
           <w:tblCellMar>
             <w:top w:w="0" w:type="dxa"/>
             <w:left w:w="0" w:type="dxa"/>
@@ -7323,12 +7244,12 @@
           </w:tblCellMar>
         </w:tblPrEx>
         <w:trPr>
-          <w:trHeight w:val="624" w:hRule="atLeast"/>
+          <w:trHeight w:val="624"/>
         </w:trPr>
         <w:tc>
           <w:tcPr>
             <w:tcW w:w="850" w:type="dxa"/>
-            <w:vMerge w:val="continue"/>
+            <w:vMerge/>
             <w:tcBorders>
               <w:top w:val="nil"/>
             </w:tcBorders>
@@ -7336,7 +7257,7 @@
           </w:tcPr>
           <w:p>
             <w:pPr>
-              <w:pStyle w:val="25"/>
+              <w:pStyle w:val="TableText"/>
               <w:keepNext w:val="0"/>
               <w:keepLines w:val="0"/>
               <w:pageBreakBefore w:val="0"/>
@@ -7377,14 +7298,14 @@
               <w:ind w:left="185"/>
               <w:textAlignment w:val="baseline"/>
               <w:rPr>
-                <w:rFonts w:ascii="宋体" w:hAnsi="宋体" w:eastAsia="宋体" w:cs="宋体"/>
-                <w:sz w:val="24"/>
-                <w:szCs w:val="24"/>
-              </w:rPr>
-            </w:pPr>
-            <w:r>
-              <w:rPr>
-                <w:rFonts w:ascii="宋体" w:hAnsi="宋体" w:eastAsia="宋体" w:cs="宋体"/>
+                <w:rFonts w:ascii="宋体" w:eastAsia="宋体" w:hAnsi="宋体" w:cs="宋体"/>
+                <w:sz w:val="24"/>
+                <w:szCs w:val="24"/>
+              </w:rPr>
+            </w:pPr>
+            <w:r>
+              <w:rPr>
+                <w:rFonts w:ascii="宋体" w:eastAsia="宋体" w:hAnsi="宋体" w:cs="宋体"/>
                 <w:spacing w:val="-1"/>
                 <w:sz w:val="24"/>
                 <w:szCs w:val="24"/>
@@ -7416,14 +7337,14 @@
               <w:ind w:left="131" w:right="250" w:hanging="21"/>
               <w:textAlignment w:val="baseline"/>
               <w:rPr>
-                <w:rFonts w:ascii="宋体" w:hAnsi="宋体" w:eastAsia="宋体" w:cs="宋体"/>
-                <w:sz w:val="24"/>
-                <w:szCs w:val="24"/>
-              </w:rPr>
-            </w:pPr>
-            <w:r>
-              <w:rPr>
-                <w:rFonts w:ascii="宋体" w:hAnsi="宋体" w:eastAsia="宋体" w:cs="宋体"/>
+                <w:rFonts w:ascii="宋体" w:eastAsia="宋体" w:hAnsi="宋体" w:cs="宋体"/>
+                <w:sz w:val="24"/>
+                <w:szCs w:val="24"/>
+              </w:rPr>
+            </w:pPr>
+            <w:r>
+              <w:rPr>
+                <w:rFonts w:ascii="宋体" w:eastAsia="宋体" w:hAnsi="宋体" w:cs="宋体"/>
                 <w:spacing w:val="-1"/>
                 <w:sz w:val="24"/>
                 <w:szCs w:val="24"/>
@@ -7432,7 +7353,7 @@
             </w:r>
             <w:r>
               <w:rPr>
-                <w:rFonts w:ascii="宋体" w:hAnsi="宋体" w:eastAsia="宋体" w:cs="宋体"/>
+                <w:rFonts w:ascii="宋体" w:eastAsia="宋体" w:hAnsi="宋体" w:cs="宋体"/>
                 <w:spacing w:val="-4"/>
                 <w:sz w:val="24"/>
                 <w:szCs w:val="24"/>
@@ -7498,14 +7419,14 @@
               <w:ind w:left="119"/>
               <w:textAlignment w:val="baseline"/>
               <w:rPr>
-                <w:rFonts w:ascii="宋体" w:hAnsi="宋体" w:eastAsia="宋体" w:cs="宋体"/>
-                <w:sz w:val="24"/>
-                <w:szCs w:val="24"/>
-              </w:rPr>
-            </w:pPr>
-            <w:r>
-              <w:rPr>
-                <w:rFonts w:ascii="宋体" w:hAnsi="宋体" w:eastAsia="宋体" w:cs="宋体"/>
+                <w:rFonts w:ascii="宋体" w:eastAsia="宋体" w:hAnsi="宋体" w:cs="宋体"/>
+                <w:sz w:val="24"/>
+                <w:szCs w:val="24"/>
+              </w:rPr>
+            </w:pPr>
+            <w:r>
+              <w:rPr>
+                <w:rFonts w:ascii="宋体" w:eastAsia="宋体" w:hAnsi="宋体" w:cs="宋体"/>
                 <w:spacing w:val="-3"/>
                 <w:sz w:val="24"/>
                 <w:szCs w:val="24"/>
@@ -7532,14 +7453,14 @@
               <w:ind w:left="116"/>
               <w:textAlignment w:val="baseline"/>
               <w:rPr>
-                <w:rFonts w:ascii="宋体" w:hAnsi="宋体" w:eastAsia="宋体" w:cs="宋体"/>
-                <w:sz w:val="24"/>
-                <w:szCs w:val="24"/>
-              </w:rPr>
-            </w:pPr>
-            <w:r>
-              <w:rPr>
-                <w:rFonts w:ascii="宋体" w:hAnsi="宋体" w:eastAsia="宋体" w:cs="宋体"/>
+                <w:rFonts w:ascii="宋体" w:eastAsia="宋体" w:hAnsi="宋体" w:cs="宋体"/>
+                <w:sz w:val="24"/>
+                <w:szCs w:val="24"/>
+              </w:rPr>
+            </w:pPr>
+            <w:r>
+              <w:rPr>
+                <w:rFonts w:ascii="宋体" w:eastAsia="宋体" w:hAnsi="宋体" w:cs="宋体"/>
                 <w:spacing w:val="-2"/>
                 <w:sz w:val="24"/>
                 <w:szCs w:val="24"/>
@@ -7551,14 +7472,14 @@
         <w:tc>
           <w:tcPr>
             <w:tcW w:w="1132" w:type="dxa"/>
-            <w:vMerge w:val="continue"/>
+            <w:vMerge/>
             <w:tcBorders>
               <w:top w:val="nil"/>
             </w:tcBorders>
           </w:tcPr>
           <w:p>
             <w:pPr>
-              <w:pStyle w:val="25"/>
+              <w:pStyle w:val="TableText"/>
               <w:keepNext w:val="0"/>
               <w:keepLines w:val="0"/>
               <w:pageBreakBefore w:val="0"/>
@@ -7579,14 +7500,9 @@
       </w:tr>
       <w:tr>
         <w:tblPrEx>
-          <w:tblBorders>
-            <w:top w:val="single" w:color="000000" w:sz="4" w:space="0"/>
-            <w:left w:val="single" w:color="000000" w:sz="4" w:space="0"/>
-            <w:bottom w:val="single" w:color="000000" w:sz="4" w:space="0"/>
-            <w:right w:val="single" w:color="000000" w:sz="4" w:space="0"/>
-            <w:insideH w:val="single" w:color="000000" w:sz="4" w:space="0"/>
-            <w:insideV w:val="single" w:color="000000" w:sz="4" w:space="0"/>
-          </w:tblBorders>
+          <w:tblW w:w="9222" w:type="dxa"/>
+          <w:tblInd w:w="5" w:type="dxa"/>
+          <w:tblLayout w:type="fixed"/>
           <w:tblCellMar>
             <w:top w:w="0" w:type="dxa"/>
             <w:left w:w="0" w:type="dxa"/>
@@ -7595,7 +7511,7 @@
           </w:tblCellMar>
         </w:tblPrEx>
         <w:trPr>
-          <w:trHeight w:val="935" w:hRule="atLeast"/>
+          <w:trHeight w:val="935"/>
         </w:trPr>
         <w:tc>
           <w:tcPr>
@@ -7625,14 +7541,14 @@
               <w:ind w:left="315"/>
               <w:textAlignment w:val="baseline"/>
               <w:rPr>
-                <w:rFonts w:ascii="宋体" w:hAnsi="宋体" w:eastAsia="宋体" w:cs="宋体"/>
-                <w:sz w:val="24"/>
-                <w:szCs w:val="24"/>
-              </w:rPr>
-            </w:pPr>
-            <w:r>
-              <w:rPr>
-                <w:rFonts w:ascii="宋体" w:hAnsi="宋体" w:eastAsia="宋体" w:cs="宋体"/>
+                <w:rFonts w:ascii="宋体" w:eastAsia="宋体" w:hAnsi="宋体" w:cs="宋体"/>
+                <w:sz w:val="24"/>
+                <w:szCs w:val="24"/>
+              </w:rPr>
+            </w:pPr>
+            <w:r>
+              <w:rPr>
+                <w:rFonts w:ascii="宋体" w:eastAsia="宋体" w:hAnsi="宋体" w:cs="宋体"/>
                 <w:b/>
                 <w:bCs/>
                 <w:spacing w:val="-5"/>
@@ -7666,14 +7582,14 @@
               <w:ind w:left="190"/>
               <w:textAlignment w:val="baseline"/>
               <w:rPr>
-                <w:rFonts w:ascii="宋体" w:hAnsi="宋体" w:eastAsia="宋体" w:cs="宋体"/>
-                <w:sz w:val="24"/>
-                <w:szCs w:val="24"/>
-              </w:rPr>
-            </w:pPr>
-            <w:r>
-              <w:rPr>
-                <w:rFonts w:ascii="宋体" w:hAnsi="宋体" w:eastAsia="宋体" w:cs="宋体"/>
+                <w:rFonts w:ascii="宋体" w:eastAsia="宋体" w:hAnsi="宋体" w:cs="宋体"/>
+                <w:sz w:val="24"/>
+                <w:szCs w:val="24"/>
+              </w:rPr>
+            </w:pPr>
+            <w:r>
+              <w:rPr>
+                <w:rFonts w:ascii="宋体" w:eastAsia="宋体" w:hAnsi="宋体" w:cs="宋体"/>
                 <w:spacing w:val="-2"/>
                 <w:sz w:val="24"/>
                 <w:szCs w:val="24"/>
@@ -7700,14 +7616,14 @@
               <w:ind w:left="949"/>
               <w:textAlignment w:val="baseline"/>
               <w:rPr>
-                <w:rFonts w:ascii="宋体" w:hAnsi="宋体" w:eastAsia="宋体" w:cs="宋体"/>
-                <w:sz w:val="24"/>
-                <w:szCs w:val="24"/>
-              </w:rPr>
-            </w:pPr>
-            <w:r>
-              <w:rPr>
-                <w:rFonts w:ascii="宋体" w:hAnsi="宋体" w:eastAsia="宋体" w:cs="宋体"/>
+                <w:rFonts w:ascii="宋体" w:eastAsia="宋体" w:hAnsi="宋体" w:cs="宋体"/>
+                <w:sz w:val="24"/>
+                <w:szCs w:val="24"/>
+              </w:rPr>
+            </w:pPr>
+            <w:r>
+              <w:rPr>
+                <w:rFonts w:ascii="宋体" w:eastAsia="宋体" w:hAnsi="宋体" w:cs="宋体"/>
                 <w:spacing w:val="-8"/>
                 <w:sz w:val="24"/>
                 <w:szCs w:val="24"/>
@@ -7740,14 +7656,14 @@
               <w:jc w:val="both"/>
               <w:textAlignment w:val="baseline"/>
               <w:rPr>
-                <w:rFonts w:ascii="宋体" w:hAnsi="宋体" w:eastAsia="宋体" w:cs="宋体"/>
-                <w:sz w:val="24"/>
-                <w:szCs w:val="24"/>
-              </w:rPr>
-            </w:pPr>
-            <w:r>
-              <w:rPr>
-                <w:rFonts w:ascii="宋体" w:hAnsi="宋体" w:eastAsia="宋体" w:cs="宋体"/>
+                <w:rFonts w:ascii="宋体" w:eastAsia="宋体" w:hAnsi="宋体" w:cs="宋体"/>
+                <w:sz w:val="24"/>
+                <w:szCs w:val="24"/>
+              </w:rPr>
+            </w:pPr>
+            <w:r>
+              <w:rPr>
+                <w:rFonts w:ascii="宋体" w:eastAsia="宋体" w:hAnsi="宋体" w:cs="宋体"/>
                 <w:spacing w:val="-1"/>
                 <w:sz w:val="24"/>
                 <w:szCs w:val="24"/>
@@ -7756,7 +7672,7 @@
             </w:r>
             <w:r>
               <w:rPr>
-                <w:rFonts w:ascii="宋体" w:hAnsi="宋体" w:eastAsia="宋体" w:cs="宋体"/>
+                <w:rFonts w:ascii="宋体" w:eastAsia="宋体" w:hAnsi="宋体" w:cs="宋体"/>
                 <w:spacing w:val="-3"/>
                 <w:sz w:val="24"/>
                 <w:szCs w:val="24"/>
@@ -7818,14 +7734,14 @@
               <w:ind w:left="116" w:right="100"/>
               <w:textAlignment w:val="baseline"/>
               <w:rPr>
-                <w:rFonts w:ascii="宋体" w:hAnsi="宋体" w:eastAsia="宋体" w:cs="宋体"/>
-                <w:sz w:val="24"/>
-                <w:szCs w:val="24"/>
-              </w:rPr>
-            </w:pPr>
-            <w:r>
-              <w:rPr>
-                <w:rFonts w:ascii="宋体" w:hAnsi="宋体" w:eastAsia="宋体" w:cs="宋体"/>
+                <w:rFonts w:ascii="宋体" w:eastAsia="宋体" w:hAnsi="宋体" w:cs="宋体"/>
+                <w:sz w:val="24"/>
+                <w:szCs w:val="24"/>
+              </w:rPr>
+            </w:pPr>
+            <w:r>
+              <w:rPr>
+                <w:rFonts w:ascii="宋体" w:eastAsia="宋体" w:hAnsi="宋体" w:cs="宋体"/>
                 <w:spacing w:val="-5"/>
                 <w:sz w:val="24"/>
                 <w:szCs w:val="24"/>
@@ -7834,7 +7750,7 @@
             </w:r>
             <w:r>
               <w:rPr>
-                <w:rFonts w:ascii="宋体" w:hAnsi="宋体" w:eastAsia="宋体" w:cs="宋体"/>
+                <w:rFonts w:ascii="宋体" w:eastAsia="宋体" w:hAnsi="宋体" w:cs="宋体"/>
                 <w:spacing w:val="-4"/>
                 <w:sz w:val="24"/>
                 <w:szCs w:val="24"/>
@@ -7870,14 +7786,14 @@
               <w:ind w:left="118"/>
               <w:textAlignment w:val="baseline"/>
               <w:rPr>
-                <w:rFonts w:ascii="宋体" w:hAnsi="宋体" w:eastAsia="宋体" w:cs="宋体"/>
-                <w:sz w:val="24"/>
-                <w:szCs w:val="24"/>
-              </w:rPr>
-            </w:pPr>
-            <w:r>
-              <w:rPr>
-                <w:rFonts w:ascii="宋体" w:hAnsi="宋体" w:eastAsia="宋体" w:cs="宋体"/>
+                <w:rFonts w:ascii="宋体" w:eastAsia="宋体" w:hAnsi="宋体" w:cs="宋体"/>
+                <w:sz w:val="24"/>
+                <w:szCs w:val="24"/>
+              </w:rPr>
+            </w:pPr>
+            <w:r>
+              <w:rPr>
+                <w:rFonts w:ascii="宋体" w:eastAsia="宋体" w:hAnsi="宋体" w:cs="宋体"/>
                 <w:spacing w:val="-3"/>
                 <w:sz w:val="24"/>
                 <w:szCs w:val="24"/>
@@ -7904,14 +7820,14 @@
               <w:ind w:left="117"/>
               <w:textAlignment w:val="baseline"/>
               <w:rPr>
-                <w:rFonts w:ascii="宋体" w:hAnsi="宋体" w:eastAsia="宋体" w:cs="宋体"/>
-                <w:sz w:val="24"/>
-                <w:szCs w:val="24"/>
-              </w:rPr>
-            </w:pPr>
-            <w:r>
-              <w:rPr>
-                <w:rFonts w:ascii="宋体" w:hAnsi="宋体" w:eastAsia="宋体" w:cs="宋体"/>
+                <w:rFonts w:ascii="宋体" w:eastAsia="宋体" w:hAnsi="宋体" w:cs="宋体"/>
+                <w:sz w:val="24"/>
+                <w:szCs w:val="24"/>
+              </w:rPr>
+            </w:pPr>
+            <w:r>
+              <w:rPr>
+                <w:rFonts w:ascii="宋体" w:eastAsia="宋体" w:hAnsi="宋体" w:cs="宋体"/>
                 <w:spacing w:val="-3"/>
                 <w:sz w:val="24"/>
                 <w:szCs w:val="24"/>
@@ -7938,14 +7854,14 @@
               <w:ind w:left="122" w:right="294"/>
               <w:textAlignment w:val="baseline"/>
               <w:rPr>
-                <w:rFonts w:ascii="宋体" w:hAnsi="宋体" w:eastAsia="宋体" w:cs="宋体"/>
-                <w:sz w:val="24"/>
-                <w:szCs w:val="24"/>
-              </w:rPr>
-            </w:pPr>
-            <w:r>
-              <w:rPr>
-                <w:rFonts w:ascii="宋体" w:hAnsi="宋体" w:eastAsia="宋体" w:cs="宋体"/>
+                <w:rFonts w:ascii="宋体" w:eastAsia="宋体" w:hAnsi="宋体" w:cs="宋体"/>
+                <w:sz w:val="24"/>
+                <w:szCs w:val="24"/>
+              </w:rPr>
+            </w:pPr>
+            <w:r>
+              <w:rPr>
+                <w:rFonts w:ascii="宋体" w:eastAsia="宋体" w:hAnsi="宋体" w:cs="宋体"/>
                 <w:spacing w:val="-5"/>
                 <w:sz w:val="24"/>
                 <w:szCs w:val="24"/>
@@ -7954,7 +7870,7 @@
             </w:r>
             <w:r>
               <w:rPr>
-                <w:rFonts w:ascii="宋体" w:hAnsi="宋体" w:eastAsia="宋体" w:cs="宋体"/>
+                <w:rFonts w:ascii="宋体" w:eastAsia="宋体" w:hAnsi="宋体" w:cs="宋体"/>
                 <w:sz w:val="24"/>
                 <w:szCs w:val="24"/>
               </w:rPr>
@@ -7965,14 +7881,9 @@
       </w:tr>
       <w:tr>
         <w:tblPrEx>
-          <w:tblBorders>
-            <w:top w:val="single" w:color="000000" w:sz="4" w:space="0"/>
-            <w:left w:val="single" w:color="000000" w:sz="4" w:space="0"/>
-            <w:bottom w:val="single" w:color="000000" w:sz="4" w:space="0"/>
-            <w:right w:val="single" w:color="000000" w:sz="4" w:space="0"/>
-            <w:insideH w:val="single" w:color="000000" w:sz="4" w:space="0"/>
-            <w:insideV w:val="single" w:color="000000" w:sz="4" w:space="0"/>
-          </w:tblBorders>
+          <w:tblW w:w="9222" w:type="dxa"/>
+          <w:tblInd w:w="5" w:type="dxa"/>
+          <w:tblLayout w:type="fixed"/>
           <w:tblCellMar>
             <w:top w:w="0" w:type="dxa"/>
             <w:left w:w="0" w:type="dxa"/>
@@ -7981,12 +7892,12 @@
           </w:tblCellMar>
         </w:tblPrEx>
         <w:trPr>
-          <w:trHeight w:val="624" w:hRule="atLeast"/>
+          <w:trHeight w:val="624"/>
         </w:trPr>
         <w:tc>
           <w:tcPr>
             <w:tcW w:w="850" w:type="dxa"/>
-            <w:vMerge w:val="continue"/>
+            <w:vMerge/>
             <w:tcBorders>
               <w:top w:val="nil"/>
             </w:tcBorders>
@@ -7994,7 +7905,7 @@
           </w:tcPr>
           <w:p>
             <w:pPr>
-              <w:pStyle w:val="25"/>
+              <w:pStyle w:val="TableText"/>
               <w:keepNext w:val="0"/>
               <w:keepLines w:val="0"/>
               <w:pageBreakBefore w:val="0"/>
@@ -8035,14 +7946,14 @@
               <w:ind w:left="188"/>
               <w:textAlignment w:val="baseline"/>
               <w:rPr>
-                <w:rFonts w:ascii="宋体" w:hAnsi="宋体" w:eastAsia="宋体" w:cs="宋体"/>
-                <w:sz w:val="24"/>
-                <w:szCs w:val="24"/>
-              </w:rPr>
-            </w:pPr>
-            <w:r>
-              <w:rPr>
-                <w:rFonts w:ascii="宋体" w:hAnsi="宋体" w:eastAsia="宋体" w:cs="宋体"/>
+                <w:rFonts w:ascii="宋体" w:eastAsia="宋体" w:hAnsi="宋体" w:cs="宋体"/>
+                <w:sz w:val="24"/>
+                <w:szCs w:val="24"/>
+              </w:rPr>
+            </w:pPr>
+            <w:r>
+              <w:rPr>
+                <w:rFonts w:ascii="宋体" w:eastAsia="宋体" w:hAnsi="宋体" w:cs="宋体"/>
                 <w:spacing w:val="-1"/>
                 <w:sz w:val="24"/>
                 <w:szCs w:val="24"/>
@@ -8074,14 +7985,14 @@
               <w:ind w:left="111" w:right="250"/>
               <w:textAlignment w:val="baseline"/>
               <w:rPr>
-                <w:rFonts w:ascii="宋体" w:hAnsi="宋体" w:eastAsia="宋体" w:cs="宋体"/>
-                <w:sz w:val="24"/>
-                <w:szCs w:val="24"/>
-              </w:rPr>
-            </w:pPr>
-            <w:r>
-              <w:rPr>
-                <w:rFonts w:ascii="宋体" w:hAnsi="宋体" w:eastAsia="宋体" w:cs="宋体"/>
+                <w:rFonts w:ascii="宋体" w:eastAsia="宋体" w:hAnsi="宋体" w:cs="宋体"/>
+                <w:sz w:val="24"/>
+                <w:szCs w:val="24"/>
+              </w:rPr>
+            </w:pPr>
+            <w:r>
+              <w:rPr>
+                <w:rFonts w:ascii="宋体" w:eastAsia="宋体" w:hAnsi="宋体" w:cs="宋体"/>
                 <w:spacing w:val="-2"/>
                 <w:sz w:val="24"/>
                 <w:szCs w:val="24"/>
@@ -8113,7 +8024,7 @@
               <w:ind w:left="271"/>
               <w:textAlignment w:val="baseline"/>
               <w:rPr>
-                <w:rFonts w:ascii="宋体" w:hAnsi="宋体" w:eastAsia="宋体" w:cs="宋体"/>
+                <w:rFonts w:ascii="宋体" w:eastAsia="宋体" w:hAnsi="宋体" w:cs="宋体"/>
                 <w:sz w:val="24"/>
                 <w:szCs w:val="24"/>
               </w:rPr>
@@ -8150,14 +8061,14 @@
               <w:ind w:left="117"/>
               <w:textAlignment w:val="baseline"/>
               <w:rPr>
-                <w:rFonts w:ascii="宋体" w:hAnsi="宋体" w:eastAsia="宋体" w:cs="宋体"/>
-                <w:sz w:val="24"/>
-                <w:szCs w:val="24"/>
-              </w:rPr>
-            </w:pPr>
-            <w:r>
-              <w:rPr>
-                <w:rFonts w:ascii="宋体" w:hAnsi="宋体" w:eastAsia="宋体" w:cs="宋体"/>
+                <w:rFonts w:ascii="宋体" w:eastAsia="宋体" w:hAnsi="宋体" w:cs="宋体"/>
+                <w:sz w:val="24"/>
+                <w:szCs w:val="24"/>
+              </w:rPr>
+            </w:pPr>
+            <w:r>
+              <w:rPr>
+                <w:rFonts w:ascii="宋体" w:eastAsia="宋体" w:hAnsi="宋体" w:cs="宋体"/>
                 <w:spacing w:val="-3"/>
                 <w:sz w:val="24"/>
                 <w:szCs w:val="24"/>
@@ -8184,14 +8095,14 @@
               <w:ind w:left="116"/>
               <w:textAlignment w:val="baseline"/>
               <w:rPr>
-                <w:rFonts w:ascii="宋体" w:hAnsi="宋体" w:eastAsia="宋体" w:cs="宋体"/>
-                <w:sz w:val="24"/>
-                <w:szCs w:val="24"/>
-              </w:rPr>
-            </w:pPr>
-            <w:r>
-              <w:rPr>
-                <w:rFonts w:ascii="宋体" w:hAnsi="宋体" w:eastAsia="宋体" w:cs="宋体"/>
+                <w:rFonts w:ascii="宋体" w:eastAsia="宋体" w:hAnsi="宋体" w:cs="宋体"/>
+                <w:sz w:val="24"/>
+                <w:szCs w:val="24"/>
+              </w:rPr>
+            </w:pPr>
+            <w:r>
+              <w:rPr>
+                <w:rFonts w:ascii="宋体" w:eastAsia="宋体" w:hAnsi="宋体" w:cs="宋体"/>
                 <w:spacing w:val="-2"/>
                 <w:sz w:val="24"/>
                 <w:szCs w:val="24"/>
@@ -8203,14 +8114,14 @@
         <w:tc>
           <w:tcPr>
             <w:tcW w:w="1132" w:type="dxa"/>
-            <w:vMerge w:val="continue"/>
+            <w:vMerge/>
             <w:tcBorders>
               <w:top w:val="nil"/>
             </w:tcBorders>
           </w:tcPr>
           <w:p>
             <w:pPr>
-              <w:pStyle w:val="25"/>
+              <w:pStyle w:val="TableText"/>
               <w:keepNext w:val="0"/>
               <w:keepLines w:val="0"/>
               <w:pageBreakBefore w:val="0"/>
@@ -8231,14 +8142,9 @@
       </w:tr>
       <w:tr>
         <w:tblPrEx>
-          <w:tblBorders>
-            <w:top w:val="single" w:color="000000" w:sz="4" w:space="0"/>
-            <w:left w:val="single" w:color="000000" w:sz="4" w:space="0"/>
-            <w:bottom w:val="single" w:color="000000" w:sz="4" w:space="0"/>
-            <w:right w:val="single" w:color="000000" w:sz="4" w:space="0"/>
-            <w:insideH w:val="single" w:color="000000" w:sz="4" w:space="0"/>
-            <w:insideV w:val="single" w:color="000000" w:sz="4" w:space="0"/>
-          </w:tblBorders>
+          <w:tblW w:w="9222" w:type="dxa"/>
+          <w:tblInd w:w="5" w:type="dxa"/>
+          <w:tblLayout w:type="fixed"/>
           <w:tblCellMar>
             <w:top w:w="0" w:type="dxa"/>
             <w:left w:w="0" w:type="dxa"/>
@@ -8247,7 +8153,7 @@
           </w:tblCellMar>
         </w:tblPrEx>
         <w:trPr>
-          <w:trHeight w:val="624" w:hRule="atLeast"/>
+          <w:trHeight w:val="624"/>
         </w:trPr>
         <w:tc>
           <w:tcPr>
@@ -8274,14 +8180,14 @@
               <w:ind w:left="160"/>
               <w:textAlignment w:val="baseline"/>
               <w:rPr>
-                <w:rFonts w:ascii="宋体" w:hAnsi="宋体" w:eastAsia="宋体" w:cs="宋体"/>
-                <w:sz w:val="24"/>
-                <w:szCs w:val="24"/>
-              </w:rPr>
-            </w:pPr>
-            <w:r>
-              <w:rPr>
-                <w:rFonts w:ascii="宋体" w:hAnsi="宋体" w:eastAsia="宋体" w:cs="宋体"/>
+                <w:rFonts w:ascii="宋体" w:eastAsia="宋体" w:hAnsi="宋体" w:cs="宋体"/>
+                <w:sz w:val="24"/>
+                <w:szCs w:val="24"/>
+              </w:rPr>
+            </w:pPr>
+            <w:r>
+              <w:rPr>
+                <w:rFonts w:ascii="宋体" w:eastAsia="宋体" w:hAnsi="宋体" w:cs="宋体"/>
                 <w:b/>
                 <w:bCs/>
                 <w:spacing w:val="-5"/>
@@ -8310,14 +8216,14 @@
               <w:ind w:left="522"/>
               <w:textAlignment w:val="baseline"/>
               <w:rPr>
-                <w:rFonts w:ascii="宋体" w:hAnsi="宋体" w:eastAsia="宋体" w:cs="宋体"/>
-                <w:sz w:val="24"/>
-                <w:szCs w:val="24"/>
-              </w:rPr>
-            </w:pPr>
-            <w:r>
-              <w:rPr>
-                <w:rFonts w:ascii="宋体" w:hAnsi="宋体" w:eastAsia="宋体" w:cs="宋体"/>
+                <w:rFonts w:ascii="宋体" w:eastAsia="宋体" w:hAnsi="宋体" w:cs="宋体"/>
+                <w:sz w:val="24"/>
+                <w:szCs w:val="24"/>
+              </w:rPr>
+            </w:pPr>
+            <w:r>
+              <w:rPr>
+                <w:rFonts w:ascii="宋体" w:eastAsia="宋体" w:hAnsi="宋体" w:cs="宋体"/>
                 <w:b/>
                 <w:bCs/>
                 <w:spacing w:val="-3"/>
@@ -8351,14 +8257,14 @@
               <w:ind w:left="551"/>
               <w:textAlignment w:val="baseline"/>
               <w:rPr>
-                <w:rFonts w:ascii="宋体" w:hAnsi="宋体" w:eastAsia="宋体" w:cs="宋体"/>
-                <w:sz w:val="24"/>
-                <w:szCs w:val="24"/>
-              </w:rPr>
-            </w:pPr>
-            <w:r>
-              <w:rPr>
-                <w:rFonts w:ascii="宋体" w:hAnsi="宋体" w:eastAsia="宋体" w:cs="宋体"/>
+                <w:rFonts w:ascii="宋体" w:eastAsia="宋体" w:hAnsi="宋体" w:cs="宋体"/>
+                <w:sz w:val="24"/>
+                <w:szCs w:val="24"/>
+              </w:rPr>
+            </w:pPr>
+            <w:r>
+              <w:rPr>
+                <w:rFonts w:ascii="宋体" w:eastAsia="宋体" w:hAnsi="宋体" w:cs="宋体"/>
                 <w:spacing w:val="-2"/>
                 <w:sz w:val="24"/>
                 <w:szCs w:val="24"/>
@@ -8390,14 +8296,14 @@
               <w:ind w:left="116"/>
               <w:textAlignment w:val="baseline"/>
               <w:rPr>
-                <w:rFonts w:ascii="宋体" w:hAnsi="宋体" w:eastAsia="宋体" w:cs="宋体"/>
-                <w:sz w:val="24"/>
-                <w:szCs w:val="24"/>
-              </w:rPr>
-            </w:pPr>
-            <w:r>
-              <w:rPr>
-                <w:rFonts w:ascii="宋体" w:hAnsi="宋体" w:eastAsia="宋体" w:cs="宋体"/>
+                <w:rFonts w:ascii="宋体" w:eastAsia="宋体" w:hAnsi="宋体" w:cs="宋体"/>
+                <w:sz w:val="24"/>
+                <w:szCs w:val="24"/>
+              </w:rPr>
+            </w:pPr>
+            <w:r>
+              <w:rPr>
+                <w:rFonts w:ascii="宋体" w:eastAsia="宋体" w:hAnsi="宋体" w:cs="宋体"/>
                 <w:spacing w:val="-2"/>
                 <w:sz w:val="24"/>
                 <w:szCs w:val="24"/>
@@ -8429,7 +8335,7 @@
               <w:ind w:left="154"/>
               <w:textAlignment w:val="baseline"/>
               <w:rPr>
-                <w:rFonts w:ascii="宋体" w:hAnsi="宋体" w:eastAsia="宋体" w:cs="宋体"/>
+                <w:rFonts w:ascii="宋体" w:eastAsia="宋体" w:hAnsi="宋体" w:cs="宋体"/>
                 <w:sz w:val="24"/>
                 <w:szCs w:val="24"/>
               </w:rPr>
@@ -8466,14 +8372,14 @@
               <w:ind w:left="119"/>
               <w:textAlignment w:val="baseline"/>
               <w:rPr>
-                <w:rFonts w:ascii="宋体" w:hAnsi="宋体" w:eastAsia="宋体" w:cs="宋体"/>
-                <w:sz w:val="24"/>
-                <w:szCs w:val="24"/>
-              </w:rPr>
-            </w:pPr>
-            <w:r>
-              <w:rPr>
-                <w:rFonts w:ascii="宋体" w:hAnsi="宋体" w:eastAsia="宋体" w:cs="宋体"/>
+                <w:rFonts w:ascii="宋体" w:eastAsia="宋体" w:hAnsi="宋体" w:cs="宋体"/>
+                <w:sz w:val="24"/>
+                <w:szCs w:val="24"/>
+              </w:rPr>
+            </w:pPr>
+            <w:r>
+              <w:rPr>
+                <w:rFonts w:ascii="宋体" w:eastAsia="宋体" w:hAnsi="宋体" w:cs="宋体"/>
                 <w:spacing w:val="-3"/>
                 <w:sz w:val="24"/>
                 <w:szCs w:val="24"/>
@@ -8500,14 +8406,14 @@
               <w:ind w:left="116"/>
               <w:textAlignment w:val="baseline"/>
               <w:rPr>
-                <w:rFonts w:ascii="宋体" w:hAnsi="宋体" w:eastAsia="宋体" w:cs="宋体"/>
-                <w:sz w:val="24"/>
-                <w:szCs w:val="24"/>
-              </w:rPr>
-            </w:pPr>
-            <w:r>
-              <w:rPr>
-                <w:rFonts w:ascii="宋体" w:hAnsi="宋体" w:eastAsia="宋体" w:cs="宋体"/>
+                <w:rFonts w:ascii="宋体" w:eastAsia="宋体" w:hAnsi="宋体" w:cs="宋体"/>
+                <w:sz w:val="24"/>
+                <w:szCs w:val="24"/>
+              </w:rPr>
+            </w:pPr>
+            <w:r>
+              <w:rPr>
+                <w:rFonts w:ascii="宋体" w:eastAsia="宋体" w:hAnsi="宋体" w:cs="宋体"/>
                 <w:spacing w:val="-2"/>
                 <w:sz w:val="24"/>
                 <w:szCs w:val="24"/>
@@ -8526,7 +8432,7 @@
           </w:tcPr>
           <w:p>
             <w:pPr>
-              <w:pStyle w:val="25"/>
+              <w:pStyle w:val="TableText"/>
               <w:keepNext w:val="0"/>
               <w:keepLines w:val="0"/>
               <w:pageBreakBefore w:val="0"/>
@@ -8563,14 +8469,14 @@
               <w:ind w:left="120" w:right="294"/>
               <w:textAlignment w:val="baseline"/>
               <w:rPr>
-                <w:rFonts w:ascii="宋体" w:hAnsi="宋体" w:eastAsia="宋体" w:cs="宋体"/>
-                <w:sz w:val="24"/>
-                <w:szCs w:val="24"/>
-              </w:rPr>
-            </w:pPr>
-            <w:r>
-              <w:rPr>
-                <w:rFonts w:ascii="宋体" w:hAnsi="宋体" w:eastAsia="宋体" w:cs="宋体"/>
+                <w:rFonts w:ascii="宋体" w:eastAsia="宋体" w:hAnsi="宋体" w:cs="宋体"/>
+                <w:sz w:val="24"/>
+                <w:szCs w:val="24"/>
+              </w:rPr>
+            </w:pPr>
+            <w:r>
+              <w:rPr>
+                <w:rFonts w:ascii="宋体" w:eastAsia="宋体" w:hAnsi="宋体" w:cs="宋体"/>
                 <w:spacing w:val="-5"/>
                 <w:sz w:val="24"/>
                 <w:szCs w:val="24"/>
@@ -8579,7 +8485,7 @@
             </w:r>
             <w:r>
               <w:rPr>
-                <w:rFonts w:ascii="宋体" w:hAnsi="宋体" w:eastAsia="宋体" w:cs="宋体"/>
+                <w:rFonts w:ascii="宋体" w:eastAsia="宋体" w:hAnsi="宋体" w:cs="宋体"/>
                 <w:spacing w:val="-4"/>
                 <w:sz w:val="24"/>
                 <w:szCs w:val="24"/>
@@ -8591,14 +8497,9 @@
       </w:tr>
       <w:tr>
         <w:tblPrEx>
-          <w:tblBorders>
-            <w:top w:val="single" w:color="000000" w:sz="4" w:space="0"/>
-            <w:left w:val="single" w:color="000000" w:sz="4" w:space="0"/>
-            <w:bottom w:val="single" w:color="000000" w:sz="4" w:space="0"/>
-            <w:right w:val="single" w:color="000000" w:sz="4" w:space="0"/>
-            <w:insideH w:val="single" w:color="000000" w:sz="4" w:space="0"/>
-            <w:insideV w:val="single" w:color="000000" w:sz="4" w:space="0"/>
-          </w:tblBorders>
+          <w:tblW w:w="9222" w:type="dxa"/>
+          <w:tblInd w:w="5" w:type="dxa"/>
+          <w:tblLayout w:type="fixed"/>
           <w:tblCellMar>
             <w:top w:w="0" w:type="dxa"/>
             <w:left w:w="0" w:type="dxa"/>
@@ -8607,17 +8508,17 @@
           </w:tblCellMar>
         </w:tblPrEx>
         <w:trPr>
-          <w:trHeight w:val="628" w:hRule="atLeast"/>
+          <w:trHeight w:val="628"/>
         </w:trPr>
         <w:tc>
           <w:tcPr>
             <w:tcW w:w="850" w:type="dxa"/>
-            <w:vMerge w:val="continue"/>
+            <w:vMerge/>
             <w:textDirection w:val="tbRl"/>
           </w:tcPr>
           <w:p>
             <w:pPr>
-              <w:pStyle w:val="25"/>
+              <w:pStyle w:val="TableText"/>
               <w:keepNext w:val="0"/>
               <w:keepLines w:val="0"/>
               <w:pageBreakBefore w:val="0"/>
@@ -8658,14 +8559,14 @@
               <w:ind w:left="548"/>
               <w:textAlignment w:val="baseline"/>
               <w:rPr>
-                <w:rFonts w:ascii="宋体" w:hAnsi="宋体" w:eastAsia="宋体" w:cs="宋体"/>
-                <w:sz w:val="24"/>
-                <w:szCs w:val="24"/>
-              </w:rPr>
-            </w:pPr>
-            <w:r>
-              <w:rPr>
-                <w:rFonts w:ascii="宋体" w:hAnsi="宋体" w:eastAsia="宋体" w:cs="宋体"/>
+                <w:rFonts w:ascii="宋体" w:eastAsia="宋体" w:hAnsi="宋体" w:cs="宋体"/>
+                <w:sz w:val="24"/>
+                <w:szCs w:val="24"/>
+              </w:rPr>
+            </w:pPr>
+            <w:r>
+              <w:rPr>
+                <w:rFonts w:ascii="宋体" w:eastAsia="宋体" w:hAnsi="宋体" w:cs="宋体"/>
                 <w:spacing w:val="-2"/>
                 <w:sz w:val="24"/>
                 <w:szCs w:val="24"/>
@@ -8697,14 +8598,14 @@
               <w:ind w:left="113"/>
               <w:textAlignment w:val="baseline"/>
               <w:rPr>
-                <w:rFonts w:ascii="宋体" w:hAnsi="宋体" w:eastAsia="宋体" w:cs="宋体"/>
-                <w:sz w:val="24"/>
-                <w:szCs w:val="24"/>
-              </w:rPr>
-            </w:pPr>
-            <w:r>
-              <w:rPr>
-                <w:rFonts w:ascii="宋体" w:hAnsi="宋体" w:eastAsia="宋体" w:cs="宋体"/>
+                <w:rFonts w:ascii="宋体" w:eastAsia="宋体" w:hAnsi="宋体" w:cs="宋体"/>
+                <w:sz w:val="24"/>
+                <w:szCs w:val="24"/>
+              </w:rPr>
+            </w:pPr>
+            <w:r>
+              <w:rPr>
+                <w:rFonts w:ascii="宋体" w:eastAsia="宋体" w:hAnsi="宋体" w:cs="宋体"/>
                 <w:spacing w:val="-2"/>
                 <w:sz w:val="24"/>
                 <w:szCs w:val="24"/>
@@ -8736,7 +8637,7 @@
               <w:ind w:left="154"/>
               <w:textAlignment w:val="baseline"/>
               <w:rPr>
-                <w:rFonts w:ascii="宋体" w:hAnsi="宋体" w:eastAsia="宋体" w:cs="宋体"/>
+                <w:rFonts w:ascii="宋体" w:eastAsia="宋体" w:hAnsi="宋体" w:cs="宋体"/>
                 <w:sz w:val="24"/>
                 <w:szCs w:val="24"/>
               </w:rPr>
@@ -8773,14 +8674,14 @@
               <w:ind w:left="119"/>
               <w:textAlignment w:val="baseline"/>
               <w:rPr>
-                <w:rFonts w:ascii="宋体" w:hAnsi="宋体" w:eastAsia="宋体" w:cs="宋体"/>
-                <w:sz w:val="24"/>
-                <w:szCs w:val="24"/>
-              </w:rPr>
-            </w:pPr>
-            <w:r>
-              <w:rPr>
-                <w:rFonts w:ascii="宋体" w:hAnsi="宋体" w:eastAsia="宋体" w:cs="宋体"/>
+                <w:rFonts w:ascii="宋体" w:eastAsia="宋体" w:hAnsi="宋体" w:cs="宋体"/>
+                <w:sz w:val="24"/>
+                <w:szCs w:val="24"/>
+              </w:rPr>
+            </w:pPr>
+            <w:r>
+              <w:rPr>
+                <w:rFonts w:ascii="宋体" w:eastAsia="宋体" w:hAnsi="宋体" w:cs="宋体"/>
                 <w:spacing w:val="-3"/>
                 <w:sz w:val="24"/>
                 <w:szCs w:val="24"/>
@@ -8807,14 +8708,14 @@
               <w:ind w:left="116"/>
               <w:textAlignment w:val="baseline"/>
               <w:rPr>
-                <w:rFonts w:ascii="宋体" w:hAnsi="宋体" w:eastAsia="宋体" w:cs="宋体"/>
-                <w:sz w:val="24"/>
-                <w:szCs w:val="24"/>
-              </w:rPr>
-            </w:pPr>
-            <w:r>
-              <w:rPr>
-                <w:rFonts w:ascii="宋体" w:hAnsi="宋体" w:eastAsia="宋体" w:cs="宋体"/>
+                <w:rFonts w:ascii="宋体" w:eastAsia="宋体" w:hAnsi="宋体" w:cs="宋体"/>
+                <w:sz w:val="24"/>
+                <w:szCs w:val="24"/>
+              </w:rPr>
+            </w:pPr>
+            <w:r>
+              <w:rPr>
+                <w:rFonts w:ascii="宋体" w:eastAsia="宋体" w:hAnsi="宋体" w:cs="宋体"/>
                 <w:spacing w:val="-2"/>
                 <w:sz w:val="24"/>
                 <w:szCs w:val="24"/>
@@ -8826,7 +8727,7 @@
         <w:tc>
           <w:tcPr>
             <w:tcW w:w="1132" w:type="dxa"/>
-            <w:vMerge w:val="continue"/>
+            <w:vMerge/>
             <w:tcBorders>
               <w:top w:val="nil"/>
               <w:bottom w:val="nil"/>
@@ -8834,7 +8735,7 @@
           </w:tcPr>
           <w:p>
             <w:pPr>
-              <w:pStyle w:val="25"/>
+              <w:pStyle w:val="TableText"/>
               <w:keepNext w:val="0"/>
               <w:keepLines w:val="0"/>
               <w:pageBreakBefore w:val="0"/>
@@ -8855,14 +8756,9 @@
       </w:tr>
       <w:tr>
         <w:tblPrEx>
-          <w:tblBorders>
-            <w:top w:val="single" w:color="000000" w:sz="4" w:space="0"/>
-            <w:left w:val="single" w:color="000000" w:sz="4" w:space="0"/>
-            <w:bottom w:val="single" w:color="000000" w:sz="4" w:space="0"/>
-            <w:right w:val="single" w:color="000000" w:sz="4" w:space="0"/>
-            <w:insideH w:val="single" w:color="000000" w:sz="4" w:space="0"/>
-            <w:insideV w:val="single" w:color="000000" w:sz="4" w:space="0"/>
-          </w:tblBorders>
+          <w:tblW w:w="9222" w:type="dxa"/>
+          <w:tblInd w:w="5" w:type="dxa"/>
+          <w:tblLayout w:type="fixed"/>
           <w:tblCellMar>
             <w:top w:w="0" w:type="dxa"/>
             <w:left w:w="0" w:type="dxa"/>
@@ -8871,17 +8767,17 @@
           </w:tblCellMar>
         </w:tblPrEx>
         <w:trPr>
-          <w:trHeight w:val="628" w:hRule="atLeast"/>
+          <w:trHeight w:val="628"/>
         </w:trPr>
         <w:tc>
           <w:tcPr>
             <w:tcW w:w="850" w:type="dxa"/>
-            <w:vMerge w:val="continue"/>
+            <w:vMerge/>
             <w:textDirection w:val="tbRl"/>
           </w:tcPr>
           <w:p>
             <w:pPr>
-              <w:pStyle w:val="25"/>
+              <w:pStyle w:val="TableText"/>
               <w:keepNext w:val="0"/>
               <w:keepLines w:val="0"/>
               <w:pageBreakBefore w:val="0"/>
@@ -8923,7 +8819,7 @@
               <w:ind w:left="190" w:leftChars="0"/>
               <w:textAlignment w:val="baseline"/>
               <w:rPr>
-                <w:rFonts w:ascii="宋体" w:hAnsi="宋体" w:eastAsia="宋体" w:cs="宋体"/>
+                <w:rFonts w:ascii="宋体" w:eastAsia="宋体" w:hAnsi="宋体" w:cs="宋体"/>
                 <w:snapToGrid w:val="0"/>
                 <w:color w:val="000000"/>
                 <w:kern w:val="0"/>
@@ -8934,7 +8830,7 @@
             </w:pPr>
             <w:r>
               <w:rPr>
-                <w:rFonts w:ascii="宋体" w:hAnsi="宋体" w:eastAsia="宋体" w:cs="宋体"/>
+                <w:rFonts w:ascii="宋体" w:eastAsia="宋体" w:hAnsi="宋体" w:cs="宋体"/>
                 <w:spacing w:val="-2"/>
                 <w:sz w:val="24"/>
                 <w:szCs w:val="24"/>
@@ -8964,10 +8860,10 @@
               <w:adjustRightInd w:val="0"/>
               <w:snapToGrid w:val="0"/>
               <w:spacing w:before="36" w:line="222" w:lineRule="auto"/>
-              <w:ind w:left="110" w:leftChars="0" w:right="250" w:rightChars="0"/>
-              <w:textAlignment w:val="baseline"/>
-              <w:rPr>
-                <w:rFonts w:ascii="宋体" w:hAnsi="宋体" w:eastAsia="宋体" w:cs="宋体"/>
+              <w:ind w:left="110" w:right="250" w:leftChars="0" w:rightChars="0"/>
+              <w:textAlignment w:val="baseline"/>
+              <w:rPr>
+                <w:rFonts w:ascii="宋体" w:eastAsia="宋体" w:hAnsi="宋体" w:cs="宋体"/>
                 <w:snapToGrid w:val="0"/>
                 <w:color w:val="000000"/>
                 <w:kern w:val="0"/>
@@ -8978,7 +8874,7 @@
             </w:pPr>
             <w:r>
               <w:rPr>
-                <w:rFonts w:ascii="宋体" w:hAnsi="宋体" w:eastAsia="宋体" w:cs="宋体"/>
+                <w:rFonts w:ascii="宋体" w:eastAsia="宋体" w:hAnsi="宋体" w:cs="宋体"/>
                 <w:spacing w:val="-1"/>
                 <w:sz w:val="24"/>
                 <w:szCs w:val="24"/>
@@ -8987,7 +8883,7 @@
             </w:r>
             <w:r>
               <w:rPr>
-                <w:rFonts w:ascii="宋体" w:hAnsi="宋体" w:eastAsia="宋体" w:cs="宋体"/>
+                <w:rFonts w:ascii="宋体" w:eastAsia="宋体" w:hAnsi="宋体" w:cs="宋体"/>
                 <w:spacing w:val="-2"/>
                 <w:sz w:val="24"/>
                 <w:szCs w:val="24"/>
@@ -9020,7 +8916,7 @@
               <w:ind w:left="154" w:leftChars="0"/>
               <w:textAlignment w:val="baseline"/>
               <w:rPr>
-                <w:rFonts w:hint="eastAsia" w:ascii="宋体" w:hAnsi="宋体" w:eastAsia="宋体" w:cs="宋体"/>
+                <w:rFonts w:ascii="宋体" w:eastAsia="宋体" w:hAnsi="宋体" w:cs="宋体" w:hint="eastAsia"/>
                 <w:snapToGrid w:val="0"/>
                 <w:color w:val="000000"/>
                 <w:kern w:val="0"/>
@@ -9062,14 +8958,14 @@
               <w:ind w:left="117"/>
               <w:textAlignment w:val="baseline"/>
               <w:rPr>
-                <w:rFonts w:ascii="宋体" w:hAnsi="宋体" w:eastAsia="宋体" w:cs="宋体"/>
-                <w:sz w:val="24"/>
-                <w:szCs w:val="24"/>
-              </w:rPr>
-            </w:pPr>
-            <w:r>
-              <w:rPr>
-                <w:rFonts w:ascii="宋体" w:hAnsi="宋体" w:eastAsia="宋体" w:cs="宋体"/>
+                <w:rFonts w:ascii="宋体" w:eastAsia="宋体" w:hAnsi="宋体" w:cs="宋体"/>
+                <w:sz w:val="24"/>
+                <w:szCs w:val="24"/>
+              </w:rPr>
+            </w:pPr>
+            <w:r>
+              <w:rPr>
+                <w:rFonts w:ascii="宋体" w:eastAsia="宋体" w:hAnsi="宋体" w:cs="宋体"/>
                 <w:spacing w:val="-3"/>
                 <w:sz w:val="24"/>
                 <w:szCs w:val="24"/>
@@ -9096,7 +8992,7 @@
               <w:ind w:left="116" w:leftChars="0"/>
               <w:textAlignment w:val="baseline"/>
               <w:rPr>
-                <w:rFonts w:ascii="宋体" w:hAnsi="宋体" w:eastAsia="宋体" w:cs="宋体"/>
+                <w:rFonts w:ascii="宋体" w:eastAsia="宋体" w:hAnsi="宋体" w:cs="宋体"/>
                 <w:snapToGrid w:val="0"/>
                 <w:color w:val="000000"/>
                 <w:kern w:val="0"/>
@@ -9107,7 +9003,7 @@
             </w:pPr>
             <w:r>
               <w:rPr>
-                <w:rFonts w:ascii="宋体" w:hAnsi="宋体" w:eastAsia="宋体" w:cs="宋体"/>
+                <w:rFonts w:ascii="宋体" w:eastAsia="宋体" w:hAnsi="宋体" w:cs="宋体"/>
                 <w:spacing w:val="-2"/>
                 <w:sz w:val="24"/>
                 <w:szCs w:val="24"/>
@@ -9126,7 +9022,7 @@
           </w:tcPr>
           <w:p>
             <w:pPr>
-              <w:pStyle w:val="25"/>
+              <w:pStyle w:val="TableText"/>
               <w:keepNext w:val="0"/>
               <w:keepLines w:val="0"/>
               <w:pageBreakBefore w:val="0"/>
@@ -9147,14 +9043,9 @@
       </w:tr>
       <w:tr>
         <w:tblPrEx>
-          <w:tblBorders>
-            <w:top w:val="single" w:color="000000" w:sz="4" w:space="0"/>
-            <w:left w:val="single" w:color="000000" w:sz="4" w:space="0"/>
-            <w:bottom w:val="single" w:color="000000" w:sz="4" w:space="0"/>
-            <w:right w:val="single" w:color="000000" w:sz="4" w:space="0"/>
-            <w:insideH w:val="single" w:color="000000" w:sz="4" w:space="0"/>
-            <w:insideV w:val="single" w:color="000000" w:sz="4" w:space="0"/>
-          </w:tblBorders>
+          <w:tblW w:w="9222" w:type="dxa"/>
+          <w:tblInd w:w="5" w:type="dxa"/>
+          <w:tblLayout w:type="fixed"/>
           <w:tblCellMar>
             <w:top w:w="0" w:type="dxa"/>
             <w:left w:w="0" w:type="dxa"/>
@@ -9163,17 +9054,17 @@
           </w:tblCellMar>
         </w:tblPrEx>
         <w:trPr>
-          <w:trHeight w:val="628" w:hRule="atLeast"/>
+          <w:trHeight w:val="628"/>
         </w:trPr>
         <w:tc>
           <w:tcPr>
             <w:tcW w:w="850" w:type="dxa"/>
-            <w:vMerge w:val="continue"/>
+            <w:vMerge/>
             <w:textDirection w:val="tbRl"/>
           </w:tcPr>
           <w:p>
             <w:pPr>
-              <w:pStyle w:val="25"/>
+              <w:pStyle w:val="TableText"/>
               <w:keepNext w:val="0"/>
               <w:keepLines w:val="0"/>
               <w:pageBreakBefore w:val="0"/>
@@ -9215,7 +9106,7 @@
               <w:ind w:left="430" w:leftChars="0"/>
               <w:textAlignment w:val="baseline"/>
               <w:rPr>
-                <w:rFonts w:ascii="宋体" w:hAnsi="宋体" w:eastAsia="宋体" w:cs="宋体"/>
+                <w:rFonts w:ascii="宋体" w:eastAsia="宋体" w:hAnsi="宋体" w:cs="宋体"/>
                 <w:snapToGrid w:val="0"/>
                 <w:color w:val="000000"/>
                 <w:kern w:val="0"/>
@@ -9226,7 +9117,7 @@
             </w:pPr>
             <w:r>
               <w:rPr>
-                <w:rFonts w:ascii="宋体" w:hAnsi="宋体" w:eastAsia="宋体" w:cs="宋体"/>
+                <w:rFonts w:ascii="宋体" w:eastAsia="宋体" w:hAnsi="宋体" w:cs="宋体"/>
                 <w:spacing w:val="-2"/>
                 <w:sz w:val="24"/>
                 <w:szCs w:val="24"/>
@@ -9256,10 +9147,10 @@
               <w:adjustRightInd w:val="0"/>
               <w:snapToGrid w:val="0"/>
               <w:spacing w:before="36" w:line="222" w:lineRule="auto"/>
-              <w:ind w:left="113" w:leftChars="0" w:right="250" w:rightChars="0" w:firstLine="1" w:firstLineChars="0"/>
-              <w:textAlignment w:val="baseline"/>
-              <w:rPr>
-                <w:rFonts w:ascii="宋体" w:hAnsi="宋体" w:eastAsia="宋体" w:cs="宋体"/>
+              <w:ind w:left="113" w:right="250" w:firstLine="1" w:leftChars="0" w:rightChars="0" w:firstLineChars="0"/>
+              <w:textAlignment w:val="baseline"/>
+              <w:rPr>
+                <w:rFonts w:ascii="宋体" w:eastAsia="宋体" w:hAnsi="宋体" w:cs="宋体"/>
                 <w:snapToGrid w:val="0"/>
                 <w:color w:val="000000"/>
                 <w:kern w:val="0"/>
@@ -9270,7 +9161,7 @@
             </w:pPr>
             <w:r>
               <w:rPr>
-                <w:rFonts w:ascii="宋体" w:hAnsi="宋体" w:eastAsia="宋体" w:cs="宋体"/>
+                <w:rFonts w:ascii="宋体" w:eastAsia="宋体" w:hAnsi="宋体" w:cs="宋体"/>
                 <w:spacing w:val="-2"/>
                 <w:sz w:val="24"/>
                 <w:szCs w:val="24"/>
@@ -9303,7 +9194,7 @@
               <w:ind w:left="154" w:leftChars="0"/>
               <w:textAlignment w:val="baseline"/>
               <w:rPr>
-                <w:rFonts w:hint="eastAsia" w:ascii="宋体" w:hAnsi="宋体" w:eastAsia="宋体" w:cs="宋体"/>
+                <w:rFonts w:ascii="宋体" w:eastAsia="宋体" w:hAnsi="宋体" w:cs="宋体" w:hint="eastAsia"/>
                 <w:snapToGrid w:val="0"/>
                 <w:color w:val="000000"/>
                 <w:kern w:val="0"/>
@@ -9345,14 +9236,14 @@
               <w:ind w:left="125"/>
               <w:textAlignment w:val="baseline"/>
               <w:rPr>
-                <w:rFonts w:ascii="宋体" w:hAnsi="宋体" w:eastAsia="宋体" w:cs="宋体"/>
-                <w:sz w:val="24"/>
-                <w:szCs w:val="24"/>
-              </w:rPr>
-            </w:pPr>
-            <w:r>
-              <w:rPr>
-                <w:rFonts w:ascii="宋体" w:hAnsi="宋体" w:eastAsia="宋体" w:cs="宋体"/>
+                <w:rFonts w:ascii="宋体" w:eastAsia="宋体" w:hAnsi="宋体" w:cs="宋体"/>
+                <w:sz w:val="24"/>
+                <w:szCs w:val="24"/>
+              </w:rPr>
+            </w:pPr>
+            <w:r>
+              <w:rPr>
+                <w:rFonts w:ascii="宋体" w:eastAsia="宋体" w:hAnsi="宋体" w:cs="宋体"/>
                 <w:spacing w:val="-4"/>
                 <w:sz w:val="24"/>
                 <w:szCs w:val="24"/>
@@ -9379,7 +9270,7 @@
               <w:ind w:left="116" w:leftChars="0"/>
               <w:textAlignment w:val="baseline"/>
               <w:rPr>
-                <w:rFonts w:ascii="宋体" w:hAnsi="宋体" w:eastAsia="宋体" w:cs="宋体"/>
+                <w:rFonts w:ascii="宋体" w:eastAsia="宋体" w:hAnsi="宋体" w:cs="宋体"/>
                 <w:snapToGrid w:val="0"/>
                 <w:color w:val="000000"/>
                 <w:kern w:val="0"/>
@@ -9390,7 +9281,7 @@
             </w:pPr>
             <w:r>
               <w:rPr>
-                <w:rFonts w:ascii="宋体" w:hAnsi="宋体" w:eastAsia="宋体" w:cs="宋体"/>
+                <w:rFonts w:ascii="宋体" w:eastAsia="宋体" w:hAnsi="宋体" w:cs="宋体"/>
                 <w:spacing w:val="-2"/>
                 <w:sz w:val="24"/>
                 <w:szCs w:val="24"/>
@@ -9408,7 +9299,7 @@
           </w:tcPr>
           <w:p>
             <w:pPr>
-              <w:pStyle w:val="25"/>
+              <w:pStyle w:val="TableText"/>
               <w:keepNext w:val="0"/>
               <w:keepLines w:val="0"/>
               <w:pageBreakBefore w:val="0"/>
@@ -9453,7 +9344,7 @@
     </w:p>
     <w:p>
       <w:pPr>
-        <w:pStyle w:val="28"/>
+        <w:pStyle w:val="2"/>
         <w:keepNext w:val="0"/>
         <w:keepLines w:val="0"/>
         <w:pageBreakBefore w:val="0"/>
@@ -9477,7 +9368,7 @@
     </w:p>
     <w:p>
       <w:pPr>
-        <w:pStyle w:val="27"/>
+        <w:pStyle w:val="a"/>
         <w:keepNext w:val="0"/>
         <w:keepLines w:val="0"/>
         <w:pageBreakBefore w:val="0"/>
@@ -9539,16 +9430,16 @@
     </w:p>
     <w:tbl>
       <w:tblPr>
-        <w:tblStyle w:val="24"/>
+        <w:tblStyle w:val="TableNormal0"/>
         <w:tblW w:w="8359" w:type="dxa"/>
         <w:jc w:val="center"/>
         <w:tblBorders>
-          <w:top w:val="single" w:color="000000" w:sz="4" w:space="0"/>
-          <w:left w:val="single" w:color="000000" w:sz="4" w:space="0"/>
-          <w:bottom w:val="single" w:color="000000" w:sz="4" w:space="0"/>
-          <w:right w:val="single" w:color="000000" w:sz="4" w:space="0"/>
-          <w:insideH w:val="single" w:color="000000" w:sz="4" w:space="0"/>
-          <w:insideV w:val="single" w:color="000000" w:sz="4" w:space="0"/>
+          <w:top w:val="single" w:sz="4" w:space="0" w:color="000000"/>
+          <w:left w:val="single" w:sz="4" w:space="0" w:color="000000"/>
+          <w:bottom w:val="single" w:sz="4" w:space="0" w:color="000000"/>
+          <w:right w:val="single" w:sz="4" w:space="0" w:color="000000"/>
+          <w:insideH w:val="single" w:sz="4" w:space="0" w:color="000000"/>
+          <w:insideV w:val="single" w:sz="4" w:space="0" w:color="000000"/>
         </w:tblBorders>
         <w:tblLayout w:type="fixed"/>
         <w:tblCellMar>
@@ -9565,14 +9456,17 @@
       </w:tblGrid>
       <w:tr>
         <w:tblPrEx>
+          <w:tblW w:w="8359" w:type="dxa"/>
+          <w:jc w:val="center"/>
           <w:tblBorders>
-            <w:top w:val="single" w:color="000000" w:sz="4" w:space="0"/>
-            <w:left w:val="single" w:color="000000" w:sz="4" w:space="0"/>
-            <w:bottom w:val="single" w:color="000000" w:sz="4" w:space="0"/>
-            <w:right w:val="single" w:color="000000" w:sz="4" w:space="0"/>
-            <w:insideH w:val="single" w:color="000000" w:sz="4" w:space="0"/>
-            <w:insideV w:val="single" w:color="000000" w:sz="4" w:space="0"/>
+            <w:top w:val="single" w:sz="4" w:space="0" w:color="000000"/>
+            <w:left w:val="single" w:sz="4" w:space="0" w:color="000000"/>
+            <w:bottom w:val="single" w:sz="4" w:space="0" w:color="000000"/>
+            <w:right w:val="single" w:sz="4" w:space="0" w:color="000000"/>
+            <w:insideH w:val="single" w:sz="4" w:space="0" w:color="000000"/>
+            <w:insideV w:val="single" w:sz="4" w:space="0" w:color="000000"/>
           </w:tblBorders>
+          <w:tblLayout w:type="fixed"/>
           <w:tblCellMar>
             <w:top w:w="0" w:type="dxa"/>
             <w:left w:w="0" w:type="dxa"/>
@@ -9581,7 +9475,7 @@
           </w:tblCellMar>
         </w:tblPrEx>
         <w:trPr>
-          <w:trHeight w:val="432" w:hRule="atLeast"/>
+          <w:trHeight w:val="432"/>
           <w:jc w:val="center"/>
         </w:trPr>
         <w:tc>
@@ -9605,18 +9499,18 @@
               <w:adjustRightInd w:val="0"/>
               <w:snapToGrid w:val="0"/>
               <w:spacing w:before="96" w:line="220" w:lineRule="auto"/>
-              <w:ind w:left="0" w:leftChars="0" w:right="0" w:rightChars="0" w:firstLine="0" w:firstLineChars="0"/>
+              <w:ind w:left="0" w:right="0" w:firstLine="0" w:leftChars="0" w:rightChars="0" w:firstLineChars="0"/>
               <w:jc w:val="center"/>
               <w:textAlignment w:val="baseline"/>
               <w:rPr>
-                <w:rFonts w:ascii="宋体" w:hAnsi="宋体" w:eastAsia="宋体" w:cs="宋体"/>
+                <w:rFonts w:ascii="宋体" w:eastAsia="宋体" w:hAnsi="宋体" w:cs="宋体"/>
                 <w:sz w:val="20"/>
                 <w:szCs w:val="20"/>
               </w:rPr>
             </w:pPr>
             <w:r>
               <w:rPr>
-                <w:rFonts w:ascii="宋体" w:hAnsi="宋体" w:eastAsia="宋体" w:cs="宋体"/>
+                <w:rFonts w:ascii="宋体" w:eastAsia="宋体" w:hAnsi="宋体" w:cs="宋体"/>
                 <w:b/>
                 <w:bCs/>
                 <w:spacing w:val="-12"/>
@@ -9648,18 +9542,18 @@
               <w:adjustRightInd w:val="0"/>
               <w:snapToGrid w:val="0"/>
               <w:spacing w:before="95" w:line="220" w:lineRule="auto"/>
-              <w:ind w:left="0" w:leftChars="0" w:right="0" w:rightChars="0" w:firstLine="0" w:firstLineChars="0"/>
+              <w:ind w:left="0" w:right="0" w:firstLine="0" w:leftChars="0" w:rightChars="0" w:firstLineChars="0"/>
               <w:jc w:val="center"/>
               <w:textAlignment w:val="baseline"/>
               <w:rPr>
-                <w:rFonts w:ascii="宋体" w:hAnsi="宋体" w:eastAsia="宋体" w:cs="宋体"/>
+                <w:rFonts w:ascii="宋体" w:eastAsia="宋体" w:hAnsi="宋体" w:cs="宋体"/>
                 <w:sz w:val="20"/>
                 <w:szCs w:val="20"/>
               </w:rPr>
             </w:pPr>
             <w:r>
               <w:rPr>
-                <w:rFonts w:ascii="宋体" w:hAnsi="宋体" w:eastAsia="宋体" w:cs="宋体"/>
+                <w:rFonts w:ascii="宋体" w:eastAsia="宋体" w:hAnsi="宋体" w:cs="宋体"/>
                 <w:b/>
                 <w:bCs/>
                 <w:spacing w:val="-5"/>
@@ -9691,18 +9585,18 @@
               <w:adjustRightInd w:val="0"/>
               <w:snapToGrid w:val="0"/>
               <w:spacing w:before="95" w:line="220" w:lineRule="auto"/>
-              <w:ind w:left="0" w:leftChars="0" w:right="0" w:rightChars="0" w:firstLine="0" w:firstLineChars="0"/>
+              <w:ind w:left="0" w:right="0" w:firstLine="0" w:leftChars="0" w:rightChars="0" w:firstLineChars="0"/>
               <w:jc w:val="center"/>
               <w:textAlignment w:val="baseline"/>
               <w:rPr>
-                <w:rFonts w:ascii="宋体" w:hAnsi="宋体" w:eastAsia="宋体" w:cs="宋体"/>
+                <w:rFonts w:ascii="宋体" w:eastAsia="宋体" w:hAnsi="宋体" w:cs="宋体"/>
                 <w:sz w:val="20"/>
                 <w:szCs w:val="20"/>
               </w:rPr>
             </w:pPr>
             <w:r>
               <w:rPr>
-                <w:rFonts w:ascii="宋体" w:hAnsi="宋体" w:eastAsia="宋体" w:cs="宋体"/>
+                <w:rFonts w:ascii="宋体" w:eastAsia="宋体" w:hAnsi="宋体" w:cs="宋体"/>
                 <w:b/>
                 <w:bCs/>
                 <w:spacing w:val="-7"/>
@@ -9716,14 +9610,9 @@
       </w:tr>
       <w:tr>
         <w:tblPrEx>
-          <w:tblBorders>
-            <w:top w:val="single" w:color="000000" w:sz="4" w:space="0"/>
-            <w:left w:val="single" w:color="000000" w:sz="4" w:space="0"/>
-            <w:bottom w:val="single" w:color="000000" w:sz="4" w:space="0"/>
-            <w:right w:val="single" w:color="000000" w:sz="4" w:space="0"/>
-            <w:insideH w:val="single" w:color="000000" w:sz="4" w:space="0"/>
-            <w:insideV w:val="single" w:color="000000" w:sz="4" w:space="0"/>
-          </w:tblBorders>
+          <w:tblW w:w="8359" w:type="dxa"/>
+          <w:jc w:val="center"/>
+          <w:tblLayout w:type="fixed"/>
           <w:tblCellMar>
             <w:top w:w="0" w:type="dxa"/>
             <w:left w:w="0" w:type="dxa"/>
@@ -9732,7 +9621,7 @@
           </w:tblCellMar>
         </w:tblPrEx>
         <w:trPr>
-          <w:trHeight w:val="3100" w:hRule="atLeast"/>
+          <w:trHeight w:val="3100"/>
           <w:jc w:val="center"/>
         </w:trPr>
         <w:tc>
@@ -9756,11 +9645,11 @@
               <w:adjustRightInd w:val="0"/>
               <w:snapToGrid w:val="0"/>
               <w:spacing w:before="78" w:line="247" w:lineRule="auto"/>
-              <w:ind w:left="0" w:leftChars="0" w:right="0" w:rightChars="0" w:firstLine="0" w:firstLineChars="0"/>
+              <w:ind w:left="0" w:right="0" w:firstLine="0" w:leftChars="0" w:rightChars="0" w:firstLineChars="0"/>
               <w:jc w:val="center"/>
               <w:textAlignment w:val="baseline"/>
               <w:rPr>
-                <w:rFonts w:hint="default" w:ascii="宋体" w:hAnsi="宋体" w:eastAsia="宋体" w:cs="宋体"/>
+                <w:rFonts w:ascii="宋体" w:eastAsia="宋体" w:hAnsi="宋体" w:cs="宋体" w:hint="default"/>
                 <w:sz w:val="20"/>
                 <w:szCs w:val="20"/>
                 <w:lang w:val="en-US" w:eastAsia="zh-CN"/>
@@ -9850,14 +9739,9 @@
       </w:tr>
       <w:tr>
         <w:tblPrEx>
-          <w:tblBorders>
-            <w:top w:val="single" w:color="000000" w:sz="4" w:space="0"/>
-            <w:left w:val="single" w:color="000000" w:sz="4" w:space="0"/>
-            <w:bottom w:val="single" w:color="000000" w:sz="4" w:space="0"/>
-            <w:right w:val="single" w:color="000000" w:sz="4" w:space="0"/>
-            <w:insideH w:val="single" w:color="000000" w:sz="4" w:space="0"/>
-            <w:insideV w:val="single" w:color="000000" w:sz="4" w:space="0"/>
-          </w:tblBorders>
+          <w:tblW w:w="8359" w:type="dxa"/>
+          <w:jc w:val="center"/>
+          <w:tblLayout w:type="fixed"/>
           <w:tblCellMar>
             <w:top w:w="0" w:type="dxa"/>
             <w:left w:w="0" w:type="dxa"/>
@@ -9866,7 +9750,7 @@
           </w:tblCellMar>
         </w:tblPrEx>
         <w:trPr>
-          <w:trHeight w:val="2431" w:hRule="atLeast"/>
+          <w:trHeight w:val="2431"/>
           <w:jc w:val="center"/>
         </w:trPr>
         <w:tc>
@@ -9890,11 +9774,11 @@
               <w:adjustRightInd w:val="0"/>
               <w:snapToGrid w:val="0"/>
               <w:spacing w:before="78" w:line="242" w:lineRule="auto"/>
-              <w:ind w:left="0" w:leftChars="0" w:right="0" w:rightChars="0" w:firstLine="0" w:firstLineChars="0"/>
+              <w:ind w:left="0" w:right="0" w:firstLine="0" w:leftChars="0" w:rightChars="0" w:firstLineChars="0"/>
               <w:jc w:val="center"/>
               <w:textAlignment w:val="baseline"/>
               <w:rPr>
-                <w:rFonts w:hint="default" w:ascii="宋体" w:hAnsi="宋体" w:eastAsia="宋体" w:cs="宋体"/>
+                <w:rFonts w:ascii="宋体" w:eastAsia="宋体" w:hAnsi="宋体" w:cs="宋体" w:hint="default"/>
                 <w:sz w:val="20"/>
                 <w:szCs w:val="20"/>
                 <w:lang w:val="en-US" w:eastAsia="zh-CN"/>
@@ -9902,7 +9786,7 @@
             </w:pPr>
             <w:r>
               <w:rPr>
-                <w:rFonts w:hint="eastAsia" w:ascii="宋体" w:hAnsi="宋体" w:eastAsia="宋体" w:cs="宋体"/>
+                <w:rFonts w:ascii="宋体" w:eastAsia="宋体" w:hAnsi="宋体" w:cs="宋体" w:hint="eastAsia"/>
                 <w:spacing w:val="-5"/>
                 <w:sz w:val="20"/>
                 <w:szCs w:val="20"/>
@@ -9975,14 +9859,9 @@
       </w:tr>
       <w:tr>
         <w:tblPrEx>
-          <w:tblBorders>
-            <w:top w:val="single" w:color="000000" w:sz="4" w:space="0"/>
-            <w:left w:val="single" w:color="000000" w:sz="4" w:space="0"/>
-            <w:bottom w:val="single" w:color="000000" w:sz="4" w:space="0"/>
-            <w:right w:val="single" w:color="000000" w:sz="4" w:space="0"/>
-            <w:insideH w:val="single" w:color="000000" w:sz="4" w:space="0"/>
-            <w:insideV w:val="single" w:color="000000" w:sz="4" w:space="0"/>
-          </w:tblBorders>
+          <w:tblW w:w="8359" w:type="dxa"/>
+          <w:jc w:val="center"/>
+          <w:tblLayout w:type="fixed"/>
           <w:tblCellMar>
             <w:top w:w="0" w:type="dxa"/>
             <w:left w:w="0" w:type="dxa"/>
@@ -9991,7 +9870,7 @@
           </w:tblCellMar>
         </w:tblPrEx>
         <w:trPr>
-          <w:trHeight w:val="1359" w:hRule="atLeast"/>
+          <w:trHeight w:val="1359"/>
           <w:jc w:val="center"/>
         </w:trPr>
         <w:tc>
@@ -10016,11 +9895,11 @@
               <w:adjustRightInd w:val="0"/>
               <w:snapToGrid w:val="0"/>
               <w:spacing w:before="78" w:line="220" w:lineRule="auto"/>
-              <w:ind w:left="0" w:leftChars="0" w:right="0" w:rightChars="0" w:firstLine="0" w:firstLineChars="0"/>
+              <w:ind w:left="0" w:right="0" w:firstLine="0" w:leftChars="0" w:rightChars="0" w:firstLineChars="0"/>
               <w:jc w:val="center"/>
               <w:textAlignment w:val="baseline"/>
               <w:rPr>
-                <w:rFonts w:hint="default" w:ascii="宋体" w:hAnsi="宋体" w:eastAsia="宋体" w:cs="宋体"/>
+                <w:rFonts w:ascii="宋体" w:eastAsia="宋体" w:hAnsi="宋体" w:cs="宋体" w:hint="default"/>
                 <w:snapToGrid w:val="0"/>
                 <w:color w:val="000000"/>
                 <w:kern w:val="0"/>
@@ -10031,7 +9910,7 @@
             </w:pPr>
             <w:r>
               <w:rPr>
-                <w:rFonts w:hint="eastAsia" w:ascii="宋体" w:hAnsi="宋体" w:eastAsia="宋体" w:cs="宋体"/>
+                <w:rFonts w:ascii="宋体" w:eastAsia="宋体" w:hAnsi="宋体" w:cs="宋体" w:hint="eastAsia"/>
                 <w:spacing w:val="-2"/>
                 <w:sz w:val="20"/>
                 <w:szCs w:val="20"/>
@@ -10101,14 +9980,9 @@
       </w:tr>
       <w:tr>
         <w:tblPrEx>
-          <w:tblBorders>
-            <w:top w:val="single" w:color="000000" w:sz="4" w:space="0"/>
-            <w:left w:val="single" w:color="000000" w:sz="4" w:space="0"/>
-            <w:bottom w:val="single" w:color="000000" w:sz="4" w:space="0"/>
-            <w:right w:val="single" w:color="000000" w:sz="4" w:space="0"/>
-            <w:insideH w:val="single" w:color="000000" w:sz="4" w:space="0"/>
-            <w:insideV w:val="single" w:color="000000" w:sz="4" w:space="0"/>
-          </w:tblBorders>
+          <w:tblW w:w="8359" w:type="dxa"/>
+          <w:jc w:val="center"/>
+          <w:tblLayout w:type="fixed"/>
           <w:tblCellMar>
             <w:top w:w="0" w:type="dxa"/>
             <w:left w:w="0" w:type="dxa"/>
@@ -10117,7 +9991,7 @@
           </w:tblCellMar>
         </w:tblPrEx>
         <w:trPr>
-          <w:trHeight w:val="565" w:hRule="atLeast"/>
+          <w:trHeight w:val="565"/>
           <w:jc w:val="center"/>
         </w:trPr>
         <w:tc>
@@ -10142,11 +10016,11 @@
               <w:adjustRightInd w:val="0"/>
               <w:snapToGrid w:val="0"/>
               <w:spacing w:before="78" w:line="220" w:lineRule="auto"/>
-              <w:ind w:left="0" w:leftChars="0" w:right="0" w:rightChars="0" w:firstLine="0" w:firstLineChars="0"/>
+              <w:ind w:left="0" w:right="0" w:firstLine="0" w:leftChars="0" w:rightChars="0" w:firstLineChars="0"/>
               <w:jc w:val="center"/>
               <w:textAlignment w:val="baseline"/>
               <w:rPr>
-                <w:rFonts w:ascii="宋体" w:hAnsi="宋体" w:eastAsia="宋体" w:cs="宋体"/>
+                <w:rFonts w:ascii="宋体" w:eastAsia="宋体" w:hAnsi="宋体" w:cs="宋体"/>
                 <w:snapToGrid w:val="0"/>
                 <w:color w:val="000000"/>
                 <w:kern w:val="0"/>
@@ -10157,7 +10031,7 @@
             </w:pPr>
             <w:r>
               <w:rPr>
-                <w:rFonts w:hint="eastAsia" w:ascii="宋体" w:hAnsi="宋体" w:eastAsia="宋体" w:cs="宋体"/>
+                <w:rFonts w:ascii="宋体" w:eastAsia="宋体" w:hAnsi="宋体" w:cs="宋体" w:hint="eastAsia"/>
                 <w:spacing w:val="-2"/>
                 <w:sz w:val="20"/>
                 <w:szCs w:val="20"/>
@@ -10241,7 +10115,7 @@
     </w:p>
     <w:p>
       <w:pPr>
-        <w:pStyle w:val="28"/>
+        <w:pStyle w:val="2"/>
         <w:keepNext w:val="0"/>
         <w:keepLines w:val="0"/>
         <w:pageBreakBefore w:val="0"/>
@@ -10267,7 +10141,7 @@
     </w:p>
     <w:p>
       <w:pPr>
-        <w:pStyle w:val="39"/>
+        <w:pStyle w:val="a3"/>
         <w:keepNext w:val="0"/>
         <w:keepLines w:val="0"/>
         <w:pageBreakBefore w:val="0"/>
@@ -10285,7 +10159,7 @@
         <w:bidi w:val="0"/>
         <w:adjustRightInd w:val="0"/>
         <w:snapToGrid w:val="0"/>
-        <w:ind w:left="425" w:leftChars="0" w:hanging="425" w:firstLineChars="0"/>
+        <w:ind w:left="425" w:hanging="425" w:leftChars="0" w:firstLineChars="0"/>
         <w:textAlignment w:val="baseline"/>
         <w:rPr>
           <w:rFonts w:hint="eastAsia"/>
@@ -10300,7 +10174,7 @@
     </w:p>
     <w:p>
       <w:pPr>
-        <w:pStyle w:val="39"/>
+        <w:pStyle w:val="a3"/>
         <w:keepNext w:val="0"/>
         <w:keepLines w:val="0"/>
         <w:pageBreakBefore w:val="0"/>
@@ -10318,7 +10192,7 @@
         <w:bidi w:val="0"/>
         <w:adjustRightInd w:val="0"/>
         <w:snapToGrid w:val="0"/>
-        <w:ind w:left="425" w:leftChars="0" w:hanging="425" w:firstLineChars="0"/>
+        <w:ind w:left="425" w:hanging="425" w:leftChars="0" w:firstLineChars="0"/>
         <w:textAlignment w:val="baseline"/>
       </w:pPr>
       <w:r>
@@ -10343,7 +10217,7 @@
     </w:p>
     <w:p>
       <w:pPr>
-        <w:pStyle w:val="28"/>
+        <w:pStyle w:val="2"/>
         <w:keepNext w:val="0"/>
         <w:keepLines w:val="0"/>
         <w:pageBreakBefore w:val="0"/>
@@ -10367,7 +10241,7 @@
     </w:p>
     <w:p>
       <w:pPr>
-        <w:pStyle w:val="39"/>
+        <w:pStyle w:val="a3"/>
         <w:keepNext w:val="0"/>
         <w:keepLines w:val="0"/>
         <w:pageBreakBefore w:val="0"/>
@@ -10385,7 +10259,7 @@
         <w:bidi w:val="0"/>
         <w:adjustRightInd w:val="0"/>
         <w:snapToGrid w:val="0"/>
-        <w:ind w:left="425" w:leftChars="0" w:hanging="425" w:firstLineChars="0"/>
+        <w:ind w:left="425" w:hanging="425" w:leftChars="0" w:firstLineChars="0"/>
         <w:textAlignment w:val="baseline"/>
         <w:rPr>
           <w:rFonts w:hint="eastAsia"/>
@@ -10413,7 +10287,7 @@
     </w:p>
     <w:p>
       <w:pPr>
-        <w:pStyle w:val="39"/>
+        <w:pStyle w:val="a3"/>
         <w:keepNext w:val="0"/>
         <w:keepLines w:val="0"/>
         <w:pageBreakBefore w:val="0"/>
@@ -10431,7 +10305,7 @@
         <w:bidi w:val="0"/>
         <w:adjustRightInd w:val="0"/>
         <w:snapToGrid w:val="0"/>
-        <w:ind w:left="425" w:leftChars="0" w:hanging="425" w:firstLineChars="0"/>
+        <w:ind w:left="425" w:hanging="425" w:leftChars="0" w:firstLineChars="0"/>
         <w:textAlignment w:val="baseline"/>
         <w:rPr>
           <w:rFonts w:hint="eastAsia"/>
@@ -10459,7 +10333,7 @@
     </w:p>
     <w:p>
       <w:pPr>
-        <w:pStyle w:val="39"/>
+        <w:pStyle w:val="a3"/>
         <w:keepNext w:val="0"/>
         <w:keepLines w:val="0"/>
         <w:pageBreakBefore w:val="0"/>
@@ -10477,7 +10351,7 @@
         <w:bidi w:val="0"/>
         <w:adjustRightInd w:val="0"/>
         <w:snapToGrid w:val="0"/>
-        <w:ind w:left="425" w:leftChars="0" w:hanging="425" w:firstLineChars="0"/>
+        <w:ind w:left="425" w:hanging="425" w:leftChars="0" w:firstLineChars="0"/>
         <w:textAlignment w:val="baseline"/>
       </w:pPr>
       <w:r>
@@ -10502,7 +10376,7 @@
     </w:p>
     <w:p>
       <w:pPr>
-        <w:pStyle w:val="28"/>
+        <w:pStyle w:val="2"/>
         <w:keepNext w:val="0"/>
         <w:keepLines w:val="0"/>
         <w:pageBreakBefore w:val="0"/>
@@ -10526,7 +10400,7 @@
     </w:p>
     <w:p>
       <w:pPr>
-        <w:pStyle w:val="39"/>
+        <w:pStyle w:val="a3"/>
         <w:keepNext w:val="0"/>
         <w:keepLines w:val="0"/>
         <w:pageBreakBefore w:val="0"/>
@@ -10544,7 +10418,7 @@
         <w:bidi w:val="0"/>
         <w:adjustRightInd w:val="0"/>
         <w:snapToGrid w:val="0"/>
-        <w:ind w:left="425" w:leftChars="0" w:hanging="425" w:firstLineChars="0"/>
+        <w:ind w:left="425" w:hanging="425" w:leftChars="0" w:firstLineChars="0"/>
         <w:textAlignment w:val="baseline"/>
         <w:rPr>
           <w:rFonts w:hint="eastAsia"/>
@@ -10559,7 +10433,7 @@
     </w:p>
     <w:p>
       <w:pPr>
-        <w:pStyle w:val="39"/>
+        <w:pStyle w:val="a3"/>
         <w:keepNext w:val="0"/>
         <w:keepLines w:val="0"/>
         <w:pageBreakBefore w:val="0"/>
@@ -10577,7 +10451,7 @@
         <w:bidi w:val="0"/>
         <w:adjustRightInd w:val="0"/>
         <w:snapToGrid w:val="0"/>
-        <w:ind w:left="425" w:leftChars="0" w:hanging="425" w:firstLineChars="0"/>
+        <w:ind w:left="425" w:hanging="425" w:leftChars="0" w:firstLineChars="0"/>
         <w:textAlignment w:val="baseline"/>
         <w:rPr>
           <w:rFonts w:hint="eastAsia"/>
@@ -10592,7 +10466,7 @@
     </w:p>
     <w:p>
       <w:pPr>
-        <w:pStyle w:val="28"/>
+        <w:pStyle w:val="2"/>
         <w:keepNext w:val="0"/>
         <w:keepLines w:val="0"/>
         <w:pageBreakBefore w:val="0"/>
@@ -10616,7 +10490,7 @@
     </w:p>
     <w:p>
       <w:pPr>
-        <w:pStyle w:val="39"/>
+        <w:pStyle w:val="a3"/>
         <w:keepNext w:val="0"/>
         <w:keepLines w:val="0"/>
         <w:pageBreakBefore w:val="0"/>
@@ -10634,7 +10508,7 @@
         <w:bidi w:val="0"/>
         <w:adjustRightInd w:val="0"/>
         <w:snapToGrid w:val="0"/>
-        <w:ind w:left="425" w:leftChars="0" w:hanging="425" w:firstLineChars="0"/>
+        <w:ind w:left="425" w:hanging="425" w:leftChars="0" w:firstLineChars="0"/>
         <w:textAlignment w:val="baseline"/>
         <w:rPr>
           <w:rFonts w:hint="eastAsia"/>
@@ -10649,7 +10523,7 @@
     </w:p>
     <w:p>
       <w:pPr>
-        <w:pStyle w:val="39"/>
+        <w:pStyle w:val="a3"/>
         <w:keepNext w:val="0"/>
         <w:keepLines w:val="0"/>
         <w:pageBreakBefore w:val="0"/>
@@ -10667,7 +10541,7 @@
         <w:bidi w:val="0"/>
         <w:adjustRightInd w:val="0"/>
         <w:snapToGrid w:val="0"/>
-        <w:ind w:left="425" w:leftChars="0" w:hanging="425" w:firstLineChars="0"/>
+        <w:ind w:left="425" w:hanging="425" w:leftChars="0" w:firstLineChars="0"/>
         <w:textAlignment w:val="baseline"/>
         <w:rPr>
           <w:rFonts w:hint="eastAsia"/>
@@ -10682,7 +10556,7 @@
     </w:p>
     <w:p>
       <w:pPr>
-        <w:pStyle w:val="39"/>
+        <w:pStyle w:val="a3"/>
         <w:keepNext w:val="0"/>
         <w:keepLines w:val="0"/>
         <w:pageBreakBefore w:val="0"/>
@@ -10700,7 +10574,7 @@
         <w:bidi w:val="0"/>
         <w:adjustRightInd w:val="0"/>
         <w:snapToGrid w:val="0"/>
-        <w:ind w:left="425" w:leftChars="0" w:hanging="425" w:firstLineChars="0"/>
+        <w:ind w:left="425" w:hanging="425" w:leftChars="0" w:firstLineChars="0"/>
         <w:textAlignment w:val="baseline"/>
         <w:rPr>
           <w:rFonts w:hint="eastAsia"/>
@@ -10715,7 +10589,7 @@
     </w:p>
     <w:p>
       <w:pPr>
-        <w:pStyle w:val="39"/>
+        <w:pStyle w:val="a3"/>
         <w:keepNext w:val="0"/>
         <w:keepLines w:val="0"/>
         <w:pageBreakBefore w:val="0"/>
@@ -10733,7 +10607,7 @@
         <w:bidi w:val="0"/>
         <w:adjustRightInd w:val="0"/>
         <w:snapToGrid w:val="0"/>
-        <w:ind w:left="425" w:leftChars="0" w:hanging="425" w:firstLineChars="0"/>
+        <w:ind w:left="425" w:hanging="425" w:leftChars="0" w:firstLineChars="0"/>
         <w:textAlignment w:val="baseline"/>
         <w:rPr>
           <w:rFonts w:hint="eastAsia"/>
@@ -10748,7 +10622,7 @@
     </w:p>
     <w:p>
       <w:pPr>
-        <w:pStyle w:val="28"/>
+        <w:pStyle w:val="2"/>
         <w:keepNext w:val="0"/>
         <w:keepLines w:val="0"/>
         <w:pageBreakBefore w:val="0"/>
@@ -10772,7 +10646,7 @@
     </w:p>
     <w:p>
       <w:pPr>
-        <w:pStyle w:val="39"/>
+        <w:pStyle w:val="a3"/>
         <w:keepNext w:val="0"/>
         <w:keepLines w:val="0"/>
         <w:pageBreakBefore w:val="0"/>
@@ -10790,7 +10664,7 @@
         <w:bidi w:val="0"/>
         <w:adjustRightInd w:val="0"/>
         <w:snapToGrid w:val="0"/>
-        <w:ind w:left="425" w:leftChars="0" w:hanging="425" w:firstLineChars="0"/>
+        <w:ind w:left="425" w:hanging="425" w:leftChars="0" w:firstLineChars="0"/>
         <w:textAlignment w:val="baseline"/>
         <w:rPr>
           <w:rFonts w:hint="eastAsia"/>
@@ -10805,7 +10679,7 @@
     </w:p>
     <w:p>
       <w:pPr>
-        <w:pStyle w:val="39"/>
+        <w:pStyle w:val="a3"/>
         <w:keepNext w:val="0"/>
         <w:keepLines w:val="0"/>
         <w:pageBreakBefore w:val="0"/>
@@ -10823,7 +10697,7 @@
         <w:bidi w:val="0"/>
         <w:adjustRightInd w:val="0"/>
         <w:snapToGrid w:val="0"/>
-        <w:ind w:left="425" w:leftChars="0" w:hanging="425" w:firstLineChars="0"/>
+        <w:ind w:left="425" w:hanging="425" w:leftChars="0" w:firstLineChars="0"/>
         <w:textAlignment w:val="baseline"/>
         <w:rPr>
           <w:rFonts w:hint="eastAsia"/>
@@ -10838,7 +10712,7 @@
     </w:p>
     <w:p>
       <w:pPr>
-        <w:pStyle w:val="39"/>
+        <w:pStyle w:val="a3"/>
         <w:keepNext w:val="0"/>
         <w:keepLines w:val="0"/>
         <w:pageBreakBefore w:val="0"/>
@@ -10856,7 +10730,7 @@
         <w:bidi w:val="0"/>
         <w:adjustRightInd w:val="0"/>
         <w:snapToGrid w:val="0"/>
-        <w:ind w:left="425" w:leftChars="0" w:hanging="425" w:firstLineChars="0"/>
+        <w:ind w:left="425" w:hanging="425" w:leftChars="0" w:firstLineChars="0"/>
         <w:textAlignment w:val="baseline"/>
         <w:rPr>
           <w:rFonts w:hint="eastAsia"/>
@@ -10871,7 +10745,7 @@
     </w:p>
     <w:p>
       <w:pPr>
-        <w:pStyle w:val="39"/>
+        <w:pStyle w:val="a3"/>
         <w:keepNext w:val="0"/>
         <w:keepLines w:val="0"/>
         <w:pageBreakBefore w:val="0"/>
@@ -10889,7 +10763,7 @@
         <w:bidi w:val="0"/>
         <w:adjustRightInd w:val="0"/>
         <w:snapToGrid w:val="0"/>
-        <w:ind w:left="425" w:leftChars="0" w:hanging="425" w:firstLineChars="0"/>
+        <w:ind w:left="425" w:hanging="425" w:leftChars="0" w:firstLineChars="0"/>
         <w:textAlignment w:val="baseline"/>
         <w:rPr>
           <w:rFonts w:hint="eastAsia"/>
@@ -10904,7 +10778,7 @@
     </w:p>
     <w:p>
       <w:pPr>
-        <w:pStyle w:val="28"/>
+        <w:pStyle w:val="2"/>
         <w:keepNext w:val="0"/>
         <w:keepLines w:val="0"/>
         <w:pageBreakBefore w:val="0"/>
@@ -10928,7 +10802,7 @@
     </w:p>
     <w:p>
       <w:pPr>
-        <w:pStyle w:val="39"/>
+        <w:pStyle w:val="a3"/>
         <w:keepNext w:val="0"/>
         <w:keepLines w:val="0"/>
         <w:pageBreakBefore w:val="0"/>
@@ -10946,7 +10820,7 @@
         <w:bidi w:val="0"/>
         <w:adjustRightInd w:val="0"/>
         <w:snapToGrid w:val="0"/>
-        <w:ind w:left="425" w:leftChars="0" w:hanging="425" w:firstLineChars="0"/>
+        <w:ind w:left="425" w:hanging="425" w:leftChars="0" w:firstLineChars="0"/>
         <w:textAlignment w:val="baseline"/>
         <w:rPr>
           <w:rFonts w:hint="eastAsia"/>
@@ -10961,7 +10835,7 @@
     </w:p>
     <w:p>
       <w:pPr>
-        <w:pStyle w:val="39"/>
+        <w:pStyle w:val="a3"/>
         <w:keepNext w:val="0"/>
         <w:keepLines w:val="0"/>
         <w:pageBreakBefore w:val="0"/>
@@ -10979,7 +10853,7 @@
         <w:bidi w:val="0"/>
         <w:adjustRightInd w:val="0"/>
         <w:snapToGrid w:val="0"/>
-        <w:ind w:left="425" w:leftChars="0" w:hanging="425" w:firstLineChars="0"/>
+        <w:ind w:left="425" w:hanging="425" w:leftChars="0" w:firstLineChars="0"/>
         <w:textAlignment w:val="baseline"/>
         <w:rPr>
           <w:rFonts w:hint="eastAsia"/>
@@ -10994,7 +10868,7 @@
     </w:p>
     <w:p>
       <w:pPr>
-        <w:pStyle w:val="39"/>
+        <w:pStyle w:val="a3"/>
         <w:keepNext w:val="0"/>
         <w:keepLines w:val="0"/>
         <w:pageBreakBefore w:val="0"/>
@@ -11012,7 +10886,7 @@
         <w:bidi w:val="0"/>
         <w:adjustRightInd w:val="0"/>
         <w:snapToGrid w:val="0"/>
-        <w:ind w:left="425" w:leftChars="0" w:hanging="425" w:firstLineChars="0"/>
+        <w:ind w:left="425" w:hanging="425" w:leftChars="0" w:firstLineChars="0"/>
         <w:textAlignment w:val="baseline"/>
         <w:rPr>
           <w:rFonts w:hint="eastAsia"/>
@@ -11027,7 +10901,7 @@
     </w:p>
     <w:p>
       <w:pPr>
-        <w:pStyle w:val="39"/>
+        <w:pStyle w:val="a3"/>
         <w:keepNext w:val="0"/>
         <w:keepLines w:val="0"/>
         <w:pageBreakBefore w:val="0"/>
@@ -11045,7 +10919,7 @@
         <w:bidi w:val="0"/>
         <w:adjustRightInd w:val="0"/>
         <w:snapToGrid w:val="0"/>
-        <w:ind w:left="425" w:leftChars="0" w:hanging="425" w:firstLineChars="0"/>
+        <w:ind w:left="425" w:hanging="425" w:leftChars="0" w:firstLineChars="0"/>
         <w:textAlignment w:val="baseline"/>
         <w:rPr>
           <w:rFonts w:hint="eastAsia"/>
@@ -11060,7 +10934,7 @@
     </w:p>
     <w:p>
       <w:pPr>
-        <w:pStyle w:val="39"/>
+        <w:pStyle w:val="a3"/>
         <w:keepNext w:val="0"/>
         <w:keepLines w:val="0"/>
         <w:pageBreakBefore w:val="0"/>
@@ -11078,7 +10952,7 @@
         <w:bidi w:val="0"/>
         <w:adjustRightInd w:val="0"/>
         <w:snapToGrid w:val="0"/>
-        <w:ind w:left="425" w:leftChars="0" w:hanging="425" w:firstLineChars="0"/>
+        <w:ind w:left="425" w:hanging="425" w:leftChars="0" w:firstLineChars="0"/>
         <w:textAlignment w:val="baseline"/>
         <w:rPr>
           <w:rFonts w:hint="eastAsia"/>
@@ -11093,7 +10967,7 @@
     </w:p>
     <w:p>
       <w:pPr>
-        <w:pStyle w:val="39"/>
+        <w:pStyle w:val="a3"/>
         <w:keepNext w:val="0"/>
         <w:keepLines w:val="0"/>
         <w:pageBreakBefore w:val="0"/>
@@ -11111,7 +10985,7 @@
         <w:bidi w:val="0"/>
         <w:adjustRightInd w:val="0"/>
         <w:snapToGrid w:val="0"/>
-        <w:ind w:left="425" w:leftChars="0" w:hanging="425" w:firstLineChars="0"/>
+        <w:ind w:left="425" w:hanging="425" w:leftChars="0" w:firstLineChars="0"/>
         <w:textAlignment w:val="baseline"/>
         <w:rPr>
           <w:rFonts w:hint="eastAsia"/>
@@ -11126,7 +11000,7 @@
     </w:p>
     <w:p>
       <w:pPr>
-        <w:pStyle w:val="28"/>
+        <w:pStyle w:val="2"/>
         <w:keepNext w:val="0"/>
         <w:keepLines w:val="0"/>
         <w:pageBreakBefore w:val="0"/>
@@ -11150,7 +11024,7 @@
     </w:p>
     <w:p>
       <w:pPr>
-        <w:pStyle w:val="39"/>
+        <w:pStyle w:val="a3"/>
         <w:keepNext w:val="0"/>
         <w:keepLines w:val="0"/>
         <w:pageBreakBefore w:val="0"/>
@@ -11168,7 +11042,7 @@
         <w:bidi w:val="0"/>
         <w:adjustRightInd w:val="0"/>
         <w:snapToGrid w:val="0"/>
-        <w:ind w:left="425" w:leftChars="0" w:hanging="425" w:firstLineChars="0"/>
+        <w:ind w:left="425" w:hanging="425" w:leftChars="0" w:firstLineChars="0"/>
         <w:textAlignment w:val="baseline"/>
         <w:rPr>
           <w:rFonts w:hint="eastAsia"/>
@@ -11183,7 +11057,7 @@
     </w:p>
     <w:p>
       <w:pPr>
-        <w:pStyle w:val="39"/>
+        <w:pStyle w:val="a3"/>
         <w:keepNext w:val="0"/>
         <w:keepLines w:val="0"/>
         <w:pageBreakBefore w:val="0"/>
@@ -11201,7 +11075,7 @@
         <w:bidi w:val="0"/>
         <w:adjustRightInd w:val="0"/>
         <w:snapToGrid w:val="0"/>
-        <w:ind w:left="425" w:leftChars="0" w:hanging="425" w:firstLineChars="0"/>
+        <w:ind w:left="425" w:hanging="425" w:leftChars="0" w:firstLineChars="0"/>
         <w:textAlignment w:val="baseline"/>
         <w:rPr>
           <w:rFonts w:hint="eastAsia"/>
@@ -11216,7 +11090,7 @@
     </w:p>
     <w:p>
       <w:pPr>
-        <w:pStyle w:val="39"/>
+        <w:pStyle w:val="a3"/>
         <w:keepNext w:val="0"/>
         <w:keepLines w:val="0"/>
         <w:pageBreakBefore w:val="0"/>
@@ -11234,7 +11108,7 @@
         <w:bidi w:val="0"/>
         <w:adjustRightInd w:val="0"/>
         <w:snapToGrid w:val="0"/>
-        <w:ind w:left="425" w:leftChars="0" w:hanging="425" w:firstLineChars="0"/>
+        <w:ind w:left="425" w:hanging="425" w:leftChars="0" w:firstLineChars="0"/>
         <w:textAlignment w:val="baseline"/>
       </w:pPr>
       <w:r>
@@ -11246,7 +11120,7 @@
     </w:p>
     <w:p>
       <w:pPr>
-        <w:pStyle w:val="28"/>
+        <w:pStyle w:val="2"/>
         <w:keepNext w:val="0"/>
         <w:keepLines w:val="0"/>
         <w:pageBreakBefore w:val="0"/>
@@ -11270,13 +11144,13 @@
     </w:p>
     <w:p>
       <w:pPr>
-        <w:pStyle w:val="39"/>
+        <w:pStyle w:val="a3"/>
         <w:numPr>
           <w:ilvl w:val="0"/>
           <w:numId w:val="12"/>
         </w:numPr>
         <w:bidi w:val="0"/>
-        <w:ind w:left="425" w:leftChars="0" w:hanging="425" w:firstLineChars="0"/>
+        <w:ind w:left="425" w:hanging="425" w:leftChars="0" w:firstLineChars="0"/>
         <w:rPr>
           <w:rFonts w:hint="eastAsia"/>
         </w:rPr>
@@ -11290,13 +11164,13 @@
     </w:p>
     <w:p>
       <w:pPr>
-        <w:pStyle w:val="39"/>
+        <w:pStyle w:val="a3"/>
         <w:numPr>
           <w:ilvl w:val="0"/>
           <w:numId w:val="12"/>
         </w:numPr>
         <w:bidi w:val="0"/>
-        <w:ind w:left="425" w:leftChars="0" w:hanging="425" w:firstLineChars="0"/>
+        <w:ind w:left="425" w:hanging="425" w:leftChars="0" w:firstLineChars="0"/>
         <w:rPr>
           <w:rFonts w:hint="eastAsia"/>
         </w:rPr>
@@ -11310,13 +11184,13 @@
     </w:p>
     <w:p>
       <w:pPr>
-        <w:pStyle w:val="39"/>
+        <w:pStyle w:val="a3"/>
         <w:numPr>
           <w:ilvl w:val="0"/>
           <w:numId w:val="12"/>
         </w:numPr>
         <w:bidi w:val="0"/>
-        <w:ind w:left="425" w:leftChars="0" w:hanging="425" w:firstLineChars="0"/>
+        <w:ind w:left="425" w:hanging="425" w:leftChars="0" w:firstLineChars="0"/>
         <w:rPr>
           <w:rFonts w:hint="eastAsia"/>
         </w:rPr>
@@ -11330,7 +11204,7 @@
     </w:p>
     <w:p>
       <w:pPr>
-        <w:pStyle w:val="28"/>
+        <w:pStyle w:val="2"/>
         <w:keepNext w:val="0"/>
         <w:keepLines w:val="0"/>
         <w:pageBreakBefore w:val="0"/>
@@ -11354,13 +11228,13 @@
     </w:p>
     <w:p>
       <w:pPr>
-        <w:pStyle w:val="39"/>
+        <w:pStyle w:val="a3"/>
         <w:numPr>
           <w:ilvl w:val="0"/>
           <w:numId w:val="13"/>
         </w:numPr>
         <w:bidi w:val="0"/>
-        <w:ind w:left="425" w:leftChars="0" w:hanging="425" w:firstLineChars="0"/>
+        <w:ind w:left="425" w:hanging="425" w:leftChars="0" w:firstLineChars="0"/>
         <w:rPr>
           <w:rFonts w:hint="eastAsia"/>
         </w:rPr>
@@ -11374,13 +11248,13 @@
     </w:p>
     <w:p>
       <w:pPr>
-        <w:pStyle w:val="39"/>
+        <w:pStyle w:val="a3"/>
         <w:numPr>
           <w:ilvl w:val="0"/>
           <w:numId w:val="13"/>
         </w:numPr>
         <w:bidi w:val="0"/>
-        <w:ind w:left="425" w:leftChars="0" w:hanging="425" w:firstLineChars="0"/>
+        <w:ind w:left="425" w:hanging="425" w:leftChars="0" w:firstLineChars="0"/>
         <w:rPr>
           <w:rFonts w:hint="eastAsia"/>
         </w:rPr>
@@ -11394,13 +11268,13 @@
     </w:p>
     <w:p>
       <w:pPr>
-        <w:pStyle w:val="39"/>
+        <w:pStyle w:val="a3"/>
         <w:numPr>
           <w:ilvl w:val="0"/>
           <w:numId w:val="13"/>
         </w:numPr>
         <w:bidi w:val="0"/>
-        <w:ind w:left="425" w:leftChars="0" w:hanging="425" w:firstLineChars="0"/>
+        <w:ind w:left="425" w:hanging="425" w:leftChars="0" w:firstLineChars="0"/>
         <w:rPr>
           <w:rFonts w:hint="eastAsia"/>
         </w:rPr>
@@ -11414,13 +11288,13 @@
     </w:p>
     <w:p>
       <w:pPr>
-        <w:pStyle w:val="39"/>
+        <w:pStyle w:val="a3"/>
         <w:numPr>
           <w:ilvl w:val="0"/>
           <w:numId w:val="13"/>
         </w:numPr>
         <w:bidi w:val="0"/>
-        <w:ind w:left="425" w:leftChars="0" w:hanging="425" w:firstLineChars="0"/>
+        <w:ind w:left="425" w:hanging="425" w:leftChars="0" w:firstLineChars="0"/>
         <w:rPr>
           <w:rFonts w:hint="eastAsia"/>
         </w:rPr>
@@ -11434,7 +11308,7 @@
     </w:p>
     <w:p>
       <w:pPr>
-        <w:pStyle w:val="28"/>
+        <w:pStyle w:val="2"/>
         <w:keepNext w:val="0"/>
         <w:keepLines w:val="0"/>
         <w:pageBreakBefore w:val="0"/>
@@ -11458,13 +11332,13 @@
     </w:p>
     <w:p>
       <w:pPr>
-        <w:pStyle w:val="39"/>
+        <w:pStyle w:val="a3"/>
         <w:numPr>
           <w:ilvl w:val="0"/>
           <w:numId w:val="14"/>
         </w:numPr>
         <w:bidi w:val="0"/>
-        <w:ind w:left="425" w:leftChars="0" w:hanging="425" w:firstLineChars="0"/>
+        <w:ind w:left="425" w:hanging="425" w:leftChars="0" w:firstLineChars="0"/>
         <w:rPr>
           <w:rFonts w:hint="eastAsia"/>
         </w:rPr>
@@ -11478,13 +11352,13 @@
     </w:p>
     <w:p>
       <w:pPr>
-        <w:pStyle w:val="39"/>
+        <w:pStyle w:val="a3"/>
         <w:numPr>
           <w:ilvl w:val="0"/>
           <w:numId w:val="14"/>
         </w:numPr>
         <w:bidi w:val="0"/>
-        <w:ind w:left="425" w:leftChars="0" w:hanging="425" w:firstLineChars="0"/>
+        <w:ind w:left="425" w:hanging="425" w:leftChars="0" w:firstLineChars="0"/>
         <w:rPr>
           <w:rFonts w:hint="eastAsia"/>
         </w:rPr>
@@ -11498,13 +11372,13 @@
     </w:p>
     <w:p>
       <w:pPr>
-        <w:pStyle w:val="39"/>
+        <w:pStyle w:val="a3"/>
         <w:numPr>
           <w:ilvl w:val="0"/>
           <w:numId w:val="14"/>
         </w:numPr>
         <w:bidi w:val="0"/>
-        <w:ind w:left="425" w:leftChars="0" w:hanging="425" w:firstLineChars="0"/>
+        <w:ind w:left="425" w:hanging="425" w:leftChars="0" w:firstLineChars="0"/>
         <w:rPr>
           <w:rFonts w:hint="eastAsia"/>
         </w:rPr>
@@ -11518,7 +11392,7 @@
     </w:p>
     <w:p>
       <w:pPr>
-        <w:pStyle w:val="28"/>
+        <w:pStyle w:val="2"/>
         <w:keepNext w:val="0"/>
         <w:keepLines w:val="0"/>
         <w:pageBreakBefore w:val="0"/>
@@ -11542,13 +11416,13 @@
     </w:p>
     <w:p>
       <w:pPr>
-        <w:pStyle w:val="39"/>
+        <w:pStyle w:val="a3"/>
         <w:numPr>
           <w:ilvl w:val="0"/>
           <w:numId w:val="15"/>
         </w:numPr>
         <w:bidi w:val="0"/>
-        <w:ind w:left="425" w:leftChars="0" w:hanging="425" w:firstLineChars="0"/>
+        <w:ind w:left="425" w:hanging="425" w:leftChars="0" w:firstLineChars="0"/>
         <w:rPr>
           <w:rFonts w:hint="eastAsia"/>
         </w:rPr>
@@ -11562,13 +11436,13 @@
     </w:p>
     <w:p>
       <w:pPr>
-        <w:pStyle w:val="39"/>
+        <w:pStyle w:val="a3"/>
         <w:numPr>
           <w:ilvl w:val="0"/>
           <w:numId w:val="15"/>
         </w:numPr>
         <w:bidi w:val="0"/>
-        <w:ind w:left="425" w:leftChars="0" w:hanging="425" w:firstLineChars="0"/>
+        <w:ind w:left="425" w:hanging="425" w:leftChars="0" w:firstLineChars="0"/>
         <w:rPr>
           <w:rFonts w:hint="eastAsia"/>
         </w:rPr>
@@ -11582,7 +11456,7 @@
     </w:p>
     <w:p>
       <w:pPr>
-        <w:pStyle w:val="28"/>
+        <w:pStyle w:val="2"/>
         <w:keepNext w:val="0"/>
         <w:keepLines w:val="0"/>
         <w:pageBreakBefore w:val="0"/>
@@ -11606,13 +11480,13 @@
     </w:p>
     <w:p>
       <w:pPr>
-        <w:pStyle w:val="39"/>
+        <w:pStyle w:val="a3"/>
         <w:numPr>
           <w:ilvl w:val="0"/>
           <w:numId w:val="16"/>
         </w:numPr>
         <w:bidi w:val="0"/>
-        <w:ind w:left="425" w:leftChars="0" w:hanging="425" w:firstLineChars="0"/>
+        <w:ind w:left="425" w:hanging="425" w:leftChars="0" w:firstLineChars="0"/>
         <w:rPr>
           <w:rFonts w:hint="eastAsia"/>
         </w:rPr>
@@ -11623,8 +11497,8 @@
         </w:rPr>
         <w:t>源代码/文档管理采用版本控制软件</w:t>
       </w:r>
-      <w:bookmarkStart w:id="33" w:name="_GoBack"/>
-      <w:bookmarkEnd w:id="33"/>
+      <w:bookmarkStart w:id="29" w:name="_GoBack"/>
+      <w:bookmarkEnd w:id="29"/>
       <w:r>
         <w:rPr>
           <w:rFonts w:hint="eastAsia"/>
@@ -11641,13 +11515,13 @@
     </w:p>
     <w:p>
       <w:pPr>
-        <w:pStyle w:val="39"/>
+        <w:pStyle w:val="a3"/>
         <w:numPr>
           <w:ilvl w:val="0"/>
           <w:numId w:val="16"/>
         </w:numPr>
         <w:bidi w:val="0"/>
-        <w:ind w:left="425" w:leftChars="0" w:hanging="425" w:firstLineChars="0"/>
+        <w:ind w:left="425" w:hanging="425" w:leftChars="0" w:firstLineChars="0"/>
         <w:rPr>
           <w:rFonts w:hint="eastAsia"/>
         </w:rPr>
@@ -11661,13 +11535,13 @@
     </w:p>
     <w:p>
       <w:pPr>
-        <w:pStyle w:val="39"/>
+        <w:pStyle w:val="a3"/>
         <w:numPr>
           <w:ilvl w:val="0"/>
           <w:numId w:val="16"/>
         </w:numPr>
         <w:bidi w:val="0"/>
-        <w:ind w:left="425" w:leftChars="0" w:hanging="425" w:firstLineChars="0"/>
+        <w:ind w:left="425" w:hanging="425" w:leftChars="0" w:firstLineChars="0"/>
         <w:rPr>
           <w:rFonts w:hint="eastAsia"/>
         </w:rPr>
@@ -11681,7 +11555,7 @@
     </w:p>
     <w:p>
       <w:pPr>
-        <w:pStyle w:val="28"/>
+        <w:pStyle w:val="2"/>
         <w:keepNext w:val="0"/>
         <w:keepLines w:val="0"/>
         <w:pageBreakBefore w:val="0"/>
@@ -11697,21 +11571,21 @@
         <w:snapToGrid w:val="0"/>
         <w:textAlignment w:val="baseline"/>
       </w:pPr>
-      <w:bookmarkStart w:id="29" w:name="_Toc11763"/>
+      <w:bookmarkStart w:id="30" w:name="_Toc11763"/>
       <w:r>
         <w:t>质量检查</w:t>
       </w:r>
-      <w:bookmarkEnd w:id="29"/>
+      <w:bookmarkEnd w:id="30"/>
     </w:p>
     <w:p>
       <w:pPr>
-        <w:pStyle w:val="39"/>
+        <w:pStyle w:val="a3"/>
         <w:numPr>
           <w:ilvl w:val="0"/>
           <w:numId w:val="17"/>
         </w:numPr>
         <w:bidi w:val="0"/>
-        <w:ind w:left="425" w:leftChars="0" w:hanging="425" w:firstLineChars="0"/>
+        <w:ind w:left="425" w:hanging="425" w:leftChars="0" w:firstLineChars="0"/>
         <w:rPr>
           <w:rFonts w:hint="eastAsia"/>
         </w:rPr>
@@ -11725,13 +11599,13 @@
     </w:p>
     <w:p>
       <w:pPr>
-        <w:pStyle w:val="39"/>
+        <w:pStyle w:val="a3"/>
         <w:numPr>
           <w:ilvl w:val="0"/>
           <w:numId w:val="17"/>
         </w:numPr>
         <w:bidi w:val="0"/>
-        <w:ind w:left="425" w:leftChars="0" w:hanging="425" w:firstLineChars="0"/>
+        <w:ind w:left="425" w:hanging="425" w:leftChars="0" w:firstLineChars="0"/>
         <w:rPr>
           <w:rFonts w:hint="eastAsia"/>
         </w:rPr>
@@ -11745,13 +11619,13 @@
     </w:p>
     <w:p>
       <w:pPr>
-        <w:pStyle w:val="39"/>
+        <w:pStyle w:val="a3"/>
         <w:numPr>
           <w:ilvl w:val="0"/>
           <w:numId w:val="17"/>
         </w:numPr>
         <w:bidi w:val="0"/>
-        <w:ind w:left="425" w:leftChars="0" w:hanging="425" w:firstLineChars="0"/>
+        <w:ind w:left="425" w:hanging="425" w:leftChars="0" w:firstLineChars="0"/>
         <w:rPr>
           <w:rFonts w:hint="eastAsia"/>
         </w:rPr>
@@ -11765,7 +11639,7 @@
     </w:p>
     <w:p>
       <w:pPr>
-        <w:pStyle w:val="28"/>
+        <w:pStyle w:val="2"/>
         <w:keepNext w:val="0"/>
         <w:keepLines w:val="0"/>
         <w:pageBreakBefore w:val="0"/>
@@ -11781,21 +11655,21 @@
         <w:snapToGrid w:val="0"/>
         <w:textAlignment w:val="baseline"/>
       </w:pPr>
-      <w:bookmarkStart w:id="30" w:name="_Toc12087"/>
+      <w:bookmarkStart w:id="31" w:name="_Toc12087"/>
       <w:r>
         <w:t>文档规范</w:t>
       </w:r>
-      <w:bookmarkEnd w:id="30"/>
+      <w:bookmarkEnd w:id="31"/>
     </w:p>
     <w:p>
       <w:pPr>
-        <w:pStyle w:val="39"/>
+        <w:pStyle w:val="a3"/>
         <w:numPr>
           <w:ilvl w:val="0"/>
           <w:numId w:val="18"/>
         </w:numPr>
         <w:bidi w:val="0"/>
-        <w:ind w:left="425" w:leftChars="0" w:hanging="425" w:firstLineChars="0"/>
+        <w:ind w:left="425" w:hanging="425" w:leftChars="0" w:firstLineChars="0"/>
         <w:rPr>
           <w:rFonts w:hint="eastAsia"/>
         </w:rPr>
@@ -11809,13 +11683,13 @@
     </w:p>
     <w:p>
       <w:pPr>
-        <w:pStyle w:val="39"/>
+        <w:pStyle w:val="a3"/>
         <w:numPr>
           <w:ilvl w:val="0"/>
           <w:numId w:val="18"/>
         </w:numPr>
         <w:bidi w:val="0"/>
-        <w:ind w:left="425" w:leftChars="0" w:hanging="425" w:firstLineChars="0"/>
+        <w:ind w:left="425" w:hanging="425" w:leftChars="0" w:firstLineChars="0"/>
         <w:rPr>
           <w:rFonts w:hint="eastAsia"/>
         </w:rPr>
@@ -11829,7 +11703,7 @@
     </w:p>
     <w:p>
       <w:pPr>
-        <w:pStyle w:val="28"/>
+        <w:pStyle w:val="2"/>
         <w:keepNext w:val="0"/>
         <w:keepLines w:val="0"/>
         <w:pageBreakBefore w:val="0"/>
@@ -11845,21 +11719,21 @@
         <w:snapToGrid w:val="0"/>
         <w:textAlignment w:val="baseline"/>
       </w:pPr>
-      <w:bookmarkStart w:id="31" w:name="_Toc11040"/>
+      <w:bookmarkStart w:id="32" w:name="_Toc11040"/>
       <w:r>
         <w:t>软件变更</w:t>
       </w:r>
-      <w:bookmarkEnd w:id="31"/>
+      <w:bookmarkEnd w:id="32"/>
     </w:p>
     <w:p>
       <w:pPr>
-        <w:pStyle w:val="39"/>
+        <w:pStyle w:val="a3"/>
         <w:numPr>
           <w:ilvl w:val="0"/>
           <w:numId w:val="19"/>
         </w:numPr>
         <w:bidi w:val="0"/>
-        <w:ind w:left="425" w:leftChars="0" w:hanging="425" w:firstLineChars="0"/>
+        <w:ind w:left="425" w:hanging="425" w:leftChars="0" w:firstLineChars="0"/>
         <w:rPr>
           <w:rFonts w:hint="eastAsia"/>
         </w:rPr>
@@ -11873,13 +11747,13 @@
     </w:p>
     <w:p>
       <w:pPr>
-        <w:pStyle w:val="39"/>
+        <w:pStyle w:val="a3"/>
         <w:numPr>
           <w:ilvl w:val="0"/>
           <w:numId w:val="19"/>
         </w:numPr>
         <w:bidi w:val="0"/>
-        <w:ind w:left="425" w:leftChars="0" w:hanging="425" w:firstLineChars="0"/>
+        <w:ind w:left="425" w:hanging="425" w:leftChars="0" w:firstLineChars="0"/>
         <w:rPr>
           <w:rFonts w:hint="eastAsia"/>
         </w:rPr>
@@ -11893,13 +11767,13 @@
     </w:p>
     <w:p>
       <w:pPr>
-        <w:pStyle w:val="39"/>
+        <w:pStyle w:val="a3"/>
         <w:numPr>
           <w:ilvl w:val="0"/>
           <w:numId w:val="19"/>
         </w:numPr>
         <w:bidi w:val="0"/>
-        <w:ind w:left="425" w:leftChars="0" w:hanging="425" w:firstLineChars="0"/>
+        <w:ind w:left="425" w:hanging="425" w:leftChars="0" w:firstLineChars="0"/>
         <w:rPr>
           <w:rFonts w:hint="eastAsia"/>
         </w:rPr>
@@ -11913,13 +11787,13 @@
     </w:p>
     <w:p>
       <w:pPr>
-        <w:pStyle w:val="39"/>
+        <w:pStyle w:val="a3"/>
         <w:numPr>
           <w:ilvl w:val="0"/>
           <w:numId w:val="19"/>
         </w:numPr>
         <w:bidi w:val="0"/>
-        <w:ind w:left="425" w:leftChars="0" w:hanging="425" w:firstLineChars="0"/>
+        <w:ind w:left="425" w:hanging="425" w:leftChars="0" w:firstLineChars="0"/>
         <w:rPr>
           <w:rFonts w:hint="eastAsia"/>
         </w:rPr>
@@ -11933,13 +11807,13 @@
     </w:p>
     <w:p>
       <w:pPr>
-        <w:pStyle w:val="39"/>
+        <w:pStyle w:val="a3"/>
         <w:numPr>
           <w:ilvl w:val="0"/>
           <w:numId w:val="19"/>
         </w:numPr>
         <w:bidi w:val="0"/>
-        <w:ind w:left="425" w:leftChars="0" w:hanging="425" w:firstLineChars="0"/>
+        <w:ind w:left="425" w:hanging="425" w:leftChars="0" w:firstLineChars="0"/>
         <w:rPr>
           <w:rFonts w:hint="eastAsia"/>
         </w:rPr>
@@ -11971,7 +11845,7 @@
         <w:textAlignment w:val="baseline"/>
         <w:outlineLvl w:val="0"/>
         <w:rPr>
-          <w:rFonts w:hint="eastAsia" w:ascii="宋体" w:hAnsi="宋体" w:eastAsia="宋体" w:cs="宋体"/>
+          <w:rFonts w:ascii="宋体" w:eastAsia="宋体" w:hAnsi="宋体" w:cs="宋体" w:hint="eastAsia"/>
           <w:b/>
           <w:bCs/>
           <w:spacing w:val="-10"/>
@@ -11980,10 +11854,10 @@
           <w:lang w:val="en-US" w:eastAsia="zh-CN"/>
         </w:rPr>
       </w:pPr>
-      <w:bookmarkStart w:id="32" w:name="_Toc20156"/>
-      <w:r>
-        <w:rPr>
-          <w:rFonts w:hint="eastAsia" w:ascii="宋体" w:hAnsi="宋体" w:eastAsia="宋体" w:cs="宋体"/>
+      <w:bookmarkStart w:id="33" w:name="_Toc20156"/>
+      <w:r>
+        <w:rPr>
+          <w:rFonts w:ascii="宋体" w:eastAsia="宋体" w:hAnsi="宋体" w:cs="宋体" w:hint="eastAsia"/>
           <w:b/>
           <w:bCs/>
           <w:spacing w:val="-10"/>
@@ -11993,20 +11867,20 @@
         </w:rPr>
         <w:t>6.关键指标</w:t>
       </w:r>
-      <w:bookmarkEnd w:id="32"/>
+      <w:bookmarkEnd w:id="33"/>
     </w:p>
     <w:tbl>
       <w:tblPr>
-        <w:tblStyle w:val="24"/>
+        <w:tblStyle w:val="TableNormal0"/>
         <w:tblW w:w="8998" w:type="dxa"/>
         <w:jc w:val="center"/>
         <w:tblBorders>
-          <w:top w:val="single" w:color="000000" w:sz="4" w:space="0"/>
-          <w:left w:val="single" w:color="000000" w:sz="4" w:space="0"/>
-          <w:bottom w:val="single" w:color="000000" w:sz="4" w:space="0"/>
-          <w:right w:val="single" w:color="000000" w:sz="4" w:space="0"/>
-          <w:insideH w:val="single" w:color="000000" w:sz="4" w:space="0"/>
-          <w:insideV w:val="single" w:color="000000" w:sz="4" w:space="0"/>
+          <w:top w:val="single" w:sz="4" w:space="0" w:color="000000"/>
+          <w:left w:val="single" w:sz="4" w:space="0" w:color="000000"/>
+          <w:bottom w:val="single" w:sz="4" w:space="0" w:color="000000"/>
+          <w:right w:val="single" w:sz="4" w:space="0" w:color="000000"/>
+          <w:insideH w:val="single" w:sz="4" w:space="0" w:color="000000"/>
+          <w:insideV w:val="single" w:sz="4" w:space="0" w:color="000000"/>
         </w:tblBorders>
         <w:tblLayout w:type="fixed"/>
         <w:tblCellMar>
@@ -12025,14 +11899,17 @@
       </w:tblGrid>
       <w:tr>
         <w:tblPrEx>
+          <w:tblW w:w="8998" w:type="dxa"/>
+          <w:jc w:val="center"/>
           <w:tblBorders>
-            <w:top w:val="single" w:color="000000" w:sz="4" w:space="0"/>
-            <w:left w:val="single" w:color="000000" w:sz="4" w:space="0"/>
-            <w:bottom w:val="single" w:color="000000" w:sz="4" w:space="0"/>
-            <w:right w:val="single" w:color="000000" w:sz="4" w:space="0"/>
-            <w:insideH w:val="single" w:color="000000" w:sz="4" w:space="0"/>
-            <w:insideV w:val="single" w:color="000000" w:sz="4" w:space="0"/>
+            <w:top w:val="single" w:sz="4" w:space="0" w:color="000000"/>
+            <w:left w:val="single" w:sz="4" w:space="0" w:color="000000"/>
+            <w:bottom w:val="single" w:sz="4" w:space="0" w:color="000000"/>
+            <w:right w:val="single" w:sz="4" w:space="0" w:color="000000"/>
+            <w:insideH w:val="single" w:sz="4" w:space="0" w:color="000000"/>
+            <w:insideV w:val="single" w:sz="4" w:space="0" w:color="000000"/>
           </w:tblBorders>
+          <w:tblLayout w:type="fixed"/>
           <w:tblCellMar>
             <w:top w:w="0" w:type="dxa"/>
             <w:left w:w="0" w:type="dxa"/>
@@ -12041,14 +11918,13 @@
           </w:tblCellMar>
         </w:tblPrEx>
         <w:trPr>
-          <w:trHeight w:val="341" w:hRule="atLeast"/>
+          <w:trHeight w:val="341"/>
           <w:jc w:val="center"/>
         </w:trPr>
         <w:tc>
           <w:tcPr>
             <w:tcW w:w="994" w:type="dxa"/>
             <w:shd w:val="clear" w:color="auto" w:fill="C0C0C0"/>
-            <w:vAlign w:val="top"/>
           </w:tcPr>
           <w:p>
             <w:pPr>
@@ -12069,7 +11945,7 @@
               <w:ind w:left="195" w:leftChars="0"/>
               <w:textAlignment w:val="baseline"/>
               <w:rPr>
-                <w:rFonts w:hint="eastAsia" w:ascii="宋体" w:hAnsi="宋体" w:eastAsia="宋体" w:cs="宋体"/>
+                <w:rFonts w:ascii="宋体" w:eastAsia="宋体" w:hAnsi="宋体" w:cs="宋体" w:hint="eastAsia"/>
                 <w:b/>
                 <w:bCs/>
                 <w:snapToGrid w:val="0"/>
@@ -12083,7 +11959,7 @@
             </w:pPr>
             <w:r>
               <w:rPr>
-                <w:rFonts w:ascii="宋体" w:hAnsi="宋体" w:eastAsia="宋体" w:cs="宋体"/>
+                <w:rFonts w:ascii="宋体" w:eastAsia="宋体" w:hAnsi="宋体" w:cs="宋体"/>
                 <w:b/>
                 <w:bCs/>
                 <w:spacing w:val="-7"/>
@@ -12098,7 +11974,6 @@
           <w:tcPr>
             <w:tcW w:w="2016" w:type="dxa"/>
             <w:shd w:val="clear" w:color="auto" w:fill="C0C0C0"/>
-            <w:vAlign w:val="top"/>
           </w:tcPr>
           <w:p>
             <w:pPr>
@@ -12119,7 +11994,7 @@
               <w:ind w:left="195" w:leftChars="0"/>
               <w:textAlignment w:val="baseline"/>
               <w:rPr>
-                <w:rFonts w:hint="default" w:ascii="宋体" w:hAnsi="宋体" w:eastAsia="宋体" w:cs="宋体"/>
+                <w:rFonts w:ascii="宋体" w:eastAsia="宋体" w:hAnsi="宋体" w:cs="宋体" w:hint="default"/>
                 <w:b/>
                 <w:bCs/>
                 <w:snapToGrid w:val="0"/>
@@ -12133,7 +12008,7 @@
             </w:pPr>
             <w:r>
               <w:rPr>
-                <w:rFonts w:ascii="宋体" w:hAnsi="宋体" w:eastAsia="宋体" w:cs="宋体"/>
+                <w:rFonts w:ascii="宋体" w:eastAsia="宋体" w:hAnsi="宋体" w:cs="宋体"/>
                 <w:b/>
                 <w:bCs/>
                 <w:spacing w:val="-7"/>
@@ -12148,7 +12023,6 @@
           <w:tcPr>
             <w:tcW w:w="3612" w:type="dxa"/>
             <w:shd w:val="clear" w:color="auto" w:fill="C0C0C0"/>
-            <w:vAlign w:val="top"/>
           </w:tcPr>
           <w:p>
             <w:pPr>
@@ -12169,7 +12043,7 @@
               <w:ind w:left="195" w:leftChars="0"/>
               <w:textAlignment w:val="baseline"/>
               <w:rPr>
-                <w:rFonts w:hint="eastAsia" w:ascii="宋体" w:hAnsi="宋体" w:eastAsia="宋体" w:cs="宋体"/>
+                <w:rFonts w:ascii="宋体" w:eastAsia="宋体" w:hAnsi="宋体" w:cs="宋体" w:hint="eastAsia"/>
                 <w:b/>
                 <w:bCs/>
                 <w:snapToGrid w:val="0"/>
@@ -12183,7 +12057,7 @@
             </w:pPr>
             <w:r>
               <w:rPr>
-                <w:rFonts w:ascii="宋体" w:hAnsi="宋体" w:eastAsia="宋体" w:cs="宋体"/>
+                <w:rFonts w:ascii="宋体" w:eastAsia="宋体" w:hAnsi="宋体" w:cs="宋体"/>
                 <w:b/>
                 <w:bCs/>
                 <w:spacing w:val="-7"/>
@@ -12198,7 +12072,6 @@
           <w:tcPr>
             <w:tcW w:w="1344" w:type="dxa"/>
             <w:shd w:val="clear" w:color="auto" w:fill="C0C0C0"/>
-            <w:vAlign w:val="top"/>
           </w:tcPr>
           <w:p>
             <w:pPr>
@@ -12219,7 +12092,7 @@
               <w:ind w:left="195" w:leftChars="0"/>
               <w:textAlignment w:val="baseline"/>
               <w:rPr>
-                <w:rFonts w:hint="default" w:ascii="宋体" w:hAnsi="宋体" w:eastAsia="宋体" w:cs="宋体"/>
+                <w:rFonts w:ascii="宋体" w:eastAsia="宋体" w:hAnsi="宋体" w:cs="宋体" w:hint="default"/>
                 <w:b/>
                 <w:bCs/>
                 <w:snapToGrid w:val="0"/>
@@ -12233,7 +12106,7 @@
             </w:pPr>
             <w:r>
               <w:rPr>
-                <w:rFonts w:hint="eastAsia" w:ascii="宋体" w:hAnsi="宋体" w:eastAsia="宋体" w:cs="宋体"/>
+                <w:rFonts w:ascii="宋体" w:eastAsia="宋体" w:hAnsi="宋体" w:cs="宋体" w:hint="eastAsia"/>
                 <w:b/>
                 <w:bCs/>
                 <w:spacing w:val="-7"/>
@@ -12249,7 +12122,6 @@
           <w:tcPr>
             <w:tcW w:w="1032" w:type="dxa"/>
             <w:shd w:val="clear" w:color="auto" w:fill="C0C0C0"/>
-            <w:vAlign w:val="top"/>
           </w:tcPr>
           <w:p>
             <w:pPr>
@@ -12270,7 +12142,7 @@
               <w:ind w:left="195" w:leftChars="0"/>
               <w:textAlignment w:val="baseline"/>
               <w:rPr>
-                <w:rFonts w:hint="default" w:ascii="宋体" w:hAnsi="宋体" w:eastAsia="宋体" w:cs="宋体"/>
+                <w:rFonts w:ascii="宋体" w:eastAsia="宋体" w:hAnsi="宋体" w:cs="宋体" w:hint="default"/>
                 <w:b/>
                 <w:bCs/>
                 <w:snapToGrid w:val="0"/>
@@ -12284,7 +12156,7 @@
             </w:pPr>
             <w:r>
               <w:rPr>
-                <w:rFonts w:hint="eastAsia" w:ascii="宋体" w:hAnsi="宋体" w:cs="宋体"/>
+                <w:rFonts w:ascii="宋体" w:hAnsi="宋体" w:cs="宋体" w:hint="eastAsia"/>
                 <w:b/>
                 <w:bCs/>
                 <w:spacing w:val="-7"/>
@@ -12299,14 +12171,9 @@
       </w:tr>
       <w:tr>
         <w:tblPrEx>
-          <w:tblBorders>
-            <w:top w:val="single" w:color="000000" w:sz="4" w:space="0"/>
-            <w:left w:val="single" w:color="000000" w:sz="4" w:space="0"/>
-            <w:bottom w:val="single" w:color="000000" w:sz="4" w:space="0"/>
-            <w:right w:val="single" w:color="000000" w:sz="4" w:space="0"/>
-            <w:insideH w:val="single" w:color="000000" w:sz="4" w:space="0"/>
-            <w:insideV w:val="single" w:color="000000" w:sz="4" w:space="0"/>
-          </w:tblBorders>
+          <w:tblW w:w="8998" w:type="dxa"/>
+          <w:jc w:val="center"/>
+          <w:tblLayout w:type="fixed"/>
           <w:tblCellMar>
             <w:top w:w="0" w:type="dxa"/>
             <w:left w:w="0" w:type="dxa"/>
@@ -12315,7 +12182,7 @@
           </w:tblCellMar>
         </w:tblPrEx>
         <w:trPr>
-          <w:trHeight w:val="271" w:hRule="atLeast"/>
+          <w:trHeight w:val="271"/>
           <w:jc w:val="center"/>
         </w:trPr>
         <w:tc>
@@ -12325,7 +12192,7 @@
           </w:tcPr>
           <w:p>
             <w:pPr>
-              <w:pStyle w:val="25"/>
+              <w:pStyle w:val="TableText"/>
               <w:keepNext w:val="0"/>
               <w:keepLines w:val="0"/>
               <w:pageBreakBefore w:val="0"/>
@@ -12343,7 +12210,7 @@
               <w:ind w:left="599" w:right="145" w:hanging="450"/>
               <w:textAlignment w:val="baseline"/>
               <w:rPr>
-                <w:rFonts w:hint="eastAsia" w:eastAsia="宋体"/>
+                <w:rFonts w:eastAsia="宋体" w:hint="eastAsia"/>
                 <w:spacing w:val="-2"/>
                 <w:sz w:val="18"/>
                 <w:szCs w:val="18"/>
@@ -12369,7 +12236,7 @@
           </w:tcPr>
           <w:p>
             <w:pPr>
-              <w:pStyle w:val="25"/>
+              <w:pStyle w:val="TableText"/>
               <w:keepNext w:val="0"/>
               <w:keepLines w:val="0"/>
               <w:pageBreakBefore w:val="0"/>
@@ -12416,7 +12283,7 @@
           </w:tcPr>
           <w:p>
             <w:pPr>
-              <w:pStyle w:val="25"/>
+              <w:pStyle w:val="TableText"/>
               <w:keepNext w:val="0"/>
               <w:keepLines w:val="0"/>
               <w:pageBreakBefore w:val="0"/>
@@ -12455,7 +12322,7 @@
           </w:tcPr>
           <w:p>
             <w:pPr>
-              <w:pStyle w:val="25"/>
+              <w:pStyle w:val="TableText"/>
               <w:keepNext w:val="0"/>
               <w:keepLines w:val="0"/>
               <w:pageBreakBefore w:val="0"/>
@@ -12495,7 +12362,7 @@
           </w:tcPr>
           <w:p>
             <w:pPr>
-              <w:pStyle w:val="25"/>
+              <w:pStyle w:val="TableText"/>
               <w:keepNext w:val="0"/>
               <w:keepLines w:val="0"/>
               <w:pageBreakBefore w:val="0"/>
@@ -12533,7 +12400,7 @@
     </w:tbl>
     <w:p>
       <w:pPr>
-        <w:pStyle w:val="27"/>
+        <w:pStyle w:val="a"/>
         <w:bidi w:val="0"/>
         <w:rPr>
           <w:rFonts w:hint="default"/>
@@ -12542,55 +12409,30 @@
       </w:pPr>
     </w:p>
     <w:sectPr>
-      <w:footerReference r:id="rId5" w:type="default"/>
+      <w:footerReference w:type="default" r:id="rId4"/>
       <w:pgSz w:w="11906" w:h="16839"/>
       <w:pgMar w:top="1431" w:right="1785" w:bottom="1374" w:left="1785" w:header="0" w:footer="1211" w:gutter="0"/>
-      <w:cols w:space="720" w:num="1"/>
+      <w:cols w:num="1" w:space="720"/>
     </w:sectPr>
   </w:body>
 </w:document>
 </file>
 
-<file path=word/endnotes.xml><?xml version="1.0" encoding="utf-8"?>
-<w:endnotes xmlns:wpc="http://schemas.microsoft.com/office/word/2010/wordprocessingCanvas" xmlns:mc="http://schemas.openxmlformats.org/markup-compatibility/2006" xmlns:o="urn:schemas-microsoft-com:office:office" xmlns:r="http://schemas.openxmlformats.org/officeDocument/2006/relationships" xmlns:m="http://schemas.openxmlformats.org/officeDocument/2006/math" xmlns:v="urn:schemas-microsoft-com:vml" xmlns:wp14="http://schemas.microsoft.com/office/word/2010/wordprocessingDrawing" xmlns:wp="http://schemas.openxmlformats.org/drawingml/2006/wordprocessingDrawing" xmlns:w="http://schemas.openxmlformats.org/wordprocessingml/2006/main" xmlns:w14="http://schemas.microsoft.com/office/word/2010/wordml" xmlns:w15="http://schemas.microsoft.com/office/word/2012/wordml" xmlns:w10="urn:schemas-microsoft-com:office:word" xmlns:wpg="http://schemas.microsoft.com/office/word/2010/wordprocessingGroup" xmlns:wpi="http://schemas.microsoft.com/office/word/2010/wordprocessingInk" xmlns:wne="http://schemas.microsoft.com/office/word/2006/wordml" xmlns:wps="http://schemas.microsoft.com/office/word/2010/wordprocessingShape" xmlns:wpsCustomData="http://www.wps.cn/officeDocument/2013/wpsCustomData" mc:Ignorable="w14 w15 wp14">
-  <w:endnote w:type="separator" w:id="0">
-    <w:p>
-      <w:pPr>
-        <w:spacing w:line="240" w:lineRule="auto"/>
-      </w:pPr>
-      <w:r>
-        <w:separator/>
-      </w:r>
-    </w:p>
-  </w:endnote>
-  <w:endnote w:type="continuationSeparator" w:id="1">
-    <w:p>
-      <w:pPr>
-        <w:spacing w:line="240" w:lineRule="auto"/>
-      </w:pPr>
-      <w:r>
-        <w:continuationSeparator/>
-      </w:r>
-    </w:p>
-  </w:endnote>
-</w:endnotes>
-</file>
-
 <file path=word/footer1.xml><?xml version="1.0" encoding="utf-8"?>
-<w:ftr xmlns:wpc="http://schemas.microsoft.com/office/word/2010/wordprocessingCanvas" xmlns:mc="http://schemas.openxmlformats.org/markup-compatibility/2006" xmlns:o="urn:schemas-microsoft-com:office:office" xmlns:r="http://schemas.openxmlformats.org/officeDocument/2006/relationships" xmlns:m="http://schemas.openxmlformats.org/officeDocument/2006/math" xmlns:v="urn:schemas-microsoft-com:vml" xmlns:wp14="http://schemas.microsoft.com/office/word/2010/wordprocessingDrawing" xmlns:wp="http://schemas.openxmlformats.org/drawingml/2006/wordprocessingDrawing" xmlns:w10="urn:schemas-microsoft-com:office:word" xmlns:w="http://schemas.openxmlformats.org/wordprocessingml/2006/main" xmlns:w14="http://schemas.microsoft.com/office/word/2010/wordml" xmlns:w15="http://schemas.microsoft.com/office/word/2012/wordml" xmlns:wpg="http://schemas.microsoft.com/office/word/2010/wordprocessingGroup" xmlns:wpi="http://schemas.microsoft.com/office/word/2010/wordprocessingInk" xmlns:wne="http://schemas.microsoft.com/office/word/2006/wordml" xmlns:wps="http://schemas.microsoft.com/office/word/2010/wordprocessingShape" xmlns:wpsCustomData="http://www.wps.cn/officeDocument/2013/wpsCustomData" mc:Ignorable="w14 w15 wp14">
+<w:ftr xmlns:wpc="http://schemas.microsoft.com/office/word/2010/wordprocessingCanvas" xmlns:mc="http://schemas.openxmlformats.org/markup-compatibility/2006" xmlns:o="urn:schemas-microsoft-com:office:office" xmlns:r="http://schemas.openxmlformats.org/officeDocument/2006/relationships" xmlns:m="http://schemas.openxmlformats.org/officeDocument/2006/math" xmlns:v="urn:schemas-microsoft-com:vml" xmlns:wp14="http://schemas.microsoft.com/office/word/2010/wordprocessingDrawing" xmlns:wp="http://schemas.openxmlformats.org/drawingml/2006/wordprocessingDrawing" xmlns:w10="urn:schemas-microsoft-com:office:word" xmlns:w="http://schemas.openxmlformats.org/wordprocessingml/2006/main" xmlns:w14="http://schemas.microsoft.com/office/word/2010/wordml" xmlns:w15="http://schemas.microsoft.com/office/word/2012/wordml" xmlns:wne="http://schemas.microsoft.com/office/word/2006/wordml" xmlns:wpg="http://schemas.microsoft.com/office/word/2010/wordprocessingGroup" xmlns:wpi="http://schemas.microsoft.com/office/word/2010/wordprocessingInk" xmlns:wps="http://schemas.microsoft.com/office/word/2010/wordprocessingShape" mc:Ignorable="w14 w15 wp14">
   <w:p>
     <w:pPr>
       <w:spacing w:line="166" w:lineRule="auto"/>
       <w:ind w:left="4091"/>
       <w:rPr>
-        <w:rFonts w:ascii="Calibri" w:hAnsi="Calibri" w:eastAsia="Calibri" w:cs="Calibri"/>
+        <w:rFonts w:ascii="Calibri" w:eastAsia="Calibri" w:hAnsi="Calibri" w:cs="Calibri"/>
         <w:sz w:val="18"/>
         <w:szCs w:val="18"/>
       </w:rPr>
     </w:pPr>
     <w:r>
       <w:rPr>
-        <w:rFonts w:ascii="Calibri" w:hAnsi="Calibri" w:eastAsia="Calibri" w:cs="Calibri"/>
+        <w:rFonts w:ascii="Calibri" w:eastAsia="Calibri" w:hAnsi="Calibri" w:cs="Calibri"/>
         <w:spacing w:val="-4"/>
         <w:sz w:val="18"/>
         <w:szCs w:val="18"/>
@@ -12601,38 +12443,13 @@
 </w:ftr>
 </file>
 
-<file path=word/footnotes.xml><?xml version="1.0" encoding="utf-8"?>
-<w:footnotes xmlns:wpc="http://schemas.microsoft.com/office/word/2010/wordprocessingCanvas" xmlns:mc="http://schemas.openxmlformats.org/markup-compatibility/2006" xmlns:o="urn:schemas-microsoft-com:office:office" xmlns:r="http://schemas.openxmlformats.org/officeDocument/2006/relationships" xmlns:m="http://schemas.openxmlformats.org/officeDocument/2006/math" xmlns:v="urn:schemas-microsoft-com:vml" xmlns:wp14="http://schemas.microsoft.com/office/word/2010/wordprocessingDrawing" xmlns:wp="http://schemas.openxmlformats.org/drawingml/2006/wordprocessingDrawing" xmlns:w="http://schemas.openxmlformats.org/wordprocessingml/2006/main" xmlns:w14="http://schemas.microsoft.com/office/word/2010/wordml" xmlns:w15="http://schemas.microsoft.com/office/word/2012/wordml" xmlns:w10="urn:schemas-microsoft-com:office:word" xmlns:wpg="http://schemas.microsoft.com/office/word/2010/wordprocessingGroup" xmlns:wpi="http://schemas.microsoft.com/office/word/2010/wordprocessingInk" xmlns:wne="http://schemas.microsoft.com/office/word/2006/wordml" xmlns:wps="http://schemas.microsoft.com/office/word/2010/wordprocessingShape" xmlns:wpsCustomData="http://www.wps.cn/officeDocument/2013/wpsCustomData" mc:Ignorable="w14 w15 wp14">
-  <w:footnote w:type="separator" w:id="0">
-    <w:p>
-      <w:pPr>
-        <w:spacing w:line="360" w:lineRule="auto"/>
-      </w:pPr>
-      <w:r>
-        <w:separator/>
-      </w:r>
-    </w:p>
-  </w:footnote>
-  <w:footnote w:type="continuationSeparator" w:id="1">
-    <w:p>
-      <w:pPr>
-        <w:spacing w:line="360" w:lineRule="auto"/>
-      </w:pPr>
-      <w:r>
-        <w:continuationSeparator/>
-      </w:r>
-    </w:p>
-  </w:footnote>
-</w:footnotes>
-</file>
-
 <file path=word/numbering.xml><?xml version="1.0" encoding="utf-8"?>
-<w:numbering xmlns:wpc="http://schemas.microsoft.com/office/word/2010/wordprocessingCanvas" xmlns:mc="http://schemas.openxmlformats.org/markup-compatibility/2006" xmlns:o="urn:schemas-microsoft-com:office:office" xmlns:r="http://schemas.openxmlformats.org/officeDocument/2006/relationships" xmlns:m="http://schemas.openxmlformats.org/officeDocument/2006/math" xmlns:v="urn:schemas-microsoft-com:vml" xmlns:wp14="http://schemas.microsoft.com/office/word/2010/wordprocessingDrawing" xmlns:wp="http://schemas.openxmlformats.org/drawingml/2006/wordprocessingDrawing" xmlns:w10="urn:schemas-microsoft-com:office:word" xmlns:w="http://schemas.openxmlformats.org/wordprocessingml/2006/main" xmlns:w14="http://schemas.microsoft.com/office/word/2010/wordml" xmlns:wpg="http://schemas.microsoft.com/office/word/2010/wordprocessingGroup" xmlns:wpi="http://schemas.microsoft.com/office/word/2010/wordprocessingInk" xmlns:wne="http://schemas.microsoft.com/office/word/2006/wordml" xmlns:wps="http://schemas.microsoft.com/office/word/2010/wordprocessingShape" xmlns:wpsCustomData="http://www.wps.cn/officeDocument/2013/wpsCustomData" mc:Ignorable="w14 wp14">
+<w:numbering xmlns:wpc="http://schemas.microsoft.com/office/word/2010/wordprocessingCanvas" xmlns:mc="http://schemas.openxmlformats.org/markup-compatibility/2006" xmlns:o="urn:schemas-microsoft-com:office:office" xmlns:r="http://schemas.openxmlformats.org/officeDocument/2006/relationships" xmlns:m="http://schemas.openxmlformats.org/officeDocument/2006/math" xmlns:v="urn:schemas-microsoft-com:vml" xmlns:wp14="http://schemas.microsoft.com/office/word/2010/wordprocessingDrawing" xmlns:wp="http://schemas.openxmlformats.org/drawingml/2006/wordprocessingDrawing" xmlns:w10="urn:schemas-microsoft-com:office:word" xmlns:w="http://schemas.openxmlformats.org/wordprocessingml/2006/main" xmlns:w14="http://schemas.microsoft.com/office/word/2010/wordml" xmlns:w15="http://schemas.microsoft.com/office/word/2012/wordml" xmlns:wne="http://schemas.microsoft.com/office/word/2006/wordml" xmlns:wpg="http://schemas.microsoft.com/office/word/2010/wordprocessingGroup" xmlns:wpi="http://schemas.microsoft.com/office/word/2010/wordprocessingInk" xmlns:wps="http://schemas.microsoft.com/office/word/2010/wordprocessingShape" mc:Ignorable="w14 w15 wp14">
   <w:abstractNum w:abstractNumId="0">
     <w:nsid w:val="868D67D9"/>
     <w:multiLevelType w:val="singleLevel"/>
     <w:tmpl w:val="868D67D9"/>
-    <w:lvl w:ilvl="0" w:tentative="0">
+    <w:lvl w:ilvl="0">
       <w:start w:val="1"/>
       <w:numFmt w:val="decimal"/>
       <w:lvlText w:val="%1."/>
@@ -12649,7 +12466,7 @@
     <w:nsid w:val="8DE5A52B"/>
     <w:multiLevelType w:val="singleLevel"/>
     <w:tmpl w:val="8DE5A52B"/>
-    <w:lvl w:ilvl="0" w:tentative="0">
+    <w:lvl w:ilvl="0">
       <w:start w:val="1"/>
       <w:numFmt w:val="decimal"/>
       <w:lvlText w:val="%1."/>
@@ -12666,10 +12483,10 @@
     <w:nsid w:val="8E964DCE"/>
     <w:multiLevelType w:val="multilevel"/>
     <w:tmpl w:val="8E964DCE"/>
-    <w:lvl w:ilvl="0" w:tentative="0">
+    <w:lvl w:ilvl="0">
       <w:start w:val="1"/>
       <w:numFmt w:val="decimal"/>
-      <w:pStyle w:val="2"/>
+      <w:pStyle w:val="Heading1"/>
       <w:lvlText w:val="%1."/>
       <w:lvlJc w:val="left"/>
       <w:pPr>
@@ -12679,10 +12496,10 @@
         <w:rFonts w:hint="default"/>
       </w:rPr>
     </w:lvl>
-    <w:lvl w:ilvl="1" w:tentative="0">
+    <w:lvl w:ilvl="1">
       <w:start w:val="1"/>
       <w:numFmt w:val="decimal"/>
-      <w:pStyle w:val="3"/>
+      <w:pStyle w:val="Heading2"/>
       <w:lvlText w:val="%1.%2."/>
       <w:lvlJc w:val="left"/>
       <w:pPr>
@@ -12692,10 +12509,10 @@
         <w:rFonts w:hint="default"/>
       </w:rPr>
     </w:lvl>
-    <w:lvl w:ilvl="2" w:tentative="0">
+    <w:lvl w:ilvl="2">
       <w:start w:val="1"/>
       <w:numFmt w:val="decimal"/>
-      <w:pStyle w:val="4"/>
+      <w:pStyle w:val="Heading3"/>
       <w:lvlText w:val="%1.%2.%3."/>
       <w:lvlJc w:val="left"/>
       <w:pPr>
@@ -12705,10 +12522,10 @@
         <w:rFonts w:hint="default"/>
       </w:rPr>
     </w:lvl>
-    <w:lvl w:ilvl="3" w:tentative="0">
+    <w:lvl w:ilvl="3">
       <w:start w:val="1"/>
       <w:numFmt w:val="decimal"/>
-      <w:pStyle w:val="5"/>
+      <w:pStyle w:val="Heading4"/>
       <w:lvlText w:val="%1.%2.%3.%4."/>
       <w:lvlJc w:val="left"/>
       <w:pPr>
@@ -12718,10 +12535,10 @@
         <w:rFonts w:hint="default"/>
       </w:rPr>
     </w:lvl>
-    <w:lvl w:ilvl="4" w:tentative="0">
+    <w:lvl w:ilvl="4">
       <w:start w:val="1"/>
       <w:numFmt w:val="decimal"/>
-      <w:pStyle w:val="6"/>
+      <w:pStyle w:val="Heading5"/>
       <w:lvlText w:val="%1.%2.%3.%4.%5."/>
       <w:lvlJc w:val="left"/>
       <w:pPr>
@@ -12731,10 +12548,10 @@
         <w:rFonts w:hint="default"/>
       </w:rPr>
     </w:lvl>
-    <w:lvl w:ilvl="5" w:tentative="0">
+    <w:lvl w:ilvl="5">
       <w:start w:val="1"/>
       <w:numFmt w:val="decimal"/>
-      <w:pStyle w:val="7"/>
+      <w:pStyle w:val="Heading6"/>
       <w:lvlText w:val="%1.%2.%3.%4.%5.%6."/>
       <w:lvlJc w:val="left"/>
       <w:pPr>
@@ -12744,10 +12561,10 @@
         <w:rFonts w:hint="default"/>
       </w:rPr>
     </w:lvl>
-    <w:lvl w:ilvl="6" w:tentative="0">
+    <w:lvl w:ilvl="6">
       <w:start w:val="1"/>
       <w:numFmt w:val="decimal"/>
-      <w:pStyle w:val="8"/>
+      <w:pStyle w:val="Heading7"/>
       <w:lvlText w:val="%1.%2.%3.%4.%5.%6.%7."/>
       <w:lvlJc w:val="left"/>
       <w:pPr>
@@ -12757,10 +12574,10 @@
         <w:rFonts w:hint="default"/>
       </w:rPr>
     </w:lvl>
-    <w:lvl w:ilvl="7" w:tentative="0">
+    <w:lvl w:ilvl="7">
       <w:start w:val="1"/>
       <w:numFmt w:val="decimal"/>
-      <w:pStyle w:val="9"/>
+      <w:pStyle w:val="Heading8"/>
       <w:lvlText w:val="%1.%2.%3.%4.%5.%6.%7.%8."/>
       <w:lvlJc w:val="left"/>
       <w:pPr>
@@ -12770,10 +12587,10 @@
         <w:rFonts w:hint="default"/>
       </w:rPr>
     </w:lvl>
-    <w:lvl w:ilvl="8" w:tentative="0">
+    <w:lvl w:ilvl="8">
       <w:start w:val="1"/>
       <w:numFmt w:val="decimal"/>
-      <w:pStyle w:val="10"/>
+      <w:pStyle w:val="Heading9"/>
       <w:lvlText w:val="%1.%2.%3.%4.%5.%6.%7.%8.%9."/>
       <w:lvlJc w:val="left"/>
       <w:pPr>
@@ -12788,7 +12605,7 @@
     <w:nsid w:val="91CEEB6D"/>
     <w:multiLevelType w:val="singleLevel"/>
     <w:tmpl w:val="91CEEB6D"/>
-    <w:lvl w:ilvl="0" w:tentative="0">
+    <w:lvl w:ilvl="0">
       <w:start w:val="1"/>
       <w:numFmt w:val="decimal"/>
       <w:lvlText w:val="%1."/>
@@ -12805,7 +12622,7 @@
     <w:nsid w:val="94CE33B5"/>
     <w:multiLevelType w:val="singleLevel"/>
     <w:tmpl w:val="94CE33B5"/>
-    <w:lvl w:ilvl="0" w:tentative="0">
+    <w:lvl w:ilvl="0">
       <w:start w:val="1"/>
       <w:numFmt w:val="decimal"/>
       <w:lvlText w:val="%1."/>
@@ -12822,7 +12639,7 @@
     <w:nsid w:val="A4ECE525"/>
     <w:multiLevelType w:val="singleLevel"/>
     <w:tmpl w:val="A4ECE525"/>
-    <w:lvl w:ilvl="0" w:tentative="0">
+    <w:lvl w:ilvl="0">
       <w:start w:val="1"/>
       <w:numFmt w:val="decimal"/>
       <w:lvlText w:val="%1."/>
@@ -12839,7 +12656,7 @@
     <w:nsid w:val="B37548B4"/>
     <w:multiLevelType w:val="singleLevel"/>
     <w:tmpl w:val="B37548B4"/>
-    <w:lvl w:ilvl="0" w:tentative="0">
+    <w:lvl w:ilvl="0">
       <w:start w:val="1"/>
       <w:numFmt w:val="decimal"/>
       <w:lvlText w:val="%1."/>
@@ -12856,7 +12673,7 @@
     <w:nsid w:val="B8B443B2"/>
     <w:multiLevelType w:val="singleLevel"/>
     <w:tmpl w:val="B8B443B2"/>
-    <w:lvl w:ilvl="0" w:tentative="0">
+    <w:lvl w:ilvl="0">
       <w:start w:val="1"/>
       <w:numFmt w:val="decimal"/>
       <w:lvlText w:val="%1."/>
@@ -12873,7 +12690,7 @@
     <w:nsid w:val="D9C06369"/>
     <w:multiLevelType w:val="singleLevel"/>
     <w:tmpl w:val="D9C06369"/>
-    <w:lvl w:ilvl="0" w:tentative="0">
+    <w:lvl w:ilvl="0">
       <w:start w:val="1"/>
       <w:numFmt w:val="decimal"/>
       <w:lvlText w:val="%1."/>
@@ -12890,7 +12707,7 @@
     <w:nsid w:val="FC61134E"/>
     <w:multiLevelType w:val="singleLevel"/>
     <w:tmpl w:val="FC61134E"/>
-    <w:lvl w:ilvl="0" w:tentative="0">
+    <w:lvl w:ilvl="0">
       <w:start w:val="1"/>
       <w:numFmt w:val="decimal"/>
       <w:lvlText w:val="%1."/>
@@ -12907,7 +12724,7 @@
     <w:nsid w:val="13F23FF4"/>
     <w:multiLevelType w:val="singleLevel"/>
     <w:tmpl w:val="13F23FF4"/>
-    <w:lvl w:ilvl="0" w:tentative="0">
+    <w:lvl w:ilvl="0">
       <w:start w:val="1"/>
       <w:numFmt w:val="decimal"/>
       <w:lvlText w:val="%1."/>
@@ -12924,7 +12741,7 @@
     <w:nsid w:val="19FEC97A"/>
     <w:multiLevelType w:val="singleLevel"/>
     <w:tmpl w:val="19FEC97A"/>
-    <w:lvl w:ilvl="0" w:tentative="0">
+    <w:lvl w:ilvl="0">
       <w:start w:val="1"/>
       <w:numFmt w:val="decimal"/>
       <w:lvlText w:val="%1."/>
@@ -12941,7 +12758,7 @@
     <w:nsid w:val="1D71FE30"/>
     <w:multiLevelType w:val="singleLevel"/>
     <w:tmpl w:val="1D71FE30"/>
-    <w:lvl w:ilvl="0" w:tentative="0">
+    <w:lvl w:ilvl="0">
       <w:start w:val="1"/>
       <w:numFmt w:val="decimal"/>
       <w:lvlText w:val="%1."/>
@@ -12958,7 +12775,7 @@
     <w:nsid w:val="22BC99D6"/>
     <w:multiLevelType w:val="singleLevel"/>
     <w:tmpl w:val="22BC99D6"/>
-    <w:lvl w:ilvl="0" w:tentative="0">
+    <w:lvl w:ilvl="0">
       <w:start w:val="1"/>
       <w:numFmt w:val="decimal"/>
       <w:lvlText w:val="%1."/>
@@ -12975,7 +12792,7 @@
     <w:nsid w:val="25394885"/>
     <w:multiLevelType w:val="singleLevel"/>
     <w:tmpl w:val="25394885"/>
-    <w:lvl w:ilvl="0" w:tentative="0">
+    <w:lvl w:ilvl="0">
       <w:start w:val="1"/>
       <w:numFmt w:val="decimal"/>
       <w:lvlText w:val="%1."/>
@@ -12992,7 +12809,7 @@
     <w:nsid w:val="2B390A46"/>
     <w:multiLevelType w:val="singleLevel"/>
     <w:tmpl w:val="2B390A46"/>
-    <w:lvl w:ilvl="0" w:tentative="0">
+    <w:lvl w:ilvl="0">
       <w:start w:val="1"/>
       <w:numFmt w:val="decimal"/>
       <w:lvlText w:val="%1."/>
@@ -13009,7 +12826,7 @@
     <w:nsid w:val="3113ACFD"/>
     <w:multiLevelType w:val="singleLevel"/>
     <w:tmpl w:val="3113ACFD"/>
-    <w:lvl w:ilvl="0" w:tentative="0">
+    <w:lvl w:ilvl="0">
       <w:start w:val="1"/>
       <w:numFmt w:val="decimal"/>
       <w:lvlText w:val="%1."/>
@@ -13026,7 +12843,7 @@
     <w:nsid w:val="462E84A3"/>
     <w:multiLevelType w:val="singleLevel"/>
     <w:tmpl w:val="462E84A3"/>
-    <w:lvl w:ilvl="0" w:tentative="0">
+    <w:lvl w:ilvl="0">
       <w:start w:val="1"/>
       <w:numFmt w:val="decimal"/>
       <w:lvlText w:val="%1."/>
@@ -13043,7 +12860,7 @@
     <w:nsid w:val="6DB0574A"/>
     <w:multiLevelType w:val="singleLevel"/>
     <w:tmpl w:val="6DB0574A"/>
-    <w:lvl w:ilvl="0" w:tentative="0">
+    <w:lvl w:ilvl="0">
       <w:start w:val="1"/>
       <w:numFmt w:val="decimal"/>
       <w:lvlText w:val="%1."/>
@@ -13117,269 +12934,267 @@
 </file>
 
 <file path=word/styles.xml><?xml version="1.0" encoding="utf-8"?>
-<w:styles xmlns:mc="http://schemas.openxmlformats.org/markup-compatibility/2006" xmlns:o="urn:schemas-microsoft-com:office:office" xmlns:r="http://schemas.openxmlformats.org/officeDocument/2006/relationships" xmlns:m="http://schemas.openxmlformats.org/officeDocument/2006/math" xmlns:v="urn:schemas-microsoft-com:vml" xmlns:w="http://schemas.openxmlformats.org/wordprocessingml/2006/main" xmlns:w14="http://schemas.microsoft.com/office/word/2010/wordml" xmlns:w10="urn:schemas-microsoft-com:office:word" xmlns:sl="http://schemas.openxmlformats.org/schemaLibrary/2006/main" xmlns:wpsCustomData="http://www.wps.cn/officeDocument/2013/wpsCustomData" mc:Ignorable="w14">
+<w:styles xmlns:mc="http://schemas.openxmlformats.org/markup-compatibility/2006" xmlns:r="http://schemas.openxmlformats.org/officeDocument/2006/relationships" xmlns:w="http://schemas.openxmlformats.org/wordprocessingml/2006/main" xmlns:w14="http://schemas.microsoft.com/office/word/2010/wordml" xmlns:w15="http://schemas.microsoft.com/office/word/2012/wordml" mc:Ignorable="w14 w15">
   <w:docDefaults>
     <w:rPrDefault>
       <w:rPr>
-        <w:rFonts w:ascii="Arial" w:hAnsi="Arial" w:eastAsia="Arial" w:cs="Arial"/>
+        <w:rFonts w:ascii="Arial" w:eastAsia="Arial" w:hAnsi="Arial" w:cs="Arial"/>
       </w:rPr>
     </w:rPrDefault>
     <w:pPrDefault/>
   </w:docDefaults>
-  <w:latentStyles w:count="260" w:defQFormat="0" w:defUnhideWhenUsed="1" w:defSemiHidden="1" w:defUIPriority="99" w:defLockedState="0">
-    <w:lsdException w:qFormat="1" w:unhideWhenUsed="0" w:uiPriority="0" w:semiHidden="0" w:name="Normal"/>
-    <w:lsdException w:qFormat="1" w:unhideWhenUsed="0" w:uiPriority="0" w:semiHidden="0" w:name="heading 1"/>
-    <w:lsdException w:qFormat="1" w:uiPriority="0" w:semiHidden="0" w:name="heading 2"/>
-    <w:lsdException w:qFormat="1" w:uiPriority="0" w:name="heading 3"/>
-    <w:lsdException w:qFormat="1" w:uiPriority="0" w:semiHidden="0" w:name="heading 4"/>
-    <w:lsdException w:qFormat="1" w:uiPriority="0" w:name="heading 5"/>
-    <w:lsdException w:qFormat="1" w:uiPriority="0" w:name="heading 6"/>
-    <w:lsdException w:qFormat="1" w:uiPriority="0" w:name="heading 7"/>
-    <w:lsdException w:qFormat="1" w:uiPriority="0" w:name="heading 8"/>
-    <w:lsdException w:qFormat="1" w:uiPriority="0" w:name="heading 9"/>
-    <w:lsdException w:unhideWhenUsed="0" w:uiPriority="0" w:semiHidden="0" w:name="index 1"/>
-    <w:lsdException w:unhideWhenUsed="0" w:uiPriority="0" w:semiHidden="0" w:name="index 2"/>
-    <w:lsdException w:unhideWhenUsed="0" w:uiPriority="0" w:semiHidden="0" w:name="index 3"/>
-    <w:lsdException w:unhideWhenUsed="0" w:uiPriority="0" w:semiHidden="0" w:name="index 4"/>
-    <w:lsdException w:unhideWhenUsed="0" w:uiPriority="0" w:semiHidden="0" w:name="index 5"/>
-    <w:lsdException w:unhideWhenUsed="0" w:uiPriority="0" w:semiHidden="0" w:name="index 6"/>
-    <w:lsdException w:unhideWhenUsed="0" w:uiPriority="0" w:semiHidden="0" w:name="index 7"/>
-    <w:lsdException w:unhideWhenUsed="0" w:uiPriority="0" w:semiHidden="0" w:name="index 8"/>
-    <w:lsdException w:unhideWhenUsed="0" w:uiPriority="0" w:semiHidden="0" w:name="index 9"/>
-    <w:lsdException w:qFormat="1" w:unhideWhenUsed="0" w:uiPriority="0" w:semiHidden="0" w:name="toc 1"/>
-    <w:lsdException w:qFormat="1" w:unhideWhenUsed="0" w:uiPriority="0" w:semiHidden="0" w:name="toc 2"/>
-    <w:lsdException w:qFormat="1" w:unhideWhenUsed="0" w:uiPriority="0" w:semiHidden="0" w:name="toc 3"/>
-    <w:lsdException w:unhideWhenUsed="0" w:uiPriority="0" w:semiHidden="0" w:name="toc 4"/>
-    <w:lsdException w:unhideWhenUsed="0" w:uiPriority="0" w:semiHidden="0" w:name="toc 5"/>
-    <w:lsdException w:unhideWhenUsed="0" w:uiPriority="0" w:semiHidden="0" w:name="toc 6"/>
-    <w:lsdException w:unhideWhenUsed="0" w:uiPriority="0" w:semiHidden="0" w:name="toc 7"/>
-    <w:lsdException w:unhideWhenUsed="0" w:uiPriority="0" w:semiHidden="0" w:name="toc 8"/>
-    <w:lsdException w:unhideWhenUsed="0" w:uiPriority="0" w:semiHidden="0" w:name="toc 9"/>
-    <w:lsdException w:unhideWhenUsed="0" w:uiPriority="0" w:semiHidden="0" w:name="Normal Indent"/>
-    <w:lsdException w:unhideWhenUsed="0" w:uiPriority="0" w:semiHidden="0" w:name="footnote text"/>
-    <w:lsdException w:qFormat="1" w:unhideWhenUsed="0" w:uiPriority="0" w:semiHidden="0" w:name="annotation text"/>
-    <w:lsdException w:qFormat="1" w:unhideWhenUsed="0" w:uiPriority="0" w:semiHidden="0" w:name="header"/>
-    <w:lsdException w:qFormat="1" w:unhideWhenUsed="0" w:uiPriority="0" w:semiHidden="0" w:name="footer"/>
-    <w:lsdException w:unhideWhenUsed="0" w:uiPriority="0" w:semiHidden="0" w:name="index heading"/>
-    <w:lsdException w:qFormat="1" w:uiPriority="0" w:name="caption"/>
-    <w:lsdException w:unhideWhenUsed="0" w:uiPriority="0" w:semiHidden="0" w:name="table of figures"/>
-    <w:lsdException w:unhideWhenUsed="0" w:uiPriority="0" w:semiHidden="0" w:name="envelope address"/>
-    <w:lsdException w:unhideWhenUsed="0" w:uiPriority="0" w:semiHidden="0" w:name="envelope return"/>
-    <w:lsdException w:unhideWhenUsed="0" w:uiPriority="0" w:semiHidden="0" w:name="footnote reference"/>
-    <w:lsdException w:unhideWhenUsed="0" w:uiPriority="0" w:semiHidden="0" w:name="annotation reference"/>
-    <w:lsdException w:unhideWhenUsed="0" w:uiPriority="0" w:semiHidden="0" w:name="line number"/>
-    <w:lsdException w:unhideWhenUsed="0" w:uiPriority="0" w:semiHidden="0" w:name="page number"/>
-    <w:lsdException w:unhideWhenUsed="0" w:uiPriority="0" w:semiHidden="0" w:name="endnote reference"/>
-    <w:lsdException w:unhideWhenUsed="0" w:uiPriority="0" w:semiHidden="0" w:name="endnote text"/>
-    <w:lsdException w:unhideWhenUsed="0" w:uiPriority="0" w:semiHidden="0" w:name="table of authorities"/>
-    <w:lsdException w:unhideWhenUsed="0" w:uiPriority="0" w:semiHidden="0" w:name="macro"/>
-    <w:lsdException w:unhideWhenUsed="0" w:uiPriority="0" w:semiHidden="0" w:name="toa heading"/>
-    <w:lsdException w:unhideWhenUsed="0" w:uiPriority="0" w:semiHidden="0" w:name="List"/>
-    <w:lsdException w:unhideWhenUsed="0" w:uiPriority="0" w:semiHidden="0" w:name="List Bullet"/>
-    <w:lsdException w:unhideWhenUsed="0" w:uiPriority="0" w:semiHidden="0" w:name="List Number"/>
-    <w:lsdException w:unhideWhenUsed="0" w:uiPriority="0" w:semiHidden="0" w:name="List 2"/>
-    <w:lsdException w:unhideWhenUsed="0" w:uiPriority="0" w:semiHidden="0" w:name="List 3"/>
-    <w:lsdException w:unhideWhenUsed="0" w:uiPriority="0" w:semiHidden="0" w:name="List 4"/>
-    <w:lsdException w:unhideWhenUsed="0" w:uiPriority="0" w:semiHidden="0" w:name="List 5"/>
-    <w:lsdException w:unhideWhenUsed="0" w:uiPriority="0" w:semiHidden="0" w:name="List Bullet 2"/>
-    <w:lsdException w:unhideWhenUsed="0" w:uiPriority="0" w:semiHidden="0" w:name="List Bullet 3"/>
-    <w:lsdException w:unhideWhenUsed="0" w:uiPriority="0" w:semiHidden="0" w:name="List Bullet 4"/>
-    <w:lsdException w:unhideWhenUsed="0" w:uiPriority="0" w:semiHidden="0" w:name="List Bullet 5"/>
-    <w:lsdException w:unhideWhenUsed="0" w:uiPriority="0" w:semiHidden="0" w:name="List Number 2"/>
-    <w:lsdException w:unhideWhenUsed="0" w:uiPriority="0" w:semiHidden="0" w:name="List Number 3"/>
-    <w:lsdException w:unhideWhenUsed="0" w:uiPriority="0" w:semiHidden="0" w:name="List Number 4"/>
-    <w:lsdException w:unhideWhenUsed="0" w:uiPriority="0" w:semiHidden="0" w:name="List Number 5"/>
-    <w:lsdException w:qFormat="1" w:unhideWhenUsed="0" w:uiPriority="0" w:semiHidden="0" w:name="Title"/>
-    <w:lsdException w:unhideWhenUsed="0" w:uiPriority="0" w:semiHidden="0" w:name="Closing"/>
-    <w:lsdException w:unhideWhenUsed="0" w:uiPriority="0" w:semiHidden="0" w:name="Signature"/>
-    <w:lsdException w:qFormat="1" w:unhideWhenUsed="0" w:uiPriority="0" w:name="Default Paragraph Font"/>
-    <w:lsdException w:qFormat="1" w:unhideWhenUsed="0" w:uiPriority="0" w:name="Body Text"/>
-    <w:lsdException w:unhideWhenUsed="0" w:uiPriority="0" w:semiHidden="0" w:name="Body Text Indent"/>
-    <w:lsdException w:unhideWhenUsed="0" w:uiPriority="0" w:semiHidden="0" w:name="List Continue"/>
-    <w:lsdException w:unhideWhenUsed="0" w:uiPriority="0" w:semiHidden="0" w:name="List Continue 2"/>
-    <w:lsdException w:unhideWhenUsed="0" w:uiPriority="0" w:semiHidden="0" w:name="List Continue 3"/>
-    <w:lsdException w:unhideWhenUsed="0" w:uiPriority="0" w:semiHidden="0" w:name="List Continue 4"/>
-    <w:lsdException w:unhideWhenUsed="0" w:uiPriority="0" w:semiHidden="0" w:name="List Continue 5"/>
-    <w:lsdException w:unhideWhenUsed="0" w:uiPriority="0" w:semiHidden="0" w:name="Message Header"/>
-    <w:lsdException w:qFormat="1" w:unhideWhenUsed="0" w:uiPriority="0" w:semiHidden="0" w:name="Subtitle"/>
-    <w:lsdException w:unhideWhenUsed="0" w:uiPriority="0" w:semiHidden="0" w:name="Salutation"/>
-    <w:lsdException w:unhideWhenUsed="0" w:uiPriority="0" w:semiHidden="0" w:name="Date"/>
-    <w:lsdException w:unhideWhenUsed="0" w:uiPriority="0" w:semiHidden="0" w:name="Body Text First Indent"/>
-    <w:lsdException w:unhideWhenUsed="0" w:uiPriority="0" w:semiHidden="0" w:name="Body Text First Indent 2"/>
-    <w:lsdException w:uiPriority="99" w:name="Note Heading"/>
-    <w:lsdException w:unhideWhenUsed="0" w:uiPriority="0" w:semiHidden="0" w:name="Body Text 2"/>
-    <w:lsdException w:unhideWhenUsed="0" w:uiPriority="0" w:semiHidden="0" w:name="Body Text 3"/>
-    <w:lsdException w:unhideWhenUsed="0" w:uiPriority="0" w:semiHidden="0" w:name="Body Text Indent 2"/>
-    <w:lsdException w:unhideWhenUsed="0" w:uiPriority="0" w:semiHidden="0" w:name="Body Text Indent 3"/>
-    <w:lsdException w:unhideWhenUsed="0" w:uiPriority="0" w:semiHidden="0" w:name="Block Text"/>
-    <w:lsdException w:unhideWhenUsed="0" w:uiPriority="0" w:semiHidden="0" w:name="Hyperlink"/>
-    <w:lsdException w:unhideWhenUsed="0" w:uiPriority="0" w:semiHidden="0" w:name="FollowedHyperlink"/>
-    <w:lsdException w:qFormat="1" w:unhideWhenUsed="0" w:uiPriority="0" w:semiHidden="0" w:name="Strong"/>
-    <w:lsdException w:qFormat="1" w:unhideWhenUsed="0" w:uiPriority="0" w:semiHidden="0" w:name="Emphasis"/>
-    <w:lsdException w:unhideWhenUsed="0" w:uiPriority="0" w:semiHidden="0" w:name="Document Map"/>
-    <w:lsdException w:unhideWhenUsed="0" w:uiPriority="0" w:semiHidden="0" w:name="Plain Text"/>
-    <w:lsdException w:unhideWhenUsed="0" w:uiPriority="0" w:semiHidden="0" w:name="E-mail Signature"/>
-    <w:lsdException w:qFormat="1" w:unhideWhenUsed="0" w:uiPriority="0" w:semiHidden="0" w:name="Normal (Web)"/>
-    <w:lsdException w:unhideWhenUsed="0" w:uiPriority="0" w:semiHidden="0" w:name="HTML Acronym"/>
-    <w:lsdException w:unhideWhenUsed="0" w:uiPriority="0" w:semiHidden="0" w:name="HTML Address"/>
-    <w:lsdException w:unhideWhenUsed="0" w:uiPriority="0" w:semiHidden="0" w:name="HTML Cite"/>
-    <w:lsdException w:unhideWhenUsed="0" w:uiPriority="0" w:semiHidden="0" w:name="HTML Code"/>
-    <w:lsdException w:unhideWhenUsed="0" w:uiPriority="0" w:semiHidden="0" w:name="HTML Definition"/>
-    <w:lsdException w:unhideWhenUsed="0" w:uiPriority="0" w:semiHidden="0" w:name="HTML Keyboard"/>
-    <w:lsdException w:unhideWhenUsed="0" w:uiPriority="0" w:semiHidden="0" w:name="HTML Preformatted"/>
-    <w:lsdException w:unhideWhenUsed="0" w:uiPriority="0" w:semiHidden="0" w:name="HTML Sample"/>
-    <w:lsdException w:unhideWhenUsed="0" w:uiPriority="0" w:semiHidden="0" w:name="HTML Typewriter"/>
-    <w:lsdException w:unhideWhenUsed="0" w:uiPriority="0" w:semiHidden="0" w:name="HTML Variable"/>
-    <w:lsdException w:qFormat="1" w:unhideWhenUsed="0" w:uiPriority="0" w:name="Normal Table"/>
-    <w:lsdException w:unhideWhenUsed="0" w:uiPriority="0" w:semiHidden="0" w:name="annotation subject"/>
-    <w:lsdException w:unhideWhenUsed="0" w:uiPriority="0" w:semiHidden="0" w:name="Table Simple 1"/>
-    <w:lsdException w:unhideWhenUsed="0" w:uiPriority="0" w:semiHidden="0" w:name="Table Simple 2"/>
-    <w:lsdException w:unhideWhenUsed="0" w:uiPriority="0" w:semiHidden="0" w:name="Table Simple 3"/>
-    <w:lsdException w:unhideWhenUsed="0" w:uiPriority="0" w:semiHidden="0" w:name="Table Classic 1"/>
-    <w:lsdException w:unhideWhenUsed="0" w:uiPriority="0" w:semiHidden="0" w:name="Table Classic 2"/>
-    <w:lsdException w:unhideWhenUsed="0" w:uiPriority="0" w:semiHidden="0" w:name="Table Classic 3"/>
-    <w:lsdException w:unhideWhenUsed="0" w:uiPriority="0" w:semiHidden="0" w:name="Table Classic 4"/>
-    <w:lsdException w:unhideWhenUsed="0" w:uiPriority="0" w:semiHidden="0" w:name="Table Colorful 1"/>
-    <w:lsdException w:unhideWhenUsed="0" w:uiPriority="0" w:semiHidden="0" w:name="Table Colorful 2"/>
-    <w:lsdException w:unhideWhenUsed="0" w:uiPriority="0" w:semiHidden="0" w:name="Table Colorful 3"/>
-    <w:lsdException w:unhideWhenUsed="0" w:uiPriority="0" w:semiHidden="0" w:name="Table Columns 1"/>
-    <w:lsdException w:unhideWhenUsed="0" w:uiPriority="0" w:semiHidden="0" w:name="Table Columns 2"/>
-    <w:lsdException w:unhideWhenUsed="0" w:uiPriority="0" w:semiHidden="0" w:name="Table Columns 3"/>
-    <w:lsdException w:unhideWhenUsed="0" w:uiPriority="0" w:semiHidden="0" w:name="Table Columns 4"/>
-    <w:lsdException w:unhideWhenUsed="0" w:uiPriority="0" w:semiHidden="0" w:name="Table Columns 5"/>
-    <w:lsdException w:unhideWhenUsed="0" w:uiPriority="0" w:semiHidden="0" w:name="Table Grid 1"/>
-    <w:lsdException w:unhideWhenUsed="0" w:uiPriority="0" w:semiHidden="0" w:name="Table Grid 2"/>
-    <w:lsdException w:unhideWhenUsed="0" w:uiPriority="0" w:semiHidden="0" w:name="Table Grid 3"/>
-    <w:lsdException w:unhideWhenUsed="0" w:uiPriority="0" w:semiHidden="0" w:name="Table Grid 4"/>
-    <w:lsdException w:unhideWhenUsed="0" w:uiPriority="0" w:semiHidden="0" w:name="Table Grid 5"/>
-    <w:lsdException w:unhideWhenUsed="0" w:uiPriority="0" w:semiHidden="0" w:name="Table Grid 6"/>
-    <w:lsdException w:unhideWhenUsed="0" w:uiPriority="0" w:semiHidden="0" w:name="Table Grid 7"/>
-    <w:lsdException w:unhideWhenUsed="0" w:uiPriority="0" w:semiHidden="0" w:name="Table Grid 8"/>
-    <w:lsdException w:unhideWhenUsed="0" w:uiPriority="0" w:semiHidden="0" w:name="Table List 1"/>
-    <w:lsdException w:unhideWhenUsed="0" w:uiPriority="0" w:semiHidden="0" w:name="Table List 2"/>
-    <w:lsdException w:unhideWhenUsed="0" w:uiPriority="0" w:semiHidden="0" w:name="Table List 3"/>
-    <w:lsdException w:unhideWhenUsed="0" w:uiPriority="0" w:semiHidden="0" w:name="Table List 4"/>
-    <w:lsdException w:unhideWhenUsed="0" w:uiPriority="0" w:semiHidden="0" w:name="Table List 5"/>
-    <w:lsdException w:unhideWhenUsed="0" w:uiPriority="0" w:semiHidden="0" w:name="Table List 6"/>
-    <w:lsdException w:unhideWhenUsed="0" w:uiPriority="0" w:semiHidden="0" w:name="Table List 7"/>
-    <w:lsdException w:unhideWhenUsed="0" w:uiPriority="0" w:semiHidden="0" w:name="Table List 8"/>
-    <w:lsdException w:unhideWhenUsed="0" w:uiPriority="0" w:semiHidden="0" w:name="Table 3D effects 1"/>
-    <w:lsdException w:unhideWhenUsed="0" w:uiPriority="0" w:semiHidden="0" w:name="Table 3D effects 2"/>
-    <w:lsdException w:unhideWhenUsed="0" w:uiPriority="0" w:semiHidden="0" w:name="Table 3D effects 3"/>
-    <w:lsdException w:unhideWhenUsed="0" w:uiPriority="0" w:semiHidden="0" w:name="Table Contemporary"/>
-    <w:lsdException w:unhideWhenUsed="0" w:uiPriority="0" w:semiHidden="0" w:name="Table Elegant"/>
-    <w:lsdException w:unhideWhenUsed="0" w:uiPriority="0" w:semiHidden="0" w:name="Table Professional"/>
-    <w:lsdException w:unhideWhenUsed="0" w:uiPriority="0" w:semiHidden="0" w:name="Table Subtle 1"/>
-    <w:lsdException w:unhideWhenUsed="0" w:uiPriority="0" w:semiHidden="0" w:name="Table Subtle 2"/>
-    <w:lsdException w:unhideWhenUsed="0" w:uiPriority="0" w:semiHidden="0" w:name="Table Web 1"/>
-    <w:lsdException w:unhideWhenUsed="0" w:uiPriority="0" w:semiHidden="0" w:name="Table Web 2"/>
-    <w:lsdException w:unhideWhenUsed="0" w:uiPriority="0" w:semiHidden="0" w:name="Table Web 3"/>
-    <w:lsdException w:unhideWhenUsed="0" w:uiPriority="0" w:semiHidden="0" w:name="Balloon Text"/>
-    <w:lsdException w:qFormat="1" w:unhideWhenUsed="0" w:uiPriority="0" w:semiHidden="0" w:name="Table Grid"/>
-    <w:lsdException w:unhideWhenUsed="0" w:uiPriority="0" w:semiHidden="0" w:name="Table Theme"/>
-    <w:lsdException w:unhideWhenUsed="0" w:uiPriority="60" w:semiHidden="0" w:name="Light Shading"/>
-    <w:lsdException w:unhideWhenUsed="0" w:uiPriority="61" w:semiHidden="0" w:name="Light List"/>
-    <w:lsdException w:unhideWhenUsed="0" w:uiPriority="62" w:semiHidden="0" w:name="Light Grid"/>
-    <w:lsdException w:unhideWhenUsed="0" w:uiPriority="63" w:semiHidden="0" w:name="Medium Shading 1"/>
-    <w:lsdException w:unhideWhenUsed="0" w:uiPriority="64" w:semiHidden="0" w:name="Medium Shading 2"/>
-    <w:lsdException w:unhideWhenUsed="0" w:uiPriority="65" w:semiHidden="0" w:name="Medium List 1"/>
-    <w:lsdException w:unhideWhenUsed="0" w:uiPriority="66" w:semiHidden="0" w:name="Medium List 2"/>
-    <w:lsdException w:unhideWhenUsed="0" w:uiPriority="67" w:semiHidden="0" w:name="Medium Grid 1"/>
-    <w:lsdException w:unhideWhenUsed="0" w:uiPriority="68" w:semiHidden="0" w:name="Medium Grid 2"/>
-    <w:lsdException w:unhideWhenUsed="0" w:uiPriority="69" w:semiHidden="0" w:name="Medium Grid 3"/>
-    <w:lsdException w:unhideWhenUsed="0" w:uiPriority="70" w:semiHidden="0" w:name="Dark List"/>
-    <w:lsdException w:unhideWhenUsed="0" w:uiPriority="71" w:semiHidden="0" w:name="Colorful Shading"/>
-    <w:lsdException w:unhideWhenUsed="0" w:uiPriority="72" w:semiHidden="0" w:name="Colorful List"/>
-    <w:lsdException w:unhideWhenUsed="0" w:uiPriority="73" w:semiHidden="0" w:name="Colorful Grid"/>
-    <w:lsdException w:unhideWhenUsed="0" w:uiPriority="60" w:semiHidden="0" w:name="Light Shading Accent 1"/>
-    <w:lsdException w:unhideWhenUsed="0" w:uiPriority="61" w:semiHidden="0" w:name="Light List Accent 1"/>
-    <w:lsdException w:unhideWhenUsed="0" w:uiPriority="62" w:semiHidden="0" w:name="Light Grid Accent 1"/>
-    <w:lsdException w:unhideWhenUsed="0" w:uiPriority="63" w:semiHidden="0" w:name="Medium Shading 1 Accent 1"/>
-    <w:lsdException w:unhideWhenUsed="0" w:uiPriority="64" w:semiHidden="0" w:name="Medium Shading 2 Accent 1"/>
-    <w:lsdException w:unhideWhenUsed="0" w:uiPriority="65" w:semiHidden="0" w:name="Medium List 1 Accent 1"/>
-    <w:lsdException w:unhideWhenUsed="0" w:uiPriority="66" w:semiHidden="0" w:name="Medium List 2 Accent 1"/>
-    <w:lsdException w:unhideWhenUsed="0" w:uiPriority="67" w:semiHidden="0" w:name="Medium Grid 1 Accent 1"/>
-    <w:lsdException w:unhideWhenUsed="0" w:uiPriority="68" w:semiHidden="0" w:name="Medium Grid 2 Accent 1"/>
-    <w:lsdException w:unhideWhenUsed="0" w:uiPriority="69" w:semiHidden="0" w:name="Medium Grid 3 Accent 1"/>
-    <w:lsdException w:unhideWhenUsed="0" w:uiPriority="70" w:semiHidden="0" w:name="Dark List Accent 1"/>
-    <w:lsdException w:unhideWhenUsed="0" w:uiPriority="71" w:semiHidden="0" w:name="Colorful Shading Accent 1"/>
-    <w:lsdException w:unhideWhenUsed="0" w:uiPriority="72" w:semiHidden="0" w:name="Colorful List Accent 1"/>
-    <w:lsdException w:unhideWhenUsed="0" w:uiPriority="73" w:semiHidden="0" w:name="Colorful Grid Accent 1"/>
-    <w:lsdException w:unhideWhenUsed="0" w:uiPriority="60" w:semiHidden="0" w:name="Light Shading Accent 2"/>
-    <w:lsdException w:unhideWhenUsed="0" w:uiPriority="61" w:semiHidden="0" w:name="Light List Accent 2"/>
-    <w:lsdException w:unhideWhenUsed="0" w:uiPriority="62" w:semiHidden="0" w:name="Light Grid Accent 2"/>
-    <w:lsdException w:unhideWhenUsed="0" w:uiPriority="63" w:semiHidden="0" w:name="Medium Shading 1 Accent 2"/>
-    <w:lsdException w:unhideWhenUsed="0" w:uiPriority="64" w:semiHidden="0" w:name="Medium Shading 2 Accent 2"/>
-    <w:lsdException w:unhideWhenUsed="0" w:uiPriority="65" w:semiHidden="0" w:name="Medium List 1 Accent 2"/>
-    <w:lsdException w:unhideWhenUsed="0" w:uiPriority="66" w:semiHidden="0" w:name="Medium List 2 Accent 2"/>
-    <w:lsdException w:unhideWhenUsed="0" w:uiPriority="67" w:semiHidden="0" w:name="Medium Grid 1 Accent 2"/>
-    <w:lsdException w:unhideWhenUsed="0" w:uiPriority="68" w:semiHidden="0" w:name="Medium Grid 2 Accent 2"/>
-    <w:lsdException w:unhideWhenUsed="0" w:uiPriority="69" w:semiHidden="0" w:name="Medium Grid 3 Accent 2"/>
-    <w:lsdException w:unhideWhenUsed="0" w:uiPriority="70" w:semiHidden="0" w:name="Dark List Accent 2"/>
-    <w:lsdException w:unhideWhenUsed="0" w:uiPriority="71" w:semiHidden="0" w:name="Colorful Shading Accent 2"/>
-    <w:lsdException w:unhideWhenUsed="0" w:uiPriority="72" w:semiHidden="0" w:name="Colorful List Accent 2"/>
-    <w:lsdException w:unhideWhenUsed="0" w:uiPriority="73" w:semiHidden="0" w:name="Colorful Grid Accent 2"/>
-    <w:lsdException w:unhideWhenUsed="0" w:uiPriority="60" w:semiHidden="0" w:name="Light Shading Accent 3"/>
-    <w:lsdException w:unhideWhenUsed="0" w:uiPriority="61" w:semiHidden="0" w:name="Light List Accent 3"/>
-    <w:lsdException w:unhideWhenUsed="0" w:uiPriority="62" w:semiHidden="0" w:name="Light Grid Accent 3"/>
-    <w:lsdException w:unhideWhenUsed="0" w:uiPriority="63" w:semiHidden="0" w:name="Medium Shading 1 Accent 3"/>
-    <w:lsdException w:unhideWhenUsed="0" w:uiPriority="64" w:semiHidden="0" w:name="Medium Shading 2 Accent 3"/>
-    <w:lsdException w:unhideWhenUsed="0" w:uiPriority="65" w:semiHidden="0" w:name="Medium List 1 Accent 3"/>
-    <w:lsdException w:unhideWhenUsed="0" w:uiPriority="66" w:semiHidden="0" w:name="Medium List 2 Accent 3"/>
-    <w:lsdException w:unhideWhenUsed="0" w:uiPriority="67" w:semiHidden="0" w:name="Medium Grid 1 Accent 3"/>
-    <w:lsdException w:unhideWhenUsed="0" w:uiPriority="68" w:semiHidden="0" w:name="Medium Grid 2 Accent 3"/>
-    <w:lsdException w:unhideWhenUsed="0" w:uiPriority="69" w:semiHidden="0" w:name="Medium Grid 3 Accent 3"/>
-    <w:lsdException w:unhideWhenUsed="0" w:uiPriority="70" w:semiHidden="0" w:name="Dark List Accent 3"/>
-    <w:lsdException w:unhideWhenUsed="0" w:uiPriority="71" w:semiHidden="0" w:name="Colorful Shading Accent 3"/>
-    <w:lsdException w:unhideWhenUsed="0" w:uiPriority="72" w:semiHidden="0" w:name="Colorful List Accent 3"/>
-    <w:lsdException w:unhideWhenUsed="0" w:uiPriority="73" w:semiHidden="0" w:name="Colorful Grid Accent 3"/>
-    <w:lsdException w:unhideWhenUsed="0" w:uiPriority="60" w:semiHidden="0" w:name="Light Shading Accent 4"/>
-    <w:lsdException w:unhideWhenUsed="0" w:uiPriority="61" w:semiHidden="0" w:name="Light List Accent 4"/>
-    <w:lsdException w:unhideWhenUsed="0" w:uiPriority="62" w:semiHidden="0" w:name="Light Grid Accent 4"/>
-    <w:lsdException w:unhideWhenUsed="0" w:uiPriority="63" w:semiHidden="0" w:name="Medium Shading 1 Accent 4"/>
-    <w:lsdException w:unhideWhenUsed="0" w:uiPriority="64" w:semiHidden="0" w:name="Medium Shading 2 Accent 4"/>
-    <w:lsdException w:unhideWhenUsed="0" w:uiPriority="65" w:semiHidden="0" w:name="Medium List 1 Accent 4"/>
-    <w:lsdException w:unhideWhenUsed="0" w:uiPriority="66" w:semiHidden="0" w:name="Medium List 2 Accent 4"/>
-    <w:lsdException w:unhideWhenUsed="0" w:uiPriority="67" w:semiHidden="0" w:name="Medium Grid 1 Accent 4"/>
-    <w:lsdException w:unhideWhenUsed="0" w:uiPriority="68" w:semiHidden="0" w:name="Medium Grid 2 Accent 4"/>
-    <w:lsdException w:unhideWhenUsed="0" w:uiPriority="69" w:semiHidden="0" w:name="Medium Grid 3 Accent 4"/>
-    <w:lsdException w:unhideWhenUsed="0" w:uiPriority="70" w:semiHidden="0" w:name="Dark List Accent 4"/>
-    <w:lsdException w:unhideWhenUsed="0" w:uiPriority="71" w:semiHidden="0" w:name="Colorful Shading Accent 4"/>
-    <w:lsdException w:unhideWhenUsed="0" w:uiPriority="72" w:semiHidden="0" w:name="Colorful List Accent 4"/>
-    <w:lsdException w:unhideWhenUsed="0" w:uiPriority="73" w:semiHidden="0" w:name="Colorful Grid Accent 4"/>
-    <w:lsdException w:unhideWhenUsed="0" w:uiPriority="60" w:semiHidden="0" w:name="Light Shading Accent 5"/>
-    <w:lsdException w:unhideWhenUsed="0" w:uiPriority="61" w:semiHidden="0" w:name="Light List Accent 5"/>
-    <w:lsdException w:unhideWhenUsed="0" w:uiPriority="62" w:semiHidden="0" w:name="Light Grid Accent 5"/>
-    <w:lsdException w:unhideWhenUsed="0" w:uiPriority="63" w:semiHidden="0" w:name="Medium Shading 1 Accent 5"/>
-    <w:lsdException w:unhideWhenUsed="0" w:uiPriority="64" w:semiHidden="0" w:name="Medium Shading 2 Accent 5"/>
-    <w:lsdException w:unhideWhenUsed="0" w:uiPriority="65" w:semiHidden="0" w:name="Medium List 1 Accent 5"/>
-    <w:lsdException w:unhideWhenUsed="0" w:uiPriority="66" w:semiHidden="0" w:name="Medium List 2 Accent 5"/>
-    <w:lsdException w:unhideWhenUsed="0" w:uiPriority="67" w:semiHidden="0" w:name="Medium Grid 1 Accent 5"/>
-    <w:lsdException w:unhideWhenUsed="0" w:uiPriority="68" w:semiHidden="0" w:name="Medium Grid 2 Accent 5"/>
-    <w:lsdException w:unhideWhenUsed="0" w:uiPriority="69" w:semiHidden="0" w:name="Medium Grid 3 Accent 5"/>
-    <w:lsdException w:unhideWhenUsed="0" w:uiPriority="70" w:semiHidden="0" w:name="Dark List Accent 5"/>
-    <w:lsdException w:unhideWhenUsed="0" w:uiPriority="71" w:semiHidden="0" w:name="Colorful Shading Accent 5"/>
-    <w:lsdException w:unhideWhenUsed="0" w:uiPriority="72" w:semiHidden="0" w:name="Colorful List Accent 5"/>
-    <w:lsdException w:unhideWhenUsed="0" w:uiPriority="73" w:semiHidden="0" w:name="Colorful Grid Accent 5"/>
-    <w:lsdException w:unhideWhenUsed="0" w:uiPriority="60" w:semiHidden="0" w:name="Light Shading Accent 6"/>
-    <w:lsdException w:unhideWhenUsed="0" w:uiPriority="61" w:semiHidden="0" w:name="Light List Accent 6"/>
-    <w:lsdException w:unhideWhenUsed="0" w:uiPriority="62" w:semiHidden="0" w:name="Light Grid Accent 6"/>
-    <w:lsdException w:unhideWhenUsed="0" w:uiPriority="63" w:semiHidden="0" w:name="Medium Shading 1 Accent 6"/>
-    <w:lsdException w:unhideWhenUsed="0" w:uiPriority="64" w:semiHidden="0" w:name="Medium Shading 2 Accent 6"/>
-    <w:lsdException w:unhideWhenUsed="0" w:uiPriority="65" w:semiHidden="0" w:name="Medium List 1 Accent 6"/>
-    <w:lsdException w:unhideWhenUsed="0" w:uiPriority="66" w:semiHidden="0" w:name="Medium List 2 Accent 6"/>
-    <w:lsdException w:unhideWhenUsed="0" w:uiPriority="67" w:semiHidden="0" w:name="Medium Grid 1 Accent 6"/>
-    <w:lsdException w:unhideWhenUsed="0" w:uiPriority="68" w:semiHidden="0" w:name="Medium Grid 2 Accent 6"/>
-    <w:lsdException w:unhideWhenUsed="0" w:uiPriority="69" w:semiHidden="0" w:name="Medium Grid 3 Accent 6"/>
-    <w:lsdException w:unhideWhenUsed="0" w:uiPriority="70" w:semiHidden="0" w:name="Dark List Accent 6"/>
-    <w:lsdException w:unhideWhenUsed="0" w:uiPriority="71" w:semiHidden="0" w:name="Colorful Shading Accent 6"/>
-    <w:lsdException w:unhideWhenUsed="0" w:uiPriority="72" w:semiHidden="0" w:name="Colorful List Accent 6"/>
-    <w:lsdException w:unhideWhenUsed="0" w:uiPriority="73" w:semiHidden="0" w:name="Colorful Grid Accent 6"/>
+  <w:latentStyles w:defLockedState="0" w:defUIPriority="99" w:defSemiHidden="1" w:defUnhideWhenUsed="1" w:defQFormat="0" w:count="260">
+    <w:lsdException w:name="Normal" w:semiHidden="0" w:uiPriority="0" w:unhideWhenUsed="0" w:qFormat="1"/>
+    <w:lsdException w:name="heading 1" w:semiHidden="0" w:uiPriority="0" w:unhideWhenUsed="0" w:qFormat="1"/>
+    <w:lsdException w:name="heading 2" w:semiHidden="0" w:uiPriority="0" w:qFormat="1"/>
+    <w:lsdException w:name="heading 3" w:uiPriority="0" w:qFormat="1"/>
+    <w:lsdException w:name="heading 4" w:semiHidden="0" w:uiPriority="0" w:qFormat="1"/>
+    <w:lsdException w:name="heading 5" w:uiPriority="0" w:qFormat="1"/>
+    <w:lsdException w:name="heading 6" w:uiPriority="0" w:qFormat="1"/>
+    <w:lsdException w:name="heading 7" w:uiPriority="0" w:qFormat="1"/>
+    <w:lsdException w:name="heading 8" w:uiPriority="0" w:qFormat="1"/>
+    <w:lsdException w:name="heading 9" w:uiPriority="0" w:qFormat="1"/>
+    <w:lsdException w:name="index 1" w:semiHidden="0" w:uiPriority="0" w:unhideWhenUsed="0"/>
+    <w:lsdException w:name="index 2" w:semiHidden="0" w:uiPriority="0" w:unhideWhenUsed="0"/>
+    <w:lsdException w:name="index 3" w:semiHidden="0" w:uiPriority="0" w:unhideWhenUsed="0"/>
+    <w:lsdException w:name="index 4" w:semiHidden="0" w:uiPriority="0" w:unhideWhenUsed="0"/>
+    <w:lsdException w:name="index 5" w:semiHidden="0" w:uiPriority="0" w:unhideWhenUsed="0"/>
+    <w:lsdException w:name="index 6" w:semiHidden="0" w:uiPriority="0" w:unhideWhenUsed="0"/>
+    <w:lsdException w:name="index 7" w:semiHidden="0" w:uiPriority="0" w:unhideWhenUsed="0"/>
+    <w:lsdException w:name="index 8" w:semiHidden="0" w:uiPriority="0" w:unhideWhenUsed="0"/>
+    <w:lsdException w:name="index 9" w:semiHidden="0" w:uiPriority="0" w:unhideWhenUsed="0"/>
+    <w:lsdException w:name="toc 1" w:semiHidden="0" w:uiPriority="0" w:unhideWhenUsed="0" w:qFormat="1"/>
+    <w:lsdException w:name="toc 2" w:semiHidden="0" w:uiPriority="0" w:unhideWhenUsed="0" w:qFormat="1"/>
+    <w:lsdException w:name="toc 3" w:semiHidden="0" w:uiPriority="0" w:unhideWhenUsed="0" w:qFormat="1"/>
+    <w:lsdException w:name="toc 4" w:semiHidden="0" w:uiPriority="0" w:unhideWhenUsed="0"/>
+    <w:lsdException w:name="toc 5" w:semiHidden="0" w:uiPriority="0" w:unhideWhenUsed="0"/>
+    <w:lsdException w:name="toc 6" w:semiHidden="0" w:uiPriority="0" w:unhideWhenUsed="0"/>
+    <w:lsdException w:name="toc 7" w:semiHidden="0" w:uiPriority="0" w:unhideWhenUsed="0"/>
+    <w:lsdException w:name="toc 8" w:semiHidden="0" w:uiPriority="0" w:unhideWhenUsed="0"/>
+    <w:lsdException w:name="toc 9" w:semiHidden="0" w:uiPriority="0" w:unhideWhenUsed="0"/>
+    <w:lsdException w:name="Normal Indent" w:semiHidden="0" w:uiPriority="0" w:unhideWhenUsed="0"/>
+    <w:lsdException w:name="footnote text" w:semiHidden="0" w:uiPriority="0" w:unhideWhenUsed="0"/>
+    <w:lsdException w:name="annotation text" w:semiHidden="0" w:uiPriority="0" w:unhideWhenUsed="0" w:qFormat="1"/>
+    <w:lsdException w:name="header" w:semiHidden="0" w:uiPriority="0" w:unhideWhenUsed="0" w:qFormat="1"/>
+    <w:lsdException w:name="footer" w:semiHidden="0" w:uiPriority="0" w:unhideWhenUsed="0" w:qFormat="1"/>
+    <w:lsdException w:name="index heading" w:semiHidden="0" w:uiPriority="0" w:unhideWhenUsed="0"/>
+    <w:lsdException w:name="caption" w:uiPriority="0" w:qFormat="1"/>
+    <w:lsdException w:name="table of figures" w:semiHidden="0" w:uiPriority="0" w:unhideWhenUsed="0"/>
+    <w:lsdException w:name="envelope address" w:semiHidden="0" w:uiPriority="0" w:unhideWhenUsed="0"/>
+    <w:lsdException w:name="envelope return" w:semiHidden="0" w:uiPriority="0" w:unhideWhenUsed="0"/>
+    <w:lsdException w:name="footnote reference" w:semiHidden="0" w:uiPriority="0" w:unhideWhenUsed="0"/>
+    <w:lsdException w:name="annotation reference" w:semiHidden="0" w:uiPriority="0" w:unhideWhenUsed="0"/>
+    <w:lsdException w:name="line number" w:semiHidden="0" w:uiPriority="0" w:unhideWhenUsed="0"/>
+    <w:lsdException w:name="page number" w:semiHidden="0" w:uiPriority="0" w:unhideWhenUsed="0"/>
+    <w:lsdException w:name="endnote reference" w:semiHidden="0" w:uiPriority="0" w:unhideWhenUsed="0"/>
+    <w:lsdException w:name="endnote text" w:semiHidden="0" w:uiPriority="0" w:unhideWhenUsed="0"/>
+    <w:lsdException w:name="table of authorities" w:semiHidden="0" w:uiPriority="0" w:unhideWhenUsed="0"/>
+    <w:lsdException w:name="macro" w:semiHidden="0" w:uiPriority="0" w:unhideWhenUsed="0"/>
+    <w:lsdException w:name="toa heading" w:semiHidden="0" w:uiPriority="0" w:unhideWhenUsed="0"/>
+    <w:lsdException w:name="List" w:semiHidden="0" w:uiPriority="0" w:unhideWhenUsed="0"/>
+    <w:lsdException w:name="List Bullet" w:semiHidden="0" w:uiPriority="0" w:unhideWhenUsed="0"/>
+    <w:lsdException w:name="List Number" w:semiHidden="0" w:uiPriority="0" w:unhideWhenUsed="0"/>
+    <w:lsdException w:name="List 2" w:semiHidden="0" w:uiPriority="0" w:unhideWhenUsed="0"/>
+    <w:lsdException w:name="List 3" w:semiHidden="0" w:uiPriority="0" w:unhideWhenUsed="0"/>
+    <w:lsdException w:name="List 4" w:semiHidden="0" w:uiPriority="0" w:unhideWhenUsed="0"/>
+    <w:lsdException w:name="List 5" w:semiHidden="0" w:uiPriority="0" w:unhideWhenUsed="0"/>
+    <w:lsdException w:name="List Bullet 2" w:semiHidden="0" w:uiPriority="0" w:unhideWhenUsed="0"/>
+    <w:lsdException w:name="List Bullet 3" w:semiHidden="0" w:uiPriority="0" w:unhideWhenUsed="0"/>
+    <w:lsdException w:name="List Bullet 4" w:semiHidden="0" w:uiPriority="0" w:unhideWhenUsed="0"/>
+    <w:lsdException w:name="List Bullet 5" w:semiHidden="0" w:uiPriority="0" w:unhideWhenUsed="0"/>
+    <w:lsdException w:name="List Number 2" w:semiHidden="0" w:uiPriority="0" w:unhideWhenUsed="0"/>
+    <w:lsdException w:name="List Number 3" w:semiHidden="0" w:uiPriority="0" w:unhideWhenUsed="0"/>
+    <w:lsdException w:name="List Number 4" w:semiHidden="0" w:uiPriority="0" w:unhideWhenUsed="0"/>
+    <w:lsdException w:name="List Number 5" w:semiHidden="0" w:uiPriority="0" w:unhideWhenUsed="0"/>
+    <w:lsdException w:name="Title" w:semiHidden="0" w:uiPriority="0" w:unhideWhenUsed="0" w:qFormat="1"/>
+    <w:lsdException w:name="Closing" w:semiHidden="0" w:uiPriority="0" w:unhideWhenUsed="0"/>
+    <w:lsdException w:name="Signature" w:semiHidden="0" w:uiPriority="0" w:unhideWhenUsed="0"/>
+    <w:lsdException w:name="Default Paragraph Font" w:uiPriority="0" w:unhideWhenUsed="0" w:qFormat="1"/>
+    <w:lsdException w:name="Body Text" w:uiPriority="0" w:unhideWhenUsed="0" w:qFormat="1"/>
+    <w:lsdException w:name="Body Text Indent" w:semiHidden="0" w:uiPriority="0" w:unhideWhenUsed="0"/>
+    <w:lsdException w:name="List Continue" w:semiHidden="0" w:uiPriority="0" w:unhideWhenUsed="0"/>
+    <w:lsdException w:name="List Continue 2" w:semiHidden="0" w:uiPriority="0" w:unhideWhenUsed="0"/>
+    <w:lsdException w:name="List Continue 3" w:semiHidden="0" w:uiPriority="0" w:unhideWhenUsed="0"/>
+    <w:lsdException w:name="List Continue 4" w:semiHidden="0" w:uiPriority="0" w:unhideWhenUsed="0"/>
+    <w:lsdException w:name="List Continue 5" w:semiHidden="0" w:uiPriority="0" w:unhideWhenUsed="0"/>
+    <w:lsdException w:name="Message Header" w:semiHidden="0" w:uiPriority="0" w:unhideWhenUsed="0"/>
+    <w:lsdException w:name="Subtitle" w:semiHidden="0" w:uiPriority="0" w:unhideWhenUsed="0" w:qFormat="1"/>
+    <w:lsdException w:name="Salutation" w:semiHidden="0" w:uiPriority="0" w:unhideWhenUsed="0"/>
+    <w:lsdException w:name="Date" w:semiHidden="0" w:uiPriority="0" w:unhideWhenUsed="0"/>
+    <w:lsdException w:name="Body Text First Indent" w:semiHidden="0" w:uiPriority="0" w:unhideWhenUsed="0"/>
+    <w:lsdException w:name="Body Text First Indent 2" w:semiHidden="0" w:uiPriority="0" w:unhideWhenUsed="0"/>
+    <w:lsdException w:name="Body Text 2" w:semiHidden="0" w:uiPriority="0" w:unhideWhenUsed="0"/>
+    <w:lsdException w:name="Body Text 3" w:semiHidden="0" w:uiPriority="0" w:unhideWhenUsed="0"/>
+    <w:lsdException w:name="Body Text Indent 2" w:semiHidden="0" w:uiPriority="0" w:unhideWhenUsed="0"/>
+    <w:lsdException w:name="Body Text Indent 3" w:semiHidden="0" w:uiPriority="0" w:unhideWhenUsed="0"/>
+    <w:lsdException w:name="Block Text" w:semiHidden="0" w:uiPriority="0" w:unhideWhenUsed="0"/>
+    <w:lsdException w:name="Hyperlink" w:semiHidden="0" w:uiPriority="0" w:unhideWhenUsed="0"/>
+    <w:lsdException w:name="FollowedHyperlink" w:semiHidden="0" w:uiPriority="0" w:unhideWhenUsed="0"/>
+    <w:lsdException w:name="Strong" w:semiHidden="0" w:uiPriority="0" w:unhideWhenUsed="0" w:qFormat="1"/>
+    <w:lsdException w:name="Emphasis" w:semiHidden="0" w:uiPriority="0" w:unhideWhenUsed="0" w:qFormat="1"/>
+    <w:lsdException w:name="Document Map" w:semiHidden="0" w:uiPriority="0" w:unhideWhenUsed="0"/>
+    <w:lsdException w:name="Plain Text" w:semiHidden="0" w:uiPriority="0" w:unhideWhenUsed="0"/>
+    <w:lsdException w:name="E-mail Signature" w:semiHidden="0" w:uiPriority="0" w:unhideWhenUsed="0"/>
+    <w:lsdException w:name="Normal (Web)" w:semiHidden="0" w:uiPriority="0" w:unhideWhenUsed="0" w:qFormat="1"/>
+    <w:lsdException w:name="HTML Acronym" w:semiHidden="0" w:uiPriority="0" w:unhideWhenUsed="0"/>
+    <w:lsdException w:name="HTML Address" w:semiHidden="0" w:uiPriority="0" w:unhideWhenUsed="0"/>
+    <w:lsdException w:name="HTML Cite" w:semiHidden="0" w:uiPriority="0" w:unhideWhenUsed="0"/>
+    <w:lsdException w:name="HTML Code" w:semiHidden="0" w:uiPriority="0" w:unhideWhenUsed="0"/>
+    <w:lsdException w:name="HTML Definition" w:semiHidden="0" w:uiPriority="0" w:unhideWhenUsed="0"/>
+    <w:lsdException w:name="HTML Keyboard" w:semiHidden="0" w:uiPriority="0" w:unhideWhenUsed="0"/>
+    <w:lsdException w:name="HTML Preformatted" w:semiHidden="0" w:uiPriority="0" w:unhideWhenUsed="0"/>
+    <w:lsdException w:name="HTML Sample" w:semiHidden="0" w:uiPriority="0" w:unhideWhenUsed="0"/>
+    <w:lsdException w:name="HTML Typewriter" w:semiHidden="0" w:uiPriority="0" w:unhideWhenUsed="0"/>
+    <w:lsdException w:name="HTML Variable" w:semiHidden="0" w:uiPriority="0" w:unhideWhenUsed="0"/>
+    <w:lsdException w:name="Normal Table" w:uiPriority="0" w:unhideWhenUsed="0" w:qFormat="1"/>
+    <w:lsdException w:name="annotation subject" w:semiHidden="0" w:uiPriority="0" w:unhideWhenUsed="0"/>
+    <w:lsdException w:name="Table Simple 1" w:semiHidden="0" w:uiPriority="0" w:unhideWhenUsed="0"/>
+    <w:lsdException w:name="Table Simple 2" w:semiHidden="0" w:uiPriority="0" w:unhideWhenUsed="0"/>
+    <w:lsdException w:name="Table Simple 3" w:semiHidden="0" w:uiPriority="0" w:unhideWhenUsed="0"/>
+    <w:lsdException w:name="Table Classic 1" w:semiHidden="0" w:uiPriority="0" w:unhideWhenUsed="0"/>
+    <w:lsdException w:name="Table Classic 2" w:semiHidden="0" w:uiPriority="0" w:unhideWhenUsed="0"/>
+    <w:lsdException w:name="Table Classic 3" w:semiHidden="0" w:uiPriority="0" w:unhideWhenUsed="0"/>
+    <w:lsdException w:name="Table Classic 4" w:semiHidden="0" w:uiPriority="0" w:unhideWhenUsed="0"/>
+    <w:lsdException w:name="Table Colorful 1" w:semiHidden="0" w:uiPriority="0" w:unhideWhenUsed="0"/>
+    <w:lsdException w:name="Table Colorful 2" w:semiHidden="0" w:uiPriority="0" w:unhideWhenUsed="0"/>
+    <w:lsdException w:name="Table Colorful 3" w:semiHidden="0" w:uiPriority="0" w:unhideWhenUsed="0"/>
+    <w:lsdException w:name="Table Columns 1" w:semiHidden="0" w:uiPriority="0" w:unhideWhenUsed="0"/>
+    <w:lsdException w:name="Table Columns 2" w:semiHidden="0" w:uiPriority="0" w:unhideWhenUsed="0"/>
+    <w:lsdException w:name="Table Columns 3" w:semiHidden="0" w:uiPriority="0" w:unhideWhenUsed="0"/>
+    <w:lsdException w:name="Table Columns 4" w:semiHidden="0" w:uiPriority="0" w:unhideWhenUsed="0"/>
+    <w:lsdException w:name="Table Columns 5" w:semiHidden="0" w:uiPriority="0" w:unhideWhenUsed="0"/>
+    <w:lsdException w:name="Table Grid 1" w:semiHidden="0" w:uiPriority="0" w:unhideWhenUsed="0"/>
+    <w:lsdException w:name="Table Grid 2" w:semiHidden="0" w:uiPriority="0" w:unhideWhenUsed="0"/>
+    <w:lsdException w:name="Table Grid 3" w:semiHidden="0" w:uiPriority="0" w:unhideWhenUsed="0"/>
+    <w:lsdException w:name="Table Grid 4" w:semiHidden="0" w:uiPriority="0" w:unhideWhenUsed="0"/>
+    <w:lsdException w:name="Table Grid 5" w:semiHidden="0" w:uiPriority="0" w:unhideWhenUsed="0"/>
+    <w:lsdException w:name="Table Grid 6" w:semiHidden="0" w:uiPriority="0" w:unhideWhenUsed="0"/>
+    <w:lsdException w:name="Table Grid 7" w:semiHidden="0" w:uiPriority="0" w:unhideWhenUsed="0"/>
+    <w:lsdException w:name="Table Grid 8" w:semiHidden="0" w:uiPriority="0" w:unhideWhenUsed="0"/>
+    <w:lsdException w:name="Table List 1" w:semiHidden="0" w:uiPriority="0" w:unhideWhenUsed="0"/>
+    <w:lsdException w:name="Table List 2" w:semiHidden="0" w:uiPriority="0" w:unhideWhenUsed="0"/>
+    <w:lsdException w:name="Table List 3" w:semiHidden="0" w:uiPriority="0" w:unhideWhenUsed="0"/>
+    <w:lsdException w:name="Table List 4" w:semiHidden="0" w:uiPriority="0" w:unhideWhenUsed="0"/>
+    <w:lsdException w:name="Table List 5" w:semiHidden="0" w:uiPriority="0" w:unhideWhenUsed="0"/>
+    <w:lsdException w:name="Table List 6" w:semiHidden="0" w:uiPriority="0" w:unhideWhenUsed="0"/>
+    <w:lsdException w:name="Table List 7" w:semiHidden="0" w:uiPriority="0" w:unhideWhenUsed="0"/>
+    <w:lsdException w:name="Table List 8" w:semiHidden="0" w:uiPriority="0" w:unhideWhenUsed="0"/>
+    <w:lsdException w:name="Table 3D effects 1" w:semiHidden="0" w:uiPriority="0" w:unhideWhenUsed="0"/>
+    <w:lsdException w:name="Table 3D effects 2" w:semiHidden="0" w:uiPriority="0" w:unhideWhenUsed="0"/>
+    <w:lsdException w:name="Table 3D effects 3" w:semiHidden="0" w:uiPriority="0" w:unhideWhenUsed="0"/>
+    <w:lsdException w:name="Table Contemporary" w:semiHidden="0" w:uiPriority="0" w:unhideWhenUsed="0"/>
+    <w:lsdException w:name="Table Elegant" w:semiHidden="0" w:uiPriority="0" w:unhideWhenUsed="0"/>
+    <w:lsdException w:name="Table Professional" w:semiHidden="0" w:uiPriority="0" w:unhideWhenUsed="0"/>
+    <w:lsdException w:name="Table Subtle 1" w:semiHidden="0" w:uiPriority="0" w:unhideWhenUsed="0"/>
+    <w:lsdException w:name="Table Subtle 2" w:semiHidden="0" w:uiPriority="0" w:unhideWhenUsed="0"/>
+    <w:lsdException w:name="Table Web 1" w:semiHidden="0" w:uiPriority="0" w:unhideWhenUsed="0"/>
+    <w:lsdException w:name="Table Web 2" w:semiHidden="0" w:uiPriority="0" w:unhideWhenUsed="0"/>
+    <w:lsdException w:name="Table Web 3" w:semiHidden="0" w:uiPriority="0" w:unhideWhenUsed="0"/>
+    <w:lsdException w:name="Balloon Text" w:semiHidden="0" w:uiPriority="0" w:unhideWhenUsed="0"/>
+    <w:lsdException w:name="Table Grid" w:semiHidden="0" w:uiPriority="0" w:unhideWhenUsed="0" w:qFormat="1"/>
+    <w:lsdException w:name="Table Theme" w:semiHidden="0" w:uiPriority="0" w:unhideWhenUsed="0"/>
+    <w:lsdException w:name="Light Shading" w:semiHidden="0" w:uiPriority="60" w:unhideWhenUsed="0"/>
+    <w:lsdException w:name="Light List" w:semiHidden="0" w:uiPriority="61" w:unhideWhenUsed="0"/>
+    <w:lsdException w:name="Light Grid" w:semiHidden="0" w:uiPriority="62" w:unhideWhenUsed="0"/>
+    <w:lsdException w:name="Medium Shading 1" w:semiHidden="0" w:uiPriority="63" w:unhideWhenUsed="0"/>
+    <w:lsdException w:name="Medium Shading 2" w:semiHidden="0" w:uiPriority="64" w:unhideWhenUsed="0"/>
+    <w:lsdException w:name="Medium List 1" w:semiHidden="0" w:uiPriority="65" w:unhideWhenUsed="0"/>
+    <w:lsdException w:name="Medium List 2" w:semiHidden="0" w:uiPriority="66" w:unhideWhenUsed="0"/>
+    <w:lsdException w:name="Medium Grid 1" w:semiHidden="0" w:uiPriority="67" w:unhideWhenUsed="0"/>
+    <w:lsdException w:name="Medium Grid 2" w:semiHidden="0" w:uiPriority="68" w:unhideWhenUsed="0"/>
+    <w:lsdException w:name="Medium Grid 3" w:semiHidden="0" w:uiPriority="69" w:unhideWhenUsed="0"/>
+    <w:lsdException w:name="Dark List" w:semiHidden="0" w:uiPriority="70" w:unhideWhenUsed="0"/>
+    <w:lsdException w:name="Colorful Shading" w:semiHidden="0" w:uiPriority="71" w:unhideWhenUsed="0"/>
+    <w:lsdException w:name="Colorful List" w:semiHidden="0" w:uiPriority="72" w:unhideWhenUsed="0"/>
+    <w:lsdException w:name="Colorful Grid" w:semiHidden="0" w:uiPriority="73" w:unhideWhenUsed="0"/>
+    <w:lsdException w:name="Light Shading Accent 1" w:semiHidden="0" w:uiPriority="60" w:unhideWhenUsed="0"/>
+    <w:lsdException w:name="Light List Accent 1" w:semiHidden="0" w:uiPriority="61" w:unhideWhenUsed="0"/>
+    <w:lsdException w:name="Light Grid Accent 1" w:semiHidden="0" w:uiPriority="62" w:unhideWhenUsed="0"/>
+    <w:lsdException w:name="Medium Shading 1 Accent 1" w:semiHidden="0" w:uiPriority="63" w:unhideWhenUsed="0"/>
+    <w:lsdException w:name="Medium Shading 2 Accent 1" w:semiHidden="0" w:uiPriority="64" w:unhideWhenUsed="0"/>
+    <w:lsdException w:name="Medium List 1 Accent 1" w:semiHidden="0" w:uiPriority="65" w:unhideWhenUsed="0"/>
+    <w:lsdException w:name="Medium List 2 Accent 1" w:semiHidden="0" w:uiPriority="66" w:unhideWhenUsed="0"/>
+    <w:lsdException w:name="Medium Grid 1 Accent 1" w:semiHidden="0" w:uiPriority="67" w:unhideWhenUsed="0"/>
+    <w:lsdException w:name="Medium Grid 2 Accent 1" w:semiHidden="0" w:uiPriority="68" w:unhideWhenUsed="0"/>
+    <w:lsdException w:name="Medium Grid 3 Accent 1" w:semiHidden="0" w:uiPriority="69" w:unhideWhenUsed="0"/>
+    <w:lsdException w:name="Dark List Accent 1" w:semiHidden="0" w:uiPriority="70" w:unhideWhenUsed="0"/>
+    <w:lsdException w:name="Colorful Shading Accent 1" w:semiHidden="0" w:uiPriority="71" w:unhideWhenUsed="0"/>
+    <w:lsdException w:name="Colorful List Accent 1" w:semiHidden="0" w:uiPriority="72" w:unhideWhenUsed="0"/>
+    <w:lsdException w:name="Colorful Grid Accent 1" w:semiHidden="0" w:uiPriority="73" w:unhideWhenUsed="0"/>
+    <w:lsdException w:name="Light Shading Accent 2" w:semiHidden="0" w:uiPriority="60" w:unhideWhenUsed="0"/>
+    <w:lsdException w:name="Light List Accent 2" w:semiHidden="0" w:uiPriority="61" w:unhideWhenUsed="0"/>
+    <w:lsdException w:name="Light Grid Accent 2" w:semiHidden="0" w:uiPriority="62" w:unhideWhenUsed="0"/>
+    <w:lsdException w:name="Medium Shading 1 Accent 2" w:semiHidden="0" w:uiPriority="63" w:unhideWhenUsed="0"/>
+    <w:lsdException w:name="Medium Shading 2 Accent 2" w:semiHidden="0" w:uiPriority="64" w:unhideWhenUsed="0"/>
+    <w:lsdException w:name="Medium List 1 Accent 2" w:semiHidden="0" w:uiPriority="65" w:unhideWhenUsed="0"/>
+    <w:lsdException w:name="Medium List 2 Accent 2" w:semiHidden="0" w:uiPriority="66" w:unhideWhenUsed="0"/>
+    <w:lsdException w:name="Medium Grid 1 Accent 2" w:semiHidden="0" w:uiPriority="67" w:unhideWhenUsed="0"/>
+    <w:lsdException w:name="Medium Grid 2 Accent 2" w:semiHidden="0" w:uiPriority="68" w:unhideWhenUsed="0"/>
+    <w:lsdException w:name="Medium Grid 3 Accent 2" w:semiHidden="0" w:uiPriority="69" w:unhideWhenUsed="0"/>
+    <w:lsdException w:name="Dark List Accent 2" w:semiHidden="0" w:uiPriority="70" w:unhideWhenUsed="0"/>
+    <w:lsdException w:name="Colorful Shading Accent 2" w:semiHidden="0" w:uiPriority="71" w:unhideWhenUsed="0"/>
+    <w:lsdException w:name="Colorful List Accent 2" w:semiHidden="0" w:uiPriority="72" w:unhideWhenUsed="0"/>
+    <w:lsdException w:name="Colorful Grid Accent 2" w:semiHidden="0" w:uiPriority="73" w:unhideWhenUsed="0"/>
+    <w:lsdException w:name="Light Shading Accent 3" w:semiHidden="0" w:uiPriority="60" w:unhideWhenUsed="0"/>
+    <w:lsdException w:name="Light List Accent 3" w:semiHidden="0" w:uiPriority="61" w:unhideWhenUsed="0"/>
+    <w:lsdException w:name="Light Grid Accent 3" w:semiHidden="0" w:uiPriority="62" w:unhideWhenUsed="0"/>
+    <w:lsdException w:name="Medium Shading 1 Accent 3" w:semiHidden="0" w:uiPriority="63" w:unhideWhenUsed="0"/>
+    <w:lsdException w:name="Medium Shading 2 Accent 3" w:semiHidden="0" w:uiPriority="64" w:unhideWhenUsed="0"/>
+    <w:lsdException w:name="Medium List 1 Accent 3" w:semiHidden="0" w:uiPriority="65" w:unhideWhenUsed="0"/>
+    <w:lsdException w:name="Medium List 2 Accent 3" w:semiHidden="0" w:uiPriority="66" w:unhideWhenUsed="0"/>
+    <w:lsdException w:name="Medium Grid 1 Accent 3" w:semiHidden="0" w:uiPriority="67" w:unhideWhenUsed="0"/>
+    <w:lsdException w:name="Medium Grid 2 Accent 3" w:semiHidden="0" w:uiPriority="68" w:unhideWhenUsed="0"/>
+    <w:lsdException w:name="Medium Grid 3 Accent 3" w:semiHidden="0" w:uiPriority="69" w:unhideWhenUsed="0"/>
+    <w:lsdException w:name="Dark List Accent 3" w:semiHidden="0" w:uiPriority="70" w:unhideWhenUsed="0"/>
+    <w:lsdException w:name="Colorful Shading Accent 3" w:semiHidden="0" w:uiPriority="71" w:unhideWhenUsed="0"/>
+    <w:lsdException w:name="Colorful List Accent 3" w:semiHidden="0" w:uiPriority="72" w:unhideWhenUsed="0"/>
+    <w:lsdException w:name="Colorful Grid Accent 3" w:semiHidden="0" w:uiPriority="73" w:unhideWhenUsed="0"/>
+    <w:lsdException w:name="Light Shading Accent 4" w:semiHidden="0" w:uiPriority="60" w:unhideWhenUsed="0"/>
+    <w:lsdException w:name="Light List Accent 4" w:semiHidden="0" w:uiPriority="61" w:unhideWhenUsed="0"/>
+    <w:lsdException w:name="Light Grid Accent 4" w:semiHidden="0" w:uiPriority="62" w:unhideWhenUsed="0"/>
+    <w:lsdException w:name="Medium Shading 1 Accent 4" w:semiHidden="0" w:uiPriority="63" w:unhideWhenUsed="0"/>
+    <w:lsdException w:name="Medium Shading 2 Accent 4" w:semiHidden="0" w:uiPriority="64" w:unhideWhenUsed="0"/>
+    <w:lsdException w:name="Medium List 1 Accent 4" w:semiHidden="0" w:uiPriority="65" w:unhideWhenUsed="0"/>
+    <w:lsdException w:name="Medium List 2 Accent 4" w:semiHidden="0" w:uiPriority="66" w:unhideWhenUsed="0"/>
+    <w:lsdException w:name="Medium Grid 1 Accent 4" w:semiHidden="0" w:uiPriority="67" w:unhideWhenUsed="0"/>
+    <w:lsdException w:name="Medium Grid 2 Accent 4" w:semiHidden="0" w:uiPriority="68" w:unhideWhenUsed="0"/>
+    <w:lsdException w:name="Medium Grid 3 Accent 4" w:semiHidden="0" w:uiPriority="69" w:unhideWhenUsed="0"/>
+    <w:lsdException w:name="Dark List Accent 4" w:semiHidden="0" w:uiPriority="70" w:unhideWhenUsed="0"/>
+    <w:lsdException w:name="Colorful Shading Accent 4" w:semiHidden="0" w:uiPriority="71" w:unhideWhenUsed="0"/>
+    <w:lsdException w:name="Colorful List Accent 4" w:semiHidden="0" w:uiPriority="72" w:unhideWhenUsed="0"/>
+    <w:lsdException w:name="Colorful Grid Accent 4" w:semiHidden="0" w:uiPriority="73" w:unhideWhenUsed="0"/>
+    <w:lsdException w:name="Light Shading Accent 5" w:semiHidden="0" w:uiPriority="60" w:unhideWhenUsed="0"/>
+    <w:lsdException w:name="Light List Accent 5" w:semiHidden="0" w:uiPriority="61" w:unhideWhenUsed="0"/>
+    <w:lsdException w:name="Light Grid Accent 5" w:semiHidden="0" w:uiPriority="62" w:unhideWhenUsed="0"/>
+    <w:lsdException w:name="Medium Shading 1 Accent 5" w:semiHidden="0" w:uiPriority="63" w:unhideWhenUsed="0"/>
+    <w:lsdException w:name="Medium Shading 2 Accent 5" w:semiHidden="0" w:uiPriority="64" w:unhideWhenUsed="0"/>
+    <w:lsdException w:name="Medium List 1 Accent 5" w:semiHidden="0" w:uiPriority="65" w:unhideWhenUsed="0"/>
+    <w:lsdException w:name="Medium List 2 Accent 5" w:semiHidden="0" w:uiPriority="66" w:unhideWhenUsed="0"/>
+    <w:lsdException w:name="Medium Grid 1 Accent 5" w:semiHidden="0" w:uiPriority="67" w:unhideWhenUsed="0"/>
+    <w:lsdException w:name="Medium Grid 2 Accent 5" w:semiHidden="0" w:uiPriority="68" w:unhideWhenUsed="0"/>
+    <w:lsdException w:name="Medium Grid 3 Accent 5" w:semiHidden="0" w:uiPriority="69" w:unhideWhenUsed="0"/>
+    <w:lsdException w:name="Dark List Accent 5" w:semiHidden="0" w:uiPriority="70" w:unhideWhenUsed="0"/>
+    <w:lsdException w:name="Colorful Shading Accent 5" w:semiHidden="0" w:uiPriority="71" w:unhideWhenUsed="0"/>
+    <w:lsdException w:name="Colorful List Accent 5" w:semiHidden="0" w:uiPriority="72" w:unhideWhenUsed="0"/>
+    <w:lsdException w:name="Colorful Grid Accent 5" w:semiHidden="0" w:uiPriority="73" w:unhideWhenUsed="0"/>
+    <w:lsdException w:name="Light Shading Accent 6" w:semiHidden="0" w:uiPriority="60" w:unhideWhenUsed="0"/>
+    <w:lsdException w:name="Light List Accent 6" w:semiHidden="0" w:uiPriority="61" w:unhideWhenUsed="0"/>
+    <w:lsdException w:name="Light Grid Accent 6" w:semiHidden="0" w:uiPriority="62" w:unhideWhenUsed="0"/>
+    <w:lsdException w:name="Medium Shading 1 Accent 6" w:semiHidden="0" w:uiPriority="63" w:unhideWhenUsed="0"/>
+    <w:lsdException w:name="Medium Shading 2 Accent 6" w:semiHidden="0" w:uiPriority="64" w:unhideWhenUsed="0"/>
+    <w:lsdException w:name="Medium List 1 Accent 6" w:semiHidden="0" w:uiPriority="65" w:unhideWhenUsed="0"/>
+    <w:lsdException w:name="Medium List 2 Accent 6" w:semiHidden="0" w:uiPriority="66" w:unhideWhenUsed="0"/>
+    <w:lsdException w:name="Medium Grid 1 Accent 6" w:semiHidden="0" w:uiPriority="67" w:unhideWhenUsed="0"/>
+    <w:lsdException w:name="Medium Grid 2 Accent 6" w:semiHidden="0" w:uiPriority="68" w:unhideWhenUsed="0"/>
+    <w:lsdException w:name="Medium Grid 3 Accent 6" w:semiHidden="0" w:uiPriority="69" w:unhideWhenUsed="0"/>
+    <w:lsdException w:name="Dark List Accent 6" w:semiHidden="0" w:uiPriority="70" w:unhideWhenUsed="0"/>
+    <w:lsdException w:name="Colorful Shading Accent 6" w:semiHidden="0" w:uiPriority="71" w:unhideWhenUsed="0"/>
+    <w:lsdException w:name="Colorful List Accent 6" w:semiHidden="0" w:uiPriority="72" w:unhideWhenUsed="0"/>
+    <w:lsdException w:name="Colorful Grid Accent 6" w:semiHidden="0" w:uiPriority="73" w:unhideWhenUsed="0"/>
   </w:latentStyles>
-  <w:style w:type="paragraph" w:default="1" w:styleId="1">
+  <w:style w:type="paragraph" w:default="1" w:styleId="Normal">
     <w:name w:val="Normal"/>
     <w:qFormat/>
-    <w:uiPriority w:val="0"/>
     <w:pPr>
       <w:kinsoku w:val="0"/>
       <w:autoSpaceDE w:val="0"/>
@@ -13391,7 +13206,7 @@
       <w:textAlignment w:val="baseline"/>
     </w:pPr>
     <w:rPr>
-      <w:rFonts w:ascii="Arial" w:hAnsi="Arial" w:eastAsia="宋体" w:cs="Arial"/>
+      <w:rFonts w:ascii="Arial" w:eastAsia="宋体" w:hAnsi="Arial" w:cs="Arial"/>
       <w:snapToGrid w:val="0"/>
       <w:color w:val="000000"/>
       <w:kern w:val="0"/>
@@ -13400,12 +13215,11 @@
       <w:lang w:val="en-US" w:eastAsia="en-US" w:bidi="ar-SA"/>
     </w:rPr>
   </w:style>
-  <w:style w:type="paragraph" w:styleId="2">
+  <w:style w:type="paragraph" w:styleId="Heading1">
     <w:name w:val="heading 1"/>
-    <w:basedOn w:val="1"/>
-    <w:next w:val="1"/>
+    <w:basedOn w:val="Normal"/>
+    <w:next w:val="Normal"/>
     <w:qFormat/>
-    <w:uiPriority w:val="0"/>
     <w:pPr>
       <w:keepNext/>
       <w:keepLines/>
@@ -13423,13 +13237,12 @@
       <w:sz w:val="44"/>
     </w:rPr>
   </w:style>
-  <w:style w:type="paragraph" w:styleId="3">
+  <w:style w:type="paragraph" w:styleId="Heading2">
     <w:name w:val="heading 2"/>
-    <w:basedOn w:val="1"/>
-    <w:next w:val="1"/>
+    <w:basedOn w:val="Normal"/>
+    <w:next w:val="Normal"/>
     <w:unhideWhenUsed/>
     <w:qFormat/>
-    <w:uiPriority w:val="0"/>
     <w:pPr>
       <w:keepNext/>
       <w:keepLines/>
@@ -13442,19 +13255,18 @@
       <w:outlineLvl w:val="1"/>
     </w:pPr>
     <w:rPr>
-      <w:rFonts w:ascii="Arial" w:hAnsi="Arial" w:eastAsia="黑体"/>
+      <w:rFonts w:ascii="Arial" w:eastAsia="黑体" w:hAnsi="Arial"/>
       <w:b/>
       <w:sz w:val="32"/>
     </w:rPr>
   </w:style>
-  <w:style w:type="paragraph" w:styleId="4">
+  <w:style w:type="paragraph" w:styleId="Heading3">
     <w:name w:val="heading 3"/>
-    <w:basedOn w:val="1"/>
-    <w:next w:val="1"/>
+    <w:basedOn w:val="Normal"/>
+    <w:next w:val="Normal"/>
     <w:semiHidden/>
     <w:unhideWhenUsed/>
     <w:qFormat/>
-    <w:uiPriority w:val="0"/>
     <w:pPr>
       <w:keepNext/>
       <w:keepLines/>
@@ -13471,13 +13283,12 @@
       <w:sz w:val="32"/>
     </w:rPr>
   </w:style>
-  <w:style w:type="paragraph" w:styleId="5">
+  <w:style w:type="paragraph" w:styleId="Heading4">
     <w:name w:val="heading 4"/>
-    <w:basedOn w:val="1"/>
-    <w:next w:val="1"/>
+    <w:basedOn w:val="Normal"/>
+    <w:next w:val="Normal"/>
     <w:unhideWhenUsed/>
     <w:qFormat/>
-    <w:uiPriority w:val="0"/>
     <w:pPr>
       <w:keepNext/>
       <w:keepLines/>
@@ -13490,19 +13301,18 @@
       <w:outlineLvl w:val="3"/>
     </w:pPr>
     <w:rPr>
-      <w:rFonts w:ascii="Arial" w:hAnsi="Arial" w:eastAsia="黑体"/>
+      <w:rFonts w:ascii="Arial" w:eastAsia="黑体" w:hAnsi="Arial"/>
       <w:b/>
       <w:sz w:val="28"/>
     </w:rPr>
   </w:style>
-  <w:style w:type="paragraph" w:styleId="6">
+  <w:style w:type="paragraph" w:styleId="Heading5">
     <w:name w:val="heading 5"/>
-    <w:basedOn w:val="1"/>
-    <w:next w:val="1"/>
+    <w:basedOn w:val="Normal"/>
+    <w:next w:val="Normal"/>
     <w:semiHidden/>
     <w:unhideWhenUsed/>
     <w:qFormat/>
-    <w:uiPriority w:val="0"/>
     <w:pPr>
       <w:keepNext/>
       <w:keepLines/>
@@ -13519,14 +13329,13 @@
       <w:sz w:val="28"/>
     </w:rPr>
   </w:style>
-  <w:style w:type="paragraph" w:styleId="7">
+  <w:style w:type="paragraph" w:styleId="Heading6">
     <w:name w:val="heading 6"/>
-    <w:basedOn w:val="1"/>
-    <w:next w:val="1"/>
+    <w:basedOn w:val="Normal"/>
+    <w:next w:val="Normal"/>
     <w:semiHidden/>
     <w:unhideWhenUsed/>
     <w:qFormat/>
-    <w:uiPriority w:val="0"/>
     <w:pPr>
       <w:keepNext/>
       <w:keepLines/>
@@ -13539,19 +13348,18 @@
       <w:outlineLvl w:val="5"/>
     </w:pPr>
     <w:rPr>
-      <w:rFonts w:ascii="Arial" w:hAnsi="Arial" w:eastAsia="黑体"/>
+      <w:rFonts w:ascii="Arial" w:eastAsia="黑体" w:hAnsi="Arial"/>
       <w:b/>
       <w:sz w:val="24"/>
     </w:rPr>
   </w:style>
-  <w:style w:type="paragraph" w:styleId="8">
+  <w:style w:type="paragraph" w:styleId="Heading7">
     <w:name w:val="heading 7"/>
-    <w:basedOn w:val="1"/>
-    <w:next w:val="1"/>
+    <w:basedOn w:val="Normal"/>
+    <w:next w:val="Normal"/>
     <w:semiHidden/>
     <w:unhideWhenUsed/>
     <w:qFormat/>
-    <w:uiPriority w:val="0"/>
     <w:pPr>
       <w:keepNext/>
       <w:keepLines/>
@@ -13568,14 +13376,13 @@
       <w:sz w:val="24"/>
     </w:rPr>
   </w:style>
-  <w:style w:type="paragraph" w:styleId="9">
+  <w:style w:type="paragraph" w:styleId="Heading8">
     <w:name w:val="heading 8"/>
-    <w:basedOn w:val="1"/>
-    <w:next w:val="1"/>
+    <w:basedOn w:val="Normal"/>
+    <w:next w:val="Normal"/>
     <w:semiHidden/>
     <w:unhideWhenUsed/>
     <w:qFormat/>
-    <w:uiPriority w:val="0"/>
     <w:pPr>
       <w:keepNext/>
       <w:keepLines/>
@@ -13588,18 +13395,17 @@
       <w:outlineLvl w:val="7"/>
     </w:pPr>
     <w:rPr>
-      <w:rFonts w:ascii="Arial" w:hAnsi="Arial" w:eastAsia="黑体"/>
+      <w:rFonts w:ascii="Arial" w:eastAsia="黑体" w:hAnsi="Arial"/>
       <w:sz w:val="24"/>
     </w:rPr>
   </w:style>
-  <w:style w:type="paragraph" w:styleId="10">
+  <w:style w:type="paragraph" w:styleId="Heading9">
     <w:name w:val="heading 9"/>
-    <w:basedOn w:val="1"/>
-    <w:next w:val="1"/>
+    <w:basedOn w:val="Normal"/>
+    <w:next w:val="Normal"/>
     <w:semiHidden/>
     <w:unhideWhenUsed/>
     <w:qFormat/>
-    <w:uiPriority w:val="0"/>
     <w:pPr>
       <w:keepNext/>
       <w:keepLines/>
@@ -13612,21 +13418,19 @@
       <w:outlineLvl w:val="8"/>
     </w:pPr>
     <w:rPr>
-      <w:rFonts w:ascii="Arial" w:hAnsi="Arial" w:eastAsia="黑体"/>
+      <w:rFonts w:ascii="Arial" w:eastAsia="黑体" w:hAnsi="Arial"/>
       <w:sz w:val="21"/>
     </w:rPr>
   </w:style>
-  <w:style w:type="character" w:default="1" w:styleId="22">
+  <w:style w:type="character" w:default="1" w:styleId="DefaultParagraphFont">
     <w:name w:val="Default Paragraph Font"/>
     <w:semiHidden/>
     <w:qFormat/>
-    <w:uiPriority w:val="0"/>
   </w:style>
-  <w:style w:type="table" w:default="1" w:styleId="20">
+  <w:style w:type="table" w:default="1" w:styleId="TableNormal">
     <w:name w:val="Normal Table"/>
     <w:semiHidden/>
     <w:qFormat/>
-    <w:uiPriority w:val="0"/>
     <w:tblPr>
       <w:tblCellMar>
         <w:top w:w="0" w:type="dxa"/>
@@ -13636,43 +13440,39 @@
       </w:tblCellMar>
     </w:tblPr>
   </w:style>
-  <w:style w:type="paragraph" w:styleId="11">
+  <w:style w:type="paragraph" w:styleId="CommentText">
     <w:name w:val="annotation text"/>
-    <w:basedOn w:val="1"/>
+    <w:basedOn w:val="Normal"/>
     <w:qFormat/>
-    <w:uiPriority w:val="0"/>
     <w:pPr>
       <w:jc w:val="left"/>
     </w:pPr>
   </w:style>
-  <w:style w:type="paragraph" w:styleId="12">
+  <w:style w:type="paragraph" w:styleId="BodyText">
     <w:name w:val="Body Text"/>
-    <w:basedOn w:val="1"/>
+    <w:basedOn w:val="Normal"/>
     <w:semiHidden/>
     <w:qFormat/>
-    <w:uiPriority w:val="0"/>
     <w:rPr>
-      <w:rFonts w:ascii="Arial" w:hAnsi="Arial" w:eastAsia="Arial" w:cs="Arial"/>
+      <w:rFonts w:ascii="Arial" w:eastAsia="Arial" w:hAnsi="Arial" w:cs="Arial"/>
       <w:sz w:val="21"/>
       <w:szCs w:val="21"/>
       <w:lang w:val="en-US" w:eastAsia="en-US" w:bidi="ar-SA"/>
     </w:rPr>
   </w:style>
-  <w:style w:type="paragraph" w:styleId="13">
+  <w:style w:type="paragraph" w:styleId="TOC3">
     <w:name w:val="toc 3"/>
-    <w:basedOn w:val="1"/>
-    <w:next w:val="1"/>
+    <w:basedOn w:val="Normal"/>
+    <w:next w:val="Normal"/>
     <w:qFormat/>
-    <w:uiPriority w:val="0"/>
     <w:pPr>
       <w:ind w:left="840" w:leftChars="400"/>
     </w:pPr>
   </w:style>
-  <w:style w:type="paragraph" w:styleId="14">
+  <w:style w:type="paragraph" w:styleId="Footer">
     <w:name w:val="footer"/>
-    <w:basedOn w:val="1"/>
+    <w:basedOn w:val="Normal"/>
     <w:qFormat/>
-    <w:uiPriority w:val="0"/>
     <w:pPr>
       <w:tabs>
         <w:tab w:val="center" w:pos="4153"/>
@@ -13685,17 +13485,16 @@
       <w:sz w:val="18"/>
     </w:rPr>
   </w:style>
-  <w:style w:type="paragraph" w:styleId="15">
+  <w:style w:type="paragraph" w:styleId="Header">
     <w:name w:val="header"/>
-    <w:basedOn w:val="1"/>
+    <w:basedOn w:val="Normal"/>
     <w:qFormat/>
-    <w:uiPriority w:val="0"/>
     <w:pPr>
       <w:pBdr>
-        <w:top w:val="none" w:color="auto" w:sz="0" w:space="0"/>
-        <w:left w:val="none" w:color="auto" w:sz="0" w:space="0"/>
-        <w:bottom w:val="none" w:color="auto" w:sz="0" w:space="0"/>
-        <w:right w:val="none" w:color="auto" w:sz="0" w:space="0"/>
+        <w:top w:val="nil"/>
+        <w:left w:val="nil"/>
+        <w:bottom w:val="nil"/>
+        <w:right w:val="nil"/>
       </w:pBdr>
       <w:tabs>
         <w:tab w:val="center" w:pos="4153"/>
@@ -13710,41 +13509,37 @@
       <w:sz w:val="18"/>
     </w:rPr>
   </w:style>
-  <w:style w:type="paragraph" w:styleId="16">
+  <w:style w:type="paragraph" w:styleId="TOC1">
     <w:name w:val="toc 1"/>
-    <w:basedOn w:val="1"/>
-    <w:next w:val="1"/>
+    <w:basedOn w:val="Normal"/>
+    <w:next w:val="Normal"/>
     <w:qFormat/>
-    <w:uiPriority w:val="0"/>
     <w:rPr>
-      <w:rFonts w:ascii="Arial" w:hAnsi="Arial" w:eastAsia="Microsoft JhengHei"/>
+      <w:rFonts w:ascii="Arial" w:eastAsia="Microsoft JhengHei" w:hAnsi="Arial"/>
       <w:sz w:val="24"/>
     </w:rPr>
   </w:style>
-  <w:style w:type="paragraph" w:styleId="17">
+  <w:style w:type="paragraph" w:styleId="TOC2">
     <w:name w:val="toc 2"/>
-    <w:basedOn w:val="1"/>
-    <w:next w:val="1"/>
+    <w:basedOn w:val="Normal"/>
+    <w:next w:val="Normal"/>
     <w:qFormat/>
-    <w:uiPriority w:val="0"/>
     <w:pPr>
       <w:ind w:left="420" w:leftChars="200"/>
     </w:pPr>
   </w:style>
-  <w:style w:type="paragraph" w:styleId="18">
+  <w:style w:type="paragraph" w:styleId="NormalWeb">
     <w:name w:val="Normal (Web)"/>
-    <w:basedOn w:val="1"/>
+    <w:basedOn w:val="Normal"/>
     <w:qFormat/>
-    <w:uiPriority w:val="0"/>
     <w:rPr>
       <w:sz w:val="24"/>
     </w:rPr>
   </w:style>
-  <w:style w:type="paragraph" w:styleId="19">
+  <w:style w:type="paragraph" w:styleId="Title">
     <w:name w:val="Title"/>
-    <w:basedOn w:val="1"/>
+    <w:basedOn w:val="Normal"/>
     <w:qFormat/>
-    <w:uiPriority w:val="0"/>
     <w:pPr>
       <w:spacing w:before="240" w:beforeLines="0" w:beforeAutospacing="0" w:after="60" w:afterLines="0" w:afterAutospacing="0"/>
       <w:jc w:val="center"/>
@@ -13756,41 +13551,38 @@
       <w:sz w:val="32"/>
     </w:rPr>
   </w:style>
-  <w:style w:type="table" w:styleId="21">
+  <w:style w:type="table" w:styleId="TableGrid">
     <w:name w:val="Table Grid"/>
-    <w:basedOn w:val="20"/>
+    <w:basedOn w:val="TableNormal"/>
     <w:qFormat/>
-    <w:uiPriority w:val="0"/>
     <w:pPr>
       <w:widowControl w:val="0"/>
       <w:jc w:val="both"/>
     </w:pPr>
     <w:tblPr>
       <w:tblBorders>
-        <w:top w:val="single" w:color="auto" w:sz="4" w:space="0"/>
-        <w:left w:val="single" w:color="auto" w:sz="4" w:space="0"/>
-        <w:bottom w:val="single" w:color="auto" w:sz="4" w:space="0"/>
-        <w:right w:val="single" w:color="auto" w:sz="4" w:space="0"/>
-        <w:insideH w:val="single" w:color="auto" w:sz="4" w:space="0"/>
-        <w:insideV w:val="single" w:color="auto" w:sz="4" w:space="0"/>
+        <w:top w:val="single" w:sz="4" w:space="0" w:color="auto"/>
+        <w:left w:val="single" w:sz="4" w:space="0" w:color="auto"/>
+        <w:bottom w:val="single" w:sz="4" w:space="0" w:color="auto"/>
+        <w:right w:val="single" w:sz="4" w:space="0" w:color="auto"/>
+        <w:insideH w:val="single" w:sz="4" w:space="0" w:color="auto"/>
+        <w:insideV w:val="single" w:sz="4" w:space="0" w:color="auto"/>
       </w:tblBorders>
     </w:tblPr>
   </w:style>
-  <w:style w:type="character" w:styleId="23">
+  <w:style w:type="character" w:styleId="Strong">
     <w:name w:val="Strong"/>
-    <w:basedOn w:val="22"/>
+    <w:basedOn w:val="DefaultParagraphFont"/>
     <w:qFormat/>
-    <w:uiPriority w:val="0"/>
     <w:rPr>
       <w:b/>
     </w:rPr>
   </w:style>
-  <w:style w:type="table" w:customStyle="1" w:styleId="24">
+  <w:style w:type="table" w:customStyle="1" w:styleId="TableNormal0">
     <w:name w:val="Table Normal_0"/>
     <w:semiHidden/>
     <w:unhideWhenUsed/>
     <w:qFormat/>
-    <w:uiPriority w:val="0"/>
     <w:tblPr>
       <w:tblCellMar>
         <w:top w:w="0" w:type="dxa"/>
@@ -13800,87 +13592,81 @@
       </w:tblCellMar>
     </w:tblPr>
   </w:style>
-  <w:style w:type="paragraph" w:customStyle="1" w:styleId="25">
+  <w:style w:type="paragraph" w:customStyle="1" w:styleId="TableText">
     <w:name w:val="Table Text"/>
-    <w:basedOn w:val="1"/>
+    <w:basedOn w:val="Normal"/>
     <w:semiHidden/>
     <w:qFormat/>
-    <w:uiPriority w:val="0"/>
     <w:rPr>
-      <w:rFonts w:ascii="宋体" w:hAnsi="宋体" w:eastAsia="宋体" w:cs="宋体"/>
+      <w:rFonts w:ascii="宋体" w:eastAsia="宋体" w:hAnsi="宋体" w:cs="宋体"/>
       <w:sz w:val="21"/>
       <w:szCs w:val="21"/>
       <w:lang w:val="en-US" w:eastAsia="en-US" w:bidi="ar-SA"/>
     </w:rPr>
   </w:style>
-  <w:style w:type="paragraph" w:customStyle="1" w:styleId="26">
+  <w:style w:type="paragraph" w:customStyle="1" w:styleId="1">
     <w:name w:val="柴_标题1"/>
-    <w:basedOn w:val="2"/>
-    <w:next w:val="27"/>
-    <w:link w:val="38"/>
+    <w:basedOn w:val="Heading1"/>
+    <w:next w:val="a"/>
+    <w:link w:val="1Char"/>
     <w:qFormat/>
-    <w:uiPriority w:val="0"/>
     <w:pPr>
       <w:spacing w:before="100" w:after="90" w:line="360" w:lineRule="auto"/>
     </w:pPr>
     <w:rPr>
-      <w:rFonts w:ascii="Arial" w:hAnsi="Arial" w:eastAsia="宋体"/>
+      <w:rFonts w:ascii="Arial" w:eastAsia="宋体" w:hAnsi="Arial"/>
       <w:sz w:val="32"/>
     </w:rPr>
   </w:style>
-  <w:style w:type="paragraph" w:customStyle="1" w:styleId="27">
+  <w:style w:type="paragraph" w:customStyle="1" w:styleId="a">
     <w:name w:val="柴_正文"/>
-    <w:basedOn w:val="12"/>
-    <w:link w:val="41"/>
+    <w:basedOn w:val="BodyText"/>
+    <w:link w:val="Char"/>
     <w:qFormat/>
-    <w:uiPriority w:val="0"/>
     <w:pPr>
       <w:spacing w:line="360" w:lineRule="auto"/>
       <w:ind w:firstLine="470" w:firstLineChars="200"/>
     </w:pPr>
     <w:rPr>
-      <w:rFonts w:ascii="Arial" w:hAnsi="Arial" w:eastAsia="宋体"/>
+      <w:rFonts w:ascii="Arial" w:eastAsia="宋体" w:hAnsi="Arial"/>
       <w:sz w:val="24"/>
       <w:lang w:eastAsia="zh-CN"/>
     </w:rPr>
   </w:style>
-  <w:style w:type="paragraph" w:customStyle="1" w:styleId="28">
+  <w:style w:type="paragraph" w:customStyle="1" w:styleId="2">
     <w:name w:val="柴_标题2"/>
-    <w:basedOn w:val="3"/>
-    <w:next w:val="27"/>
+    <w:basedOn w:val="Heading2"/>
+    <w:next w:val="a"/>
     <w:qFormat/>
-    <w:uiPriority w:val="0"/>
     <w:pPr>
       <w:spacing w:line="360" w:lineRule="auto"/>
     </w:pPr>
     <w:rPr>
-      <w:rFonts w:ascii="Arial" w:hAnsi="Arial" w:eastAsia="宋体"/>
+      <w:rFonts w:ascii="Arial" w:eastAsia="宋体" w:hAnsi="Arial"/>
       <w:sz w:val="28"/>
     </w:rPr>
   </w:style>
-  <w:style w:type="paragraph" w:customStyle="1" w:styleId="29">
+  <w:style w:type="paragraph" w:customStyle="1" w:styleId="3">
     <w:name w:val="柴_标题3"/>
-    <w:basedOn w:val="4"/>
-    <w:next w:val="27"/>
+    <w:basedOn w:val="Heading3"/>
+    <w:next w:val="a"/>
     <w:qFormat/>
-    <w:uiPriority w:val="0"/>
     <w:pPr>
       <w:spacing w:line="360" w:lineRule="auto"/>
       <w:ind w:left="0" w:firstLine="472" w:firstLineChars="200"/>
     </w:pPr>
     <w:rPr>
-      <w:rFonts w:ascii="宋体" w:hAnsi="宋体" w:eastAsia="宋体" w:cs="宋体"/>
+      <w:rFonts w:ascii="宋体" w:eastAsia="宋体" w:hAnsi="宋体" w:cs="宋体"/>
       <w:spacing w:val="-2"/>
       <w:sz w:val="24"/>
       <w:szCs w:val="24"/>
     </w:rPr>
   </w:style>
-  <w:style w:type="paragraph" w:customStyle="1" w:styleId="30">
+  <w:style w:type="paragraph" w:customStyle="1" w:styleId="a0">
     <w:name w:val="柴_目录"/>
-    <w:basedOn w:val="1"/>
-    <w:next w:val="12"/>
+    <w:basedOn w:val="Normal"/>
+    <w:next w:val="BodyText"/>
     <w:qFormat/>
-    <w:uiPriority w:val="0"/>
     <w:pPr>
       <w:tabs>
         <w:tab w:val="right" w:leader="dot" w:pos="8442"/>
@@ -13888,96 +13674,89 @@
       <w:ind w:left="0" w:leftChars="0"/>
     </w:pPr>
     <w:rPr>
-      <w:rFonts w:ascii="Arial" w:hAnsi="Arial" w:eastAsia="Microsoft JhengHei"/>
+      <w:rFonts w:ascii="Arial" w:eastAsia="Microsoft JhengHei" w:hAnsi="Arial"/>
       <w:sz w:val="24"/>
     </w:rPr>
   </w:style>
-  <w:style w:type="paragraph" w:customStyle="1" w:styleId="31">
+  <w:style w:type="paragraph" w:customStyle="1" w:styleId="a1">
     <w:name w:val="柴_公司名"/>
-    <w:basedOn w:val="19"/>
+    <w:basedOn w:val="Title"/>
     <w:qFormat/>
-    <w:uiPriority w:val="0"/>
     <w:pPr>
       <w:spacing w:after="600" w:afterLines="600"/>
     </w:pPr>
     <w:rPr>
-      <w:rFonts w:hint="eastAsia" w:ascii="宋体" w:hAnsi="宋体" w:eastAsia="宋体" w:cs="宋体"/>
+      <w:rFonts w:ascii="宋体" w:eastAsia="宋体" w:hAnsi="宋体" w:cs="宋体" w:hint="eastAsia"/>
       <w:bCs/>
       <w:spacing w:val="-6"/>
       <w:sz w:val="52"/>
       <w:szCs w:val="52"/>
     </w:rPr>
   </w:style>
-  <w:style w:type="paragraph" w:customStyle="1" w:styleId="32">
+  <w:style w:type="paragraph" w:customStyle="1" w:styleId="a2">
     <w:name w:val="柴_文档名"/>
-    <w:basedOn w:val="19"/>
+    <w:basedOn w:val="Title"/>
     <w:qFormat/>
-    <w:uiPriority w:val="0"/>
     <w:pPr>
       <w:spacing w:after="900" w:afterLines="900"/>
     </w:pPr>
     <w:rPr>
-      <w:rFonts w:ascii="黑体" w:hAnsi="黑体" w:eastAsia="黑体" w:cs="黑体"/>
+      <w:rFonts w:ascii="黑体" w:eastAsia="黑体" w:hAnsi="黑体" w:cs="黑体"/>
       <w:bCs/>
       <w:spacing w:val="-7"/>
       <w:sz w:val="52"/>
       <w:szCs w:val="52"/>
     </w:rPr>
   </w:style>
-  <w:style w:type="paragraph" w:customStyle="1" w:styleId="33">
+  <w:style w:type="paragraph" w:customStyle="1" w:styleId="WPSOffice1">
     <w:name w:val="WPSOffice手动目录 1"/>
     <w:qFormat/>
-    <w:uiPriority w:val="0"/>
     <w:pPr>
       <w:ind w:leftChars="0"/>
     </w:pPr>
     <w:rPr>
-      <w:rFonts w:ascii="Times New Roman" w:hAnsi="Times New Roman" w:eastAsia="宋体" w:cs="Times New Roman"/>
+      <w:rFonts w:ascii="Times New Roman" w:eastAsia="宋体" w:hAnsi="Times New Roman" w:cs="Times New Roman"/>
       <w:sz w:val="20"/>
       <w:szCs w:val="20"/>
     </w:rPr>
   </w:style>
-  <w:style w:type="paragraph" w:customStyle="1" w:styleId="34">
+  <w:style w:type="paragraph" w:customStyle="1" w:styleId="WPSOffice2">
     <w:name w:val="WPSOffice手动目录 2"/>
     <w:qFormat/>
-    <w:uiPriority w:val="0"/>
     <w:pPr>
       <w:ind w:leftChars="200"/>
     </w:pPr>
     <w:rPr>
-      <w:rFonts w:ascii="Times New Roman" w:hAnsi="Times New Roman" w:eastAsia="宋体" w:cs="Times New Roman"/>
+      <w:rFonts w:ascii="Times New Roman" w:eastAsia="宋体" w:hAnsi="Times New Roman" w:cs="Times New Roman"/>
       <w:sz w:val="20"/>
       <w:szCs w:val="20"/>
     </w:rPr>
   </w:style>
-  <w:style w:type="paragraph" w:customStyle="1" w:styleId="35">
+  <w:style w:type="paragraph" w:customStyle="1" w:styleId="WPSOffice3">
     <w:name w:val="WPSOffice手动目录 3"/>
     <w:qFormat/>
-    <w:uiPriority w:val="0"/>
     <w:pPr>
       <w:ind w:leftChars="400"/>
     </w:pPr>
     <w:rPr>
-      <w:rFonts w:ascii="Times New Roman" w:hAnsi="Times New Roman" w:eastAsia="宋体" w:cs="Times New Roman"/>
+      <w:rFonts w:ascii="Times New Roman" w:eastAsia="宋体" w:hAnsi="Times New Roman" w:cs="Times New Roman"/>
       <w:sz w:val="20"/>
       <w:szCs w:val="20"/>
     </w:rPr>
   </w:style>
-  <w:style w:type="paragraph" w:customStyle="1" w:styleId="36">
+  <w:style w:type="paragraph" w:customStyle="1" w:styleId="Compact">
     <w:name w:val="Compact"/>
-    <w:basedOn w:val="12"/>
+    <w:basedOn w:val="BodyText"/>
     <w:qFormat/>
-    <w:uiPriority w:val="0"/>
     <w:pPr>
       <w:spacing w:before="36" w:after="36"/>
     </w:pPr>
   </w:style>
-  <w:style w:type="table" w:customStyle="1" w:styleId="37">
+  <w:style w:type="table" w:customStyle="1" w:styleId="Table">
     <w:name w:val="Table"/>
     <w:semiHidden/>
     <w:unhideWhenUsed/>
     <w:qFormat/>
-    <w:uiPriority w:val="0"/>
     <w:tblPr>
       <w:tblCellMar>
         <w:top w:w="0" w:type="dxa"/>
@@ -13989,27 +13768,25 @@
     <w:tblStylePr w:type="firstRow">
       <w:tcPr>
         <w:tcBorders>
-          <w:bottom w:val="single" w:color="auto" w:sz="0" w:space="0"/>
+          <w:bottom w:val="single" w:sz="0" w:space="0" w:color="auto"/>
         </w:tcBorders>
         <w:vAlign w:val="bottom"/>
       </w:tcPr>
     </w:tblStylePr>
   </w:style>
-  <w:style w:type="character" w:customStyle="1" w:styleId="38">
+  <w:style w:type="character" w:customStyle="1" w:styleId="1Char">
     <w:name w:val="柴_标题1 Char"/>
-    <w:link w:val="26"/>
+    <w:link w:val="1"/>
     <w:qFormat/>
-    <w:uiPriority w:val="0"/>
     <w:rPr>
-      <w:rFonts w:ascii="Arial" w:hAnsi="Arial" w:eastAsia="宋体"/>
+      <w:rFonts w:ascii="Arial" w:eastAsia="宋体" w:hAnsi="Arial"/>
       <w:sz w:val="32"/>
     </w:rPr>
   </w:style>
-  <w:style w:type="paragraph" w:customStyle="1" w:styleId="39">
+  <w:style w:type="paragraph" w:customStyle="1" w:styleId="a3">
     <w:name w:val="柴_正文_无缩进"/>
-    <w:basedOn w:val="1"/>
+    <w:basedOn w:val="Normal"/>
     <w:qFormat/>
-    <w:uiPriority w:val="0"/>
     <w:pPr>
       <w:ind w:firstLine="0" w:firstLineChars="0"/>
     </w:pPr>
@@ -14019,31 +13796,29 @@
       <w:lang w:eastAsia="zh-CN"/>
     </w:rPr>
   </w:style>
-  <w:style w:type="paragraph" w:customStyle="1" w:styleId="40">
+  <w:style w:type="paragraph" w:customStyle="1" w:styleId="4">
     <w:name w:val="柴_标题4"/>
-    <w:basedOn w:val="5"/>
-    <w:next w:val="1"/>
+    <w:basedOn w:val="Heading4"/>
+    <w:next w:val="Normal"/>
     <w:qFormat/>
-    <w:uiPriority w:val="0"/>
     <w:pPr>
       <w:widowControl w:val="0"/>
       <w:spacing w:before="160" w:line="360" w:lineRule="auto"/>
-      <w:ind w:left="981" w:leftChars="300" w:hanging="862"/>
+      <w:ind w:left="981" w:hanging="862" w:leftChars="300"/>
     </w:pPr>
     <w:rPr>
-      <w:rFonts w:hint="eastAsia" w:ascii="Calibri" w:hAnsi="Calibri" w:eastAsia="宋体" w:cs="宋体"/>
+      <w:rFonts w:ascii="Calibri" w:eastAsia="宋体" w:hAnsi="Calibri" w:cs="宋体" w:hint="eastAsia"/>
       <w:sz w:val="24"/>
       <w:szCs w:val="24"/>
       <w:lang w:eastAsia="zh-CN" w:bidi="zh-CN"/>
     </w:rPr>
   </w:style>
-  <w:style w:type="character" w:customStyle="1" w:styleId="41">
+  <w:style w:type="character" w:customStyle="1" w:styleId="Char">
     <w:name w:val="柴_正文 Char"/>
-    <w:link w:val="27"/>
+    <w:link w:val="a"/>
     <w:qFormat/>
-    <w:uiPriority w:val="0"/>
     <w:rPr>
-      <w:rFonts w:ascii="Arial" w:hAnsi="Arial" w:eastAsia="宋体"/>
+      <w:rFonts w:ascii="Arial" w:eastAsia="宋体" w:hAnsi="Arial"/>
       <w:sz w:val="24"/>
       <w:lang w:eastAsia="zh-CN"/>
     </w:rPr>

--- a/7-技术管理/流程制度规范类文件/070101-运维服务技术研发管理制度.docx
+++ b/7-技术管理/流程制度规范类文件/070101-运维服务技术研发管理制度.docx
@@ -129,7 +129,7 @@
           <w:szCs w:val="36"/>
           <w:lang w:val="en-US" w:eastAsia="zh-CN"/>
         </w:rPr>
-        <w:t>2025年7月4日</w:t>
+        <w:t>2025年4月4日</w:t>
       </w:r>
       <w:bookmarkEnd w:id="2"/>
     </w:p>
@@ -724,7 +724,7 @@
                 <w:sz w:val="21"/>
                 <w:szCs w:val="21"/>
               </w:rPr>
-              <w:t>2025-7-4</w:t>
+              <w:t>2025-4-4</w:t>
             </w:r>
           </w:p>
         </w:tc>
@@ -1649,7 +1649,7 @@
               <w:szCs w:val="36"/>
               <w:lang w:val="en-US" w:eastAsia="zh-CN"/>
             </w:rPr>
-            <w:t>2025年7月4日</w:t>
+            <w:t>2025年4月4日</w:t>
           </w:r>
           <w:r>
             <w:tab/>
